--- a/ML Design.docx
+++ b/ML Design.docx
@@ -2,7 +2,392 @@
 <file path=word/document.xml><?xml version="1.0" encoding="utf-8"?>
 <w:document xmlns:wpc="http://schemas.microsoft.com/office/word/2010/wordprocessingCanvas" xmlns:cx="http://schemas.microsoft.com/office/drawing/2014/chartex" xmlns:cx1="http://schemas.microsoft.com/office/drawing/2015/9/8/chartex" xmlns:cx2="http://schemas.microsoft.com/office/drawing/2015/10/21/chartex" xmlns:cx3="http://schemas.microsoft.com/office/drawing/2016/5/9/chartex" xmlns:cx4="http://schemas.microsoft.com/office/drawing/2016/5/10/chartex" xmlns:cx5="http://schemas.microsoft.com/office/drawing/2016/5/11/chartex" xmlns:cx6="http://schemas.microsoft.com/office/drawing/2016/5/12/chartex" xmlns:cx7="http://schemas.microsoft.com/office/drawing/2016/5/13/chartex" xmlns:cx8="http://schemas.microsoft.com/office/drawing/2016/5/14/chartex" xmlns:mc="http://schemas.openxmlformats.org/markup-compatibility/2006" xmlns:aink="http://schemas.microsoft.com/office/drawing/2016/ink" xmlns:am3d="http://schemas.microsoft.com/office/drawing/2017/model3d" xmlns:o="urn:schemas-microsoft-com:office:office" xmlns:oel="http://schemas.microsoft.com/office/2019/extlst" xmlns:r="http://schemas.openxmlformats.org/officeDocument/2006/relationships" xmlns:m="http://schemas.openxmlformats.org/officeDocument/2006/math" xmlns:v="urn:schemas-microsoft-com:vml" xmlns:wp14="http://schemas.microsoft.com/office/word/2010/wordprocessingDrawing" xmlns:wp="http://schemas.openxmlformats.org/drawingml/2006/wordprocessingDrawing" xmlns:w10="urn:schemas-microsoft-com:office:word" xmlns:w="http://schemas.openxmlformats.org/wordprocessingml/2006/main" xmlns:w14="http://schemas.microsoft.com/office/word/2010/wordml" xmlns:w15="http://schemas.microsoft.com/office/word/2012/wordml" xmlns:w16cex="http://schemas.microsoft.com/office/word/2018/wordml/cex" xmlns:w16cid="http://schemas.microsoft.com/office/word/2016/wordml/cid" xmlns:w16="http://schemas.microsoft.com/office/word/2018/wordml" xmlns:w16du="http://schemas.microsoft.com/office/word/2023/wordml/word16du" xmlns:w16sdtdh="http://schemas.microsoft.com/office/word/2020/wordml/sdtdatahash" xmlns:w16sdtfl="http://schemas.microsoft.com/office/word/2024/wordml/sdtformatlock" xmlns:w16se="http://schemas.microsoft.com/office/word/2015/wordml/symex" xmlns:wpg="http://schemas.microsoft.com/office/word/2010/wordprocessingGroup" xmlns:wpi="http://schemas.microsoft.com/office/word/2010/wordprocessingInk" xmlns:wne="http://schemas.microsoft.com/office/word/2006/wordml" xmlns:wps="http://schemas.microsoft.com/office/word/2010/wordprocessingShape" mc:Ignorable="w14 w15 w16se w16cid w16 w16cex w16sdtdh w16sdtfl w16du wp14">
   <w:body>
-    <w:p/>
+    <w:p>
+      <w:pPr>
+        <w:pStyle w:val="Heading1"/>
+      </w:pPr>
+      <w:r>
+        <w:t>Harmful Content Detection</w:t>
+      </w:r>
+    </w:p>
+    <w:p>
+      <w:r>
+        <w:t>Problem Framing</w:t>
+      </w:r>
+    </w:p>
+    <w:p>
+      <w:pPr>
+        <w:pStyle w:val="ListParagraph"/>
+        <w:numPr>
+          <w:ilvl w:val="0"/>
+          <w:numId w:val="1"/>
+        </w:numPr>
+      </w:pPr>
+      <w:r>
+        <w:t>Questions to ask or assumption to make</w:t>
+      </w:r>
+    </w:p>
+    <w:p>
+      <w:pPr>
+        <w:pStyle w:val="ListParagraph"/>
+        <w:numPr>
+          <w:ilvl w:val="1"/>
+          <w:numId w:val="1"/>
+        </w:numPr>
+      </w:pPr>
+      <w:r>
+        <w:t>Are posts text only or can they include images, videos, or other media?</w:t>
+      </w:r>
+    </w:p>
+    <w:p>
+      <w:pPr>
+        <w:pStyle w:val="ListParagraph"/>
+        <w:numPr>
+          <w:ilvl w:val="2"/>
+          <w:numId w:val="1"/>
+        </w:numPr>
+      </w:pPr>
+      <w:r>
+        <w:t>Text and images only, (do videos if time allows)</w:t>
+      </w:r>
+    </w:p>
+    <w:p>
+      <w:pPr>
+        <w:pStyle w:val="ListParagraph"/>
+        <w:numPr>
+          <w:ilvl w:val="1"/>
+          <w:numId w:val="1"/>
+        </w:numPr>
+      </w:pPr>
+      <w:r>
+        <w:t>What kind of content deo we want to detect?</w:t>
+      </w:r>
+    </w:p>
+    <w:p>
+      <w:pPr>
+        <w:pStyle w:val="ListParagraph"/>
+        <w:numPr>
+          <w:ilvl w:val="2"/>
+          <w:numId w:val="1"/>
+        </w:numPr>
+      </w:pPr>
+      <w:r>
+        <w:t>All, nudity, violence, all the way to terrorism and human trafficking</w:t>
+      </w:r>
+    </w:p>
+    <w:p>
+      <w:pPr>
+        <w:pStyle w:val="ListParagraph"/>
+        <w:numPr>
+          <w:ilvl w:val="1"/>
+          <w:numId w:val="1"/>
+        </w:numPr>
+      </w:pPr>
+      <w:r>
+        <w:t xml:space="preserve">What happens if we find harmful content? </w:t>
+      </w:r>
+    </w:p>
+    <w:p>
+      <w:pPr>
+        <w:pStyle w:val="ListParagraph"/>
+        <w:numPr>
+          <w:ilvl w:val="2"/>
+          <w:numId w:val="1"/>
+        </w:numPr>
+      </w:pPr>
+      <w:r>
+        <w:t xml:space="preserve">Assume we can automatically remove harmful content and demote likely harmful content. </w:t>
+      </w:r>
+    </w:p>
+    <w:p>
+      <w:pPr>
+        <w:pStyle w:val="ListParagraph"/>
+        <w:numPr>
+          <w:ilvl w:val="2"/>
+          <w:numId w:val="1"/>
+        </w:numPr>
+      </w:pPr>
+      <w:r>
+        <w:t>We also have a small team of moderators who can review content, but with limited capacity</w:t>
+      </w:r>
+    </w:p>
+    <w:p>
+      <w:pPr>
+        <w:pStyle w:val="ListParagraph"/>
+        <w:numPr>
+          <w:ilvl w:val="1"/>
+          <w:numId w:val="1"/>
+        </w:numPr>
+      </w:pPr>
+      <w:r>
+        <w:t xml:space="preserve">What are the consequences of false positives and false negatives? </w:t>
+      </w:r>
+    </w:p>
+    <w:p>
+      <w:pPr>
+        <w:pStyle w:val="ListParagraph"/>
+        <w:numPr>
+          <w:ilvl w:val="2"/>
+          <w:numId w:val="1"/>
+        </w:numPr>
+      </w:pPr>
+      <w:r>
+        <w:t>Users who have their content wrongly removed (false positive) will be unhappy and may leave the platform</w:t>
+      </w:r>
+    </w:p>
+    <w:p>
+      <w:pPr>
+        <w:pStyle w:val="ListParagraph"/>
+        <w:numPr>
+          <w:ilvl w:val="2"/>
+          <w:numId w:val="1"/>
+        </w:numPr>
+      </w:pPr>
+      <w:r>
+        <w:t>Users who see excessive harmful content (too much false negatives) may get offended and leave the platform as well</w:t>
+      </w:r>
+    </w:p>
+    <w:p>
+      <w:pPr>
+        <w:pStyle w:val="ListParagraph"/>
+        <w:numPr>
+          <w:ilvl w:val="2"/>
+          <w:numId w:val="1"/>
+        </w:numPr>
+      </w:pPr>
+      <w:r>
+        <w:t>Set a confidence level of 95%, that we will only remove content if we are 95% confident that it is harmful</w:t>
+      </w:r>
+    </w:p>
+    <w:p>
+      <w:pPr>
+        <w:pStyle w:val="ListParagraph"/>
+        <w:numPr>
+          <w:ilvl w:val="1"/>
+          <w:numId w:val="1"/>
+        </w:numPr>
+      </w:pPr>
+      <w:r>
+        <w:t xml:space="preserve">How quickly do we need to detect harmful content? </w:t>
+      </w:r>
+    </w:p>
+    <w:p>
+      <w:pPr>
+        <w:pStyle w:val="ListParagraph"/>
+        <w:numPr>
+          <w:ilvl w:val="2"/>
+          <w:numId w:val="1"/>
+        </w:numPr>
+      </w:pPr>
+      <w:r>
+        <w:t xml:space="preserve">As soon as it </w:t>
+      </w:r>
+      <w:proofErr w:type="gramStart"/>
+      <w:r>
+        <w:t>appears?</w:t>
+      </w:r>
+      <w:proofErr w:type="gramEnd"/>
+    </w:p>
+    <w:p>
+      <w:pPr>
+        <w:pStyle w:val="ListParagraph"/>
+        <w:numPr>
+          <w:ilvl w:val="2"/>
+          <w:numId w:val="1"/>
+        </w:numPr>
+      </w:pPr>
+      <w:r>
+        <w:t>Or give some time to accumulate user reactions to it</w:t>
+      </w:r>
+    </w:p>
+    <w:p>
+      <w:pPr>
+        <w:pStyle w:val="ListParagraph"/>
+        <w:numPr>
+          <w:ilvl w:val="2"/>
+          <w:numId w:val="1"/>
+        </w:numPr>
+      </w:pPr>
+      <w:r>
+        <w:t>But the goal is to minimize the harm caused</w:t>
+      </w:r>
+    </w:p>
+    <w:p>
+      <w:pPr>
+        <w:pStyle w:val="ListParagraph"/>
+        <w:numPr>
+          <w:ilvl w:val="1"/>
+          <w:numId w:val="1"/>
+        </w:numPr>
+      </w:pPr>
+      <w:r>
+        <w:t xml:space="preserve">Do we have data available for the initial </w:t>
+      </w:r>
+      <w:proofErr w:type="gramStart"/>
+      <w:r>
+        <w:t>training</w:t>
+      </w:r>
+      <w:proofErr w:type="gramEnd"/>
+      <w:r>
+        <w:t xml:space="preserve"> or will we need a cold start? </w:t>
+      </w:r>
+    </w:p>
+    <w:p>
+      <w:pPr>
+        <w:pStyle w:val="ListParagraph"/>
+        <w:numPr>
+          <w:ilvl w:val="2"/>
+          <w:numId w:val="1"/>
+        </w:numPr>
+      </w:pPr>
+      <w:r>
+        <w:t xml:space="preserve">Assume we have small amount of labelled data (50k examples, 50% harmful and 50% benign) available for </w:t>
+      </w:r>
+      <w:proofErr w:type="spellStart"/>
+      <w:r>
+        <w:t>intial</w:t>
+      </w:r>
+      <w:proofErr w:type="spellEnd"/>
+      <w:r>
+        <w:t xml:space="preserve"> training</w:t>
+      </w:r>
+    </w:p>
+    <w:p>
+      <w:pPr>
+        <w:pStyle w:val="ListParagraph"/>
+        <w:numPr>
+          <w:ilvl w:val="1"/>
+          <w:numId w:val="1"/>
+        </w:numPr>
+      </w:pPr>
+      <w:r>
+        <w:t xml:space="preserve">How many posts are made per day? </w:t>
+      </w:r>
+    </w:p>
+    <w:p>
+      <w:pPr>
+        <w:pStyle w:val="ListParagraph"/>
+        <w:numPr>
+          <w:ilvl w:val="2"/>
+          <w:numId w:val="1"/>
+        </w:numPr>
+      </w:pPr>
+      <w:r>
+        <w:t>Assume 1 billion per day</w:t>
+      </w:r>
+    </w:p>
+    <w:p>
+      <w:pPr>
+        <w:pStyle w:val="ListParagraph"/>
+        <w:numPr>
+          <w:ilvl w:val="1"/>
+          <w:numId w:val="1"/>
+        </w:numPr>
+      </w:pPr>
+      <w:r>
+        <w:t>How common are harmful posts?</w:t>
+      </w:r>
+    </w:p>
+    <w:p>
+      <w:pPr>
+        <w:pStyle w:val="ListParagraph"/>
+        <w:numPr>
+          <w:ilvl w:val="2"/>
+          <w:numId w:val="1"/>
+        </w:numPr>
+      </w:pPr>
+      <w:r>
+        <w:t>Rare, &lt;1%, but with billions of posts it can add up</w:t>
+      </w:r>
+    </w:p>
+    <w:p>
+      <w:pPr>
+        <w:pStyle w:val="ListParagraph"/>
+        <w:numPr>
+          <w:ilvl w:val="1"/>
+          <w:numId w:val="1"/>
+        </w:numPr>
+      </w:pPr>
+      <w:r>
+        <w:t xml:space="preserve">Confirmed that this is a multi-modal classification problem. The scale is </w:t>
+      </w:r>
+      <w:proofErr w:type="gramStart"/>
+      <w:r>
+        <w:t>large</w:t>
+      </w:r>
+      <w:proofErr w:type="gramEnd"/>
+      <w:r>
+        <w:t xml:space="preserve"> and we know the type of data we will be dealing with. We </w:t>
+      </w:r>
+      <w:proofErr w:type="gramStart"/>
+      <w:r>
+        <w:t>understands</w:t>
+      </w:r>
+      <w:proofErr w:type="gramEnd"/>
+      <w:r>
+        <w:t xml:space="preserve"> that there are different options to delete the harmful contents</w:t>
+      </w:r>
+    </w:p>
+    <w:p>
+      <w:pPr>
+        <w:pStyle w:val="ListParagraph"/>
+        <w:numPr>
+          <w:ilvl w:val="0"/>
+          <w:numId w:val="1"/>
+        </w:numPr>
+      </w:pPr>
+      <w:r>
+        <w:t>Establish a business objective</w:t>
+      </w:r>
+    </w:p>
+    <w:p>
+      <w:pPr>
+        <w:pStyle w:val="ListParagraph"/>
+        <w:numPr>
+          <w:ilvl w:val="1"/>
+          <w:numId w:val="1"/>
+        </w:numPr>
+      </w:pPr>
+      <w:r>
+        <w:lastRenderedPageBreak/>
+        <w:t>It may be easy to say that all harmful contents detected will be deleted</w:t>
+      </w:r>
+      <w:r>
+        <w:t xml:space="preserve">, but it will create a lot of false positive. Instead, we should set up precision guardrails like 95% precision to minimize false positives so users would have better experience. A better business objective is to minimize views of the harmful content while subject to precision guardrails. Some contents may not get </w:t>
+      </w:r>
+      <w:proofErr w:type="gramStart"/>
+      <w:r>
+        <w:t>much</w:t>
+      </w:r>
+      <w:proofErr w:type="gramEnd"/>
+      <w:r>
+        <w:t xml:space="preserve"> views at all, so if no one looks at them, </w:t>
+      </w:r>
+      <w:r>
+        <w:t xml:space="preserve">maybe they can stay there for a little bit longer. The ones that get more view will get prioritized for harmful content detection. </w:t>
+      </w:r>
+    </w:p>
+    <w:p>
+      <w:pPr>
+        <w:pStyle w:val="ListParagraph"/>
+        <w:numPr>
+          <w:ilvl w:val="1"/>
+          <w:numId w:val="1"/>
+        </w:numPr>
+      </w:pPr>
+      <w:r>
+        <w:t>Besides, as it gets more view, more user reactions accumulate, it will be easier for correct detection</w:t>
+      </w:r>
+    </w:p>
+    <w:p>
+      <w:pPr>
+        <w:pStyle w:val="ListParagraph"/>
+        <w:numPr>
+          <w:ilvl w:val="1"/>
+          <w:numId w:val="1"/>
+        </w:numPr>
+      </w:pPr>
+    </w:p>
     <w:p/>
     <w:p/>
     <w:p/>
@@ -20,6 +405,126 @@
     </w:sectPr>
   </w:body>
 </w:document>
+</file>
+
+<file path=word/numbering.xml><?xml version="1.0" encoding="utf-8"?>
+<w:numbering xmlns:wpc="http://schemas.microsoft.com/office/word/2010/wordprocessingCanvas" xmlns:cx="http://schemas.microsoft.com/office/drawing/2014/chartex" xmlns:cx1="http://schemas.microsoft.com/office/drawing/2015/9/8/chartex" xmlns:cx2="http://schemas.microsoft.com/office/drawing/2015/10/21/chartex" xmlns:cx3="http://schemas.microsoft.com/office/drawing/2016/5/9/chartex" xmlns:cx4="http://schemas.microsoft.com/office/drawing/2016/5/10/chartex" xmlns:cx5="http://schemas.microsoft.com/office/drawing/2016/5/11/chartex" xmlns:cx6="http://schemas.microsoft.com/office/drawing/2016/5/12/chartex" xmlns:cx7="http://schemas.microsoft.com/office/drawing/2016/5/13/chartex" xmlns:cx8="http://schemas.microsoft.com/office/drawing/2016/5/14/chartex" xmlns:mc="http://schemas.openxmlformats.org/markup-compatibility/2006" xmlns:aink="http://schemas.microsoft.com/office/drawing/2016/ink" xmlns:am3d="http://schemas.microsoft.com/office/drawing/2017/model3d" xmlns:o="urn:schemas-microsoft-com:office:office" xmlns:oel="http://schemas.microsoft.com/office/2019/extlst" xmlns:r="http://schemas.openxmlformats.org/officeDocument/2006/relationships" xmlns:m="http://schemas.openxmlformats.org/officeDocument/2006/math" xmlns:v="urn:schemas-microsoft-com:vml" xmlns:wp14="http://schemas.microsoft.com/office/word/2010/wordprocessingDrawing" xmlns:wp="http://schemas.openxmlformats.org/drawingml/2006/wordprocessingDrawing" xmlns:w10="urn:schemas-microsoft-com:office:word" xmlns:w="http://schemas.openxmlformats.org/wordprocessingml/2006/main" xmlns:w14="http://schemas.microsoft.com/office/word/2010/wordml" xmlns:w15="http://schemas.microsoft.com/office/word/2012/wordml" xmlns:w16cex="http://schemas.microsoft.com/office/word/2018/wordml/cex" xmlns:w16cid="http://schemas.microsoft.com/office/word/2016/wordml/cid" xmlns:w16="http://schemas.microsoft.com/office/word/2018/wordml" xmlns:w16du="http://schemas.microsoft.com/office/word/2023/wordml/word16du" xmlns:w16sdtdh="http://schemas.microsoft.com/office/word/2020/wordml/sdtdatahash" xmlns:w16sdtfl="http://schemas.microsoft.com/office/word/2024/wordml/sdtformatlock" xmlns:w16se="http://schemas.microsoft.com/office/word/2015/wordml/symex" xmlns:wpg="http://schemas.microsoft.com/office/word/2010/wordprocessingGroup" xmlns:wpi="http://schemas.microsoft.com/office/word/2010/wordprocessingInk" xmlns:wne="http://schemas.microsoft.com/office/word/2006/wordml" xmlns:wps="http://schemas.microsoft.com/office/word/2010/wordprocessingShape" mc:Ignorable="w14 w15 w16se w16cid w16 w16cex w16sdtdh w16sdtfl w16du wp14">
+  <w:abstractNum w:abstractNumId="0" w15:restartNumberingAfterBreak="0">
+    <w:nsid w:val="0C111E18"/>
+    <w:multiLevelType w:val="hybridMultilevel"/>
+    <w:tmpl w:val="66CC401C"/>
+    <w:lvl w:ilvl="0" w:tplc="B20E59D2">
+      <w:numFmt w:val="bullet"/>
+      <w:lvlText w:val="-"/>
+      <w:lvlJc w:val="left"/>
+      <w:pPr>
+        <w:ind w:left="720" w:hanging="360"/>
+      </w:pPr>
+      <w:rPr>
+        <w:rFonts w:ascii="Aptos" w:eastAsiaTheme="minorEastAsia" w:hAnsi="Aptos" w:cstheme="minorBidi" w:hint="default"/>
+      </w:rPr>
+    </w:lvl>
+    <w:lvl w:ilvl="1" w:tplc="04090003">
+      <w:start w:val="1"/>
+      <w:numFmt w:val="bullet"/>
+      <w:lvlText w:val="o"/>
+      <w:lvlJc w:val="left"/>
+      <w:pPr>
+        <w:ind w:left="1440" w:hanging="360"/>
+      </w:pPr>
+      <w:rPr>
+        <w:rFonts w:ascii="Courier New" w:hAnsi="Courier New" w:cs="Courier New" w:hint="default"/>
+      </w:rPr>
+    </w:lvl>
+    <w:lvl w:ilvl="2" w:tplc="04090005">
+      <w:start w:val="1"/>
+      <w:numFmt w:val="bullet"/>
+      <w:lvlText w:val=""/>
+      <w:lvlJc w:val="left"/>
+      <w:pPr>
+        <w:ind w:left="2160" w:hanging="360"/>
+      </w:pPr>
+      <w:rPr>
+        <w:rFonts w:ascii="Wingdings" w:hAnsi="Wingdings" w:hint="default"/>
+      </w:rPr>
+    </w:lvl>
+    <w:lvl w:ilvl="3" w:tplc="04090001" w:tentative="1">
+      <w:start w:val="1"/>
+      <w:numFmt w:val="bullet"/>
+      <w:lvlText w:val=""/>
+      <w:lvlJc w:val="left"/>
+      <w:pPr>
+        <w:ind w:left="2880" w:hanging="360"/>
+      </w:pPr>
+      <w:rPr>
+        <w:rFonts w:ascii="Symbol" w:hAnsi="Symbol" w:hint="default"/>
+      </w:rPr>
+    </w:lvl>
+    <w:lvl w:ilvl="4" w:tplc="04090003" w:tentative="1">
+      <w:start w:val="1"/>
+      <w:numFmt w:val="bullet"/>
+      <w:lvlText w:val="o"/>
+      <w:lvlJc w:val="left"/>
+      <w:pPr>
+        <w:ind w:left="3600" w:hanging="360"/>
+      </w:pPr>
+      <w:rPr>
+        <w:rFonts w:ascii="Courier New" w:hAnsi="Courier New" w:cs="Courier New" w:hint="default"/>
+      </w:rPr>
+    </w:lvl>
+    <w:lvl w:ilvl="5" w:tplc="04090005" w:tentative="1">
+      <w:start w:val="1"/>
+      <w:numFmt w:val="bullet"/>
+      <w:lvlText w:val=""/>
+      <w:lvlJc w:val="left"/>
+      <w:pPr>
+        <w:ind w:left="4320" w:hanging="360"/>
+      </w:pPr>
+      <w:rPr>
+        <w:rFonts w:ascii="Wingdings" w:hAnsi="Wingdings" w:hint="default"/>
+      </w:rPr>
+    </w:lvl>
+    <w:lvl w:ilvl="6" w:tplc="04090001" w:tentative="1">
+      <w:start w:val="1"/>
+      <w:numFmt w:val="bullet"/>
+      <w:lvlText w:val=""/>
+      <w:lvlJc w:val="left"/>
+      <w:pPr>
+        <w:ind w:left="5040" w:hanging="360"/>
+      </w:pPr>
+      <w:rPr>
+        <w:rFonts w:ascii="Symbol" w:hAnsi="Symbol" w:hint="default"/>
+      </w:rPr>
+    </w:lvl>
+    <w:lvl w:ilvl="7" w:tplc="04090003" w:tentative="1">
+      <w:start w:val="1"/>
+      <w:numFmt w:val="bullet"/>
+      <w:lvlText w:val="o"/>
+      <w:lvlJc w:val="left"/>
+      <w:pPr>
+        <w:ind w:left="5760" w:hanging="360"/>
+      </w:pPr>
+      <w:rPr>
+        <w:rFonts w:ascii="Courier New" w:hAnsi="Courier New" w:cs="Courier New" w:hint="default"/>
+      </w:rPr>
+    </w:lvl>
+    <w:lvl w:ilvl="8" w:tplc="04090005" w:tentative="1">
+      <w:start w:val="1"/>
+      <w:numFmt w:val="bullet"/>
+      <w:lvlText w:val=""/>
+      <w:lvlJc w:val="left"/>
+      <w:pPr>
+        <w:ind w:left="6480" w:hanging="360"/>
+      </w:pPr>
+      <w:rPr>
+        <w:rFonts w:ascii="Wingdings" w:hAnsi="Wingdings" w:hint="default"/>
+      </w:rPr>
+    </w:lvl>
+  </w:abstractNum>
+  <w:num w:numId="1" w16cid:durableId="283771462">
+    <w:abstractNumId w:val="0"/>
+  </w:num>
+</w:numbering>
 </file>
 
 <file path=word/styles.xml><?xml version="1.0" encoding="utf-8"?>

--- a/ML Design.docx
+++ b/ML Design.docx
@@ -180,13 +180,8 @@
         </w:numPr>
       </w:pPr>
       <w:r>
-        <w:t xml:space="preserve">As soon as it </w:t>
-      </w:r>
-      <w:proofErr w:type="gramStart"/>
-      <w:r>
-        <w:t>appears?</w:t>
-      </w:r>
-      <w:proofErr w:type="gramEnd"/>
+        <w:t>As soon as it appears?</w:t>
+      </w:r>
     </w:p>
     <w:p>
       <w:pPr>
@@ -221,15 +216,7 @@
         </w:numPr>
       </w:pPr>
       <w:r>
-        <w:t xml:space="preserve">Do we have data available for the initial </w:t>
-      </w:r>
-      <w:proofErr w:type="gramStart"/>
-      <w:r>
-        <w:t>training</w:t>
-      </w:r>
-      <w:proofErr w:type="gramEnd"/>
-      <w:r>
-        <w:t xml:space="preserve"> or will we need a cold start? </w:t>
+        <w:t xml:space="preserve">Do we have data available for the initial training or will we need a cold start? </w:t>
       </w:r>
     </w:p>
     <w:p>
@@ -241,15 +228,7 @@
         </w:numPr>
       </w:pPr>
       <w:r>
-        <w:t xml:space="preserve">Assume we have small amount of labelled data (50k examples, 50% harmful and 50% benign) available for </w:t>
-      </w:r>
-      <w:proofErr w:type="spellStart"/>
-      <w:r>
-        <w:t>intial</w:t>
-      </w:r>
-      <w:proofErr w:type="spellEnd"/>
-      <w:r>
-        <w:t xml:space="preserve"> training</w:t>
+        <w:t>Assume we have small amount of labelled data (50k examples, 50% harmful and 50% benign) available for intial training</w:t>
       </w:r>
     </w:p>
     <w:p>
@@ -309,23 +288,7 @@
         </w:numPr>
       </w:pPr>
       <w:r>
-        <w:t xml:space="preserve">Confirmed that this is a multi-modal classification problem. The scale is </w:t>
-      </w:r>
-      <w:proofErr w:type="gramStart"/>
-      <w:r>
-        <w:t>large</w:t>
-      </w:r>
-      <w:proofErr w:type="gramEnd"/>
-      <w:r>
-        <w:t xml:space="preserve"> and we know the type of data we will be dealing with. We </w:t>
-      </w:r>
-      <w:proofErr w:type="gramStart"/>
-      <w:r>
-        <w:t>understands</w:t>
-      </w:r>
-      <w:proofErr w:type="gramEnd"/>
-      <w:r>
-        <w:t xml:space="preserve"> that there are different options to delete the harmful contents</w:t>
+        <w:t>Confirmed that this is a multi-modal classification problem. The scale is large and we know the type of data we will be dealing with. We understands that there are different options to delete the harmful contents</w:t>
       </w:r>
     </w:p>
     <w:p>
@@ -353,15 +316,7 @@
         <w:t>It may be easy to say that all harmful contents detected will be deleted</w:t>
       </w:r>
       <w:r>
-        <w:t xml:space="preserve">, but it will create a lot of false positive. Instead, we should set up precision guardrails like 95% precision to minimize false positives so users would have better experience. A better business objective is to minimize views of the harmful content while subject to precision guardrails. Some contents may not get </w:t>
-      </w:r>
-      <w:proofErr w:type="gramStart"/>
-      <w:r>
-        <w:t>much</w:t>
-      </w:r>
-      <w:proofErr w:type="gramEnd"/>
-      <w:r>
-        <w:t xml:space="preserve"> views at all, so if no one looks at them, </w:t>
+        <w:t xml:space="preserve">, but it will create a lot of false positive. Instead, we should set up precision guardrails like 95% precision to minimize false positives so users would have better experience. A better business objective is to minimize views of the harmful content while subject to precision guardrails. Some contents may not get much views at all, so if no one looks at them, </w:t>
       </w:r>
       <w:r>
         <w:t xml:space="preserve">maybe they can stay there for a little bit longer. The ones that get more view will get prioritized for harmful content detection. </w:t>
@@ -383,10 +338,122 @@
       <w:pPr>
         <w:pStyle w:val="ListParagraph"/>
         <w:numPr>
+          <w:ilvl w:val="0"/>
+          <w:numId w:val="1"/>
+        </w:numPr>
+      </w:pPr>
+      <w:r>
+        <w:t>Establish a ML objective</w:t>
+      </w:r>
+    </w:p>
+    <w:p>
+      <w:pPr>
+        <w:pStyle w:val="ListParagraph"/>
+        <w:numPr>
           <w:ilvl w:val="1"/>
           <w:numId w:val="1"/>
         </w:numPr>
       </w:pPr>
+      <w:r>
+        <w:t>Convert the business problem into ML binary classification problem</w:t>
+      </w:r>
+      <w:r>
+        <w:t xml:space="preserve">, is the post harmful for benign. </w:t>
+      </w:r>
+    </w:p>
+    <w:p>
+      <w:r>
+        <w:t>High Level System Design:</w:t>
+      </w:r>
+    </w:p>
+    <w:p>
+      <w:r>
+        <w:drawing>
+          <wp:inline distT="0" distB="0" distL="0" distR="0" wp14:anchorId="39CD3F16" wp14:editId="1BE58329">
+            <wp:extent cx="5943600" cy="3169920"/>
+            <wp:effectExtent l="0" t="0" r="0" b="0"/>
+            <wp:docPr id="839318403" name="Picture 1" descr="Diagram&#10;&#10;AI-generated content may be incorrect."/>
+            <wp:cNvGraphicFramePr>
+              <a:graphicFrameLocks xmlns:a="http://schemas.openxmlformats.org/drawingml/2006/main" noChangeAspect="1"/>
+            </wp:cNvGraphicFramePr>
+            <a:graphic xmlns:a="http://schemas.openxmlformats.org/drawingml/2006/main">
+              <a:graphicData uri="http://schemas.openxmlformats.org/drawingml/2006/picture">
+                <pic:pic xmlns:pic="http://schemas.openxmlformats.org/drawingml/2006/picture">
+                  <pic:nvPicPr>
+                    <pic:cNvPr id="839318403" name="Picture 1" descr="Diagram&#10;&#10;AI-generated content may be incorrect."/>
+                    <pic:cNvPicPr/>
+                  </pic:nvPicPr>
+                  <pic:blipFill>
+                    <a:blip r:embed="rId7"/>
+                    <a:stretch>
+                      <a:fillRect/>
+                    </a:stretch>
+                  </pic:blipFill>
+                  <pic:spPr>
+                    <a:xfrm>
+                      <a:off x="0" y="0"/>
+                      <a:ext cx="5943600" cy="3169920"/>
+                    </a:xfrm>
+                    <a:prstGeom prst="rect">
+                      <a:avLst/>
+                    </a:prstGeom>
+                  </pic:spPr>
+                </pic:pic>
+              </a:graphicData>
+            </a:graphic>
+          </wp:inline>
+        </w:drawing>
+      </w:r>
+    </w:p>
+    <w:p>
+      <w:pPr>
+        <w:pStyle w:val="ListParagraph"/>
+        <w:numPr>
+          <w:ilvl w:val="0"/>
+          <w:numId w:val="1"/>
+        </w:numPr>
+      </w:pPr>
+      <w:r>
+        <w:t>Posts created</w:t>
+      </w:r>
+      <w:r>
+        <w:t xml:space="preserve"> ( or after accumulated some views</w:t>
+      </w:r>
+      <w:r>
+        <w:t xml:space="preserve"> which would estab</w:t>
+      </w:r>
+      <w:r>
+        <w:t>lish behavior data</w:t>
+      </w:r>
+      <w:r>
+        <w:t>). Then they are fed into a classification model and ou</w:t>
+      </w:r>
+      <w:r>
+        <w:t>tput’s a score</w:t>
+      </w:r>
+      <w:r>
+        <w:t xml:space="preserve"> telling the content</w:t>
+      </w:r>
+      <w:r>
+        <w:t xml:space="preserve"> is harmful or be</w:t>
+      </w:r>
+      <w:r>
+        <w:t xml:space="preserve">nign. </w:t>
+      </w:r>
+      <w:r>
+        <w:t>The classifier will need to be calibrated by a layer which guarantees we meet our precision g</w:t>
+      </w:r>
+      <w:r>
+        <w:t>uardrails. The outputs will be fed into a system that can take action to either del</w:t>
+      </w:r>
+      <w:r>
+        <w:t xml:space="preserve">ete the post, flag for review, or some other actions. </w:t>
+      </w:r>
+    </w:p>
+    <w:p>
+      <w:r>
+        <w:t>Data and Features</w:t>
+      </w:r>
     </w:p>
     <w:p/>
     <w:p/>
@@ -398,6 +465,9 @@
     <w:p/>
     <w:p/>
     <w:sectPr>
+      <w:headerReference w:type="even" r:id="rId8"/>
+      <w:headerReference w:type="default" r:id="rId9"/>
+      <w:headerReference w:type="first" r:id="rId10"/>
       <w:pgSz w:w="12240" w:h="15840"/>
       <w:pgMar w:top="1440" w:right="1440" w:bottom="1440" w:left="1440" w:header="720" w:footer="720" w:gutter="0"/>
       <w:cols w:space="720"/>
@@ -405,6 +475,449 @@
     </w:sectPr>
   </w:body>
 </w:document>
+</file>
+
+<file path=word/endnotes.xml><?xml version="1.0" encoding="utf-8"?>
+<w:endnotes xmlns:wpc="http://schemas.microsoft.com/office/word/2010/wordprocessingCanvas" xmlns:cx="http://schemas.microsoft.com/office/drawing/2014/chartex" xmlns:cx1="http://schemas.microsoft.com/office/drawing/2015/9/8/chartex" xmlns:cx2="http://schemas.microsoft.com/office/drawing/2015/10/21/chartex" xmlns:cx3="http://schemas.microsoft.com/office/drawing/2016/5/9/chartex" xmlns:cx4="http://schemas.microsoft.com/office/drawing/2016/5/10/chartex" xmlns:cx5="http://schemas.microsoft.com/office/drawing/2016/5/11/chartex" xmlns:cx6="http://schemas.microsoft.com/office/drawing/2016/5/12/chartex" xmlns:cx7="http://schemas.microsoft.com/office/drawing/2016/5/13/chartex" xmlns:cx8="http://schemas.microsoft.com/office/drawing/2016/5/14/chartex" xmlns:mc="http://schemas.openxmlformats.org/markup-compatibility/2006" xmlns:aink="http://schemas.microsoft.com/office/drawing/2016/ink" xmlns:am3d="http://schemas.microsoft.com/office/drawing/2017/model3d" xmlns:o="urn:schemas-microsoft-com:office:office" xmlns:oel="http://schemas.microsoft.com/office/2019/extlst" xmlns:r="http://schemas.openxmlformats.org/officeDocument/2006/relationships" xmlns:m="http://schemas.openxmlformats.org/officeDocument/2006/math" xmlns:v="urn:schemas-microsoft-com:vml" xmlns:wp14="http://schemas.microsoft.com/office/word/2010/wordprocessingDrawing" xmlns:wp="http://schemas.openxmlformats.org/drawingml/2006/wordprocessingDrawing" xmlns:w10="urn:schemas-microsoft-com:office:word" xmlns:w="http://schemas.openxmlformats.org/wordprocessingml/2006/main" xmlns:w14="http://schemas.microsoft.com/office/word/2010/wordml" xmlns:w15="http://schemas.microsoft.com/office/word/2012/wordml" xmlns:w16cex="http://schemas.microsoft.com/office/word/2018/wordml/cex" xmlns:w16cid="http://schemas.microsoft.com/office/word/2016/wordml/cid" xmlns:w16="http://schemas.microsoft.com/office/word/2018/wordml" xmlns:w16du="http://schemas.microsoft.com/office/word/2023/wordml/word16du" xmlns:w16sdtdh="http://schemas.microsoft.com/office/word/2020/wordml/sdtdatahash" xmlns:w16sdtfl="http://schemas.microsoft.com/office/word/2024/wordml/sdtformatlock" xmlns:w16se="http://schemas.microsoft.com/office/word/2015/wordml/symex" xmlns:wpg="http://schemas.microsoft.com/office/word/2010/wordprocessingGroup" xmlns:wpi="http://schemas.microsoft.com/office/word/2010/wordprocessingInk" xmlns:wne="http://schemas.microsoft.com/office/word/2006/wordml" xmlns:wps="http://schemas.microsoft.com/office/word/2010/wordprocessingShape" mc:Ignorable="w14 w15 w16se w16cid w16 w16cex w16sdtdh w16sdtfl w16du wp14">
+  <w:endnote w:type="separator" w:id="-1">
+    <w:p>
+      <w:pPr>
+        <w:spacing w:after="0" w:line="240" w:lineRule="auto"/>
+      </w:pPr>
+      <w:r>
+        <w:separator/>
+      </w:r>
+    </w:p>
+  </w:endnote>
+  <w:endnote w:type="continuationSeparator" w:id="0">
+    <w:p>
+      <w:pPr>
+        <w:spacing w:after="0" w:line="240" w:lineRule="auto"/>
+      </w:pPr>
+      <w:r>
+        <w:continuationSeparator/>
+      </w:r>
+    </w:p>
+  </w:endnote>
+</w:endnotes>
+</file>
+
+<file path=word/footnotes.xml><?xml version="1.0" encoding="utf-8"?>
+<w:footnotes xmlns:wpc="http://schemas.microsoft.com/office/word/2010/wordprocessingCanvas" xmlns:cx="http://schemas.microsoft.com/office/drawing/2014/chartex" xmlns:cx1="http://schemas.microsoft.com/office/drawing/2015/9/8/chartex" xmlns:cx2="http://schemas.microsoft.com/office/drawing/2015/10/21/chartex" xmlns:cx3="http://schemas.microsoft.com/office/drawing/2016/5/9/chartex" xmlns:cx4="http://schemas.microsoft.com/office/drawing/2016/5/10/chartex" xmlns:cx5="http://schemas.microsoft.com/office/drawing/2016/5/11/chartex" xmlns:cx6="http://schemas.microsoft.com/office/drawing/2016/5/12/chartex" xmlns:cx7="http://schemas.microsoft.com/office/drawing/2016/5/13/chartex" xmlns:cx8="http://schemas.microsoft.com/office/drawing/2016/5/14/chartex" xmlns:mc="http://schemas.openxmlformats.org/markup-compatibility/2006" xmlns:aink="http://schemas.microsoft.com/office/drawing/2016/ink" xmlns:am3d="http://schemas.microsoft.com/office/drawing/2017/model3d" xmlns:o="urn:schemas-microsoft-com:office:office" xmlns:oel="http://schemas.microsoft.com/office/2019/extlst" xmlns:r="http://schemas.openxmlformats.org/officeDocument/2006/relationships" xmlns:m="http://schemas.openxmlformats.org/officeDocument/2006/math" xmlns:v="urn:schemas-microsoft-com:vml" xmlns:wp14="http://schemas.microsoft.com/office/word/2010/wordprocessingDrawing" xmlns:wp="http://schemas.openxmlformats.org/drawingml/2006/wordprocessingDrawing" xmlns:w10="urn:schemas-microsoft-com:office:word" xmlns:w="http://schemas.openxmlformats.org/wordprocessingml/2006/main" xmlns:w14="http://schemas.microsoft.com/office/word/2010/wordml" xmlns:w15="http://schemas.microsoft.com/office/word/2012/wordml" xmlns:w16cex="http://schemas.microsoft.com/office/word/2018/wordml/cex" xmlns:w16cid="http://schemas.microsoft.com/office/word/2016/wordml/cid" xmlns:w16="http://schemas.microsoft.com/office/word/2018/wordml" xmlns:w16du="http://schemas.microsoft.com/office/word/2023/wordml/word16du" xmlns:w16sdtdh="http://schemas.microsoft.com/office/word/2020/wordml/sdtdatahash" xmlns:w16sdtfl="http://schemas.microsoft.com/office/word/2024/wordml/sdtformatlock" xmlns:w16se="http://schemas.microsoft.com/office/word/2015/wordml/symex" xmlns:wpg="http://schemas.microsoft.com/office/word/2010/wordprocessingGroup" xmlns:wpi="http://schemas.microsoft.com/office/word/2010/wordprocessingInk" xmlns:wne="http://schemas.microsoft.com/office/word/2006/wordml" xmlns:wps="http://schemas.microsoft.com/office/word/2010/wordprocessingShape" mc:Ignorable="w14 w15 w16se w16cid w16 w16cex w16sdtdh w16sdtfl w16du wp14">
+  <w:footnote w:type="separator" w:id="-1">
+    <w:p>
+      <w:pPr>
+        <w:spacing w:after="0" w:line="240" w:lineRule="auto"/>
+      </w:pPr>
+      <w:r>
+        <w:separator/>
+      </w:r>
+    </w:p>
+  </w:footnote>
+  <w:footnote w:type="continuationSeparator" w:id="0">
+    <w:p>
+      <w:pPr>
+        <w:spacing w:after="0" w:line="240" w:lineRule="auto"/>
+      </w:pPr>
+      <w:r>
+        <w:continuationSeparator/>
+      </w:r>
+    </w:p>
+  </w:footnote>
+</w:footnotes>
+</file>
+
+<file path=word/header1.xml><?xml version="1.0" encoding="utf-8"?>
+<w:hdr xmlns:wpc="http://schemas.microsoft.com/office/word/2010/wordprocessingCanvas" xmlns:cx="http://schemas.microsoft.com/office/drawing/2014/chartex" xmlns:cx1="http://schemas.microsoft.com/office/drawing/2015/9/8/chartex" xmlns:cx2="http://schemas.microsoft.com/office/drawing/2015/10/21/chartex" xmlns:cx3="http://schemas.microsoft.com/office/drawing/2016/5/9/chartex" xmlns:cx4="http://schemas.microsoft.com/office/drawing/2016/5/10/chartex" xmlns:cx5="http://schemas.microsoft.com/office/drawing/2016/5/11/chartex" xmlns:cx6="http://schemas.microsoft.com/office/drawing/2016/5/12/chartex" xmlns:cx7="http://schemas.microsoft.com/office/drawing/2016/5/13/chartex" xmlns:cx8="http://schemas.microsoft.com/office/drawing/2016/5/14/chartex" xmlns:mc="http://schemas.openxmlformats.org/markup-compatibility/2006" xmlns:aink="http://schemas.microsoft.com/office/drawing/2016/ink" xmlns:am3d="http://schemas.microsoft.com/office/drawing/2017/model3d" xmlns:o="urn:schemas-microsoft-com:office:office" xmlns:oel="http://schemas.microsoft.com/office/2019/extlst" xmlns:r="http://schemas.openxmlformats.org/officeDocument/2006/relationships" xmlns:m="http://schemas.openxmlformats.org/officeDocument/2006/math" xmlns:v="urn:schemas-microsoft-com:vml" xmlns:wp14="http://schemas.microsoft.com/office/word/2010/wordprocessingDrawing" xmlns:wp="http://schemas.openxmlformats.org/drawingml/2006/wordprocessingDrawing" xmlns:w10="urn:schemas-microsoft-com:office:word" xmlns:w="http://schemas.openxmlformats.org/wordprocessingml/2006/main" xmlns:w14="http://schemas.microsoft.com/office/word/2010/wordml" xmlns:w15="http://schemas.microsoft.com/office/word/2012/wordml" xmlns:w16cex="http://schemas.microsoft.com/office/word/2018/wordml/cex" xmlns:w16cid="http://schemas.microsoft.com/office/word/2016/wordml/cid" xmlns:w16="http://schemas.microsoft.com/office/word/2018/wordml" xmlns:w16du="http://schemas.microsoft.com/office/word/2023/wordml/word16du" xmlns:w16sdtdh="http://schemas.microsoft.com/office/word/2020/wordml/sdtdatahash" xmlns:w16sdtfl="http://schemas.microsoft.com/office/word/2024/wordml/sdtformatlock" xmlns:w16se="http://schemas.microsoft.com/office/word/2015/wordml/symex" xmlns:wpg="http://schemas.microsoft.com/office/word/2010/wordprocessingGroup" xmlns:wpi="http://schemas.microsoft.com/office/word/2010/wordprocessingInk" xmlns:wne="http://schemas.microsoft.com/office/word/2006/wordml" xmlns:wps="http://schemas.microsoft.com/office/word/2010/wordprocessingShape" mc:Ignorable="w14 w15 w16se w16cid w16 w16cex w16sdtdh w16sdtfl w16du wp14">
+  <w:p>
+    <w:pPr>
+      <w:pStyle w:val="Header"/>
+    </w:pPr>
+    <w:r>
+      <w:rPr>
+        <w:noProof/>
+      </w:rPr>
+      <mc:AlternateContent>
+        <mc:Choice Requires="wps">
+          <w:drawing>
+            <wp:anchor distT="0" distB="0" distL="0" distR="0" simplePos="0" relativeHeight="251659264" behindDoc="0" locked="0" layoutInCell="1" allowOverlap="1" wp14:anchorId="1399DE0A" wp14:editId="3C4002FD">
+              <wp:simplePos x="635" y="635"/>
+              <wp:positionH relativeFrom="page">
+                <wp:align>center</wp:align>
+              </wp:positionH>
+              <wp:positionV relativeFrom="page">
+                <wp:align>top</wp:align>
+              </wp:positionV>
+              <wp:extent cx="2399030" cy="370205"/>
+              <wp:effectExtent l="0" t="0" r="1270" b="10795"/>
+              <wp:wrapNone/>
+              <wp:docPr id="856489379" name="Text Box 2" descr="Oshkosh Corporation Classification - Restricted">
+                <a:extLst xmlns:a="http://schemas.openxmlformats.org/drawingml/2006/main">
+                  <a:ext uri="{5AE41FA2-C0FF-4470-9BD4-5FADCA87CBE2}">
+                    <aclsh:classification xmlns:aclsh="http://schemas.microsoft.com/office/drawing/2020/classificationShape" classificationOutcomeType="hdr"/>
+                  </a:ext>
+                </a:extLst>
+              </wp:docPr>
+              <wp:cNvGraphicFramePr/>
+              <a:graphic xmlns:a="http://schemas.openxmlformats.org/drawingml/2006/main">
+                <a:graphicData uri="http://schemas.microsoft.com/office/word/2010/wordprocessingShape">
+                  <wps:wsp>
+                    <wps:cNvSpPr txBox="1"/>
+                    <wps:spPr>
+                      <a:xfrm>
+                        <a:off x="0" y="0"/>
+                        <a:ext cx="2399030" cy="370205"/>
+                      </a:xfrm>
+                      <a:prstGeom prst="rect">
+                        <a:avLst/>
+                      </a:prstGeom>
+                      <a:noFill/>
+                      <a:ln>
+                        <a:noFill/>
+                      </a:ln>
+                    </wps:spPr>
+                    <wps:txbx>
+                      <w:txbxContent>
+                        <w:p>
+                          <w:pPr>
+                            <w:spacing w:after="0"/>
+                            <w:rPr>
+                              <w:rFonts w:ascii="Calibri" w:eastAsia="Calibri" w:hAnsi="Calibri" w:cs="Calibri"/>
+                              <w:noProof/>
+                              <w:color w:val="000000"/>
+                              <w:sz w:val="20"/>
+                              <w:szCs w:val="20"/>
+                            </w:rPr>
+                          </w:pPr>
+                          <w:r>
+                            <w:rPr>
+                              <w:rFonts w:ascii="Calibri" w:eastAsia="Calibri" w:hAnsi="Calibri" w:cs="Calibri"/>
+                              <w:noProof/>
+                              <w:color w:val="000000"/>
+                              <w:sz w:val="20"/>
+                              <w:szCs w:val="20"/>
+                            </w:rPr>
+                            <w:t>Oshkosh Corporation Classification - Restricted</w:t>
+                          </w:r>
+                        </w:p>
+                      </w:txbxContent>
+                    </wps:txbx>
+                    <wps:bodyPr rot="0" spcFirstLastPara="0" vertOverflow="overflow" horzOverflow="overflow" vert="horz" wrap="none" lIns="0" tIns="190500" rIns="0" bIns="0" numCol="1" spcCol="0" rtlCol="0" fromWordArt="0" anchor="t" anchorCtr="0" forceAA="0" compatLnSpc="1">
+                      <a:prstTxWarp prst="textNoShape">
+                        <a:avLst/>
+                      </a:prstTxWarp>
+                      <a:spAutoFit/>
+                    </wps:bodyPr>
+                  </wps:wsp>
+                </a:graphicData>
+              </a:graphic>
+            </wp:anchor>
+          </w:drawing>
+        </mc:Choice>
+        <mc:Fallback>
+          <w:pict>
+            <v:shapetype w14:anchorId="1399DE0A" id="_x0000_t202" coordsize="21600,21600" o:spt="202" path="m,l,21600r21600,l21600,xe">
+              <v:stroke joinstyle="miter"/>
+              <v:path gradientshapeok="t" o:connecttype="rect"/>
+            </v:shapetype>
+            <v:shape id="Text Box 2" o:spid="_x0000_s1026" type="#_x0000_t202" alt="Oshkosh Corporation Classification - Restricted" style="position:absolute;margin-left:0;margin-top:0;width:188.9pt;height:29.15pt;z-index:251659264;visibility:visible;mso-wrap-style:none;mso-wrap-distance-left:0;mso-wrap-distance-top:0;mso-wrap-distance-right:0;mso-wrap-distance-bottom:0;mso-position-horizontal:center;mso-position-horizontal-relative:page;mso-position-vertical:top;mso-position-vertical-relative:page;v-text-anchor:top" o:gfxdata="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" filled="f" stroked="f">
+              <v:fill o:detectmouseclick="t"/>
+              <v:textbox style="mso-fit-shape-to-text:t" inset="0,15pt,0,0">
+                <w:txbxContent>
+                  <w:p>
+                    <w:pPr>
+                      <w:spacing w:after="0"/>
+                      <w:rPr>
+                        <w:rFonts w:ascii="Calibri" w:eastAsia="Calibri" w:hAnsi="Calibri" w:cs="Calibri"/>
+                        <w:noProof/>
+                        <w:color w:val="000000"/>
+                        <w:sz w:val="20"/>
+                        <w:szCs w:val="20"/>
+                      </w:rPr>
+                    </w:pPr>
+                    <w:r>
+                      <w:rPr>
+                        <w:rFonts w:ascii="Calibri" w:eastAsia="Calibri" w:hAnsi="Calibri" w:cs="Calibri"/>
+                        <w:noProof/>
+                        <w:color w:val="000000"/>
+                        <w:sz w:val="20"/>
+                        <w:szCs w:val="20"/>
+                      </w:rPr>
+                      <w:t>Oshkosh Corporation Classification - Restricted</w:t>
+                    </w:r>
+                  </w:p>
+                </w:txbxContent>
+              </v:textbox>
+              <w10:wrap anchorx="page" anchory="page"/>
+            </v:shape>
+          </w:pict>
+        </mc:Fallback>
+      </mc:AlternateContent>
+    </w:r>
+  </w:p>
+</w:hdr>
+</file>
+
+<file path=word/header2.xml><?xml version="1.0" encoding="utf-8"?>
+<w:hdr xmlns:wpc="http://schemas.microsoft.com/office/word/2010/wordprocessingCanvas" xmlns:cx="http://schemas.microsoft.com/office/drawing/2014/chartex" xmlns:cx1="http://schemas.microsoft.com/office/drawing/2015/9/8/chartex" xmlns:cx2="http://schemas.microsoft.com/office/drawing/2015/10/21/chartex" xmlns:cx3="http://schemas.microsoft.com/office/drawing/2016/5/9/chartex" xmlns:cx4="http://schemas.microsoft.com/office/drawing/2016/5/10/chartex" xmlns:cx5="http://schemas.microsoft.com/office/drawing/2016/5/11/chartex" xmlns:cx6="http://schemas.microsoft.com/office/drawing/2016/5/12/chartex" xmlns:cx7="http://schemas.microsoft.com/office/drawing/2016/5/13/chartex" xmlns:cx8="http://schemas.microsoft.com/office/drawing/2016/5/14/chartex" xmlns:mc="http://schemas.openxmlformats.org/markup-compatibility/2006" xmlns:aink="http://schemas.microsoft.com/office/drawing/2016/ink" xmlns:am3d="http://schemas.microsoft.com/office/drawing/2017/model3d" xmlns:o="urn:schemas-microsoft-com:office:office" xmlns:oel="http://schemas.microsoft.com/office/2019/extlst" xmlns:r="http://schemas.openxmlformats.org/officeDocument/2006/relationships" xmlns:m="http://schemas.openxmlformats.org/officeDocument/2006/math" xmlns:v="urn:schemas-microsoft-com:vml" xmlns:wp14="http://schemas.microsoft.com/office/word/2010/wordprocessingDrawing" xmlns:wp="http://schemas.openxmlformats.org/drawingml/2006/wordprocessingDrawing" xmlns:w10="urn:schemas-microsoft-com:office:word" xmlns:w="http://schemas.openxmlformats.org/wordprocessingml/2006/main" xmlns:w14="http://schemas.microsoft.com/office/word/2010/wordml" xmlns:w15="http://schemas.microsoft.com/office/word/2012/wordml" xmlns:w16cex="http://schemas.microsoft.com/office/word/2018/wordml/cex" xmlns:w16cid="http://schemas.microsoft.com/office/word/2016/wordml/cid" xmlns:w16="http://schemas.microsoft.com/office/word/2018/wordml" xmlns:w16du="http://schemas.microsoft.com/office/word/2023/wordml/word16du" xmlns:w16sdtdh="http://schemas.microsoft.com/office/word/2020/wordml/sdtdatahash" xmlns:w16sdtfl="http://schemas.microsoft.com/office/word/2024/wordml/sdtformatlock" xmlns:w16se="http://schemas.microsoft.com/office/word/2015/wordml/symex" xmlns:wpg="http://schemas.microsoft.com/office/word/2010/wordprocessingGroup" xmlns:wpi="http://schemas.microsoft.com/office/word/2010/wordprocessingInk" xmlns:wne="http://schemas.microsoft.com/office/word/2006/wordml" xmlns:wps="http://schemas.microsoft.com/office/word/2010/wordprocessingShape" mc:Ignorable="w14 w15 w16se w16cid w16 w16cex w16sdtdh w16sdtfl w16du wp14">
+  <w:p>
+    <w:pPr>
+      <w:pStyle w:val="Header"/>
+    </w:pPr>
+    <w:r>
+      <w:rPr>
+        <w:noProof/>
+      </w:rPr>
+      <mc:AlternateContent>
+        <mc:Choice Requires="wps">
+          <w:drawing>
+            <wp:anchor distT="0" distB="0" distL="0" distR="0" simplePos="0" relativeHeight="251660288" behindDoc="0" locked="0" layoutInCell="1" allowOverlap="1" wp14:anchorId="1F304B0E" wp14:editId="39D992BA">
+              <wp:simplePos x="635" y="635"/>
+              <wp:positionH relativeFrom="page">
+                <wp:align>center</wp:align>
+              </wp:positionH>
+              <wp:positionV relativeFrom="page">
+                <wp:align>top</wp:align>
+              </wp:positionV>
+              <wp:extent cx="2399030" cy="370205"/>
+              <wp:effectExtent l="0" t="0" r="1270" b="10795"/>
+              <wp:wrapNone/>
+              <wp:docPr id="1062413084" name="Text Box 3" descr="Oshkosh Corporation Classification - Restricted">
+                <a:extLst xmlns:a="http://schemas.openxmlformats.org/drawingml/2006/main">
+                  <a:ext uri="{5AE41FA2-C0FF-4470-9BD4-5FADCA87CBE2}">
+                    <aclsh:classification xmlns:aclsh="http://schemas.microsoft.com/office/drawing/2020/classificationShape" classificationOutcomeType="hdr"/>
+                  </a:ext>
+                </a:extLst>
+              </wp:docPr>
+              <wp:cNvGraphicFramePr/>
+              <a:graphic xmlns:a="http://schemas.openxmlformats.org/drawingml/2006/main">
+                <a:graphicData uri="http://schemas.microsoft.com/office/word/2010/wordprocessingShape">
+                  <wps:wsp>
+                    <wps:cNvSpPr txBox="1"/>
+                    <wps:spPr>
+                      <a:xfrm>
+                        <a:off x="0" y="0"/>
+                        <a:ext cx="2399030" cy="370205"/>
+                      </a:xfrm>
+                      <a:prstGeom prst="rect">
+                        <a:avLst/>
+                      </a:prstGeom>
+                      <a:noFill/>
+                      <a:ln>
+                        <a:noFill/>
+                      </a:ln>
+                    </wps:spPr>
+                    <wps:txbx>
+                      <w:txbxContent>
+                        <w:p>
+                          <w:pPr>
+                            <w:spacing w:after="0"/>
+                            <w:rPr>
+                              <w:rFonts w:ascii="Calibri" w:eastAsia="Calibri" w:hAnsi="Calibri" w:cs="Calibri"/>
+                              <w:noProof/>
+                              <w:color w:val="000000"/>
+                              <w:sz w:val="20"/>
+                              <w:szCs w:val="20"/>
+                            </w:rPr>
+                          </w:pPr>
+                          <w:r>
+                            <w:rPr>
+                              <w:rFonts w:ascii="Calibri" w:eastAsia="Calibri" w:hAnsi="Calibri" w:cs="Calibri"/>
+                              <w:noProof/>
+                              <w:color w:val="000000"/>
+                              <w:sz w:val="20"/>
+                              <w:szCs w:val="20"/>
+                            </w:rPr>
+                            <w:t>Oshkosh Corporation Classification - Restricted</w:t>
+                          </w:r>
+                        </w:p>
+                      </w:txbxContent>
+                    </wps:txbx>
+                    <wps:bodyPr rot="0" spcFirstLastPara="0" vertOverflow="overflow" horzOverflow="overflow" vert="horz" wrap="none" lIns="0" tIns="190500" rIns="0" bIns="0" numCol="1" spcCol="0" rtlCol="0" fromWordArt="0" anchor="t" anchorCtr="0" forceAA="0" compatLnSpc="1">
+                      <a:prstTxWarp prst="textNoShape">
+                        <a:avLst/>
+                      </a:prstTxWarp>
+                      <a:spAutoFit/>
+                    </wps:bodyPr>
+                  </wps:wsp>
+                </a:graphicData>
+              </a:graphic>
+            </wp:anchor>
+          </w:drawing>
+        </mc:Choice>
+        <mc:Fallback>
+          <w:pict>
+            <v:shapetype w14:anchorId="1F304B0E" id="_x0000_t202" coordsize="21600,21600" o:spt="202" path="m,l,21600r21600,l21600,xe">
+              <v:stroke joinstyle="miter"/>
+              <v:path gradientshapeok="t" o:connecttype="rect"/>
+            </v:shapetype>
+            <v:shape id="Text Box 3" o:spid="_x0000_s1027" type="#_x0000_t202" alt="Oshkosh Corporation Classification - Restricted" style="position:absolute;margin-left:0;margin-top:0;width:188.9pt;height:29.15pt;z-index:251660288;visibility:visible;mso-wrap-style:none;mso-wrap-distance-left:0;mso-wrap-distance-top:0;mso-wrap-distance-right:0;mso-wrap-distance-bottom:0;mso-position-horizontal:center;mso-position-horizontal-relative:page;mso-position-vertical:top;mso-position-vertical-relative:page;v-text-anchor:top" o:gfxdata="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" filled="f" stroked="f">
+              <v:fill o:detectmouseclick="t"/>
+              <v:textbox style="mso-fit-shape-to-text:t" inset="0,15pt,0,0">
+                <w:txbxContent>
+                  <w:p>
+                    <w:pPr>
+                      <w:spacing w:after="0"/>
+                      <w:rPr>
+                        <w:rFonts w:ascii="Calibri" w:eastAsia="Calibri" w:hAnsi="Calibri" w:cs="Calibri"/>
+                        <w:noProof/>
+                        <w:color w:val="000000"/>
+                        <w:sz w:val="20"/>
+                        <w:szCs w:val="20"/>
+                      </w:rPr>
+                    </w:pPr>
+                    <w:r>
+                      <w:rPr>
+                        <w:rFonts w:ascii="Calibri" w:eastAsia="Calibri" w:hAnsi="Calibri" w:cs="Calibri"/>
+                        <w:noProof/>
+                        <w:color w:val="000000"/>
+                        <w:sz w:val="20"/>
+                        <w:szCs w:val="20"/>
+                      </w:rPr>
+                      <w:t>Oshkosh Corporation Classification - Restricted</w:t>
+                    </w:r>
+                  </w:p>
+                </w:txbxContent>
+              </v:textbox>
+              <w10:wrap anchorx="page" anchory="page"/>
+            </v:shape>
+          </w:pict>
+        </mc:Fallback>
+      </mc:AlternateContent>
+    </w:r>
+  </w:p>
+</w:hdr>
+</file>
+
+<file path=word/header3.xml><?xml version="1.0" encoding="utf-8"?>
+<w:hdr xmlns:wpc="http://schemas.microsoft.com/office/word/2010/wordprocessingCanvas" xmlns:cx="http://schemas.microsoft.com/office/drawing/2014/chartex" xmlns:cx1="http://schemas.microsoft.com/office/drawing/2015/9/8/chartex" xmlns:cx2="http://schemas.microsoft.com/office/drawing/2015/10/21/chartex" xmlns:cx3="http://schemas.microsoft.com/office/drawing/2016/5/9/chartex" xmlns:cx4="http://schemas.microsoft.com/office/drawing/2016/5/10/chartex" xmlns:cx5="http://schemas.microsoft.com/office/drawing/2016/5/11/chartex" xmlns:cx6="http://schemas.microsoft.com/office/drawing/2016/5/12/chartex" xmlns:cx7="http://schemas.microsoft.com/office/drawing/2016/5/13/chartex" xmlns:cx8="http://schemas.microsoft.com/office/drawing/2016/5/14/chartex" xmlns:mc="http://schemas.openxmlformats.org/markup-compatibility/2006" xmlns:aink="http://schemas.microsoft.com/office/drawing/2016/ink" xmlns:am3d="http://schemas.microsoft.com/office/drawing/2017/model3d" xmlns:o="urn:schemas-microsoft-com:office:office" xmlns:oel="http://schemas.microsoft.com/office/2019/extlst" xmlns:r="http://schemas.openxmlformats.org/officeDocument/2006/relationships" xmlns:m="http://schemas.openxmlformats.org/officeDocument/2006/math" xmlns:v="urn:schemas-microsoft-com:vml" xmlns:wp14="http://schemas.microsoft.com/office/word/2010/wordprocessingDrawing" xmlns:wp="http://schemas.openxmlformats.org/drawingml/2006/wordprocessingDrawing" xmlns:w10="urn:schemas-microsoft-com:office:word" xmlns:w="http://schemas.openxmlformats.org/wordprocessingml/2006/main" xmlns:w14="http://schemas.microsoft.com/office/word/2010/wordml" xmlns:w15="http://schemas.microsoft.com/office/word/2012/wordml" xmlns:w16cex="http://schemas.microsoft.com/office/word/2018/wordml/cex" xmlns:w16cid="http://schemas.microsoft.com/office/word/2016/wordml/cid" xmlns:w16="http://schemas.microsoft.com/office/word/2018/wordml" xmlns:w16du="http://schemas.microsoft.com/office/word/2023/wordml/word16du" xmlns:w16sdtdh="http://schemas.microsoft.com/office/word/2020/wordml/sdtdatahash" xmlns:w16sdtfl="http://schemas.microsoft.com/office/word/2024/wordml/sdtformatlock" xmlns:w16se="http://schemas.microsoft.com/office/word/2015/wordml/symex" xmlns:wpg="http://schemas.microsoft.com/office/word/2010/wordprocessingGroup" xmlns:wpi="http://schemas.microsoft.com/office/word/2010/wordprocessingInk" xmlns:wne="http://schemas.microsoft.com/office/word/2006/wordml" xmlns:wps="http://schemas.microsoft.com/office/word/2010/wordprocessingShape" mc:Ignorable="w14 w15 w16se w16cid w16 w16cex w16sdtdh w16sdtfl w16du wp14">
+  <w:p>
+    <w:pPr>
+      <w:pStyle w:val="Header"/>
+    </w:pPr>
+    <w:r>
+      <w:rPr>
+        <w:noProof/>
+      </w:rPr>
+      <mc:AlternateContent>
+        <mc:Choice Requires="wps">
+          <w:drawing>
+            <wp:anchor distT="0" distB="0" distL="0" distR="0" simplePos="0" relativeHeight="251658240" behindDoc="0" locked="0" layoutInCell="1" allowOverlap="1" wp14:anchorId="7357D5B8" wp14:editId="4B104BF0">
+              <wp:simplePos x="635" y="635"/>
+              <wp:positionH relativeFrom="page">
+                <wp:align>center</wp:align>
+              </wp:positionH>
+              <wp:positionV relativeFrom="page">
+                <wp:align>top</wp:align>
+              </wp:positionV>
+              <wp:extent cx="2399030" cy="370205"/>
+              <wp:effectExtent l="0" t="0" r="1270" b="10795"/>
+              <wp:wrapNone/>
+              <wp:docPr id="729125482" name="Text Box 1" descr="Oshkosh Corporation Classification - Restricted">
+                <a:extLst xmlns:a="http://schemas.openxmlformats.org/drawingml/2006/main">
+                  <a:ext uri="{5AE41FA2-C0FF-4470-9BD4-5FADCA87CBE2}">
+                    <aclsh:classification xmlns:aclsh="http://schemas.microsoft.com/office/drawing/2020/classificationShape" classificationOutcomeType="hdr"/>
+                  </a:ext>
+                </a:extLst>
+              </wp:docPr>
+              <wp:cNvGraphicFramePr/>
+              <a:graphic xmlns:a="http://schemas.openxmlformats.org/drawingml/2006/main">
+                <a:graphicData uri="http://schemas.microsoft.com/office/word/2010/wordprocessingShape">
+                  <wps:wsp>
+                    <wps:cNvSpPr txBox="1"/>
+                    <wps:spPr>
+                      <a:xfrm>
+                        <a:off x="0" y="0"/>
+                        <a:ext cx="2399030" cy="370205"/>
+                      </a:xfrm>
+                      <a:prstGeom prst="rect">
+                        <a:avLst/>
+                      </a:prstGeom>
+                      <a:noFill/>
+                      <a:ln>
+                        <a:noFill/>
+                      </a:ln>
+                    </wps:spPr>
+                    <wps:txbx>
+                      <w:txbxContent>
+                        <w:p>
+                          <w:pPr>
+                            <w:spacing w:after="0"/>
+                            <w:rPr>
+                              <w:rFonts w:ascii="Calibri" w:eastAsia="Calibri" w:hAnsi="Calibri" w:cs="Calibri"/>
+                              <w:noProof/>
+                              <w:color w:val="000000"/>
+                              <w:sz w:val="20"/>
+                              <w:szCs w:val="20"/>
+                            </w:rPr>
+                          </w:pPr>
+                          <w:r>
+                            <w:rPr>
+                              <w:rFonts w:ascii="Calibri" w:eastAsia="Calibri" w:hAnsi="Calibri" w:cs="Calibri"/>
+                              <w:noProof/>
+                              <w:color w:val="000000"/>
+                              <w:sz w:val="20"/>
+                              <w:szCs w:val="20"/>
+                            </w:rPr>
+                            <w:t>Oshkosh Corporation Classification - Restricted</w:t>
+                          </w:r>
+                        </w:p>
+                      </w:txbxContent>
+                    </wps:txbx>
+                    <wps:bodyPr rot="0" spcFirstLastPara="0" vertOverflow="overflow" horzOverflow="overflow" vert="horz" wrap="none" lIns="0" tIns="190500" rIns="0" bIns="0" numCol="1" spcCol="0" rtlCol="0" fromWordArt="0" anchor="t" anchorCtr="0" forceAA="0" compatLnSpc="1">
+                      <a:prstTxWarp prst="textNoShape">
+                        <a:avLst/>
+                      </a:prstTxWarp>
+                      <a:spAutoFit/>
+                    </wps:bodyPr>
+                  </wps:wsp>
+                </a:graphicData>
+              </a:graphic>
+            </wp:anchor>
+          </w:drawing>
+        </mc:Choice>
+        <mc:Fallback>
+          <w:pict>
+            <v:shapetype w14:anchorId="7357D5B8" id="_x0000_t202" coordsize="21600,21600" o:spt="202" path="m,l,21600r21600,l21600,xe">
+              <v:stroke joinstyle="miter"/>
+              <v:path gradientshapeok="t" o:connecttype="rect"/>
+            </v:shapetype>
+            <v:shape id="Text Box 1" o:spid="_x0000_s1028" type="#_x0000_t202" alt="Oshkosh Corporation Classification - Restricted" style="position:absolute;margin-left:0;margin-top:0;width:188.9pt;height:29.15pt;z-index:251658240;visibility:visible;mso-wrap-style:none;mso-wrap-distance-left:0;mso-wrap-distance-top:0;mso-wrap-distance-right:0;mso-wrap-distance-bottom:0;mso-position-horizontal:center;mso-position-horizontal-relative:page;mso-position-vertical:top;mso-position-vertical-relative:page;v-text-anchor:top" o:gfxdata="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" filled="f" stroked="f">
+              <v:fill o:detectmouseclick="t"/>
+              <v:textbox style="mso-fit-shape-to-text:t" inset="0,15pt,0,0">
+                <w:txbxContent>
+                  <w:p>
+                    <w:pPr>
+                      <w:spacing w:after="0"/>
+                      <w:rPr>
+                        <w:rFonts w:ascii="Calibri" w:eastAsia="Calibri" w:hAnsi="Calibri" w:cs="Calibri"/>
+                        <w:noProof/>
+                        <w:color w:val="000000"/>
+                        <w:sz w:val="20"/>
+                        <w:szCs w:val="20"/>
+                      </w:rPr>
+                    </w:pPr>
+                    <w:r>
+                      <w:rPr>
+                        <w:rFonts w:ascii="Calibri" w:eastAsia="Calibri" w:hAnsi="Calibri" w:cs="Calibri"/>
+                        <w:noProof/>
+                        <w:color w:val="000000"/>
+                        <w:sz w:val="20"/>
+                        <w:szCs w:val="20"/>
+                      </w:rPr>
+                      <w:t>Oshkosh Corporation Classification - Restricted</w:t>
+                    </w:r>
+                  </w:p>
+                </w:txbxContent>
+              </v:textbox>
+              <w10:wrap anchorx="page" anchory="page"/>
+            </v:shape>
+          </w:pict>
+        </mc:Fallback>
+      </mc:AlternateContent>
+    </w:r>
+  </w:p>
+</w:hdr>
 </file>
 
 <file path=word/numbering.xml><?xml version="1.0" encoding="utf-8"?>
@@ -1444,6 +1957,28 @@
       <w:spacing w:val="5"/>
     </w:rPr>
   </w:style>
+  <w:style w:type="paragraph" w:styleId="Header">
+    <w:name w:val="header"/>
+    <w:basedOn w:val="Normal"/>
+    <w:link w:val="HeaderChar"/>
+    <w:uiPriority w:val="99"/>
+    <w:unhideWhenUsed/>
+    <w:rsid w:val="00594D41"/>
+    <w:pPr>
+      <w:tabs>
+        <w:tab w:val="center" w:pos="4680"/>
+        <w:tab w:val="right" w:pos="9360"/>
+      </w:tabs>
+      <w:spacing w:after="0" w:line="240" w:lineRule="auto"/>
+    </w:pPr>
+  </w:style>
+  <w:style w:type="character" w:customStyle="1" w:styleId="HeaderChar">
+    <w:name w:val="Header Char"/>
+    <w:basedOn w:val="DefaultParagraphFont"/>
+    <w:link w:val="Header"/>
+    <w:uiPriority w:val="99"/>
+    <w:rsid w:val="00594D41"/>
+  </w:style>
 </w:styles>
 </file>
 

--- a/ML Design.docx
+++ b/ML Design.docx
@@ -1354,21 +1354,7 @@
                 <w:rStyle w:val="Hyperlink"/>
                 <w:noProof/>
               </w:rPr>
-              <w:t>2. How Thi</w:t>
-            </w:r>
-            <w:r>
-              <w:rPr>
-                <w:rStyle w:val="Hyperlink"/>
-                <w:noProof/>
-              </w:rPr>
-              <w:t>s</w:t>
-            </w:r>
-            <w:r>
-              <w:rPr>
-                <w:rStyle w:val="Hyperlink"/>
-                <w:noProof/>
-              </w:rPr>
-              <w:t xml:space="preserve"> Maps to Interview Question Types</w:t>
+              <w:t>2. How This Maps to Interview Question Types</w:t>
             </w:r>
             <w:r>
               <w:rPr>
@@ -2539,15 +2525,7 @@
         <w:t>Metrics</w:t>
       </w:r>
       <w:r>
-        <w:t xml:space="preserve">: pick offline metrics that predict online lift (AUC → not enough; </w:t>
-      </w:r>
-      <w:proofErr w:type="gramStart"/>
-      <w:r>
-        <w:t>also</w:t>
-      </w:r>
-      <w:proofErr w:type="gramEnd"/>
-      <w:r>
-        <w:t xml:space="preserve"> PR-AUC @ low FPR, NDCG@K, calibration error, </w:t>
+        <w:t xml:space="preserve">: pick offline metrics that predict online lift (AUC → not enough; also PR-AUC @ low FPR, NDCG@K, calibration error, </w:t>
       </w:r>
       <w:proofErr w:type="spellStart"/>
       <w:r>
@@ -2565,15 +2543,7 @@
         <w:t>why</w:t>
       </w:r>
       <w:r>
-        <w:t xml:space="preserve"> each </w:t>
-      </w:r>
-      <w:proofErr w:type="gramStart"/>
-      <w:r>
-        <w:t>maps</w:t>
-      </w:r>
-      <w:proofErr w:type="gramEnd"/>
-      <w:r>
-        <w:t xml:space="preserve"> to product goals.</w:t>
+        <w:t xml:space="preserve"> each maps to product goals.</w:t>
       </w:r>
     </w:p>
     <w:p>
@@ -3148,7 +3118,7 @@
           <w:noProof/>
         </w:rPr>
         <w:pict w14:anchorId="57FD998C">
-          <v:rect id="_x0000_i1032" alt="" style="width:468pt;height:.05pt;mso-width-percent:0;mso-height-percent:0;mso-width-percent:0;mso-height-percent:0" o:hralign="center" o:hrstd="t" o:hr="t" fillcolor="#a0a0a0" stroked="f"/>
+          <v:rect id="_x0000_i1025" alt="" style="width:468pt;height:.05pt;mso-width-percent:0;mso-height-percent:0;mso-width-percent:0;mso-height-percent:0" o:hralign="center" o:hrstd="t" o:hr="t" fillcolor="#a0a0a0" stroked="f"/>
         </w:pict>
       </w:r>
     </w:p>
@@ -3240,7 +3210,7 @@
           <w:noProof/>
         </w:rPr>
         <w:pict w14:anchorId="31DB3834">
-          <v:rect id="_x0000_i1031" alt="" style="width:468pt;height:.05pt;mso-width-percent:0;mso-height-percent:0;mso-width-percent:0;mso-height-percent:0" o:hralign="center" o:hrstd="t" o:hr="t" fillcolor="#a0a0a0" stroked="f"/>
+          <v:rect id="_x0000_i1026" alt="" style="width:468pt;height:.05pt;mso-width-percent:0;mso-height-percent:0;mso-width-percent:0;mso-height-percent:0" o:hralign="center" o:hrstd="t" o:hr="t" fillcolor="#a0a0a0" stroked="f"/>
         </w:pict>
       </w:r>
     </w:p>
@@ -3322,7 +3292,7 @@
           <w:noProof/>
         </w:rPr>
         <w:pict w14:anchorId="3A974430">
-          <v:rect id="_x0000_i1030" alt="" style="width:468pt;height:.05pt;mso-width-percent:0;mso-height-percent:0;mso-width-percent:0;mso-height-percent:0" o:hralign="center" o:hrstd="t" o:hr="t" fillcolor="#a0a0a0" stroked="f"/>
+          <v:rect id="_x0000_i1027" alt="" style="width:468pt;height:.05pt;mso-width-percent:0;mso-height-percent:0;mso-width-percent:0;mso-height-percent:0" o:hralign="center" o:hrstd="t" o:hr="t" fillcolor="#a0a0a0" stroked="f"/>
         </w:pict>
       </w:r>
     </w:p>
@@ -3381,7 +3351,7 @@
           <w:noProof/>
         </w:rPr>
         <w:pict w14:anchorId="00FCC4D4">
-          <v:rect id="_x0000_i1029" alt="" style="width:468pt;height:.05pt;mso-width-percent:0;mso-height-percent:0;mso-width-percent:0;mso-height-percent:0" o:hralign="center" o:hrstd="t" o:hr="t" fillcolor="#a0a0a0" stroked="f"/>
+          <v:rect id="_x0000_i1028" alt="" style="width:468pt;height:.05pt;mso-width-percent:0;mso-height-percent:0;mso-width-percent:0;mso-height-percent:0" o:hralign="center" o:hrstd="t" o:hr="t" fillcolor="#a0a0a0" stroked="f"/>
         </w:pict>
       </w:r>
     </w:p>
@@ -3431,7 +3401,7 @@
           <w:noProof/>
         </w:rPr>
         <w:pict w14:anchorId="4C52F95A">
-          <v:rect id="_x0000_i1028" alt="" style="width:468pt;height:.05pt;mso-width-percent:0;mso-height-percent:0;mso-width-percent:0;mso-height-percent:0" o:hralign="center" o:hrstd="t" o:hr="t" fillcolor="#a0a0a0" stroked="f"/>
+          <v:rect id="_x0000_i1029" alt="" style="width:468pt;height:.05pt;mso-width-percent:0;mso-height-percent:0;mso-width-percent:0;mso-height-percent:0" o:hralign="center" o:hrstd="t" o:hr="t" fillcolor="#a0a0a0" stroked="f"/>
         </w:pict>
       </w:r>
     </w:p>
@@ -3492,7 +3462,7 @@
           <w:noProof/>
         </w:rPr>
         <w:pict w14:anchorId="2034F30F">
-          <v:rect id="_x0000_i1027" alt="" style="width:468pt;height:.05pt;mso-width-percent:0;mso-height-percent:0;mso-width-percent:0;mso-height-percent:0" o:hralign="center" o:hrstd="t" o:hr="t" fillcolor="#a0a0a0" stroked="f"/>
+          <v:rect id="_x0000_i1030" alt="" style="width:468pt;height:.05pt;mso-width-percent:0;mso-height-percent:0;mso-width-percent:0;mso-height-percent:0" o:hralign="center" o:hrstd="t" o:hr="t" fillcolor="#a0a0a0" stroked="f"/>
         </w:pict>
       </w:r>
     </w:p>
@@ -3548,7 +3518,7 @@
           <w:noProof/>
         </w:rPr>
         <w:pict w14:anchorId="70524B80">
-          <v:rect id="_x0000_i1026" alt="" style="width:468pt;height:.05pt;mso-width-percent:0;mso-height-percent:0;mso-width-percent:0;mso-height-percent:0" o:hralign="center" o:hrstd="t" o:hr="t" fillcolor="#a0a0a0" stroked="f"/>
+          <v:rect id="_x0000_i1031" alt="" style="width:468pt;height:.05pt;mso-width-percent:0;mso-height-percent:0;mso-width-percent:0;mso-height-percent:0" o:hralign="center" o:hrstd="t" o:hr="t" fillcolor="#a0a0a0" stroked="f"/>
         </w:pict>
       </w:r>
     </w:p>
@@ -3630,7 +3600,7 @@
           <w:noProof/>
         </w:rPr>
         <w:pict w14:anchorId="76525A7F">
-          <v:rect id="_x0000_i1025" alt="" style="width:468pt;height:.05pt;mso-width-percent:0;mso-height-percent:0;mso-width-percent:0;mso-height-percent:0" o:hralign="center" o:hrstd="t" o:hr="t" fillcolor="#a0a0a0" stroked="f"/>
+          <v:rect id="_x0000_i1032" alt="" style="width:468pt;height:.05pt;mso-width-percent:0;mso-height-percent:0;mso-width-percent:0;mso-height-percent:0" o:hralign="center" o:hrstd="t" o:hr="t" fillcolor="#a0a0a0" stroked="f"/>
         </w:pict>
       </w:r>
     </w:p>
@@ -4544,23 +4514,7 @@
         <w:t>Best when</w:t>
       </w:r>
       <w:r>
-        <w:t xml:space="preserve">: you </w:t>
-      </w:r>
-      <w:proofErr w:type="gramStart"/>
-      <w:r>
-        <w:t>have moderate-to</w:t>
-      </w:r>
-      <w:proofErr w:type="gramEnd"/>
-      <w:r>
-        <w:t>-</w:t>
-      </w:r>
-      <w:proofErr w:type="gramStart"/>
-      <w:r>
-        <w:t>large labeled</w:t>
-      </w:r>
-      <w:proofErr w:type="gramEnd"/>
-      <w:r>
-        <w:t xml:space="preserve"> data, want to fine-tune the encoder, need per-token outputs, or want tight calibration + guardrails.</w:t>
+        <w:t>: you have moderate-to-large labeled data, want to fine-tune the encoder, need per-token outputs, or want tight calibration + guardrails.</w:t>
       </w:r>
     </w:p>
     <w:p>
@@ -5078,15 +5032,7 @@
         <w:t>High-dim dense embeddings</w:t>
       </w:r>
       <w:r>
-        <w:t xml:space="preserve"> are fine for </w:t>
-      </w:r>
-      <w:proofErr w:type="gramStart"/>
-      <w:r>
-        <w:t>trees, but</w:t>
-      </w:r>
-      <w:proofErr w:type="gramEnd"/>
-      <w:r>
-        <w:t xml:space="preserve"> tune depth/regularization to avoid overfitting.</w:t>
+        <w:t xml:space="preserve"> are fine for trees, but tune depth/regularization to avoid overfitting.</w:t>
       </w:r>
     </w:p>
     <w:p>
@@ -5349,13 +5295,8 @@
         </w:numPr>
       </w:pPr>
       <w:r>
-        <w:t xml:space="preserve">As soon as it </w:t>
-      </w:r>
-      <w:proofErr w:type="gramStart"/>
-      <w:r>
-        <w:t>appears?</w:t>
-      </w:r>
-      <w:proofErr w:type="gramEnd"/>
+        <w:t>As soon as it appears?</w:t>
+      </w:r>
     </w:p>
     <w:p>
       <w:pPr>
@@ -5390,15 +5331,7 @@
         </w:numPr>
       </w:pPr>
       <w:r>
-        <w:t xml:space="preserve">Do we have data available for the initial </w:t>
-      </w:r>
-      <w:proofErr w:type="gramStart"/>
-      <w:r>
-        <w:t>training</w:t>
-      </w:r>
-      <w:proofErr w:type="gramEnd"/>
-      <w:r>
-        <w:t xml:space="preserve"> or will we need a cold start? </w:t>
+        <w:t xml:space="preserve">Do we have data available for the initial training or will we need a cold start? </w:t>
       </w:r>
     </w:p>
     <w:p>
@@ -5478,23 +5411,7 @@
         </w:numPr>
       </w:pPr>
       <w:r>
-        <w:t xml:space="preserve">Confirmed that this is a multi-modal classification problem. The scale is </w:t>
-      </w:r>
-      <w:proofErr w:type="gramStart"/>
-      <w:r>
-        <w:t>large</w:t>
-      </w:r>
-      <w:proofErr w:type="gramEnd"/>
-      <w:r>
-        <w:t xml:space="preserve"> and we know the type of data we will be dealing with. We </w:t>
-      </w:r>
-      <w:proofErr w:type="gramStart"/>
-      <w:r>
-        <w:t>understands</w:t>
-      </w:r>
-      <w:proofErr w:type="gramEnd"/>
-      <w:r>
-        <w:t xml:space="preserve"> that there are different options to delete the harmful contents</w:t>
+        <w:t>Confirmed that this is a multi-modal classification problem. The scale is large and we know the type of data we will be dealing with. We understands that there are different options to delete the harmful contents</w:t>
       </w:r>
     </w:p>
     <w:p>
@@ -5521,15 +5438,7 @@
         <w:t>It may be easy to say that all harmful contents detected will be deleted</w:t>
       </w:r>
       <w:r>
-        <w:t xml:space="preserve">, but it will create a lot of false positive. Instead, we should set up precision guardrails like 95% precision to minimize false positives so users would have better experience. A better business objective is to minimize views of the harmful content while subject to precision guardrails. Some contents may not get </w:t>
-      </w:r>
-      <w:proofErr w:type="gramStart"/>
-      <w:r>
-        <w:t>much</w:t>
-      </w:r>
-      <w:proofErr w:type="gramEnd"/>
-      <w:r>
-        <w:t xml:space="preserve"> views at all, so if no one looks at them, </w:t>
+        <w:t xml:space="preserve">, but it will create a lot of false positive. Instead, we should set up precision guardrails like 95% precision to minimize false positives so users would have better experience. A better business objective is to minimize views of the harmful content while subject to precision guardrails. Some contents may not get much views at all, so if no one looks at them, </w:t>
       </w:r>
       <w:r>
         <w:t xml:space="preserve">maybe they can stay there for a little bit longer. The ones that get more view will get prioritized for harmful content detection. </w:t>
@@ -5634,15 +5543,7 @@
         <w:t>Posts created</w:t>
       </w:r>
       <w:r>
-        <w:t xml:space="preserve"> </w:t>
-      </w:r>
-      <w:proofErr w:type="gramStart"/>
-      <w:r>
-        <w:t>( or</w:t>
-      </w:r>
-      <w:proofErr w:type="gramEnd"/>
-      <w:r>
-        <w:t xml:space="preserve"> after accumulated some views</w:t>
+        <w:t xml:space="preserve"> ( or after accumulated some views</w:t>
       </w:r>
       <w:r>
         <w:t xml:space="preserve"> which would estab</w:t>
@@ -5669,15 +5570,7 @@
         <w:t>The classifier will need to be calibrated by a layer which guarantees we meet our precision g</w:t>
       </w:r>
       <w:r>
-        <w:t xml:space="preserve">uardrails. The outputs will be fed into a system that can </w:t>
-      </w:r>
-      <w:proofErr w:type="gramStart"/>
-      <w:r>
-        <w:t>take action</w:t>
-      </w:r>
-      <w:proofErr w:type="gramEnd"/>
-      <w:r>
-        <w:t xml:space="preserve"> to either del</w:t>
+        <w:t>uardrails. The outputs will be fed into a system that can take action to either del</w:t>
       </w:r>
       <w:r>
         <w:t xml:space="preserve">ete the post, flag for review, or some other actions. </w:t>
@@ -5729,13 +5622,8 @@
       <w:r>
         <w:t xml:space="preserve">We can also consider public data sources such as NSFW data, but we have </w:t>
       </w:r>
-      <w:proofErr w:type="gramStart"/>
-      <w:r>
-        <w:t>make</w:t>
-      </w:r>
-      <w:proofErr w:type="gramEnd"/>
-      <w:r>
-        <w:t xml:space="preserve"> sure not to introduce bias into our model using those data, e.g.:</w:t>
+      <w:r>
+        <w:t>make sure not to introduce bias into our model using those data, e.g.:</w:t>
       </w:r>
     </w:p>
     <w:p>
@@ -5860,15 +5748,7 @@
         </w:numPr>
       </w:pPr>
       <w:r>
-        <w:t>Adversarial Bias – harmful users may try to avoid detection by adapting, hiding aggressive words, e.</w:t>
-      </w:r>
-      <w:proofErr w:type="gramStart"/>
-      <w:r>
-        <w:t>g.k</w:t>
-      </w:r>
-      <w:proofErr w:type="gramEnd"/>
-      <w:r>
-        <w:t xml:space="preserve">1ll, </w:t>
+        <w:t xml:space="preserve">Adversarial Bias – harmful users may try to avoid detection by adapting, hiding aggressive words, e.g.k1ll, </w:t>
       </w:r>
       <w:proofErr w:type="spellStart"/>
       <w:r>
@@ -6048,15 +5928,7 @@
         </w:numPr>
       </w:pPr>
       <w:r>
-        <w:t xml:space="preserve">Raw token embeddings, use pretrained text </w:t>
-      </w:r>
-      <w:proofErr w:type="gramStart"/>
-      <w:r>
-        <w:t>embeddings(</w:t>
-      </w:r>
-      <w:proofErr w:type="gramEnd"/>
-      <w:r>
-        <w:t>BERT)</w:t>
+        <w:t>Raw token embeddings, use pretrained text embeddings(BERT)</w:t>
       </w:r>
     </w:p>
     <w:p>
@@ -6212,15 +6084,7 @@
         </w:numPr>
       </w:pPr>
       <w:r>
-        <w:t xml:space="preserve">Remember we are not only classifying harmful content at post creation, </w:t>
-      </w:r>
-      <w:proofErr w:type="gramStart"/>
-      <w:r>
-        <w:t>we</w:t>
-      </w:r>
-      <w:proofErr w:type="gramEnd"/>
-      <w:r>
-        <w:t xml:space="preserve"> allow it to get some viewership and </w:t>
+        <w:t xml:space="preserve">Remember we are not only classifying harmful content at post creation, we allow it to get some viewership and </w:t>
       </w:r>
       <w:r>
         <w:t>gain reactions</w:t>
@@ -6235,15 +6099,7 @@
         </w:numPr>
       </w:pPr>
       <w:r>
-        <w:t xml:space="preserve">If that’s the </w:t>
-      </w:r>
-      <w:proofErr w:type="gramStart"/>
-      <w:r>
-        <w:t>case</w:t>
-      </w:r>
-      <w:proofErr w:type="gramEnd"/>
-      <w:r>
-        <w:t xml:space="preserve"> how can we include these feature</w:t>
+        <w:t>If that’s the case how can we include these feature</w:t>
       </w:r>
       <w:r>
         <w:t>s</w:t>
@@ -6285,15 +6141,7 @@
         </w:numPr>
       </w:pPr>
       <w:r>
-        <w:t xml:space="preserve">Normalize by exposure, 20 reports out of 10M views </w:t>
-      </w:r>
-      <w:proofErr w:type="gramStart"/>
-      <w:r>
-        <w:t>is</w:t>
-      </w:r>
-      <w:proofErr w:type="gramEnd"/>
-      <w:r>
-        <w:t xml:space="preserve"> negligible, whereas 5 reports out of 20 views is a huge red flag</w:t>
+        <w:t>Normalize by exposure, 20 reports out of 10M views is negligible, whereas 5 reports out of 20 views is a huge red flag</w:t>
       </w:r>
     </w:p>
     <w:p>
@@ -6337,15 +6185,7 @@
         </w:numPr>
       </w:pPr>
       <w:r>
-        <w:t xml:space="preserve">A </w:t>
-      </w:r>
-      <w:proofErr w:type="gramStart"/>
-      <w:r>
-        <w:t>0 report</w:t>
-      </w:r>
-      <w:proofErr w:type="gramEnd"/>
-      <w:r>
-        <w:t xml:space="preserve"> ratio at 1 minute doesn’t mean the post is benign, it just hasn’t got enough exposure</w:t>
+        <w:t>A 0 report ratio at 1 minute doesn’t mean the post is benign, it just hasn’t got enough exposure</w:t>
       </w:r>
     </w:p>
     <w:p>
@@ -6466,15 +6306,7 @@
         </w:numPr>
       </w:pPr>
       <w:r>
-        <w:t xml:space="preserve">To capture </w:t>
-      </w:r>
-      <w:proofErr w:type="gramStart"/>
-      <w:r>
-        <w:t>users</w:t>
-      </w:r>
-      <w:proofErr w:type="gramEnd"/>
-      <w:r>
-        <w:t xml:space="preserve"> historical behavior and characteristic, which will capture how likely they will post harmful or benign content, based on their past activity</w:t>
+        <w:t>To capture users historical behavior and characteristic, which will capture how likely they will post harmful or benign content, based on their past activity</w:t>
       </w:r>
     </w:p>
     <w:p>
@@ -6534,23 +6366,7 @@
         </w:numPr>
       </w:pPr>
       <w:r>
-        <w:t xml:space="preserve">Use graph and multi-task </w:t>
-      </w:r>
-      <w:proofErr w:type="gramStart"/>
-      <w:r>
-        <w:t>embeddings(</w:t>
-      </w:r>
-      <w:proofErr w:type="gramEnd"/>
-      <w:r>
-        <w:t xml:space="preserve">context &amp; coordination) for user embedding. It would capture community norms, homophily, and coordinated abuse (helpful when content looks </w:t>
-      </w:r>
-      <w:proofErr w:type="gramStart"/>
-      <w:r>
-        <w:t>benign</w:t>
-      </w:r>
-      <w:proofErr w:type="gramEnd"/>
-      <w:r>
-        <w:t xml:space="preserve"> but neighbors aren’t. It’s great for cold start</w:t>
+        <w:t>Use graph and multi-task embeddings(context &amp; coordination) for user embedding. It would capture community norms, homophily, and coordinated abuse (helpful when content looks benign but neighbors aren’t. It’s great for cold start</w:t>
       </w:r>
     </w:p>
     <w:p>
@@ -6574,15 +6390,7 @@
         </w:numPr>
       </w:pPr>
       <w:r>
-        <w:t xml:space="preserve">Group/community/topic: some groups have different </w:t>
-      </w:r>
-      <w:proofErr w:type="gramStart"/>
-      <w:r>
-        <w:t>norms ,</w:t>
-      </w:r>
-      <w:proofErr w:type="gramEnd"/>
-      <w:r>
-        <w:t xml:space="preserve"> a word may be benign in one community </w:t>
+        <w:t xml:space="preserve">Group/community/topic: some groups have different norms , a word may be benign in one community </w:t>
       </w:r>
       <w:r>
         <w:t>but slur in another</w:t>
@@ -6633,15 +6441,7 @@
         </w:numPr>
       </w:pPr>
       <w:r>
-        <w:t xml:space="preserve">Normalizations: </w:t>
-      </w:r>
-      <w:proofErr w:type="gramStart"/>
-      <w:r>
-        <w:t>ratios(</w:t>
-      </w:r>
-      <w:proofErr w:type="gramEnd"/>
-      <w:r>
-        <w:t xml:space="preserve">e.g. reports/views, reports/day), log transforms for heavy-tailed counts. </w:t>
+        <w:t xml:space="preserve">Normalizations: ratios(e.g. reports/views, reports/day), log transforms for heavy-tailed counts. </w:t>
       </w:r>
     </w:p>
     <w:p>
@@ -6799,15 +6599,7 @@
         </w:numPr>
       </w:pPr>
       <w:r>
-        <w:t xml:space="preserve">Interaction between modalities </w:t>
-      </w:r>
-      <w:proofErr w:type="gramStart"/>
-      <w:r>
-        <w:t>are</w:t>
-      </w:r>
-      <w:proofErr w:type="gramEnd"/>
-      <w:r>
-        <w:t xml:space="preserve"> limited to the final layers, which might miss important cross-modal patterns</w:t>
+        <w:t>Interaction between modalities are limited to the final layers, which might miss important cross-modal patterns</w:t>
       </w:r>
       <w:r>
         <w:t xml:space="preserve">, because the model learns interaction on “global summaries (after encoding)”, not from the raw token/patches. </w:t>
@@ -6960,7 +6752,126 @@
         </w:numPr>
       </w:pPr>
       <w:r>
-        <w:t>Additional embedding for behavioral and user features</w:t>
+        <w:t xml:space="preserve">A lightweight update model </w:t>
+      </w:r>
+      <w:r>
+        <w:t>in the form of MLP that takes the frozen content embeddings (images and texts)</w:t>
+      </w:r>
+      <w:r>
+        <w:t xml:space="preserve"> and the behavior</w:t>
+      </w:r>
+      <w:r>
+        <w:t xml:space="preserve">. </w:t>
+      </w:r>
+    </w:p>
+    <w:p>
+      <w:pPr>
+        <w:pStyle w:val="ListParagraph"/>
+        <w:numPr>
+          <w:ilvl w:val="2"/>
+          <w:numId w:val="1"/>
+        </w:numPr>
+      </w:pPr>
+      <w:r>
+        <w:t>Note the content features (images and texts) stays the same</w:t>
+      </w:r>
+      <w:r>
+        <w:t>, but behavior (</w:t>
+      </w:r>
+      <w:r>
+        <w:t>reports, reactions, comments to the post) feature</w:t>
+      </w:r>
+      <w:r>
+        <w:t>s</w:t>
+      </w:r>
+      <w:r>
+        <w:t xml:space="preserve"> will change over time. if the post is revaluated after some time or </w:t>
+      </w:r>
+      <w:r>
+        <w:t xml:space="preserve">after </w:t>
+      </w:r>
+      <w:r>
+        <w:t>accumulat</w:t>
+      </w:r>
+      <w:r>
+        <w:t>ing</w:t>
+      </w:r>
+      <w:r>
+        <w:t xml:space="preserve"> </w:t>
+      </w:r>
+      <w:proofErr w:type="spellStart"/>
+      <w:r>
+        <w:t>viewer</w:t>
+      </w:r>
+      <w:r>
+        <w:t>ships</w:t>
+      </w:r>
+      <w:proofErr w:type="spellEnd"/>
+      <w:r>
+        <w:t xml:space="preserve"> the </w:t>
+      </w:r>
+      <w:r>
+        <w:t xml:space="preserve">main </w:t>
+      </w:r>
+      <w:r>
+        <w:t xml:space="preserve">content features no longer have to fed through the </w:t>
+      </w:r>
+      <w:r>
+        <w:t>e</w:t>
+      </w:r>
+      <w:r>
+        <w:t>ncoder for re-encoding</w:t>
+      </w:r>
+      <w:r>
+        <w:t xml:space="preserve">. </w:t>
+      </w:r>
+      <w:r>
+        <w:t xml:space="preserve">The same content embedding would get </w:t>
+      </w:r>
+      <w:r>
+        <w:t xml:space="preserve">combined with the new behavior feature for newer classification. </w:t>
+      </w:r>
+    </w:p>
+    <w:p>
+      <w:pPr>
+        <w:pStyle w:val="ListParagraph"/>
+        <w:numPr>
+          <w:ilvl w:val="2"/>
+          <w:numId w:val="1"/>
+        </w:numPr>
+      </w:pPr>
+      <w:r>
+        <w:t xml:space="preserve">The benefit of it is that it’s cheap and fast, allowing for frequency update as </w:t>
+      </w:r>
+      <w:r>
+        <w:t>behavior feature evolve</w:t>
+      </w:r>
+    </w:p>
+    <w:p>
+      <w:pPr>
+        <w:pStyle w:val="ListParagraph"/>
+        <w:numPr>
+          <w:ilvl w:val="2"/>
+          <w:numId w:val="1"/>
+        </w:numPr>
+      </w:pPr>
+      <w:r>
+        <w:t>Earlier it was discussed that</w:t>
+      </w:r>
+      <w:r>
+        <w:t xml:space="preserve"> a post may not be classif</w:t>
+      </w:r>
+      <w:r>
+        <w:t xml:space="preserve">ied during creation, </w:t>
+      </w:r>
+      <w:r>
+        <w:t xml:space="preserve">only </w:t>
+      </w:r>
+      <w:r>
+        <w:t xml:space="preserve">after accumulating viewership, this layer would help </w:t>
+      </w:r>
+      <w:r>
+        <w:t xml:space="preserve">revisiting the post after gaining more behavior feature. </w:t>
       </w:r>
     </w:p>
     <w:p/>
@@ -7129,7 +7040,7 @@
               <v:stroke joinstyle="miter"/>
               <v:path gradientshapeok="t" o:connecttype="rect"/>
             </v:shapetype>
-            <v:shape id="Text Box 2" o:spid="_x0000_s1026" type="#_x0000_t202" alt="Oshkosh Corporation Classification - Restricted" style="position:absolute;margin-left:0;margin-top:0;width:188.9pt;height:29.15pt;z-index:251659264;visibility:visible;mso-wrap-style:none;mso-wrap-distance-left:0;mso-wrap-distance-top:0;mso-wrap-distance-right:0;mso-wrap-distance-bottom:0;mso-position-horizontal:center;mso-position-horizontal-relative:page;mso-position-vertical:top;mso-position-vertical-relative:page;v-text-anchor:top" o:gfxdata="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" filled="f" stroked="f">
+            <v:shape id="Text Box 2" o:spid="_x0000_s1026" type="#_x0000_t202" alt="Oshkosh Corporation Classification - Restricted" style="position:absolute;margin-left:0;margin-top:0;width:188.9pt;height:29.15pt;z-index:251659264;visibility:visible;mso-wrap-style:none;mso-wrap-distance-left:0;mso-wrap-distance-top:0;mso-wrap-distance-right:0;mso-wrap-distance-bottom:0;mso-position-horizontal:center;mso-position-horizontal-relative:page;mso-position-vertical:top;mso-position-vertical-relative:page;v-text-anchor:top" o:gfxdata="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" filled="f" stroked="f">
               <v:textbox style="mso-fit-shape-to-text:t" inset="0,15pt,0,0">
                 <w:txbxContent>
                   <w:p>
@@ -7259,7 +7170,7 @@
               <v:stroke joinstyle="miter"/>
               <v:path gradientshapeok="t" o:connecttype="rect"/>
             </v:shapetype>
-            <v:shape id="Text Box 3" o:spid="_x0000_s1027" type="#_x0000_t202" alt="Oshkosh Corporation Classification - Restricted" style="position:absolute;margin-left:0;margin-top:0;width:188.9pt;height:29.15pt;z-index:251660288;visibility:visible;mso-wrap-style:none;mso-wrap-distance-left:0;mso-wrap-distance-top:0;mso-wrap-distance-right:0;mso-wrap-distance-bottom:0;mso-position-horizontal:center;mso-position-horizontal-relative:page;mso-position-vertical:top;mso-position-vertical-relative:page;v-text-anchor:top" o:gfxdata="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" filled="f" stroked="f">
+            <v:shape id="Text Box 3" o:spid="_x0000_s1027" type="#_x0000_t202" alt="Oshkosh Corporation Classification - Restricted" style="position:absolute;margin-left:0;margin-top:0;width:188.9pt;height:29.15pt;z-index:251660288;visibility:visible;mso-wrap-style:none;mso-wrap-distance-left:0;mso-wrap-distance-top:0;mso-wrap-distance-right:0;mso-wrap-distance-bottom:0;mso-position-horizontal:center;mso-position-horizontal-relative:page;mso-position-vertical:top;mso-position-vertical-relative:page;v-text-anchor:top" o:gfxdata="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" filled="f" stroked="f">
               <v:textbox style="mso-fit-shape-to-text:t" inset="0,15pt,0,0">
                 <w:txbxContent>
                   <w:p>
@@ -7389,7 +7300,7 @@
               <v:stroke joinstyle="miter"/>
               <v:path gradientshapeok="t" o:connecttype="rect"/>
             </v:shapetype>
-            <v:shape id="Text Box 1" o:spid="_x0000_s1028" type="#_x0000_t202" alt="Oshkosh Corporation Classification - Restricted" style="position:absolute;margin-left:0;margin-top:0;width:188.9pt;height:29.15pt;z-index:251658240;visibility:visible;mso-wrap-style:none;mso-wrap-distance-left:0;mso-wrap-distance-top:0;mso-wrap-distance-right:0;mso-wrap-distance-bottom:0;mso-position-horizontal:center;mso-position-horizontal-relative:page;mso-position-vertical:top;mso-position-vertical-relative:page;v-text-anchor:top" o:gfxdata="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" filled="f" stroked="f">
+            <v:shape id="Text Box 1" o:spid="_x0000_s1028" type="#_x0000_t202" alt="Oshkosh Corporation Classification - Restricted" style="position:absolute;margin-left:0;margin-top:0;width:188.9pt;height:29.15pt;z-index:251658240;visibility:visible;mso-wrap-style:none;mso-wrap-distance-left:0;mso-wrap-distance-top:0;mso-wrap-distance-right:0;mso-wrap-distance-bottom:0;mso-position-horizontal:center;mso-position-horizontal-relative:page;mso-position-vertical:top;mso-position-vertical-relative:page;v-text-anchor:top" o:gfxdata="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" filled="f" stroked="f">
               <v:textbox style="mso-fit-shape-to-text:t" inset="0,15pt,0,0">
                 <w:txbxContent>
                   <w:p>

--- a/ML Design.docx
+++ b/ML Design.docx
@@ -2525,7 +2525,15 @@
         <w:t>Metrics</w:t>
       </w:r>
       <w:r>
-        <w:t xml:space="preserve">: pick offline metrics that predict online lift (AUC → not enough; also PR-AUC @ low FPR, NDCG@K, calibration error, </w:t>
+        <w:t xml:space="preserve">: pick offline metrics that predict online lift (AUC → not enough; </w:t>
+      </w:r>
+      <w:proofErr w:type="gramStart"/>
+      <w:r>
+        <w:t>also</w:t>
+      </w:r>
+      <w:proofErr w:type="gramEnd"/>
+      <w:r>
+        <w:t xml:space="preserve"> PR-AUC @ low FPR, NDCG@K, calibration error, </w:t>
       </w:r>
       <w:proofErr w:type="spellStart"/>
       <w:r>
@@ -2543,7 +2551,15 @@
         <w:t>why</w:t>
       </w:r>
       <w:r>
-        <w:t xml:space="preserve"> each maps to product goals.</w:t>
+        <w:t xml:space="preserve"> each </w:t>
+      </w:r>
+      <w:proofErr w:type="gramStart"/>
+      <w:r>
+        <w:t>maps</w:t>
+      </w:r>
+      <w:proofErr w:type="gramEnd"/>
+      <w:r>
+        <w:t xml:space="preserve"> to product goals.</w:t>
       </w:r>
     </w:p>
     <w:p>
@@ -3117,8 +3133,8 @@
         <w:rPr>
           <w:noProof/>
         </w:rPr>
-        <w:pict w14:anchorId="57FD998C">
-          <v:rect id="_x0000_i1025" alt="" style="width:468pt;height:.05pt;mso-width-percent:0;mso-height-percent:0;mso-width-percent:0;mso-height-percent:0" o:hralign="center" o:hrstd="t" o:hr="t" fillcolor="#a0a0a0" stroked="f"/>
+        <w:pict w14:anchorId="26F8B235">
+          <v:rect id="_x0000_i1041" alt="" style="width:468pt;height:.05pt;mso-width-percent:0;mso-height-percent:0;mso-width-percent:0;mso-height-percent:0" o:hralign="center" o:hrstd="t" o:hr="t" fillcolor="#a0a0a0" stroked="f"/>
         </w:pict>
       </w:r>
     </w:p>
@@ -3209,8 +3225,8 @@
         <w:rPr>
           <w:noProof/>
         </w:rPr>
-        <w:pict w14:anchorId="31DB3834">
-          <v:rect id="_x0000_i1026" alt="" style="width:468pt;height:.05pt;mso-width-percent:0;mso-height-percent:0;mso-width-percent:0;mso-height-percent:0" o:hralign="center" o:hrstd="t" o:hr="t" fillcolor="#a0a0a0" stroked="f"/>
+        <w:pict w14:anchorId="4C545995">
+          <v:rect id="_x0000_i1040" alt="" style="width:468pt;height:.05pt;mso-width-percent:0;mso-height-percent:0;mso-width-percent:0;mso-height-percent:0" o:hralign="center" o:hrstd="t" o:hr="t" fillcolor="#a0a0a0" stroked="f"/>
         </w:pict>
       </w:r>
     </w:p>
@@ -3291,8 +3307,8 @@
         <w:rPr>
           <w:noProof/>
         </w:rPr>
-        <w:pict w14:anchorId="3A974430">
-          <v:rect id="_x0000_i1027" alt="" style="width:468pt;height:.05pt;mso-width-percent:0;mso-height-percent:0;mso-width-percent:0;mso-height-percent:0" o:hralign="center" o:hrstd="t" o:hr="t" fillcolor="#a0a0a0" stroked="f"/>
+        <w:pict w14:anchorId="0C8D8767">
+          <v:rect id="_x0000_i1039" alt="" style="width:468pt;height:.05pt;mso-width-percent:0;mso-height-percent:0;mso-width-percent:0;mso-height-percent:0" o:hralign="center" o:hrstd="t" o:hr="t" fillcolor="#a0a0a0" stroked="f"/>
         </w:pict>
       </w:r>
     </w:p>
@@ -3350,8 +3366,8 @@
         <w:rPr>
           <w:noProof/>
         </w:rPr>
-        <w:pict w14:anchorId="00FCC4D4">
-          <v:rect id="_x0000_i1028" alt="" style="width:468pt;height:.05pt;mso-width-percent:0;mso-height-percent:0;mso-width-percent:0;mso-height-percent:0" o:hralign="center" o:hrstd="t" o:hr="t" fillcolor="#a0a0a0" stroked="f"/>
+        <w:pict w14:anchorId="0875F70A">
+          <v:rect id="_x0000_i1038" alt="" style="width:468pt;height:.05pt;mso-width-percent:0;mso-height-percent:0;mso-width-percent:0;mso-height-percent:0" o:hralign="center" o:hrstd="t" o:hr="t" fillcolor="#a0a0a0" stroked="f"/>
         </w:pict>
       </w:r>
     </w:p>
@@ -3400,8 +3416,8 @@
         <w:rPr>
           <w:noProof/>
         </w:rPr>
-        <w:pict w14:anchorId="4C52F95A">
-          <v:rect id="_x0000_i1029" alt="" style="width:468pt;height:.05pt;mso-width-percent:0;mso-height-percent:0;mso-width-percent:0;mso-height-percent:0" o:hralign="center" o:hrstd="t" o:hr="t" fillcolor="#a0a0a0" stroked="f"/>
+        <w:pict w14:anchorId="67697B81">
+          <v:rect id="_x0000_i1037" alt="" style="width:468pt;height:.05pt;mso-width-percent:0;mso-height-percent:0;mso-width-percent:0;mso-height-percent:0" o:hralign="center" o:hrstd="t" o:hr="t" fillcolor="#a0a0a0" stroked="f"/>
         </w:pict>
       </w:r>
     </w:p>
@@ -3461,8 +3477,8 @@
         <w:rPr>
           <w:noProof/>
         </w:rPr>
-        <w:pict w14:anchorId="2034F30F">
-          <v:rect id="_x0000_i1030" alt="" style="width:468pt;height:.05pt;mso-width-percent:0;mso-height-percent:0;mso-width-percent:0;mso-height-percent:0" o:hralign="center" o:hrstd="t" o:hr="t" fillcolor="#a0a0a0" stroked="f"/>
+        <w:pict w14:anchorId="5C273499">
+          <v:rect id="_x0000_i1036" alt="" style="width:468pt;height:.05pt;mso-width-percent:0;mso-height-percent:0;mso-width-percent:0;mso-height-percent:0" o:hralign="center" o:hrstd="t" o:hr="t" fillcolor="#a0a0a0" stroked="f"/>
         </w:pict>
       </w:r>
     </w:p>
@@ -3517,8 +3533,8 @@
         <w:rPr>
           <w:noProof/>
         </w:rPr>
-        <w:pict w14:anchorId="70524B80">
-          <v:rect id="_x0000_i1031" alt="" style="width:468pt;height:.05pt;mso-width-percent:0;mso-height-percent:0;mso-width-percent:0;mso-height-percent:0" o:hralign="center" o:hrstd="t" o:hr="t" fillcolor="#a0a0a0" stroked="f"/>
+        <w:pict w14:anchorId="45687A2D">
+          <v:rect id="_x0000_i1035" alt="" style="width:468pt;height:.05pt;mso-width-percent:0;mso-height-percent:0;mso-width-percent:0;mso-height-percent:0" o:hralign="center" o:hrstd="t" o:hr="t" fillcolor="#a0a0a0" stroked="f"/>
         </w:pict>
       </w:r>
     </w:p>
@@ -3599,8 +3615,8 @@
         <w:rPr>
           <w:noProof/>
         </w:rPr>
-        <w:pict w14:anchorId="76525A7F">
-          <v:rect id="_x0000_i1032" alt="" style="width:468pt;height:.05pt;mso-width-percent:0;mso-height-percent:0;mso-width-percent:0;mso-height-percent:0" o:hralign="center" o:hrstd="t" o:hr="t" fillcolor="#a0a0a0" stroked="f"/>
+        <w:pict w14:anchorId="71FAC108">
+          <v:rect id="_x0000_i1034" alt="" style="width:468pt;height:.05pt;mso-width-percent:0;mso-height-percent:0;mso-width-percent:0;mso-height-percent:0" o:hralign="center" o:hrstd="t" o:hr="t" fillcolor="#a0a0a0" stroked="f"/>
         </w:pict>
       </w:r>
     </w:p>
@@ -4514,7 +4530,23 @@
         <w:t>Best when</w:t>
       </w:r>
       <w:r>
-        <w:t>: you have moderate-to-large labeled data, want to fine-tune the encoder, need per-token outputs, or want tight calibration + guardrails.</w:t>
+        <w:t xml:space="preserve">: you </w:t>
+      </w:r>
+      <w:proofErr w:type="gramStart"/>
+      <w:r>
+        <w:t>have moderate-to</w:t>
+      </w:r>
+      <w:proofErr w:type="gramEnd"/>
+      <w:r>
+        <w:t>-</w:t>
+      </w:r>
+      <w:proofErr w:type="gramStart"/>
+      <w:r>
+        <w:t>large labeled</w:t>
+      </w:r>
+      <w:proofErr w:type="gramEnd"/>
+      <w:r>
+        <w:t xml:space="preserve"> data, want to fine-tune the encoder, need per-token outputs, or want tight calibration + guardrails.</w:t>
       </w:r>
     </w:p>
     <w:p>
@@ -5032,7 +5064,15 @@
         <w:t>High-dim dense embeddings</w:t>
       </w:r>
       <w:r>
-        <w:t xml:space="preserve"> are fine for trees, but tune depth/regularization to avoid overfitting.</w:t>
+        <w:t xml:space="preserve"> are fine for </w:t>
+      </w:r>
+      <w:proofErr w:type="gramStart"/>
+      <w:r>
+        <w:t>trees, but</w:t>
+      </w:r>
+      <w:proofErr w:type="gramEnd"/>
+      <w:r>
+        <w:t xml:space="preserve"> tune depth/regularization to avoid overfitting.</w:t>
       </w:r>
     </w:p>
     <w:p>
@@ -5113,7 +5153,27 @@
         <w:t xml:space="preserve"> (possibly distilled later to an MLP for serving).</w:t>
       </w:r>
     </w:p>
-    <w:p/>
+    <w:p>
+      <w:pPr>
+        <w:pStyle w:val="Heading1"/>
+      </w:pPr>
+      <w:r>
+        <w:t>Key Terms and meanings</w:t>
+      </w:r>
+    </w:p>
+    <w:p>
+      <w:r>
+        <w:t xml:space="preserve">Attention – let a model decide, for each token, which other tokens matter right now and by how much. It builds a weighted mix of the relevant tokens, so the representation of “this word/patch” is computed in context of everything else. Multi-head attentions </w:t>
+      </w:r>
+      <w:proofErr w:type="gramStart"/>
+      <w:r>
+        <w:t>does</w:t>
+      </w:r>
+      <w:proofErr w:type="gramEnd"/>
+      <w:r>
+        <w:t xml:space="preserve"> this in parallel with different “views,” and we stack these layers to get rich, global reasoning. </w:t>
+      </w:r>
+    </w:p>
     <w:p>
       <w:pPr>
         <w:pStyle w:val="Heading1"/>
@@ -5210,6 +5270,7 @@
         </w:numPr>
       </w:pPr>
       <w:r>
+        <w:lastRenderedPageBreak/>
         <w:t xml:space="preserve">Assume we can automatically remove harmful content and demote likely harmful content. </w:t>
       </w:r>
     </w:p>
@@ -5246,7 +5307,6 @@
         </w:numPr>
       </w:pPr>
       <w:r>
-        <w:lastRenderedPageBreak/>
         <w:t>Users who have their content wrongly removed (false positive) will be unhappy and may leave the platform</w:t>
       </w:r>
     </w:p>
@@ -5295,8 +5355,13 @@
         </w:numPr>
       </w:pPr>
       <w:r>
-        <w:t>As soon as it appears?</w:t>
-      </w:r>
+        <w:t xml:space="preserve">As soon as it </w:t>
+      </w:r>
+      <w:proofErr w:type="gramStart"/>
+      <w:r>
+        <w:t>appears?</w:t>
+      </w:r>
+      <w:proofErr w:type="gramEnd"/>
     </w:p>
     <w:p>
       <w:pPr>
@@ -5331,7 +5396,15 @@
         </w:numPr>
       </w:pPr>
       <w:r>
-        <w:t xml:space="preserve">Do we have data available for the initial training or will we need a cold start? </w:t>
+        <w:t xml:space="preserve">Do we have data available for the initial </w:t>
+      </w:r>
+      <w:proofErr w:type="gramStart"/>
+      <w:r>
+        <w:t>training</w:t>
+      </w:r>
+      <w:proofErr w:type="gramEnd"/>
+      <w:r>
+        <w:t xml:space="preserve"> or will we need a cold start? </w:t>
       </w:r>
     </w:p>
     <w:p>
@@ -5411,7 +5484,23 @@
         </w:numPr>
       </w:pPr>
       <w:r>
-        <w:t>Confirmed that this is a multi-modal classification problem. The scale is large and we know the type of data we will be dealing with. We understands that there are different options to delete the harmful contents</w:t>
+        <w:t xml:space="preserve">Confirmed that this is a multi-modal classification problem. The scale is </w:t>
+      </w:r>
+      <w:proofErr w:type="gramStart"/>
+      <w:r>
+        <w:t>large</w:t>
+      </w:r>
+      <w:proofErr w:type="gramEnd"/>
+      <w:r>
+        <w:t xml:space="preserve"> and we know the type of data we will be dealing with. We </w:t>
+      </w:r>
+      <w:proofErr w:type="gramStart"/>
+      <w:r>
+        <w:t>understands</w:t>
+      </w:r>
+      <w:proofErr w:type="gramEnd"/>
+      <w:r>
+        <w:t xml:space="preserve"> that there are different options to delete the harmful contents</w:t>
       </w:r>
     </w:p>
     <w:p>
@@ -5438,7 +5527,15 @@
         <w:t>It may be easy to say that all harmful contents detected will be deleted</w:t>
       </w:r>
       <w:r>
-        <w:t xml:space="preserve">, but it will create a lot of false positive. Instead, we should set up precision guardrails like 95% precision to minimize false positives so users would have better experience. A better business objective is to minimize views of the harmful content while subject to precision guardrails. Some contents may not get much views at all, so if no one looks at them, </w:t>
+        <w:t xml:space="preserve">, but it will create a lot of false positive. Instead, we should set up precision guardrails like 95% precision to minimize false positives so users would have better experience. A better business objective is to minimize views of the harmful content while subject to precision guardrails. Some contents may not get </w:t>
+      </w:r>
+      <w:proofErr w:type="gramStart"/>
+      <w:r>
+        <w:t>much</w:t>
+      </w:r>
+      <w:proofErr w:type="gramEnd"/>
+      <w:r>
+        <w:t xml:space="preserve"> views at all, so if no one looks at them, </w:t>
       </w:r>
       <w:r>
         <w:t xml:space="preserve">maybe they can stay there for a little bit longer. The ones that get more view will get prioritized for harmful content detection. </w:t>
@@ -5477,6 +5574,7 @@
         </w:numPr>
       </w:pPr>
       <w:r>
+        <w:lastRenderedPageBreak/>
         <w:t>Convert the business problem into ML binary classification problem</w:t>
       </w:r>
       <w:r>
@@ -5493,7 +5591,6 @@
         <w:rPr>
           <w:noProof/>
         </w:rPr>
-        <w:lastRenderedPageBreak/>
         <w:drawing>
           <wp:inline distT="0" distB="0" distL="0" distR="0" wp14:anchorId="39CD3F16" wp14:editId="1BE58329">
             <wp:extent cx="5943600" cy="3169920"/>
@@ -5543,7 +5640,15 @@
         <w:t>Posts created</w:t>
       </w:r>
       <w:r>
-        <w:t xml:space="preserve"> ( or after accumulated some views</w:t>
+        <w:t xml:space="preserve"> </w:t>
+      </w:r>
+      <w:proofErr w:type="gramStart"/>
+      <w:r>
+        <w:t>( or</w:t>
+      </w:r>
+      <w:proofErr w:type="gramEnd"/>
+      <w:r>
+        <w:t xml:space="preserve"> after accumulated some views</w:t>
       </w:r>
       <w:r>
         <w:t xml:space="preserve"> which would estab</w:t>
@@ -5570,7 +5675,15 @@
         <w:t>The classifier will need to be calibrated by a layer which guarantees we meet our precision g</w:t>
       </w:r>
       <w:r>
-        <w:t>uardrails. The outputs will be fed into a system that can take action to either del</w:t>
+        <w:t xml:space="preserve">uardrails. The outputs will be fed into a system that can </w:t>
+      </w:r>
+      <w:proofErr w:type="gramStart"/>
+      <w:r>
+        <w:t>take action</w:t>
+      </w:r>
+      <w:proofErr w:type="gramEnd"/>
+      <w:r>
+        <w:t xml:space="preserve"> to either del</w:t>
       </w:r>
       <w:r>
         <w:t xml:space="preserve">ete the post, flag for review, or some other actions. </w:t>
@@ -5622,8 +5735,13 @@
       <w:r>
         <w:t xml:space="preserve">We can also consider public data sources such as NSFW data, but we have </w:t>
       </w:r>
-      <w:r>
-        <w:t>make sure not to introduce bias into our model using those data, e.g.:</w:t>
+      <w:proofErr w:type="gramStart"/>
+      <w:r>
+        <w:t>make</w:t>
+      </w:r>
+      <w:proofErr w:type="gramEnd"/>
+      <w:r>
+        <w:t xml:space="preserve"> sure not to introduce bias into our model using those data, e.g.:</w:t>
       </w:r>
     </w:p>
     <w:p>
@@ -5662,6 +5780,7 @@
         </w:numPr>
       </w:pPr>
       <w:r>
+        <w:lastRenderedPageBreak/>
         <w:t>Cultural/normative bias – what counts as harmful varies across different cultures</w:t>
       </w:r>
     </w:p>
@@ -5694,7 +5813,6 @@
         </w:numPr>
       </w:pPr>
       <w:r>
-        <w:lastRenderedPageBreak/>
         <w:t>Class imbalance bias – NFSW tend to be heavy on specific type of content (porn), and weak on harassment, bullying, the model may become good at identifying porn only</w:t>
       </w:r>
     </w:p>
@@ -5748,7 +5866,15 @@
         </w:numPr>
       </w:pPr>
       <w:r>
-        <w:t xml:space="preserve">Adversarial Bias – harmful users may try to avoid detection by adapting, hiding aggressive words, e.g.k1ll, </w:t>
+        <w:t>Adversarial Bias – harmful users may try to avoid detection by adapting, hiding aggressive words, e.</w:t>
+      </w:r>
+      <w:proofErr w:type="gramStart"/>
+      <w:r>
+        <w:t>g.k</w:t>
+      </w:r>
+      <w:proofErr w:type="gramEnd"/>
+      <w:r>
+        <w:t xml:space="preserve">1ll, </w:t>
       </w:r>
       <w:proofErr w:type="spellStart"/>
       <w:r>
@@ -5928,7 +6054,15 @@
         </w:numPr>
       </w:pPr>
       <w:r>
-        <w:t>Raw token embeddings, use pretrained text embeddings(BERT)</w:t>
+        <w:t xml:space="preserve">Raw token embeddings, use pretrained text </w:t>
+      </w:r>
+      <w:proofErr w:type="gramStart"/>
+      <w:r>
+        <w:t>embeddings(</w:t>
+      </w:r>
+      <w:proofErr w:type="gramEnd"/>
+      <w:r>
+        <w:t>BERT)</w:t>
       </w:r>
     </w:p>
     <w:p>
@@ -6008,6 +6142,7 @@
         </w:numPr>
       </w:pPr>
       <w:r>
+        <w:lastRenderedPageBreak/>
         <w:t>If video, use speech</w:t>
       </w:r>
       <w:r>
@@ -6047,7 +6182,6 @@
         </w:numPr>
       </w:pPr>
       <w:r>
-        <w:lastRenderedPageBreak/>
         <w:t>Behaviors associated with the posts</w:t>
       </w:r>
     </w:p>
@@ -6084,7 +6218,15 @@
         </w:numPr>
       </w:pPr>
       <w:r>
-        <w:t xml:space="preserve">Remember we are not only classifying harmful content at post creation, we allow it to get some viewership and </w:t>
+        <w:t xml:space="preserve">Remember we are not only classifying harmful content at post creation, </w:t>
+      </w:r>
+      <w:proofErr w:type="gramStart"/>
+      <w:r>
+        <w:t>we</w:t>
+      </w:r>
+      <w:proofErr w:type="gramEnd"/>
+      <w:r>
+        <w:t xml:space="preserve"> allow it to get some viewership and </w:t>
       </w:r>
       <w:r>
         <w:t>gain reactions</w:t>
@@ -6099,7 +6241,15 @@
         </w:numPr>
       </w:pPr>
       <w:r>
-        <w:t>If that’s the case how can we include these feature</w:t>
+        <w:t xml:space="preserve">If that’s the </w:t>
+      </w:r>
+      <w:proofErr w:type="gramStart"/>
+      <w:r>
+        <w:t>case</w:t>
+      </w:r>
+      <w:proofErr w:type="gramEnd"/>
+      <w:r>
+        <w:t xml:space="preserve"> how can we include these feature</w:t>
       </w:r>
       <w:r>
         <w:t>s</w:t>
@@ -6141,7 +6291,15 @@
         </w:numPr>
       </w:pPr>
       <w:r>
-        <w:t>Normalize by exposure, 20 reports out of 10M views is negligible, whereas 5 reports out of 20 views is a huge red flag</w:t>
+        <w:t xml:space="preserve">Normalize by exposure, 20 reports out of 10M views </w:t>
+      </w:r>
+      <w:proofErr w:type="gramStart"/>
+      <w:r>
+        <w:t>is</w:t>
+      </w:r>
+      <w:proofErr w:type="gramEnd"/>
+      <w:r>
+        <w:t xml:space="preserve"> negligible, whereas 5 reports out of 20 views is a huge red flag</w:t>
       </w:r>
     </w:p>
     <w:p>
@@ -6185,7 +6343,15 @@
         </w:numPr>
       </w:pPr>
       <w:r>
-        <w:t>A 0 report ratio at 1 minute doesn’t mean the post is benign, it just hasn’t got enough exposure</w:t>
+        <w:t xml:space="preserve">A </w:t>
+      </w:r>
+      <w:proofErr w:type="gramStart"/>
+      <w:r>
+        <w:t>0 report</w:t>
+      </w:r>
+      <w:proofErr w:type="gramEnd"/>
+      <w:r>
+        <w:t xml:space="preserve"> ratio at 1 minute doesn’t mean the post is benign, it just hasn’t got enough exposure</w:t>
       </w:r>
     </w:p>
     <w:p>
@@ -6306,7 +6472,15 @@
         </w:numPr>
       </w:pPr>
       <w:r>
-        <w:t>To capture users historical behavior and characteristic, which will capture how likely they will post harmful or benign content, based on their past activity</w:t>
+        <w:t xml:space="preserve">To capture </w:t>
+      </w:r>
+      <w:proofErr w:type="gramStart"/>
+      <w:r>
+        <w:t>users</w:t>
+      </w:r>
+      <w:proofErr w:type="gramEnd"/>
+      <w:r>
+        <w:t xml:space="preserve"> historical behavior and characteristic, which will capture how likely they will post harmful or benign content, based on their past activity</w:t>
       </w:r>
     </w:p>
     <w:p>
@@ -6330,6 +6504,7 @@
         </w:numPr>
       </w:pPr>
       <w:r>
+        <w:lastRenderedPageBreak/>
         <w:t xml:space="preserve">Compute </w:t>
       </w:r>
       <w:proofErr w:type="spellStart"/>
@@ -6350,7 +6525,6 @@
         </w:numPr>
       </w:pPr>
       <w:r>
-        <w:lastRenderedPageBreak/>
         <w:t>Train a dedicated user embedding layer 9learned jointly with model).</w:t>
       </w:r>
       <w:r>
@@ -6366,7 +6540,23 @@
         </w:numPr>
       </w:pPr>
       <w:r>
-        <w:t>Use graph and multi-task embeddings(context &amp; coordination) for user embedding. It would capture community norms, homophily, and coordinated abuse (helpful when content looks benign but neighbors aren’t. It’s great for cold start</w:t>
+        <w:t xml:space="preserve">Use graph and multi-task </w:t>
+      </w:r>
+      <w:proofErr w:type="gramStart"/>
+      <w:r>
+        <w:t>embeddings(</w:t>
+      </w:r>
+      <w:proofErr w:type="gramEnd"/>
+      <w:r>
+        <w:t xml:space="preserve">context &amp; coordination) for user embedding. It would capture community norms, homophily, and coordinated abuse (helpful when content looks </w:t>
+      </w:r>
+      <w:proofErr w:type="gramStart"/>
+      <w:r>
+        <w:t>benign</w:t>
+      </w:r>
+      <w:proofErr w:type="gramEnd"/>
+      <w:r>
+        <w:t xml:space="preserve"> but neighbors aren’t. It’s great for cold start</w:t>
       </w:r>
     </w:p>
     <w:p>
@@ -6390,7 +6580,15 @@
         </w:numPr>
       </w:pPr>
       <w:r>
-        <w:t xml:space="preserve">Group/community/topic: some groups have different norms , a word may be benign in one community </w:t>
+        <w:t xml:space="preserve">Group/community/topic: some groups have different </w:t>
+      </w:r>
+      <w:proofErr w:type="gramStart"/>
+      <w:r>
+        <w:t>norms ,</w:t>
+      </w:r>
+      <w:proofErr w:type="gramEnd"/>
+      <w:r>
+        <w:t xml:space="preserve"> a word may be benign in one community </w:t>
       </w:r>
       <w:r>
         <w:t>but slur in another</w:t>
@@ -6441,7 +6639,15 @@
         </w:numPr>
       </w:pPr>
       <w:r>
-        <w:t xml:space="preserve">Normalizations: ratios(e.g. reports/views, reports/day), log transforms for heavy-tailed counts. </w:t>
+        <w:t xml:space="preserve">Normalizations: </w:t>
+      </w:r>
+      <w:proofErr w:type="gramStart"/>
+      <w:r>
+        <w:t>ratios(</w:t>
+      </w:r>
+      <w:proofErr w:type="gramEnd"/>
+      <w:r>
+        <w:t xml:space="preserve">e.g. reports/views, reports/day), log transforms for heavy-tailed counts. </w:t>
       </w:r>
     </w:p>
     <w:p>
@@ -6599,7 +6805,16 @@
         </w:numPr>
       </w:pPr>
       <w:r>
-        <w:t>Interaction between modalities are limited to the final layers, which might miss important cross-modal patterns</w:t>
+        <w:lastRenderedPageBreak/>
+        <w:t xml:space="preserve">Interaction between modalities </w:t>
+      </w:r>
+      <w:proofErr w:type="gramStart"/>
+      <w:r>
+        <w:t>are</w:t>
+      </w:r>
+      <w:proofErr w:type="gramEnd"/>
+      <w:r>
+        <w:t xml:space="preserve"> limited to the final layers, which might miss important cross-modal patterns</w:t>
       </w:r>
       <w:r>
         <w:t xml:space="preserve">, because the model learns interaction on “global summaries (after encoding)”, not from the raw token/patches. </w:t>
@@ -6614,7 +6829,6 @@
         </w:numPr>
       </w:pPr>
       <w:r>
-        <w:lastRenderedPageBreak/>
         <w:t xml:space="preserve">Late fusion is a good solution if modalities are individually strong. It has self-attention inside each modality, but no cross-modal attention, so it can’t align tokens to patches (texts to images), it only happened int eh final head over pooled embeddings </w:t>
       </w:r>
     </w:p>
@@ -6814,7 +7028,15 @@
         <w:t xml:space="preserve">main </w:t>
       </w:r>
       <w:r>
-        <w:t xml:space="preserve">content features no longer have to fed through the </w:t>
+        <w:t xml:space="preserve">content features no longer </w:t>
+      </w:r>
+      <w:proofErr w:type="gramStart"/>
+      <w:r>
+        <w:t>have to</w:t>
+      </w:r>
+      <w:proofErr w:type="gramEnd"/>
+      <w:r>
+        <w:t xml:space="preserve"> fed through the </w:t>
       </w:r>
       <w:r>
         <w:t>e</w:t>
@@ -6872,6 +7094,1295 @@
       </w:r>
       <w:r>
         <w:t xml:space="preserve">revisiting the post after gaining more behavior feature. </w:t>
+      </w:r>
+    </w:p>
+    <w:p>
+      <w:r>
+        <w:t>Loss Function and Training</w:t>
+      </w:r>
+    </w:p>
+    <w:p>
+      <w:r>
+        <w:t xml:space="preserve">1. </w:t>
+      </w:r>
+      <w:r>
+        <w:rPr>
+          <w:rStyle w:val="Strong"/>
+          <w:b w:val="0"/>
+          <w:bCs w:val="0"/>
+        </w:rPr>
+        <w:t>What are we trying to do?</w:t>
+      </w:r>
+    </w:p>
+    <w:p>
+      <w:pPr>
+        <w:pStyle w:val="NormalWeb"/>
+      </w:pPr>
+      <w:r>
+        <w:lastRenderedPageBreak/>
+        <w:t>We want our model to do two things:</w:t>
+      </w:r>
+    </w:p>
+    <w:p>
+      <w:pPr>
+        <w:pStyle w:val="NormalWeb"/>
+        <w:numPr>
+          <w:ilvl w:val="0"/>
+          <w:numId w:val="27"/>
+        </w:numPr>
+      </w:pPr>
+      <w:r>
+        <w:rPr>
+          <w:rStyle w:val="Strong"/>
+          <w:rFonts w:eastAsiaTheme="majorEastAsia"/>
+        </w:rPr>
+        <w:t>Classify content correctly</w:t>
+      </w:r>
+      <w:r>
+        <w:t xml:space="preserve"> (harmful vs. not harmful) → this is the usual binary classification goal.</w:t>
+      </w:r>
+    </w:p>
+    <w:p>
+      <w:pPr>
+        <w:pStyle w:val="NormalWeb"/>
+        <w:numPr>
+          <w:ilvl w:val="0"/>
+          <w:numId w:val="27"/>
+        </w:numPr>
+      </w:pPr>
+      <w:r>
+        <w:rPr>
+          <w:rStyle w:val="Strong"/>
+          <w:rFonts w:eastAsiaTheme="majorEastAsia"/>
+        </w:rPr>
+        <w:t xml:space="preserve">Pay more attention to content that </w:t>
+      </w:r>
+      <w:proofErr w:type="gramStart"/>
+      <w:r>
+        <w:rPr>
+          <w:rStyle w:val="Strong"/>
+          <w:rFonts w:eastAsiaTheme="majorEastAsia"/>
+        </w:rPr>
+        <w:t>actually matters</w:t>
+      </w:r>
+      <w:proofErr w:type="gramEnd"/>
+      <w:r>
+        <w:rPr>
+          <w:rStyle w:val="Strong"/>
+          <w:rFonts w:eastAsiaTheme="majorEastAsia"/>
+        </w:rPr>
+        <w:t xml:space="preserve"> for the business</w:t>
+      </w:r>
+      <w:r>
+        <w:t xml:space="preserve"> — posts that are seen by many people.</w:t>
+      </w:r>
+    </w:p>
+    <w:p>
+      <w:r>
+        <w:rPr>
+          <w:noProof/>
+        </w:rPr>
+        <w:pict w14:anchorId="12A117BF">
+          <v:rect id="_x0000_i1033" alt="" style="width:468pt;height:.05pt;mso-width-percent:0;mso-height-percent:0;mso-width-percent:0;mso-height-percent:0" o:hralign="center" o:hrstd="t" o:hr="t" fillcolor="#a0a0a0" stroked="f"/>
+        </w:pict>
+      </w:r>
+    </w:p>
+    <w:p>
+      <w:r>
+        <w:t xml:space="preserve">2. </w:t>
+      </w:r>
+      <w:r>
+        <w:rPr>
+          <w:rStyle w:val="Strong"/>
+          <w:b w:val="0"/>
+          <w:bCs w:val="0"/>
+        </w:rPr>
+        <w:t>Basic loss function:</w:t>
+      </w:r>
+    </w:p>
+    <w:p>
+      <w:pPr>
+        <w:pStyle w:val="NormalWeb"/>
+      </w:pPr>
+      <w:r>
+        <w:t xml:space="preserve">For classification, we normally use </w:t>
+      </w:r>
+      <w:r>
+        <w:rPr>
+          <w:rStyle w:val="Strong"/>
+          <w:rFonts w:eastAsiaTheme="majorEastAsia"/>
+        </w:rPr>
+        <w:t>binary cross-entropy loss</w:t>
+      </w:r>
+      <w:r>
+        <w:t>, which measures how well the model predicts harmful vs benign content.</w:t>
+      </w:r>
+    </w:p>
+    <w:p>
+      <w:pPr>
+        <w:pStyle w:val="NormalWeb"/>
+      </w:pPr>
+      <w:r>
+        <w:t>But this treats all posts equally. A harmful post with 1 view is counted the same as one with 1,000,000 views — which doesn’t match the business need.</w:t>
+      </w:r>
+    </w:p>
+    <w:p>
+      <w:r>
+        <w:rPr>
+          <w:noProof/>
+        </w:rPr>
+        <w:pict w14:anchorId="00F07156">
+          <v:rect id="_x0000_i1032" alt="" style="width:468pt;height:.05pt;mso-width-percent:0;mso-height-percent:0;mso-width-percent:0;mso-height-percent:0" o:hralign="center" o:hrstd="t" o:hr="t" fillcolor="#a0a0a0" stroked="f"/>
+        </w:pict>
+      </w:r>
+    </w:p>
+    <w:p>
+      <w:r>
+        <w:t xml:space="preserve">3. </w:t>
+      </w:r>
+      <w:r>
+        <w:rPr>
+          <w:rStyle w:val="Strong"/>
+          <w:b w:val="0"/>
+          <w:bCs w:val="0"/>
+        </w:rPr>
+        <w:t>View-weighted idea:</w:t>
+      </w:r>
+    </w:p>
+    <w:p>
+      <w:pPr>
+        <w:pStyle w:val="NormalWeb"/>
+      </w:pPr>
+      <w:r>
+        <w:t xml:space="preserve">We want to </w:t>
+      </w:r>
+      <w:r>
+        <w:rPr>
+          <w:rStyle w:val="Strong"/>
+          <w:rFonts w:eastAsiaTheme="majorEastAsia"/>
+        </w:rPr>
+        <w:t>weight the loss more for content that has (or will have) many views</w:t>
+      </w:r>
+      <w:r>
+        <w:t>, because missing harmful content there is more important.</w:t>
+      </w:r>
+      <w:r>
+        <w:br/>
+        <w:t>So posts with more views get more “weight” when training.</w:t>
+      </w:r>
+    </w:p>
+    <w:p>
+      <w:r>
+        <w:rPr>
+          <w:noProof/>
+        </w:rPr>
+        <w:pict w14:anchorId="102B42D2">
+          <v:rect id="_x0000_i1031" alt="" style="width:468pt;height:.05pt;mso-width-percent:0;mso-height-percent:0;mso-width-percent:0;mso-height-percent:0" o:hralign="center" o:hrstd="t" o:hr="t" fillcolor="#a0a0a0" stroked="f"/>
+        </w:pict>
+      </w:r>
+    </w:p>
+    <w:p>
+      <w:r>
+        <w:t xml:space="preserve">4. </w:t>
+      </w:r>
+      <w:r>
+        <w:rPr>
+          <w:rStyle w:val="Strong"/>
+          <w:b w:val="0"/>
+          <w:bCs w:val="0"/>
+        </w:rPr>
+        <w:t>Why not just use raw views?</w:t>
+      </w:r>
+    </w:p>
+    <w:p>
+      <w:pPr>
+        <w:pStyle w:val="NormalWeb"/>
+      </w:pPr>
+      <w:r>
+        <w:t xml:space="preserve">Views follow a </w:t>
+      </w:r>
+      <w:r>
+        <w:rPr>
+          <w:rStyle w:val="Strong"/>
+          <w:rFonts w:eastAsiaTheme="majorEastAsia"/>
+        </w:rPr>
+        <w:t>power-law distribution</w:t>
+      </w:r>
+      <w:r>
+        <w:t xml:space="preserve">: a tiny number of posts get </w:t>
+      </w:r>
+      <w:r>
+        <w:rPr>
+          <w:rStyle w:val="Emphasis"/>
+          <w:rFonts w:eastAsiaTheme="majorEastAsia"/>
+        </w:rPr>
+        <w:t>huge</w:t>
+      </w:r>
+      <w:r>
+        <w:t xml:space="preserve"> numbers of views, while most get few or none.</w:t>
+      </w:r>
+      <w:r>
+        <w:br/>
+        <w:t>If we weight directly by raw views:</w:t>
+      </w:r>
+    </w:p>
+    <w:p>
+      <w:pPr>
+        <w:pStyle w:val="NormalWeb"/>
+        <w:numPr>
+          <w:ilvl w:val="0"/>
+          <w:numId w:val="28"/>
+        </w:numPr>
+      </w:pPr>
+      <w:r>
+        <w:t>A handful of viral posts dominate the loss.</w:t>
+      </w:r>
+    </w:p>
+    <w:p>
+      <w:pPr>
+        <w:pStyle w:val="NormalWeb"/>
+        <w:numPr>
+          <w:ilvl w:val="0"/>
+          <w:numId w:val="28"/>
+        </w:numPr>
+      </w:pPr>
+      <w:r>
+        <w:t>The model struggles to learn patterns from normal posts because the loss is skewed.</w:t>
+      </w:r>
+    </w:p>
+    <w:p>
+      <w:r>
+        <w:rPr>
+          <w:noProof/>
+        </w:rPr>
+        <w:pict w14:anchorId="708EBBE7">
+          <v:rect id="_x0000_i1030" alt="" style="width:468pt;height:.05pt;mso-width-percent:0;mso-height-percent:0;mso-width-percent:0;mso-height-percent:0" o:hralign="center" o:hrstd="t" o:hr="t" fillcolor="#a0a0a0" stroked="f"/>
+        </w:pict>
+      </w:r>
+    </w:p>
+    <w:p>
+      <w:r>
+        <w:t xml:space="preserve">5. </w:t>
+      </w:r>
+      <w:r>
+        <w:rPr>
+          <w:rStyle w:val="Strong"/>
+          <w:b w:val="0"/>
+          <w:bCs w:val="0"/>
+        </w:rPr>
+        <w:t>What’s the solution?</w:t>
+      </w:r>
+    </w:p>
+    <w:p>
+      <w:pPr>
+        <w:pStyle w:val="NormalWeb"/>
+      </w:pPr>
+      <w:r>
+        <w:t xml:space="preserve">Use a </w:t>
+      </w:r>
+      <w:r>
+        <w:rPr>
+          <w:rStyle w:val="Strong"/>
+          <w:rFonts w:eastAsiaTheme="majorEastAsia"/>
+        </w:rPr>
+        <w:t>logarithmic transformation of views</w:t>
+      </w:r>
+      <w:r>
+        <w:t xml:space="preserve"> instead of raw counts.</w:t>
+      </w:r>
+    </w:p>
+    <w:p>
+      <w:pPr>
+        <w:pStyle w:val="NormalWeb"/>
+        <w:numPr>
+          <w:ilvl w:val="0"/>
+          <w:numId w:val="29"/>
+        </w:numPr>
+      </w:pPr>
+      <w:r>
+        <w:t>Logarithms grow slower than linear numbers.</w:t>
+      </w:r>
+    </w:p>
+    <w:p>
+      <w:pPr>
+        <w:pStyle w:val="NormalWeb"/>
+        <w:numPr>
+          <w:ilvl w:val="0"/>
+          <w:numId w:val="29"/>
+        </w:numPr>
+      </w:pPr>
+      <w:r>
+        <w:t xml:space="preserve">Example: </w:t>
+      </w:r>
+      <w:proofErr w:type="gramStart"/>
+      <w:r>
+        <w:rPr>
+          <w:rStyle w:val="HTMLCode"/>
+          <w:rFonts w:eastAsiaTheme="majorEastAsia"/>
+        </w:rPr>
+        <w:t>log(</w:t>
+      </w:r>
+      <w:proofErr w:type="gramEnd"/>
+      <w:r>
+        <w:rPr>
+          <w:rStyle w:val="HTMLCode"/>
+          <w:rFonts w:eastAsiaTheme="majorEastAsia"/>
+        </w:rPr>
+        <w:t>1 + views)</w:t>
+      </w:r>
+    </w:p>
+    <w:p>
+      <w:pPr>
+        <w:pStyle w:val="NormalWeb"/>
+        <w:numPr>
+          <w:ilvl w:val="1"/>
+          <w:numId w:val="29"/>
+        </w:numPr>
+      </w:pPr>
+      <w:r>
+        <w:t>10 views → log ≈ 2.4</w:t>
+      </w:r>
+    </w:p>
+    <w:p>
+      <w:pPr>
+        <w:pStyle w:val="NormalWeb"/>
+        <w:numPr>
+          <w:ilvl w:val="1"/>
+          <w:numId w:val="29"/>
+        </w:numPr>
+      </w:pPr>
+      <w:r>
+        <w:t>10,000 views → log ≈ 9.2</w:t>
+      </w:r>
+    </w:p>
+    <w:p>
+      <w:pPr>
+        <w:pStyle w:val="NormalWeb"/>
+        <w:numPr>
+          <w:ilvl w:val="1"/>
+          <w:numId w:val="29"/>
+        </w:numPr>
+      </w:pPr>
+      <w:r>
+        <w:lastRenderedPageBreak/>
+        <w:t>100M views → log ≈ 18</w:t>
+      </w:r>
+      <w:r>
+        <w:br/>
+        <w:t>This way, big posts still matter more, but don’t overwhelm the loss.</w:t>
+      </w:r>
+    </w:p>
+    <w:p>
+      <w:r>
+        <w:rPr>
+          <w:noProof/>
+        </w:rPr>
+        <w:pict w14:anchorId="035E6802">
+          <v:rect id="_x0000_i1029" alt="" style="width:468pt;height:.05pt;mso-width-percent:0;mso-height-percent:0;mso-width-percent:0;mso-height-percent:0" o:hralign="center" o:hrstd="t" o:hr="t" fillcolor="#a0a0a0" stroked="f"/>
+        </w:pict>
+      </w:r>
+    </w:p>
+    <w:p>
+      <w:r>
+        <w:t xml:space="preserve">6. </w:t>
+      </w:r>
+      <w:r>
+        <w:rPr>
+          <w:rStyle w:val="Strong"/>
+          <w:b w:val="0"/>
+          <w:bCs w:val="0"/>
+        </w:rPr>
+        <w:t>Feedback loop problem:</w:t>
+      </w:r>
+    </w:p>
+    <w:p>
+      <w:pPr>
+        <w:pStyle w:val="NormalWeb"/>
+      </w:pPr>
+      <w:r>
+        <w:t xml:space="preserve">If our model is already removing harmful content early (before it gets many views), then the </w:t>
+      </w:r>
+      <w:r>
+        <w:rPr>
+          <w:rStyle w:val="Strong"/>
+          <w:rFonts w:eastAsiaTheme="majorEastAsia"/>
+        </w:rPr>
+        <w:t>observed views in the training data are biased</w:t>
+      </w:r>
+      <w:r>
+        <w:t xml:space="preserve"> — harmful posts will look like they only got a few views.</w:t>
+      </w:r>
+    </w:p>
+    <w:p>
+      <w:pPr>
+        <w:pStyle w:val="NormalWeb"/>
+      </w:pPr>
+      <w:r>
+        <w:t>To fix that:</w:t>
+      </w:r>
+    </w:p>
+    <w:p>
+      <w:pPr>
+        <w:pStyle w:val="NormalWeb"/>
+        <w:numPr>
+          <w:ilvl w:val="0"/>
+          <w:numId w:val="30"/>
+        </w:numPr>
+      </w:pPr>
+      <w:r>
+        <w:t xml:space="preserve">We need to </w:t>
+      </w:r>
+      <w:r>
+        <w:rPr>
+          <w:rStyle w:val="Strong"/>
+          <w:rFonts w:eastAsiaTheme="majorEastAsia"/>
+        </w:rPr>
+        <w:t>estimate or impute</w:t>
+      </w:r>
+      <w:r>
+        <w:t xml:space="preserve"> how many views a post </w:t>
+      </w:r>
+      <w:r>
+        <w:rPr>
+          <w:rStyle w:val="Emphasis"/>
+          <w:rFonts w:eastAsiaTheme="majorEastAsia"/>
+        </w:rPr>
+        <w:t>would have had</w:t>
+      </w:r>
+      <w:r>
+        <w:t xml:space="preserve"> if it wasn’t removed.</w:t>
+      </w:r>
+    </w:p>
+    <w:p>
+      <w:pPr>
+        <w:pStyle w:val="NormalWeb"/>
+        <w:numPr>
+          <w:ilvl w:val="0"/>
+          <w:numId w:val="30"/>
+        </w:numPr>
+      </w:pPr>
+      <w:r>
+        <w:t>One way is to use a holdout or predictive model for expected views.</w:t>
+      </w:r>
+    </w:p>
+    <w:p>
+      <w:pPr>
+        <w:rPr>
+          <w:sz w:val="36"/>
+          <w:szCs w:val="36"/>
+        </w:rPr>
+      </w:pPr>
+      <w:r>
+        <w:rPr>
+          <w:sz w:val="36"/>
+          <w:szCs w:val="36"/>
+        </w:rPr>
+        <w:t>Multi-Task Loss</w:t>
+      </w:r>
+    </w:p>
+    <w:p>
+      <w:r>
+        <w:rPr>
+          <w:rStyle w:val="Strong"/>
+          <w:b w:val="0"/>
+          <w:bCs w:val="0"/>
+        </w:rPr>
+        <w:t>What is multi-task learning here?</w:t>
+      </w:r>
+    </w:p>
+    <w:p>
+      <w:pPr>
+        <w:pStyle w:val="NormalWeb"/>
+      </w:pPr>
+      <w:r>
+        <w:t xml:space="preserve">Instead of training the model to only do one thing (predict if a post is harmful or not), we train it to do </w:t>
+      </w:r>
+      <w:r>
+        <w:rPr>
+          <w:rStyle w:val="Strong"/>
+          <w:rFonts w:eastAsiaTheme="majorEastAsia"/>
+        </w:rPr>
+        <w:t>two related things at the same time</w:t>
+      </w:r>
+      <w:r>
+        <w:t>:</w:t>
+      </w:r>
+    </w:p>
+    <w:p>
+      <w:pPr>
+        <w:pStyle w:val="NormalWeb"/>
+        <w:numPr>
+          <w:ilvl w:val="0"/>
+          <w:numId w:val="31"/>
+        </w:numPr>
+      </w:pPr>
+      <w:r>
+        <w:rPr>
+          <w:rStyle w:val="Strong"/>
+          <w:rFonts w:eastAsiaTheme="majorEastAsia"/>
+        </w:rPr>
+        <w:t>Main goal:</w:t>
+      </w:r>
+      <w:r>
+        <w:t xml:space="preserve"> Decide if the content is harmful or not.</w:t>
+      </w:r>
+    </w:p>
+    <w:p>
+      <w:pPr>
+        <w:pStyle w:val="NormalWeb"/>
+        <w:numPr>
+          <w:ilvl w:val="0"/>
+          <w:numId w:val="31"/>
+        </w:numPr>
+      </w:pPr>
+      <w:r>
+        <w:rPr>
+          <w:rStyle w:val="Strong"/>
+          <w:rFonts w:eastAsiaTheme="majorEastAsia"/>
+        </w:rPr>
+        <w:t>Extra goal:</w:t>
+      </w:r>
+      <w:r>
+        <w:t xml:space="preserve"> Predict how likely it is that users will report the content.</w:t>
+      </w:r>
+    </w:p>
+    <w:p>
+      <w:pPr>
+        <w:pStyle w:val="NormalWeb"/>
+      </w:pPr>
+      <w:r>
+        <w:t>These two tasks are related, so learning both helps the model develop a better understanding of the content.</w:t>
+      </w:r>
+    </w:p>
+    <w:p>
+      <w:r>
+        <w:rPr>
+          <w:noProof/>
+        </w:rPr>
+        <w:pict w14:anchorId="6AA80718">
+          <v:rect id="_x0000_i1028" alt="" style="width:468pt;height:.05pt;mso-width-percent:0;mso-height-percent:0;mso-width-percent:0;mso-height-percent:0" o:hralign="center" o:hrstd="t" o:hr="t" fillcolor="#a0a0a0" stroked="f"/>
+        </w:pict>
+      </w:r>
+    </w:p>
+    <w:p>
+      <w:r>
+        <w:rPr>
+          <w:rStyle w:val="Strong"/>
+          <w:b w:val="0"/>
+          <w:bCs w:val="0"/>
+        </w:rPr>
+        <w:t>How does the loss (training objective) work?</w:t>
+      </w:r>
+    </w:p>
+    <w:p>
+      <w:pPr>
+        <w:pStyle w:val="NormalWeb"/>
+        <w:numPr>
+          <w:ilvl w:val="0"/>
+          <w:numId w:val="32"/>
+        </w:numPr>
+      </w:pPr>
+      <w:r>
+        <w:t>For the main harmful vs. benign task, we use the standard binary classification loss (binary cross-entropy).</w:t>
+      </w:r>
+      <w:r>
+        <w:br/>
+        <w:t xml:space="preserve">To make sure we care more about harmful posts with lots of views, we weight it by a log function of the views (so viral posts count more, but not </w:t>
+      </w:r>
+      <w:r>
+        <w:rPr>
+          <w:rStyle w:val="Emphasis"/>
+          <w:rFonts w:eastAsiaTheme="majorEastAsia"/>
+        </w:rPr>
+        <w:t>too</w:t>
+      </w:r>
+      <w:r>
+        <w:t xml:space="preserve"> much).</w:t>
+      </w:r>
+    </w:p>
+    <w:p>
+      <w:pPr>
+        <w:pStyle w:val="NormalWeb"/>
+        <w:ind w:left="720"/>
+      </w:pPr>
+      <w:r>
+        <w:t>Formula (conceptually):</w:t>
+      </w:r>
+      <w:r>
+        <w:br/>
+      </w:r>
+      <w:r>
+        <w:rPr>
+          <w:rStyle w:val="Strong"/>
+          <w:rFonts w:eastAsiaTheme="majorEastAsia"/>
+        </w:rPr>
+        <w:t xml:space="preserve">Primary loss = BCE * </w:t>
+      </w:r>
+      <w:proofErr w:type="gramStart"/>
+      <w:r>
+        <w:rPr>
+          <w:rStyle w:val="Strong"/>
+          <w:rFonts w:eastAsiaTheme="majorEastAsia"/>
+        </w:rPr>
+        <w:t>min(log(</w:t>
+      </w:r>
+      <w:proofErr w:type="gramEnd"/>
+      <w:r>
+        <w:rPr>
+          <w:rStyle w:val="Strong"/>
+          <w:rFonts w:eastAsiaTheme="majorEastAsia"/>
+        </w:rPr>
+        <w:t>1 + views), cap)</w:t>
+      </w:r>
+      <w:r>
+        <w:br/>
+        <w:t>(The cap prevents extreme viral posts from dominating training.)</w:t>
+      </w:r>
+    </w:p>
+    <w:p>
+      <w:pPr>
+        <w:pStyle w:val="NormalWeb"/>
+        <w:numPr>
+          <w:ilvl w:val="0"/>
+          <w:numId w:val="32"/>
+        </w:numPr>
+      </w:pPr>
+      <w:r>
+        <w:t>For the second task (predicting report rate), we use a simple mean squared error (MSE):</w:t>
+      </w:r>
+      <w:r>
+        <w:br/>
+      </w:r>
+      <w:r>
+        <w:rPr>
+          <w:rStyle w:val="Strong"/>
+          <w:rFonts w:eastAsiaTheme="majorEastAsia"/>
+        </w:rPr>
+        <w:t>Report loss = (</w:t>
+      </w:r>
+      <w:proofErr w:type="spellStart"/>
+      <w:r>
+        <w:rPr>
+          <w:rStyle w:val="Strong"/>
+          <w:rFonts w:eastAsiaTheme="majorEastAsia"/>
+        </w:rPr>
+        <w:t>predicted_report_rate</w:t>
+      </w:r>
+      <w:proofErr w:type="spellEnd"/>
+      <w:r>
+        <w:rPr>
+          <w:rStyle w:val="Strong"/>
+          <w:rFonts w:eastAsiaTheme="majorEastAsia"/>
+        </w:rPr>
+        <w:t xml:space="preserve"> – </w:t>
+      </w:r>
+      <w:proofErr w:type="spellStart"/>
+      <w:r>
+        <w:rPr>
+          <w:rStyle w:val="Strong"/>
+          <w:rFonts w:eastAsiaTheme="majorEastAsia"/>
+        </w:rPr>
+        <w:t>actual_report_</w:t>
+      </w:r>
+      <w:proofErr w:type="gramStart"/>
+      <w:r>
+        <w:rPr>
+          <w:rStyle w:val="Strong"/>
+          <w:rFonts w:eastAsiaTheme="majorEastAsia"/>
+        </w:rPr>
+        <w:t>rate</w:t>
+      </w:r>
+      <w:proofErr w:type="spellEnd"/>
+      <w:r>
+        <w:rPr>
+          <w:rStyle w:val="Strong"/>
+          <w:rFonts w:eastAsiaTheme="majorEastAsia"/>
+        </w:rPr>
+        <w:t>)²</w:t>
+      </w:r>
+      <w:proofErr w:type="gramEnd"/>
+    </w:p>
+    <w:p>
+      <w:pPr>
+        <w:pStyle w:val="NormalWeb"/>
+        <w:numPr>
+          <w:ilvl w:val="0"/>
+          <w:numId w:val="32"/>
+        </w:numPr>
+      </w:pPr>
+      <w:r>
+        <w:lastRenderedPageBreak/>
+        <w:t xml:space="preserve">The </w:t>
+      </w:r>
+      <w:r>
+        <w:rPr>
+          <w:rStyle w:val="Strong"/>
+          <w:rFonts w:eastAsiaTheme="majorEastAsia"/>
+        </w:rPr>
+        <w:t>final loss</w:t>
+      </w:r>
+      <w:r>
+        <w:t xml:space="preserve"> is a weighted combination of these two:</w:t>
+      </w:r>
+      <w:r>
+        <w:br/>
+      </w:r>
+      <w:r>
+        <w:rPr>
+          <w:rStyle w:val="Strong"/>
+          <w:rFonts w:eastAsiaTheme="majorEastAsia"/>
+        </w:rPr>
+        <w:t xml:space="preserve">Total loss = α × </w:t>
+      </w:r>
+      <w:proofErr w:type="spellStart"/>
+      <w:r>
+        <w:rPr>
+          <w:rStyle w:val="Strong"/>
+          <w:rFonts w:eastAsiaTheme="majorEastAsia"/>
+        </w:rPr>
+        <w:t>primary_loss</w:t>
+      </w:r>
+      <w:proofErr w:type="spellEnd"/>
+      <w:r>
+        <w:rPr>
+          <w:rStyle w:val="Strong"/>
+          <w:rFonts w:eastAsiaTheme="majorEastAsia"/>
+        </w:rPr>
+        <w:t xml:space="preserve"> + β × </w:t>
+      </w:r>
+      <w:proofErr w:type="spellStart"/>
+      <w:r>
+        <w:rPr>
+          <w:rStyle w:val="Strong"/>
+          <w:rFonts w:eastAsiaTheme="majorEastAsia"/>
+        </w:rPr>
+        <w:t>report_loss</w:t>
+      </w:r>
+      <w:proofErr w:type="spellEnd"/>
+      <w:r>
+        <w:br/>
+        <w:t xml:space="preserve">Here, </w:t>
+      </w:r>
+      <w:r>
+        <w:rPr>
+          <w:rStyle w:val="Strong"/>
+          <w:rFonts w:eastAsiaTheme="majorEastAsia"/>
+        </w:rPr>
+        <w:t>α</w:t>
+      </w:r>
+      <w:r>
+        <w:t xml:space="preserve"> and </w:t>
+      </w:r>
+      <w:r>
+        <w:rPr>
+          <w:rStyle w:val="Strong"/>
+          <w:rFonts w:eastAsiaTheme="majorEastAsia"/>
+        </w:rPr>
+        <w:t>β</w:t>
+      </w:r>
+      <w:r>
+        <w:t xml:space="preserve"> are numbers we choose; α is usually larger because the main task is more important.</w:t>
+      </w:r>
+    </w:p>
+    <w:p>
+      <w:pPr>
+        <w:pStyle w:val="NormalWeb"/>
+      </w:pPr>
+      <w:r>
+        <w:t xml:space="preserve">When the model is deployed in production, we only use the </w:t>
+      </w:r>
+      <w:r>
+        <w:rPr>
+          <w:rStyle w:val="Strong"/>
+          <w:rFonts w:eastAsiaTheme="majorEastAsia"/>
+        </w:rPr>
+        <w:t>primary output</w:t>
+      </w:r>
+      <w:r>
+        <w:t xml:space="preserve"> (harmful/not harmful) for decisions. The report prediction head is just to help training and diagnostics.</w:t>
+      </w:r>
+    </w:p>
+    <w:p>
+      <w:r>
+        <w:rPr>
+          <w:noProof/>
+        </w:rPr>
+        <w:pict w14:anchorId="0F04BE2C">
+          <v:rect id="_x0000_i1027" alt="" style="width:468pt;height:.05pt;mso-width-percent:0;mso-height-percent:0;mso-width-percent:0;mso-height-percent:0" o:hralign="center" o:hrstd="t" o:hr="t" fillcolor="#a0a0a0" stroked="f"/>
+        </w:pict>
+      </w:r>
+    </w:p>
+    <w:p>
+      <w:r>
+        <w:rPr>
+          <w:rStyle w:val="Strong"/>
+          <w:b w:val="0"/>
+          <w:bCs w:val="0"/>
+        </w:rPr>
+        <w:t>Why bother predicting reports if we don’t use them directly?</w:t>
+      </w:r>
+    </w:p>
+    <w:p>
+      <w:pPr>
+        <w:pStyle w:val="NormalWeb"/>
+      </w:pPr>
+      <w:r>
+        <w:t>Because:</w:t>
+      </w:r>
+    </w:p>
+    <w:p>
+      <w:pPr>
+        <w:pStyle w:val="NormalWeb"/>
+        <w:numPr>
+          <w:ilvl w:val="0"/>
+          <w:numId w:val="33"/>
+        </w:numPr>
+      </w:pPr>
+      <w:r>
+        <w:t>It gives the model another way to learn what “harmful” looks like, even when we don’t have perfect labels (semi-supervised learning).</w:t>
+      </w:r>
+    </w:p>
+    <w:p>
+      <w:pPr>
+        <w:pStyle w:val="NormalWeb"/>
+        <w:numPr>
+          <w:ilvl w:val="0"/>
+          <w:numId w:val="33"/>
+        </w:numPr>
+      </w:pPr>
+      <w:r>
+        <w:t>It improves the internal representations (the features learned inside the model).</w:t>
+      </w:r>
+    </w:p>
+    <w:p>
+      <w:pPr>
+        <w:pStyle w:val="NormalWeb"/>
+        <w:numPr>
+          <w:ilvl w:val="0"/>
+          <w:numId w:val="33"/>
+        </w:numPr>
+      </w:pPr>
+      <w:r>
+        <w:t>It lets us monitor how the model is “thinking” — if it predicts a post will get many reports but marks it benign, that’s a useful diagnostic signal.</w:t>
+      </w:r>
+    </w:p>
+    <w:p>
+      <w:r>
+        <w:rPr>
+          <w:noProof/>
+        </w:rPr>
+        <w:pict w14:anchorId="4D23A5F3">
+          <v:rect id="_x0000_i1026" alt="" style="width:468pt;height:.05pt;mso-width-percent:0;mso-height-percent:0;mso-width-percent:0;mso-height-percent:0" o:hralign="center" o:hrstd="t" o:hr="t" fillcolor="#a0a0a0" stroked="f"/>
+        </w:pict>
+      </w:r>
+    </w:p>
+    <w:p>
+      <w:r>
+        <w:rPr>
+          <w:rStyle w:val="Strong"/>
+          <w:b w:val="0"/>
+          <w:bCs w:val="0"/>
+        </w:rPr>
+        <w:t>What about types of harmful content?</w:t>
+      </w:r>
+    </w:p>
+    <w:p>
+      <w:pPr>
+        <w:pStyle w:val="NormalWeb"/>
+      </w:pPr>
+      <w:r>
+        <w:t xml:space="preserve">Sometimes people think of harmful content as categories like </w:t>
+      </w:r>
+      <w:r>
+        <w:rPr>
+          <w:rStyle w:val="Emphasis"/>
+          <w:rFonts w:eastAsiaTheme="majorEastAsia"/>
+        </w:rPr>
+        <w:t>nudity</w:t>
+      </w:r>
+      <w:r>
+        <w:t xml:space="preserve">, </w:t>
+      </w:r>
+      <w:r>
+        <w:rPr>
+          <w:rStyle w:val="Emphasis"/>
+          <w:rFonts w:eastAsiaTheme="majorEastAsia"/>
+        </w:rPr>
+        <w:t>violence</w:t>
+      </w:r>
+      <w:r>
+        <w:t xml:space="preserve">, </w:t>
+      </w:r>
+      <w:r>
+        <w:rPr>
+          <w:rStyle w:val="Emphasis"/>
+          <w:rFonts w:eastAsiaTheme="majorEastAsia"/>
+        </w:rPr>
+        <w:t>hate speech</w:t>
+      </w:r>
+      <w:r>
+        <w:t>, etc.</w:t>
+      </w:r>
+      <w:r>
+        <w:br/>
+        <w:t>Two important points:</w:t>
+      </w:r>
+    </w:p>
+    <w:p>
+      <w:pPr>
+        <w:pStyle w:val="NormalWeb"/>
+        <w:numPr>
+          <w:ilvl w:val="0"/>
+          <w:numId w:val="34"/>
+        </w:numPr>
+      </w:pPr>
+      <w:r>
+        <w:t xml:space="preserve">A post can belong to </w:t>
+      </w:r>
+      <w:r>
+        <w:rPr>
+          <w:rStyle w:val="Strong"/>
+          <w:rFonts w:eastAsiaTheme="majorEastAsia"/>
+        </w:rPr>
+        <w:t>multiple categories at the same time</w:t>
+      </w:r>
+      <w:r>
+        <w:t xml:space="preserve"> (e.g., a violent nude image).</w:t>
+      </w:r>
+    </w:p>
+    <w:p>
+      <w:pPr>
+        <w:pStyle w:val="NormalWeb"/>
+        <w:numPr>
+          <w:ilvl w:val="0"/>
+          <w:numId w:val="34"/>
+        </w:numPr>
+      </w:pPr>
+      <w:r>
+        <w:t xml:space="preserve">So instead of forcing the model to pick only one label (like </w:t>
+      </w:r>
+      <w:proofErr w:type="spellStart"/>
+      <w:r>
+        <w:t>softmax</w:t>
+      </w:r>
+      <w:proofErr w:type="spellEnd"/>
+      <w:r>
+        <w:t xml:space="preserve"> does), you’d use </w:t>
+      </w:r>
+      <w:r>
+        <w:rPr>
+          <w:rStyle w:val="Strong"/>
+          <w:rFonts w:eastAsiaTheme="majorEastAsia"/>
+        </w:rPr>
+        <w:t>multi-label classification</w:t>
+      </w:r>
+      <w:r>
+        <w:t>:</w:t>
+      </w:r>
+      <w:r>
+        <w:br/>
+        <w:t>Add extra output heads — one for each harm category — where each head independently predicts “yes/no” for that category.</w:t>
+      </w:r>
+    </w:p>
+    <w:p>
+      <w:pPr>
+        <w:pStyle w:val="NormalWeb"/>
+      </w:pPr>
+      <w:r>
+        <w:t xml:space="preserve">This is </w:t>
+      </w:r>
+      <w:proofErr w:type="gramStart"/>
+      <w:r>
+        <w:t>optional, but</w:t>
+      </w:r>
+      <w:proofErr w:type="gramEnd"/>
+      <w:r>
+        <w:t xml:space="preserve"> can provide additional insight and improve performance if the labels are reliable.</w:t>
+      </w:r>
+    </w:p>
+    <w:p>
+      <w:r>
+        <w:rPr>
+          <w:noProof/>
+        </w:rPr>
+        <w:pict w14:anchorId="03226395">
+          <v:rect id="_x0000_i1025" alt="" style="width:468pt;height:.05pt;mso-width-percent:0;mso-height-percent:0;mso-width-percent:0;mso-height-percent:0" o:hralign="center" o:hrstd="t" o:hr="t" fillcolor="#a0a0a0" stroked="f"/>
+        </w:pict>
+      </w:r>
+    </w:p>
+    <w:p>
+      <w:r>
+        <w:rPr>
+          <w:rStyle w:val="Strong"/>
+          <w:b w:val="0"/>
+          <w:bCs w:val="0"/>
+        </w:rPr>
+        <w:t>In short:</w:t>
+      </w:r>
+    </w:p>
+    <w:p>
+      <w:pPr>
+        <w:pStyle w:val="NormalWeb"/>
+        <w:numPr>
+          <w:ilvl w:val="0"/>
+          <w:numId w:val="35"/>
+        </w:numPr>
+      </w:pPr>
+      <w:r>
+        <w:t>We train the model on more than one related task at once.</w:t>
+      </w:r>
+    </w:p>
+    <w:p>
+      <w:pPr>
+        <w:pStyle w:val="NormalWeb"/>
+        <w:numPr>
+          <w:ilvl w:val="0"/>
+          <w:numId w:val="35"/>
+        </w:numPr>
+      </w:pPr>
+      <w:r>
+        <w:t>Main task: harmful vs benign (weighted by views).</w:t>
+      </w:r>
+    </w:p>
+    <w:p>
+      <w:pPr>
+        <w:pStyle w:val="NormalWeb"/>
+        <w:numPr>
+          <w:ilvl w:val="0"/>
+          <w:numId w:val="35"/>
+        </w:numPr>
+      </w:pPr>
+      <w:r>
+        <w:t>Secondary task: predict user report rate.</w:t>
+      </w:r>
+    </w:p>
+    <w:p>
+      <w:pPr>
+        <w:pStyle w:val="NormalWeb"/>
+        <w:numPr>
+          <w:ilvl w:val="0"/>
+          <w:numId w:val="35"/>
+        </w:numPr>
+      </w:pPr>
+      <w:r>
+        <w:t>Combine their losses with weights; deploy only the main task output.</w:t>
+      </w:r>
+    </w:p>
+    <w:p>
+      <w:pPr>
+        <w:pStyle w:val="NormalWeb"/>
+        <w:numPr>
+          <w:ilvl w:val="0"/>
+          <w:numId w:val="35"/>
+        </w:numPr>
+      </w:pPr>
+      <w:r>
+        <w:t>Optionally add multiple harm category heads if you have good labels.</w:t>
+      </w:r>
+    </w:p>
+    <w:p>
+      <w:r>
+        <w:rPr>
+          <w:noProof/>
+        </w:rPr>
+        <w:lastRenderedPageBreak/>
+        <w:drawing>
+          <wp:inline distT="0" distB="0" distL="0" distR="0" wp14:anchorId="0C5D1726" wp14:editId="2F7D319F">
+            <wp:extent cx="5461000" cy="4597400"/>
+            <wp:effectExtent l="0" t="0" r="0" b="0"/>
+            <wp:docPr id="757988511" name="Picture 4" descr="A diagram of a computer process&#10;&#10;AI-generated content may be incorrect."/>
+            <wp:cNvGraphicFramePr>
+              <a:graphicFrameLocks xmlns:a="http://schemas.openxmlformats.org/drawingml/2006/main" noChangeAspect="1"/>
+            </wp:cNvGraphicFramePr>
+            <a:graphic xmlns:a="http://schemas.openxmlformats.org/drawingml/2006/main">
+              <a:graphicData uri="http://schemas.openxmlformats.org/drawingml/2006/picture">
+                <pic:pic xmlns:pic="http://schemas.openxmlformats.org/drawingml/2006/picture">
+                  <pic:nvPicPr>
+                    <pic:cNvPr id="757988511" name="Picture 4" descr="A diagram of a computer process&#10;&#10;AI-generated content may be incorrect."/>
+                    <pic:cNvPicPr/>
+                  </pic:nvPicPr>
+                  <pic:blipFill>
+                    <a:blip r:embed="rId12">
+                      <a:extLst>
+                        <a:ext uri="{28A0092B-C50C-407E-A947-70E740481C1C}">
+                          <a14:useLocalDpi xmlns:a14="http://schemas.microsoft.com/office/drawing/2010/main" val="0"/>
+                        </a:ext>
+                      </a:extLst>
+                    </a:blip>
+                    <a:stretch>
+                      <a:fillRect/>
+                    </a:stretch>
+                  </pic:blipFill>
+                  <pic:spPr>
+                    <a:xfrm>
+                      <a:off x="0" y="0"/>
+                      <a:ext cx="5461000" cy="4597400"/>
+                    </a:xfrm>
+                    <a:prstGeom prst="rect">
+                      <a:avLst/>
+                    </a:prstGeom>
+                  </pic:spPr>
+                </pic:pic>
+              </a:graphicData>
+            </a:graphic>
+          </wp:inline>
+        </w:drawing>
+      </w:r>
+    </w:p>
+    <w:p/>
+    <w:p>
+      <w:r>
+        <w:t>Inference and evaluation</w:t>
+      </w:r>
+    </w:p>
+    <w:p>
+      <w:pPr>
+        <w:pStyle w:val="ListParagraph"/>
+        <w:numPr>
+          <w:ilvl w:val="0"/>
+          <w:numId w:val="1"/>
+        </w:numPr>
+      </w:pPr>
+      <w:r>
+        <w:t>Transformer models are complex and expensive to run. Two key issues to consider:</w:t>
+      </w:r>
+    </w:p>
+    <w:p>
+      <w:pPr>
+        <w:pStyle w:val="ListParagraph"/>
+        <w:numPr>
+          <w:ilvl w:val="1"/>
+          <w:numId w:val="1"/>
+        </w:numPr>
+      </w:pPr>
+      <w:r>
+        <w:t>How to handle huge amount computation</w:t>
+      </w:r>
+    </w:p>
+    <w:p>
+      <w:pPr>
+        <w:pStyle w:val="ListParagraph"/>
+        <w:numPr>
+          <w:ilvl w:val="1"/>
+          <w:numId w:val="1"/>
+        </w:numPr>
+      </w:pPr>
+      <w:r>
+        <w:t>When to run the heavy model without wasting resources</w:t>
+      </w:r>
+    </w:p>
+    <w:p>
+      <w:pPr>
+        <w:pStyle w:val="ListParagraph"/>
+        <w:numPr>
+          <w:ilvl w:val="0"/>
+          <w:numId w:val="1"/>
+        </w:numPr>
+      </w:pPr>
+      <w:r>
+        <w:t>To make it efficient we can leverage:</w:t>
+      </w:r>
+    </w:p>
+    <w:p>
+      <w:pPr>
+        <w:pStyle w:val="ListParagraph"/>
+        <w:numPr>
+          <w:ilvl w:val="1"/>
+          <w:numId w:val="1"/>
+        </w:numPr>
+      </w:pPr>
+      <w:r>
+        <w:t>Quantization-aware training</w:t>
+      </w:r>
+    </w:p>
+    <w:p>
+      <w:pPr>
+        <w:pStyle w:val="ListParagraph"/>
+        <w:numPr>
+          <w:ilvl w:val="2"/>
+          <w:numId w:val="1"/>
+        </w:numPr>
+      </w:pPr>
+      <w:r>
+        <w:t xml:space="preserve">Instead of full-precision number, we can present the model’s parameters using fewer bits (8 bit instead of 32 </w:t>
+      </w:r>
+      <w:proofErr w:type="gramStart"/>
+      <w:r>
+        <w:t>bit</w:t>
+      </w:r>
+      <w:proofErr w:type="gramEnd"/>
+    </w:p>
+    <w:p>
+      <w:pPr>
+        <w:pStyle w:val="ListParagraph"/>
+        <w:numPr>
+          <w:ilvl w:val="2"/>
+          <w:numId w:val="1"/>
+        </w:numPr>
+      </w:pPr>
+      <w:r>
+        <w:t>This will reduce memory and speeds up inference, while keeping almost the same accuracy</w:t>
+      </w:r>
+    </w:p>
+    <w:p>
+      <w:pPr>
+        <w:pStyle w:val="ListParagraph"/>
+        <w:numPr>
+          <w:ilvl w:val="1"/>
+          <w:numId w:val="1"/>
+        </w:numPr>
+      </w:pPr>
+      <w:r>
+        <w:t>Caching (avoiding doing the same work)</w:t>
+      </w:r>
+    </w:p>
+    <w:p>
+      <w:pPr>
+        <w:pStyle w:val="ListParagraph"/>
+        <w:numPr>
+          <w:ilvl w:val="2"/>
+          <w:numId w:val="1"/>
+        </w:numPr>
+      </w:pPr>
+      <w:r>
+        <w:t>Some posts may reuse the same images or same short text</w:t>
+      </w:r>
+    </w:p>
+    <w:p>
+      <w:pPr>
+        <w:pStyle w:val="ListParagraph"/>
+        <w:numPr>
+          <w:ilvl w:val="2"/>
+          <w:numId w:val="1"/>
+        </w:numPr>
+      </w:pPr>
+      <w:r>
+        <w:t>We can just encode it once, store it, and reuse it if encountered again</w:t>
+      </w:r>
+    </w:p>
+    <w:p>
+      <w:pPr>
+        <w:pStyle w:val="ListParagraph"/>
+        <w:numPr>
+          <w:ilvl w:val="1"/>
+          <w:numId w:val="1"/>
+        </w:numPr>
+      </w:pPr>
+      <w:r>
+        <w:t>Don’t run the big model on every post (two state system)</w:t>
+      </w:r>
+    </w:p>
+    <w:p>
+      <w:pPr>
+        <w:pStyle w:val="ListParagraph"/>
+        <w:numPr>
+          <w:ilvl w:val="2"/>
+          <w:numId w:val="1"/>
+        </w:numPr>
+      </w:pPr>
+      <w:r>
+        <w:lastRenderedPageBreak/>
+        <w:t xml:space="preserve">Have a light weight model to filter out the obvious non-harmful posts/contents so the computational resources are not wasted on them. </w:t>
       </w:r>
     </w:p>
     <w:p/>
@@ -6885,9 +8396,9 @@
     <w:p/>
     <w:p/>
     <w:sectPr>
-      <w:headerReference w:type="even" r:id="rId12"/>
-      <w:headerReference w:type="default" r:id="rId13"/>
-      <w:headerReference w:type="first" r:id="rId14"/>
+      <w:headerReference w:type="even" r:id="rId13"/>
+      <w:headerReference w:type="default" r:id="rId14"/>
+      <w:headerReference w:type="first" r:id="rId15"/>
       <w:pgSz w:w="12240" w:h="15840"/>
       <w:pgMar w:top="1440" w:right="1440" w:bottom="1440" w:left="1440" w:header="720" w:footer="720" w:gutter="0"/>
       <w:cols w:space="720"/>
@@ -7040,7 +8551,7 @@
               <v:stroke joinstyle="miter"/>
               <v:path gradientshapeok="t" o:connecttype="rect"/>
             </v:shapetype>
-            <v:shape id="Text Box 2" o:spid="_x0000_s1026" type="#_x0000_t202" alt="Oshkosh Corporation Classification - Restricted" style="position:absolute;margin-left:0;margin-top:0;width:188.9pt;height:29.15pt;z-index:251659264;visibility:visible;mso-wrap-style:none;mso-wrap-distance-left:0;mso-wrap-distance-top:0;mso-wrap-distance-right:0;mso-wrap-distance-bottom:0;mso-position-horizontal:center;mso-position-horizontal-relative:page;mso-position-vertical:top;mso-position-vertical-relative:page;v-text-anchor:top" o:gfxdata="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" filled="f" stroked="f">
+            <v:shape id="Text Box 2" o:spid="_x0000_s1026" type="#_x0000_t202" alt="Oshkosh Corporation Classification - Restricted" style="position:absolute;margin-left:0;margin-top:0;width:188.9pt;height:29.15pt;z-index:251659264;visibility:visible;mso-wrap-style:none;mso-wrap-distance-left:0;mso-wrap-distance-top:0;mso-wrap-distance-right:0;mso-wrap-distance-bottom:0;mso-position-horizontal:center;mso-position-horizontal-relative:page;mso-position-vertical:top;mso-position-vertical-relative:page;v-text-anchor:top" o:gfxdata="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" filled="f" stroked="f">
               <v:textbox style="mso-fit-shape-to-text:t" inset="0,15pt,0,0">
                 <w:txbxContent>
                   <w:p>
@@ -7170,7 +8681,7 @@
               <v:stroke joinstyle="miter"/>
               <v:path gradientshapeok="t" o:connecttype="rect"/>
             </v:shapetype>
-            <v:shape id="Text Box 3" o:spid="_x0000_s1027" type="#_x0000_t202" alt="Oshkosh Corporation Classification - Restricted" style="position:absolute;margin-left:0;margin-top:0;width:188.9pt;height:29.15pt;z-index:251660288;visibility:visible;mso-wrap-style:none;mso-wrap-distance-left:0;mso-wrap-distance-top:0;mso-wrap-distance-right:0;mso-wrap-distance-bottom:0;mso-position-horizontal:center;mso-position-horizontal-relative:page;mso-position-vertical:top;mso-position-vertical-relative:page;v-text-anchor:top" o:gfxdata="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" filled="f" stroked="f">
+            <v:shape id="Text Box 3" o:spid="_x0000_s1027" type="#_x0000_t202" alt="Oshkosh Corporation Classification - Restricted" style="position:absolute;margin-left:0;margin-top:0;width:188.9pt;height:29.15pt;z-index:251660288;visibility:visible;mso-wrap-style:none;mso-wrap-distance-left:0;mso-wrap-distance-top:0;mso-wrap-distance-right:0;mso-wrap-distance-bottom:0;mso-position-horizontal:center;mso-position-horizontal-relative:page;mso-position-vertical:top;mso-position-vertical-relative:page;v-text-anchor:top" o:gfxdata="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" filled="f" stroked="f">
               <v:textbox style="mso-fit-shape-to-text:t" inset="0,15pt,0,0">
                 <w:txbxContent>
                   <w:p>
@@ -7300,7 +8811,7 @@
               <v:stroke joinstyle="miter"/>
               <v:path gradientshapeok="t" o:connecttype="rect"/>
             </v:shapetype>
-            <v:shape id="Text Box 1" o:spid="_x0000_s1028" type="#_x0000_t202" alt="Oshkosh Corporation Classification - Restricted" style="position:absolute;margin-left:0;margin-top:0;width:188.9pt;height:29.15pt;z-index:251658240;visibility:visible;mso-wrap-style:none;mso-wrap-distance-left:0;mso-wrap-distance-top:0;mso-wrap-distance-right:0;mso-wrap-distance-bottom:0;mso-position-horizontal:center;mso-position-horizontal-relative:page;mso-position-vertical:top;mso-position-vertical-relative:page;v-text-anchor:top" o:gfxdata="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" filled="f" stroked="f">
+            <v:shape id="Text Box 1" o:spid="_x0000_s1028" type="#_x0000_t202" alt="Oshkosh Corporation Classification - Restricted" style="position:absolute;margin-left:0;margin-top:0;width:188.9pt;height:29.15pt;z-index:251658240;visibility:visible;mso-wrap-style:none;mso-wrap-distance-left:0;mso-wrap-distance-top:0;mso-wrap-distance-right:0;mso-wrap-distance-bottom:0;mso-position-horizontal:center;mso-position-horizontal-relative:page;mso-position-vertical:top;mso-position-vertical-relative:page;v-text-anchor:top" o:gfxdata="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" filled="f" stroked="f">
               <v:textbox style="mso-fit-shape-to-text:t" inset="0,15pt,0,0">
                 <w:txbxContent>
                   <w:p>
@@ -7489,6 +9000,119 @@
     </w:lvl>
   </w:abstractNum>
   <w:abstractNum w:abstractNumId="1" w15:restartNumberingAfterBreak="0">
+    <w:nsid w:val="09897943"/>
+    <w:multiLevelType w:val="multilevel"/>
+    <w:tmpl w:val="9A7627A0"/>
+    <w:lvl w:ilvl="0">
+      <w:start w:val="1"/>
+      <w:numFmt w:val="decimal"/>
+      <w:lvlText w:val="%1."/>
+      <w:lvlJc w:val="left"/>
+      <w:pPr>
+        <w:tabs>
+          <w:tab w:val="num" w:pos="720"/>
+        </w:tabs>
+        <w:ind w:left="720" w:hanging="360"/>
+      </w:pPr>
+    </w:lvl>
+    <w:lvl w:ilvl="1" w:tentative="1">
+      <w:start w:val="1"/>
+      <w:numFmt w:val="decimal"/>
+      <w:lvlText w:val="%2."/>
+      <w:lvlJc w:val="left"/>
+      <w:pPr>
+        <w:tabs>
+          <w:tab w:val="num" w:pos="1440"/>
+        </w:tabs>
+        <w:ind w:left="1440" w:hanging="360"/>
+      </w:pPr>
+    </w:lvl>
+    <w:lvl w:ilvl="2" w:tentative="1">
+      <w:start w:val="1"/>
+      <w:numFmt w:val="decimal"/>
+      <w:lvlText w:val="%3."/>
+      <w:lvlJc w:val="left"/>
+      <w:pPr>
+        <w:tabs>
+          <w:tab w:val="num" w:pos="2160"/>
+        </w:tabs>
+        <w:ind w:left="2160" w:hanging="360"/>
+      </w:pPr>
+    </w:lvl>
+    <w:lvl w:ilvl="3" w:tentative="1">
+      <w:start w:val="1"/>
+      <w:numFmt w:val="decimal"/>
+      <w:lvlText w:val="%4."/>
+      <w:lvlJc w:val="left"/>
+      <w:pPr>
+        <w:tabs>
+          <w:tab w:val="num" w:pos="2880"/>
+        </w:tabs>
+        <w:ind w:left="2880" w:hanging="360"/>
+      </w:pPr>
+    </w:lvl>
+    <w:lvl w:ilvl="4" w:tentative="1">
+      <w:start w:val="1"/>
+      <w:numFmt w:val="decimal"/>
+      <w:lvlText w:val="%5."/>
+      <w:lvlJc w:val="left"/>
+      <w:pPr>
+        <w:tabs>
+          <w:tab w:val="num" w:pos="3600"/>
+        </w:tabs>
+        <w:ind w:left="3600" w:hanging="360"/>
+      </w:pPr>
+    </w:lvl>
+    <w:lvl w:ilvl="5" w:tentative="1">
+      <w:start w:val="1"/>
+      <w:numFmt w:val="decimal"/>
+      <w:lvlText w:val="%6."/>
+      <w:lvlJc w:val="left"/>
+      <w:pPr>
+        <w:tabs>
+          <w:tab w:val="num" w:pos="4320"/>
+        </w:tabs>
+        <w:ind w:left="4320" w:hanging="360"/>
+      </w:pPr>
+    </w:lvl>
+    <w:lvl w:ilvl="6" w:tentative="1">
+      <w:start w:val="1"/>
+      <w:numFmt w:val="decimal"/>
+      <w:lvlText w:val="%7."/>
+      <w:lvlJc w:val="left"/>
+      <w:pPr>
+        <w:tabs>
+          <w:tab w:val="num" w:pos="5040"/>
+        </w:tabs>
+        <w:ind w:left="5040" w:hanging="360"/>
+      </w:pPr>
+    </w:lvl>
+    <w:lvl w:ilvl="7" w:tentative="1">
+      <w:start w:val="1"/>
+      <w:numFmt w:val="decimal"/>
+      <w:lvlText w:val="%8."/>
+      <w:lvlJc w:val="left"/>
+      <w:pPr>
+        <w:tabs>
+          <w:tab w:val="num" w:pos="5760"/>
+        </w:tabs>
+        <w:ind w:left="5760" w:hanging="360"/>
+      </w:pPr>
+    </w:lvl>
+    <w:lvl w:ilvl="8" w:tentative="1">
+      <w:start w:val="1"/>
+      <w:numFmt w:val="decimal"/>
+      <w:lvlText w:val="%9."/>
+      <w:lvlJc w:val="left"/>
+      <w:pPr>
+        <w:tabs>
+          <w:tab w:val="num" w:pos="6480"/>
+        </w:tabs>
+        <w:ind w:left="6480" w:hanging="360"/>
+      </w:pPr>
+    </w:lvl>
+  </w:abstractNum>
+  <w:abstractNum w:abstractNumId="2" w15:restartNumberingAfterBreak="0">
     <w:nsid w:val="0BA162DF"/>
     <w:multiLevelType w:val="multilevel"/>
     <w:tmpl w:val="8F08B700"/>
@@ -7637,7 +9261,7 @@
       </w:rPr>
     </w:lvl>
   </w:abstractNum>
-  <w:abstractNum w:abstractNumId="2" w15:restartNumberingAfterBreak="0">
+  <w:abstractNum w:abstractNumId="3" w15:restartNumberingAfterBreak="0">
     <w:nsid w:val="0C111E18"/>
     <w:multiLevelType w:val="hybridMultilevel"/>
     <w:tmpl w:val="66CC401C"/>
@@ -7749,7 +9373,305 @@
       </w:rPr>
     </w:lvl>
   </w:abstractNum>
-  <w:abstractNum w:abstractNumId="3" w15:restartNumberingAfterBreak="0">
+  <w:abstractNum w:abstractNumId="4" w15:restartNumberingAfterBreak="0">
+    <w:nsid w:val="104B4275"/>
+    <w:multiLevelType w:val="multilevel"/>
+    <w:tmpl w:val="6ABC3E9A"/>
+    <w:lvl w:ilvl="0">
+      <w:start w:val="1"/>
+      <w:numFmt w:val="bullet"/>
+      <w:lvlText w:val=""/>
+      <w:lvlJc w:val="left"/>
+      <w:pPr>
+        <w:tabs>
+          <w:tab w:val="num" w:pos="720"/>
+        </w:tabs>
+        <w:ind w:left="720" w:hanging="360"/>
+      </w:pPr>
+      <w:rPr>
+        <w:rFonts w:ascii="Symbol" w:hAnsi="Symbol" w:hint="default"/>
+        <w:sz w:val="20"/>
+      </w:rPr>
+    </w:lvl>
+    <w:lvl w:ilvl="1" w:tentative="1">
+      <w:start w:val="1"/>
+      <w:numFmt w:val="bullet"/>
+      <w:lvlText w:val="o"/>
+      <w:lvlJc w:val="left"/>
+      <w:pPr>
+        <w:tabs>
+          <w:tab w:val="num" w:pos="1440"/>
+        </w:tabs>
+        <w:ind w:left="1440" w:hanging="360"/>
+      </w:pPr>
+      <w:rPr>
+        <w:rFonts w:ascii="Courier New" w:hAnsi="Courier New" w:hint="default"/>
+        <w:sz w:val="20"/>
+      </w:rPr>
+    </w:lvl>
+    <w:lvl w:ilvl="2" w:tentative="1">
+      <w:start w:val="1"/>
+      <w:numFmt w:val="bullet"/>
+      <w:lvlText w:val=""/>
+      <w:lvlJc w:val="left"/>
+      <w:pPr>
+        <w:tabs>
+          <w:tab w:val="num" w:pos="2160"/>
+        </w:tabs>
+        <w:ind w:left="2160" w:hanging="360"/>
+      </w:pPr>
+      <w:rPr>
+        <w:rFonts w:ascii="Wingdings" w:hAnsi="Wingdings" w:hint="default"/>
+        <w:sz w:val="20"/>
+      </w:rPr>
+    </w:lvl>
+    <w:lvl w:ilvl="3" w:tentative="1">
+      <w:start w:val="1"/>
+      <w:numFmt w:val="bullet"/>
+      <w:lvlText w:val=""/>
+      <w:lvlJc w:val="left"/>
+      <w:pPr>
+        <w:tabs>
+          <w:tab w:val="num" w:pos="2880"/>
+        </w:tabs>
+        <w:ind w:left="2880" w:hanging="360"/>
+      </w:pPr>
+      <w:rPr>
+        <w:rFonts w:ascii="Wingdings" w:hAnsi="Wingdings" w:hint="default"/>
+        <w:sz w:val="20"/>
+      </w:rPr>
+    </w:lvl>
+    <w:lvl w:ilvl="4" w:tentative="1">
+      <w:start w:val="1"/>
+      <w:numFmt w:val="bullet"/>
+      <w:lvlText w:val=""/>
+      <w:lvlJc w:val="left"/>
+      <w:pPr>
+        <w:tabs>
+          <w:tab w:val="num" w:pos="3600"/>
+        </w:tabs>
+        <w:ind w:left="3600" w:hanging="360"/>
+      </w:pPr>
+      <w:rPr>
+        <w:rFonts w:ascii="Wingdings" w:hAnsi="Wingdings" w:hint="default"/>
+        <w:sz w:val="20"/>
+      </w:rPr>
+    </w:lvl>
+    <w:lvl w:ilvl="5" w:tentative="1">
+      <w:start w:val="1"/>
+      <w:numFmt w:val="bullet"/>
+      <w:lvlText w:val=""/>
+      <w:lvlJc w:val="left"/>
+      <w:pPr>
+        <w:tabs>
+          <w:tab w:val="num" w:pos="4320"/>
+        </w:tabs>
+        <w:ind w:left="4320" w:hanging="360"/>
+      </w:pPr>
+      <w:rPr>
+        <w:rFonts w:ascii="Wingdings" w:hAnsi="Wingdings" w:hint="default"/>
+        <w:sz w:val="20"/>
+      </w:rPr>
+    </w:lvl>
+    <w:lvl w:ilvl="6" w:tentative="1">
+      <w:start w:val="1"/>
+      <w:numFmt w:val="bullet"/>
+      <w:lvlText w:val=""/>
+      <w:lvlJc w:val="left"/>
+      <w:pPr>
+        <w:tabs>
+          <w:tab w:val="num" w:pos="5040"/>
+        </w:tabs>
+        <w:ind w:left="5040" w:hanging="360"/>
+      </w:pPr>
+      <w:rPr>
+        <w:rFonts w:ascii="Wingdings" w:hAnsi="Wingdings" w:hint="default"/>
+        <w:sz w:val="20"/>
+      </w:rPr>
+    </w:lvl>
+    <w:lvl w:ilvl="7" w:tentative="1">
+      <w:start w:val="1"/>
+      <w:numFmt w:val="bullet"/>
+      <w:lvlText w:val=""/>
+      <w:lvlJc w:val="left"/>
+      <w:pPr>
+        <w:tabs>
+          <w:tab w:val="num" w:pos="5760"/>
+        </w:tabs>
+        <w:ind w:left="5760" w:hanging="360"/>
+      </w:pPr>
+      <w:rPr>
+        <w:rFonts w:ascii="Wingdings" w:hAnsi="Wingdings" w:hint="default"/>
+        <w:sz w:val="20"/>
+      </w:rPr>
+    </w:lvl>
+    <w:lvl w:ilvl="8" w:tentative="1">
+      <w:start w:val="1"/>
+      <w:numFmt w:val="bullet"/>
+      <w:lvlText w:val=""/>
+      <w:lvlJc w:val="left"/>
+      <w:pPr>
+        <w:tabs>
+          <w:tab w:val="num" w:pos="6480"/>
+        </w:tabs>
+        <w:ind w:left="6480" w:hanging="360"/>
+      </w:pPr>
+      <w:rPr>
+        <w:rFonts w:ascii="Wingdings" w:hAnsi="Wingdings" w:hint="default"/>
+        <w:sz w:val="20"/>
+      </w:rPr>
+    </w:lvl>
+  </w:abstractNum>
+  <w:abstractNum w:abstractNumId="5" w15:restartNumberingAfterBreak="0">
+    <w:nsid w:val="10B11135"/>
+    <w:multiLevelType w:val="multilevel"/>
+    <w:tmpl w:val="87A41990"/>
+    <w:lvl w:ilvl="0">
+      <w:start w:val="1"/>
+      <w:numFmt w:val="bullet"/>
+      <w:lvlText w:val=""/>
+      <w:lvlJc w:val="left"/>
+      <w:pPr>
+        <w:tabs>
+          <w:tab w:val="num" w:pos="720"/>
+        </w:tabs>
+        <w:ind w:left="720" w:hanging="360"/>
+      </w:pPr>
+      <w:rPr>
+        <w:rFonts w:ascii="Symbol" w:hAnsi="Symbol" w:hint="default"/>
+        <w:sz w:val="20"/>
+      </w:rPr>
+    </w:lvl>
+    <w:lvl w:ilvl="1" w:tentative="1">
+      <w:start w:val="1"/>
+      <w:numFmt w:val="bullet"/>
+      <w:lvlText w:val="o"/>
+      <w:lvlJc w:val="left"/>
+      <w:pPr>
+        <w:tabs>
+          <w:tab w:val="num" w:pos="1440"/>
+        </w:tabs>
+        <w:ind w:left="1440" w:hanging="360"/>
+      </w:pPr>
+      <w:rPr>
+        <w:rFonts w:ascii="Courier New" w:hAnsi="Courier New" w:hint="default"/>
+        <w:sz w:val="20"/>
+      </w:rPr>
+    </w:lvl>
+    <w:lvl w:ilvl="2" w:tentative="1">
+      <w:start w:val="1"/>
+      <w:numFmt w:val="bullet"/>
+      <w:lvlText w:val=""/>
+      <w:lvlJc w:val="left"/>
+      <w:pPr>
+        <w:tabs>
+          <w:tab w:val="num" w:pos="2160"/>
+        </w:tabs>
+        <w:ind w:left="2160" w:hanging="360"/>
+      </w:pPr>
+      <w:rPr>
+        <w:rFonts w:ascii="Wingdings" w:hAnsi="Wingdings" w:hint="default"/>
+        <w:sz w:val="20"/>
+      </w:rPr>
+    </w:lvl>
+    <w:lvl w:ilvl="3" w:tentative="1">
+      <w:start w:val="1"/>
+      <w:numFmt w:val="bullet"/>
+      <w:lvlText w:val=""/>
+      <w:lvlJc w:val="left"/>
+      <w:pPr>
+        <w:tabs>
+          <w:tab w:val="num" w:pos="2880"/>
+        </w:tabs>
+        <w:ind w:left="2880" w:hanging="360"/>
+      </w:pPr>
+      <w:rPr>
+        <w:rFonts w:ascii="Wingdings" w:hAnsi="Wingdings" w:hint="default"/>
+        <w:sz w:val="20"/>
+      </w:rPr>
+    </w:lvl>
+    <w:lvl w:ilvl="4" w:tentative="1">
+      <w:start w:val="1"/>
+      <w:numFmt w:val="bullet"/>
+      <w:lvlText w:val=""/>
+      <w:lvlJc w:val="left"/>
+      <w:pPr>
+        <w:tabs>
+          <w:tab w:val="num" w:pos="3600"/>
+        </w:tabs>
+        <w:ind w:left="3600" w:hanging="360"/>
+      </w:pPr>
+      <w:rPr>
+        <w:rFonts w:ascii="Wingdings" w:hAnsi="Wingdings" w:hint="default"/>
+        <w:sz w:val="20"/>
+      </w:rPr>
+    </w:lvl>
+    <w:lvl w:ilvl="5" w:tentative="1">
+      <w:start w:val="1"/>
+      <w:numFmt w:val="bullet"/>
+      <w:lvlText w:val=""/>
+      <w:lvlJc w:val="left"/>
+      <w:pPr>
+        <w:tabs>
+          <w:tab w:val="num" w:pos="4320"/>
+        </w:tabs>
+        <w:ind w:left="4320" w:hanging="360"/>
+      </w:pPr>
+      <w:rPr>
+        <w:rFonts w:ascii="Wingdings" w:hAnsi="Wingdings" w:hint="default"/>
+        <w:sz w:val="20"/>
+      </w:rPr>
+    </w:lvl>
+    <w:lvl w:ilvl="6" w:tentative="1">
+      <w:start w:val="1"/>
+      <w:numFmt w:val="bullet"/>
+      <w:lvlText w:val=""/>
+      <w:lvlJc w:val="left"/>
+      <w:pPr>
+        <w:tabs>
+          <w:tab w:val="num" w:pos="5040"/>
+        </w:tabs>
+        <w:ind w:left="5040" w:hanging="360"/>
+      </w:pPr>
+      <w:rPr>
+        <w:rFonts w:ascii="Wingdings" w:hAnsi="Wingdings" w:hint="default"/>
+        <w:sz w:val="20"/>
+      </w:rPr>
+    </w:lvl>
+    <w:lvl w:ilvl="7" w:tentative="1">
+      <w:start w:val="1"/>
+      <w:numFmt w:val="bullet"/>
+      <w:lvlText w:val=""/>
+      <w:lvlJc w:val="left"/>
+      <w:pPr>
+        <w:tabs>
+          <w:tab w:val="num" w:pos="5760"/>
+        </w:tabs>
+        <w:ind w:left="5760" w:hanging="360"/>
+      </w:pPr>
+      <w:rPr>
+        <w:rFonts w:ascii="Wingdings" w:hAnsi="Wingdings" w:hint="default"/>
+        <w:sz w:val="20"/>
+      </w:rPr>
+    </w:lvl>
+    <w:lvl w:ilvl="8" w:tentative="1">
+      <w:start w:val="1"/>
+      <w:numFmt w:val="bullet"/>
+      <w:lvlText w:val=""/>
+      <w:lvlJc w:val="left"/>
+      <w:pPr>
+        <w:tabs>
+          <w:tab w:val="num" w:pos="6480"/>
+        </w:tabs>
+        <w:ind w:left="6480" w:hanging="360"/>
+      </w:pPr>
+      <w:rPr>
+        <w:rFonts w:ascii="Wingdings" w:hAnsi="Wingdings" w:hint="default"/>
+        <w:sz w:val="20"/>
+      </w:rPr>
+    </w:lvl>
+  </w:abstractNum>
+  <w:abstractNum w:abstractNumId="6" w15:restartNumberingAfterBreak="0">
     <w:nsid w:val="129A61CE"/>
     <w:multiLevelType w:val="multilevel"/>
     <w:tmpl w:val="AA702C32"/>
@@ -7898,7 +9820,305 @@
       </w:rPr>
     </w:lvl>
   </w:abstractNum>
-  <w:abstractNum w:abstractNumId="4" w15:restartNumberingAfterBreak="0">
+  <w:abstractNum w:abstractNumId="7" w15:restartNumberingAfterBreak="0">
+    <w:nsid w:val="1BE003CB"/>
+    <w:multiLevelType w:val="multilevel"/>
+    <w:tmpl w:val="71A2DBAA"/>
+    <w:lvl w:ilvl="0">
+      <w:start w:val="1"/>
+      <w:numFmt w:val="bullet"/>
+      <w:lvlText w:val=""/>
+      <w:lvlJc w:val="left"/>
+      <w:pPr>
+        <w:tabs>
+          <w:tab w:val="num" w:pos="720"/>
+        </w:tabs>
+        <w:ind w:left="720" w:hanging="360"/>
+      </w:pPr>
+      <w:rPr>
+        <w:rFonts w:ascii="Symbol" w:hAnsi="Symbol" w:hint="default"/>
+        <w:sz w:val="20"/>
+      </w:rPr>
+    </w:lvl>
+    <w:lvl w:ilvl="1" w:tentative="1">
+      <w:start w:val="1"/>
+      <w:numFmt w:val="bullet"/>
+      <w:lvlText w:val="o"/>
+      <w:lvlJc w:val="left"/>
+      <w:pPr>
+        <w:tabs>
+          <w:tab w:val="num" w:pos="1440"/>
+        </w:tabs>
+        <w:ind w:left="1440" w:hanging="360"/>
+      </w:pPr>
+      <w:rPr>
+        <w:rFonts w:ascii="Courier New" w:hAnsi="Courier New" w:hint="default"/>
+        <w:sz w:val="20"/>
+      </w:rPr>
+    </w:lvl>
+    <w:lvl w:ilvl="2" w:tentative="1">
+      <w:start w:val="1"/>
+      <w:numFmt w:val="bullet"/>
+      <w:lvlText w:val=""/>
+      <w:lvlJc w:val="left"/>
+      <w:pPr>
+        <w:tabs>
+          <w:tab w:val="num" w:pos="2160"/>
+        </w:tabs>
+        <w:ind w:left="2160" w:hanging="360"/>
+      </w:pPr>
+      <w:rPr>
+        <w:rFonts w:ascii="Wingdings" w:hAnsi="Wingdings" w:hint="default"/>
+        <w:sz w:val="20"/>
+      </w:rPr>
+    </w:lvl>
+    <w:lvl w:ilvl="3" w:tentative="1">
+      <w:start w:val="1"/>
+      <w:numFmt w:val="bullet"/>
+      <w:lvlText w:val=""/>
+      <w:lvlJc w:val="left"/>
+      <w:pPr>
+        <w:tabs>
+          <w:tab w:val="num" w:pos="2880"/>
+        </w:tabs>
+        <w:ind w:left="2880" w:hanging="360"/>
+      </w:pPr>
+      <w:rPr>
+        <w:rFonts w:ascii="Wingdings" w:hAnsi="Wingdings" w:hint="default"/>
+        <w:sz w:val="20"/>
+      </w:rPr>
+    </w:lvl>
+    <w:lvl w:ilvl="4" w:tentative="1">
+      <w:start w:val="1"/>
+      <w:numFmt w:val="bullet"/>
+      <w:lvlText w:val=""/>
+      <w:lvlJc w:val="left"/>
+      <w:pPr>
+        <w:tabs>
+          <w:tab w:val="num" w:pos="3600"/>
+        </w:tabs>
+        <w:ind w:left="3600" w:hanging="360"/>
+      </w:pPr>
+      <w:rPr>
+        <w:rFonts w:ascii="Wingdings" w:hAnsi="Wingdings" w:hint="default"/>
+        <w:sz w:val="20"/>
+      </w:rPr>
+    </w:lvl>
+    <w:lvl w:ilvl="5" w:tentative="1">
+      <w:start w:val="1"/>
+      <w:numFmt w:val="bullet"/>
+      <w:lvlText w:val=""/>
+      <w:lvlJc w:val="left"/>
+      <w:pPr>
+        <w:tabs>
+          <w:tab w:val="num" w:pos="4320"/>
+        </w:tabs>
+        <w:ind w:left="4320" w:hanging="360"/>
+      </w:pPr>
+      <w:rPr>
+        <w:rFonts w:ascii="Wingdings" w:hAnsi="Wingdings" w:hint="default"/>
+        <w:sz w:val="20"/>
+      </w:rPr>
+    </w:lvl>
+    <w:lvl w:ilvl="6" w:tentative="1">
+      <w:start w:val="1"/>
+      <w:numFmt w:val="bullet"/>
+      <w:lvlText w:val=""/>
+      <w:lvlJc w:val="left"/>
+      <w:pPr>
+        <w:tabs>
+          <w:tab w:val="num" w:pos="5040"/>
+        </w:tabs>
+        <w:ind w:left="5040" w:hanging="360"/>
+      </w:pPr>
+      <w:rPr>
+        <w:rFonts w:ascii="Wingdings" w:hAnsi="Wingdings" w:hint="default"/>
+        <w:sz w:val="20"/>
+      </w:rPr>
+    </w:lvl>
+    <w:lvl w:ilvl="7" w:tentative="1">
+      <w:start w:val="1"/>
+      <w:numFmt w:val="bullet"/>
+      <w:lvlText w:val=""/>
+      <w:lvlJc w:val="left"/>
+      <w:pPr>
+        <w:tabs>
+          <w:tab w:val="num" w:pos="5760"/>
+        </w:tabs>
+        <w:ind w:left="5760" w:hanging="360"/>
+      </w:pPr>
+      <w:rPr>
+        <w:rFonts w:ascii="Wingdings" w:hAnsi="Wingdings" w:hint="default"/>
+        <w:sz w:val="20"/>
+      </w:rPr>
+    </w:lvl>
+    <w:lvl w:ilvl="8" w:tentative="1">
+      <w:start w:val="1"/>
+      <w:numFmt w:val="bullet"/>
+      <w:lvlText w:val=""/>
+      <w:lvlJc w:val="left"/>
+      <w:pPr>
+        <w:tabs>
+          <w:tab w:val="num" w:pos="6480"/>
+        </w:tabs>
+        <w:ind w:left="6480" w:hanging="360"/>
+      </w:pPr>
+      <w:rPr>
+        <w:rFonts w:ascii="Wingdings" w:hAnsi="Wingdings" w:hint="default"/>
+        <w:sz w:val="20"/>
+      </w:rPr>
+    </w:lvl>
+  </w:abstractNum>
+  <w:abstractNum w:abstractNumId="8" w15:restartNumberingAfterBreak="0">
+    <w:nsid w:val="1F4D16F2"/>
+    <w:multiLevelType w:val="multilevel"/>
+    <w:tmpl w:val="CA9C7220"/>
+    <w:lvl w:ilvl="0">
+      <w:start w:val="1"/>
+      <w:numFmt w:val="bullet"/>
+      <w:lvlText w:val=""/>
+      <w:lvlJc w:val="left"/>
+      <w:pPr>
+        <w:tabs>
+          <w:tab w:val="num" w:pos="720"/>
+        </w:tabs>
+        <w:ind w:left="720" w:hanging="360"/>
+      </w:pPr>
+      <w:rPr>
+        <w:rFonts w:ascii="Symbol" w:hAnsi="Symbol" w:hint="default"/>
+        <w:sz w:val="20"/>
+      </w:rPr>
+    </w:lvl>
+    <w:lvl w:ilvl="1" w:tentative="1">
+      <w:start w:val="1"/>
+      <w:numFmt w:val="bullet"/>
+      <w:lvlText w:val="o"/>
+      <w:lvlJc w:val="left"/>
+      <w:pPr>
+        <w:tabs>
+          <w:tab w:val="num" w:pos="1440"/>
+        </w:tabs>
+        <w:ind w:left="1440" w:hanging="360"/>
+      </w:pPr>
+      <w:rPr>
+        <w:rFonts w:ascii="Courier New" w:hAnsi="Courier New" w:hint="default"/>
+        <w:sz w:val="20"/>
+      </w:rPr>
+    </w:lvl>
+    <w:lvl w:ilvl="2" w:tentative="1">
+      <w:start w:val="1"/>
+      <w:numFmt w:val="bullet"/>
+      <w:lvlText w:val=""/>
+      <w:lvlJc w:val="left"/>
+      <w:pPr>
+        <w:tabs>
+          <w:tab w:val="num" w:pos="2160"/>
+        </w:tabs>
+        <w:ind w:left="2160" w:hanging="360"/>
+      </w:pPr>
+      <w:rPr>
+        <w:rFonts w:ascii="Wingdings" w:hAnsi="Wingdings" w:hint="default"/>
+        <w:sz w:val="20"/>
+      </w:rPr>
+    </w:lvl>
+    <w:lvl w:ilvl="3" w:tentative="1">
+      <w:start w:val="1"/>
+      <w:numFmt w:val="bullet"/>
+      <w:lvlText w:val=""/>
+      <w:lvlJc w:val="left"/>
+      <w:pPr>
+        <w:tabs>
+          <w:tab w:val="num" w:pos="2880"/>
+        </w:tabs>
+        <w:ind w:left="2880" w:hanging="360"/>
+      </w:pPr>
+      <w:rPr>
+        <w:rFonts w:ascii="Wingdings" w:hAnsi="Wingdings" w:hint="default"/>
+        <w:sz w:val="20"/>
+      </w:rPr>
+    </w:lvl>
+    <w:lvl w:ilvl="4" w:tentative="1">
+      <w:start w:val="1"/>
+      <w:numFmt w:val="bullet"/>
+      <w:lvlText w:val=""/>
+      <w:lvlJc w:val="left"/>
+      <w:pPr>
+        <w:tabs>
+          <w:tab w:val="num" w:pos="3600"/>
+        </w:tabs>
+        <w:ind w:left="3600" w:hanging="360"/>
+      </w:pPr>
+      <w:rPr>
+        <w:rFonts w:ascii="Wingdings" w:hAnsi="Wingdings" w:hint="default"/>
+        <w:sz w:val="20"/>
+      </w:rPr>
+    </w:lvl>
+    <w:lvl w:ilvl="5" w:tentative="1">
+      <w:start w:val="1"/>
+      <w:numFmt w:val="bullet"/>
+      <w:lvlText w:val=""/>
+      <w:lvlJc w:val="left"/>
+      <w:pPr>
+        <w:tabs>
+          <w:tab w:val="num" w:pos="4320"/>
+        </w:tabs>
+        <w:ind w:left="4320" w:hanging="360"/>
+      </w:pPr>
+      <w:rPr>
+        <w:rFonts w:ascii="Wingdings" w:hAnsi="Wingdings" w:hint="default"/>
+        <w:sz w:val="20"/>
+      </w:rPr>
+    </w:lvl>
+    <w:lvl w:ilvl="6" w:tentative="1">
+      <w:start w:val="1"/>
+      <w:numFmt w:val="bullet"/>
+      <w:lvlText w:val=""/>
+      <w:lvlJc w:val="left"/>
+      <w:pPr>
+        <w:tabs>
+          <w:tab w:val="num" w:pos="5040"/>
+        </w:tabs>
+        <w:ind w:left="5040" w:hanging="360"/>
+      </w:pPr>
+      <w:rPr>
+        <w:rFonts w:ascii="Wingdings" w:hAnsi="Wingdings" w:hint="default"/>
+        <w:sz w:val="20"/>
+      </w:rPr>
+    </w:lvl>
+    <w:lvl w:ilvl="7" w:tentative="1">
+      <w:start w:val="1"/>
+      <w:numFmt w:val="bullet"/>
+      <w:lvlText w:val=""/>
+      <w:lvlJc w:val="left"/>
+      <w:pPr>
+        <w:tabs>
+          <w:tab w:val="num" w:pos="5760"/>
+        </w:tabs>
+        <w:ind w:left="5760" w:hanging="360"/>
+      </w:pPr>
+      <w:rPr>
+        <w:rFonts w:ascii="Wingdings" w:hAnsi="Wingdings" w:hint="default"/>
+        <w:sz w:val="20"/>
+      </w:rPr>
+    </w:lvl>
+    <w:lvl w:ilvl="8" w:tentative="1">
+      <w:start w:val="1"/>
+      <w:numFmt w:val="bullet"/>
+      <w:lvlText w:val=""/>
+      <w:lvlJc w:val="left"/>
+      <w:pPr>
+        <w:tabs>
+          <w:tab w:val="num" w:pos="6480"/>
+        </w:tabs>
+        <w:ind w:left="6480" w:hanging="360"/>
+      </w:pPr>
+      <w:rPr>
+        <w:rFonts w:ascii="Wingdings" w:hAnsi="Wingdings" w:hint="default"/>
+        <w:sz w:val="20"/>
+      </w:rPr>
+    </w:lvl>
+  </w:abstractNum>
+  <w:abstractNum w:abstractNumId="9" w15:restartNumberingAfterBreak="0">
     <w:nsid w:val="24936501"/>
     <w:multiLevelType w:val="multilevel"/>
     <w:tmpl w:val="60AE640A"/>
@@ -8047,7 +10267,7 @@
       </w:rPr>
     </w:lvl>
   </w:abstractNum>
-  <w:abstractNum w:abstractNumId="5" w15:restartNumberingAfterBreak="0">
+  <w:abstractNum w:abstractNumId="10" w15:restartNumberingAfterBreak="0">
     <w:nsid w:val="250141E9"/>
     <w:multiLevelType w:val="multilevel"/>
     <w:tmpl w:val="93F0F024"/>
@@ -8196,7 +10416,156 @@
       </w:rPr>
     </w:lvl>
   </w:abstractNum>
-  <w:abstractNum w:abstractNumId="6" w15:restartNumberingAfterBreak="0">
+  <w:abstractNum w:abstractNumId="11" w15:restartNumberingAfterBreak="0">
+    <w:nsid w:val="26B77858"/>
+    <w:multiLevelType w:val="multilevel"/>
+    <w:tmpl w:val="188277B4"/>
+    <w:lvl w:ilvl="0">
+      <w:start w:val="1"/>
+      <w:numFmt w:val="bullet"/>
+      <w:lvlText w:val=""/>
+      <w:lvlJc w:val="left"/>
+      <w:pPr>
+        <w:tabs>
+          <w:tab w:val="num" w:pos="720"/>
+        </w:tabs>
+        <w:ind w:left="720" w:hanging="360"/>
+      </w:pPr>
+      <w:rPr>
+        <w:rFonts w:ascii="Symbol" w:hAnsi="Symbol" w:hint="default"/>
+        <w:sz w:val="20"/>
+      </w:rPr>
+    </w:lvl>
+    <w:lvl w:ilvl="1" w:tentative="1">
+      <w:start w:val="1"/>
+      <w:numFmt w:val="bullet"/>
+      <w:lvlText w:val="o"/>
+      <w:lvlJc w:val="left"/>
+      <w:pPr>
+        <w:tabs>
+          <w:tab w:val="num" w:pos="1440"/>
+        </w:tabs>
+        <w:ind w:left="1440" w:hanging="360"/>
+      </w:pPr>
+      <w:rPr>
+        <w:rFonts w:ascii="Courier New" w:hAnsi="Courier New" w:hint="default"/>
+        <w:sz w:val="20"/>
+      </w:rPr>
+    </w:lvl>
+    <w:lvl w:ilvl="2" w:tentative="1">
+      <w:start w:val="1"/>
+      <w:numFmt w:val="bullet"/>
+      <w:lvlText w:val=""/>
+      <w:lvlJc w:val="left"/>
+      <w:pPr>
+        <w:tabs>
+          <w:tab w:val="num" w:pos="2160"/>
+        </w:tabs>
+        <w:ind w:left="2160" w:hanging="360"/>
+      </w:pPr>
+      <w:rPr>
+        <w:rFonts w:ascii="Wingdings" w:hAnsi="Wingdings" w:hint="default"/>
+        <w:sz w:val="20"/>
+      </w:rPr>
+    </w:lvl>
+    <w:lvl w:ilvl="3" w:tentative="1">
+      <w:start w:val="1"/>
+      <w:numFmt w:val="bullet"/>
+      <w:lvlText w:val=""/>
+      <w:lvlJc w:val="left"/>
+      <w:pPr>
+        <w:tabs>
+          <w:tab w:val="num" w:pos="2880"/>
+        </w:tabs>
+        <w:ind w:left="2880" w:hanging="360"/>
+      </w:pPr>
+      <w:rPr>
+        <w:rFonts w:ascii="Wingdings" w:hAnsi="Wingdings" w:hint="default"/>
+        <w:sz w:val="20"/>
+      </w:rPr>
+    </w:lvl>
+    <w:lvl w:ilvl="4" w:tentative="1">
+      <w:start w:val="1"/>
+      <w:numFmt w:val="bullet"/>
+      <w:lvlText w:val=""/>
+      <w:lvlJc w:val="left"/>
+      <w:pPr>
+        <w:tabs>
+          <w:tab w:val="num" w:pos="3600"/>
+        </w:tabs>
+        <w:ind w:left="3600" w:hanging="360"/>
+      </w:pPr>
+      <w:rPr>
+        <w:rFonts w:ascii="Wingdings" w:hAnsi="Wingdings" w:hint="default"/>
+        <w:sz w:val="20"/>
+      </w:rPr>
+    </w:lvl>
+    <w:lvl w:ilvl="5" w:tentative="1">
+      <w:start w:val="1"/>
+      <w:numFmt w:val="bullet"/>
+      <w:lvlText w:val=""/>
+      <w:lvlJc w:val="left"/>
+      <w:pPr>
+        <w:tabs>
+          <w:tab w:val="num" w:pos="4320"/>
+        </w:tabs>
+        <w:ind w:left="4320" w:hanging="360"/>
+      </w:pPr>
+      <w:rPr>
+        <w:rFonts w:ascii="Wingdings" w:hAnsi="Wingdings" w:hint="default"/>
+        <w:sz w:val="20"/>
+      </w:rPr>
+    </w:lvl>
+    <w:lvl w:ilvl="6" w:tentative="1">
+      <w:start w:val="1"/>
+      <w:numFmt w:val="bullet"/>
+      <w:lvlText w:val=""/>
+      <w:lvlJc w:val="left"/>
+      <w:pPr>
+        <w:tabs>
+          <w:tab w:val="num" w:pos="5040"/>
+        </w:tabs>
+        <w:ind w:left="5040" w:hanging="360"/>
+      </w:pPr>
+      <w:rPr>
+        <w:rFonts w:ascii="Wingdings" w:hAnsi="Wingdings" w:hint="default"/>
+        <w:sz w:val="20"/>
+      </w:rPr>
+    </w:lvl>
+    <w:lvl w:ilvl="7" w:tentative="1">
+      <w:start w:val="1"/>
+      <w:numFmt w:val="bullet"/>
+      <w:lvlText w:val=""/>
+      <w:lvlJc w:val="left"/>
+      <w:pPr>
+        <w:tabs>
+          <w:tab w:val="num" w:pos="5760"/>
+        </w:tabs>
+        <w:ind w:left="5760" w:hanging="360"/>
+      </w:pPr>
+      <w:rPr>
+        <w:rFonts w:ascii="Wingdings" w:hAnsi="Wingdings" w:hint="default"/>
+        <w:sz w:val="20"/>
+      </w:rPr>
+    </w:lvl>
+    <w:lvl w:ilvl="8" w:tentative="1">
+      <w:start w:val="1"/>
+      <w:numFmt w:val="bullet"/>
+      <w:lvlText w:val=""/>
+      <w:lvlJc w:val="left"/>
+      <w:pPr>
+        <w:tabs>
+          <w:tab w:val="num" w:pos="6480"/>
+        </w:tabs>
+        <w:ind w:left="6480" w:hanging="360"/>
+      </w:pPr>
+      <w:rPr>
+        <w:rFonts w:ascii="Wingdings" w:hAnsi="Wingdings" w:hint="default"/>
+        <w:sz w:val="20"/>
+      </w:rPr>
+    </w:lvl>
+  </w:abstractNum>
+  <w:abstractNum w:abstractNumId="12" w15:restartNumberingAfterBreak="0">
     <w:nsid w:val="276875B7"/>
     <w:multiLevelType w:val="multilevel"/>
     <w:tmpl w:val="9694319A"/>
@@ -8345,7 +10714,7 @@
       </w:rPr>
     </w:lvl>
   </w:abstractNum>
-  <w:abstractNum w:abstractNumId="7" w15:restartNumberingAfterBreak="0">
+  <w:abstractNum w:abstractNumId="13" w15:restartNumberingAfterBreak="0">
     <w:nsid w:val="27D6024D"/>
     <w:multiLevelType w:val="multilevel"/>
     <w:tmpl w:val="F216C52A"/>
@@ -8494,7 +10863,7 @@
       </w:rPr>
     </w:lvl>
   </w:abstractNum>
-  <w:abstractNum w:abstractNumId="8" w15:restartNumberingAfterBreak="0">
+  <w:abstractNum w:abstractNumId="14" w15:restartNumberingAfterBreak="0">
     <w:nsid w:val="2A926879"/>
     <w:multiLevelType w:val="multilevel"/>
     <w:tmpl w:val="6D780A18"/>
@@ -8643,7 +11012,7 @@
       </w:rPr>
     </w:lvl>
   </w:abstractNum>
-  <w:abstractNum w:abstractNumId="9" w15:restartNumberingAfterBreak="0">
+  <w:abstractNum w:abstractNumId="15" w15:restartNumberingAfterBreak="0">
     <w:nsid w:val="32C871C0"/>
     <w:multiLevelType w:val="multilevel"/>
     <w:tmpl w:val="341097DE"/>
@@ -8792,7 +11161,7 @@
       </w:rPr>
     </w:lvl>
   </w:abstractNum>
-  <w:abstractNum w:abstractNumId="10" w15:restartNumberingAfterBreak="0">
+  <w:abstractNum w:abstractNumId="16" w15:restartNumberingAfterBreak="0">
     <w:nsid w:val="34B9490D"/>
     <w:multiLevelType w:val="multilevel"/>
     <w:tmpl w:val="5DD64410"/>
@@ -8941,7 +11310,156 @@
       </w:rPr>
     </w:lvl>
   </w:abstractNum>
-  <w:abstractNum w:abstractNumId="11" w15:restartNumberingAfterBreak="0">
+  <w:abstractNum w:abstractNumId="17" w15:restartNumberingAfterBreak="0">
+    <w:nsid w:val="3B957317"/>
+    <w:multiLevelType w:val="multilevel"/>
+    <w:tmpl w:val="1758D420"/>
+    <w:lvl w:ilvl="0">
+      <w:start w:val="1"/>
+      <w:numFmt w:val="bullet"/>
+      <w:lvlText w:val=""/>
+      <w:lvlJc w:val="left"/>
+      <w:pPr>
+        <w:tabs>
+          <w:tab w:val="num" w:pos="720"/>
+        </w:tabs>
+        <w:ind w:left="720" w:hanging="360"/>
+      </w:pPr>
+      <w:rPr>
+        <w:rFonts w:ascii="Symbol" w:hAnsi="Symbol" w:hint="default"/>
+        <w:sz w:val="20"/>
+      </w:rPr>
+    </w:lvl>
+    <w:lvl w:ilvl="1">
+      <w:start w:val="1"/>
+      <w:numFmt w:val="bullet"/>
+      <w:lvlText w:val="o"/>
+      <w:lvlJc w:val="left"/>
+      <w:pPr>
+        <w:tabs>
+          <w:tab w:val="num" w:pos="1440"/>
+        </w:tabs>
+        <w:ind w:left="1440" w:hanging="360"/>
+      </w:pPr>
+      <w:rPr>
+        <w:rFonts w:ascii="Courier New" w:hAnsi="Courier New" w:hint="default"/>
+        <w:sz w:val="20"/>
+      </w:rPr>
+    </w:lvl>
+    <w:lvl w:ilvl="2" w:tentative="1">
+      <w:start w:val="1"/>
+      <w:numFmt w:val="bullet"/>
+      <w:lvlText w:val=""/>
+      <w:lvlJc w:val="left"/>
+      <w:pPr>
+        <w:tabs>
+          <w:tab w:val="num" w:pos="2160"/>
+        </w:tabs>
+        <w:ind w:left="2160" w:hanging="360"/>
+      </w:pPr>
+      <w:rPr>
+        <w:rFonts w:ascii="Wingdings" w:hAnsi="Wingdings" w:hint="default"/>
+        <w:sz w:val="20"/>
+      </w:rPr>
+    </w:lvl>
+    <w:lvl w:ilvl="3" w:tentative="1">
+      <w:start w:val="1"/>
+      <w:numFmt w:val="bullet"/>
+      <w:lvlText w:val=""/>
+      <w:lvlJc w:val="left"/>
+      <w:pPr>
+        <w:tabs>
+          <w:tab w:val="num" w:pos="2880"/>
+        </w:tabs>
+        <w:ind w:left="2880" w:hanging="360"/>
+      </w:pPr>
+      <w:rPr>
+        <w:rFonts w:ascii="Wingdings" w:hAnsi="Wingdings" w:hint="default"/>
+        <w:sz w:val="20"/>
+      </w:rPr>
+    </w:lvl>
+    <w:lvl w:ilvl="4" w:tentative="1">
+      <w:start w:val="1"/>
+      <w:numFmt w:val="bullet"/>
+      <w:lvlText w:val=""/>
+      <w:lvlJc w:val="left"/>
+      <w:pPr>
+        <w:tabs>
+          <w:tab w:val="num" w:pos="3600"/>
+        </w:tabs>
+        <w:ind w:left="3600" w:hanging="360"/>
+      </w:pPr>
+      <w:rPr>
+        <w:rFonts w:ascii="Wingdings" w:hAnsi="Wingdings" w:hint="default"/>
+        <w:sz w:val="20"/>
+      </w:rPr>
+    </w:lvl>
+    <w:lvl w:ilvl="5" w:tentative="1">
+      <w:start w:val="1"/>
+      <w:numFmt w:val="bullet"/>
+      <w:lvlText w:val=""/>
+      <w:lvlJc w:val="left"/>
+      <w:pPr>
+        <w:tabs>
+          <w:tab w:val="num" w:pos="4320"/>
+        </w:tabs>
+        <w:ind w:left="4320" w:hanging="360"/>
+      </w:pPr>
+      <w:rPr>
+        <w:rFonts w:ascii="Wingdings" w:hAnsi="Wingdings" w:hint="default"/>
+        <w:sz w:val="20"/>
+      </w:rPr>
+    </w:lvl>
+    <w:lvl w:ilvl="6" w:tentative="1">
+      <w:start w:val="1"/>
+      <w:numFmt w:val="bullet"/>
+      <w:lvlText w:val=""/>
+      <w:lvlJc w:val="left"/>
+      <w:pPr>
+        <w:tabs>
+          <w:tab w:val="num" w:pos="5040"/>
+        </w:tabs>
+        <w:ind w:left="5040" w:hanging="360"/>
+      </w:pPr>
+      <w:rPr>
+        <w:rFonts w:ascii="Wingdings" w:hAnsi="Wingdings" w:hint="default"/>
+        <w:sz w:val="20"/>
+      </w:rPr>
+    </w:lvl>
+    <w:lvl w:ilvl="7" w:tentative="1">
+      <w:start w:val="1"/>
+      <w:numFmt w:val="bullet"/>
+      <w:lvlText w:val=""/>
+      <w:lvlJc w:val="left"/>
+      <w:pPr>
+        <w:tabs>
+          <w:tab w:val="num" w:pos="5760"/>
+        </w:tabs>
+        <w:ind w:left="5760" w:hanging="360"/>
+      </w:pPr>
+      <w:rPr>
+        <w:rFonts w:ascii="Wingdings" w:hAnsi="Wingdings" w:hint="default"/>
+        <w:sz w:val="20"/>
+      </w:rPr>
+    </w:lvl>
+    <w:lvl w:ilvl="8" w:tentative="1">
+      <w:start w:val="1"/>
+      <w:numFmt w:val="bullet"/>
+      <w:lvlText w:val=""/>
+      <w:lvlJc w:val="left"/>
+      <w:pPr>
+        <w:tabs>
+          <w:tab w:val="num" w:pos="6480"/>
+        </w:tabs>
+        <w:ind w:left="6480" w:hanging="360"/>
+      </w:pPr>
+      <w:rPr>
+        <w:rFonts w:ascii="Wingdings" w:hAnsi="Wingdings" w:hint="default"/>
+        <w:sz w:val="20"/>
+      </w:rPr>
+    </w:lvl>
+  </w:abstractNum>
+  <w:abstractNum w:abstractNumId="18" w15:restartNumberingAfterBreak="0">
     <w:nsid w:val="3E32370E"/>
     <w:multiLevelType w:val="multilevel"/>
     <w:tmpl w:val="B6160A94"/>
@@ -9090,7 +11608,7 @@
       </w:rPr>
     </w:lvl>
   </w:abstractNum>
-  <w:abstractNum w:abstractNumId="12" w15:restartNumberingAfterBreak="0">
+  <w:abstractNum w:abstractNumId="19" w15:restartNumberingAfterBreak="0">
     <w:nsid w:val="3EB44282"/>
     <w:multiLevelType w:val="multilevel"/>
     <w:tmpl w:val="7E54C036"/>
@@ -9239,7 +11757,7 @@
       </w:rPr>
     </w:lvl>
   </w:abstractNum>
-  <w:abstractNum w:abstractNumId="13" w15:restartNumberingAfterBreak="0">
+  <w:abstractNum w:abstractNumId="20" w15:restartNumberingAfterBreak="0">
     <w:nsid w:val="3EEE6806"/>
     <w:multiLevelType w:val="multilevel"/>
     <w:tmpl w:val="D2E64440"/>
@@ -9356,7 +11874,7 @@
       </w:pPr>
     </w:lvl>
   </w:abstractNum>
-  <w:abstractNum w:abstractNumId="14" w15:restartNumberingAfterBreak="0">
+  <w:abstractNum w:abstractNumId="21" w15:restartNumberingAfterBreak="0">
     <w:nsid w:val="4F386B75"/>
     <w:multiLevelType w:val="multilevel"/>
     <w:tmpl w:val="698CA3BC"/>
@@ -9505,7 +12023,7 @@
       </w:rPr>
     </w:lvl>
   </w:abstractNum>
-  <w:abstractNum w:abstractNumId="15" w15:restartNumberingAfterBreak="0">
+  <w:abstractNum w:abstractNumId="22" w15:restartNumberingAfterBreak="0">
     <w:nsid w:val="5014532E"/>
     <w:multiLevelType w:val="multilevel"/>
     <w:tmpl w:val="B894842C"/>
@@ -9654,7 +12172,7 @@
       </w:rPr>
     </w:lvl>
   </w:abstractNum>
-  <w:abstractNum w:abstractNumId="16" w15:restartNumberingAfterBreak="0">
+  <w:abstractNum w:abstractNumId="23" w15:restartNumberingAfterBreak="0">
     <w:nsid w:val="52C337CA"/>
     <w:multiLevelType w:val="multilevel"/>
     <w:tmpl w:val="FE80295E"/>
@@ -9803,7 +12321,156 @@
       </w:rPr>
     </w:lvl>
   </w:abstractNum>
-  <w:abstractNum w:abstractNumId="17" w15:restartNumberingAfterBreak="0">
+  <w:abstractNum w:abstractNumId="24" w15:restartNumberingAfterBreak="0">
+    <w:nsid w:val="542F5C88"/>
+    <w:multiLevelType w:val="multilevel"/>
+    <w:tmpl w:val="0C5A1ADC"/>
+    <w:lvl w:ilvl="0">
+      <w:start w:val="1"/>
+      <w:numFmt w:val="bullet"/>
+      <w:lvlText w:val=""/>
+      <w:lvlJc w:val="left"/>
+      <w:pPr>
+        <w:tabs>
+          <w:tab w:val="num" w:pos="720"/>
+        </w:tabs>
+        <w:ind w:left="720" w:hanging="360"/>
+      </w:pPr>
+      <w:rPr>
+        <w:rFonts w:ascii="Symbol" w:hAnsi="Symbol" w:hint="default"/>
+        <w:sz w:val="20"/>
+      </w:rPr>
+    </w:lvl>
+    <w:lvl w:ilvl="1" w:tentative="1">
+      <w:start w:val="1"/>
+      <w:numFmt w:val="bullet"/>
+      <w:lvlText w:val="o"/>
+      <w:lvlJc w:val="left"/>
+      <w:pPr>
+        <w:tabs>
+          <w:tab w:val="num" w:pos="1440"/>
+        </w:tabs>
+        <w:ind w:left="1440" w:hanging="360"/>
+      </w:pPr>
+      <w:rPr>
+        <w:rFonts w:ascii="Courier New" w:hAnsi="Courier New" w:hint="default"/>
+        <w:sz w:val="20"/>
+      </w:rPr>
+    </w:lvl>
+    <w:lvl w:ilvl="2" w:tentative="1">
+      <w:start w:val="1"/>
+      <w:numFmt w:val="bullet"/>
+      <w:lvlText w:val=""/>
+      <w:lvlJc w:val="left"/>
+      <w:pPr>
+        <w:tabs>
+          <w:tab w:val="num" w:pos="2160"/>
+        </w:tabs>
+        <w:ind w:left="2160" w:hanging="360"/>
+      </w:pPr>
+      <w:rPr>
+        <w:rFonts w:ascii="Wingdings" w:hAnsi="Wingdings" w:hint="default"/>
+        <w:sz w:val="20"/>
+      </w:rPr>
+    </w:lvl>
+    <w:lvl w:ilvl="3" w:tentative="1">
+      <w:start w:val="1"/>
+      <w:numFmt w:val="bullet"/>
+      <w:lvlText w:val=""/>
+      <w:lvlJc w:val="left"/>
+      <w:pPr>
+        <w:tabs>
+          <w:tab w:val="num" w:pos="2880"/>
+        </w:tabs>
+        <w:ind w:left="2880" w:hanging="360"/>
+      </w:pPr>
+      <w:rPr>
+        <w:rFonts w:ascii="Wingdings" w:hAnsi="Wingdings" w:hint="default"/>
+        <w:sz w:val="20"/>
+      </w:rPr>
+    </w:lvl>
+    <w:lvl w:ilvl="4" w:tentative="1">
+      <w:start w:val="1"/>
+      <w:numFmt w:val="bullet"/>
+      <w:lvlText w:val=""/>
+      <w:lvlJc w:val="left"/>
+      <w:pPr>
+        <w:tabs>
+          <w:tab w:val="num" w:pos="3600"/>
+        </w:tabs>
+        <w:ind w:left="3600" w:hanging="360"/>
+      </w:pPr>
+      <w:rPr>
+        <w:rFonts w:ascii="Wingdings" w:hAnsi="Wingdings" w:hint="default"/>
+        <w:sz w:val="20"/>
+      </w:rPr>
+    </w:lvl>
+    <w:lvl w:ilvl="5" w:tentative="1">
+      <w:start w:val="1"/>
+      <w:numFmt w:val="bullet"/>
+      <w:lvlText w:val=""/>
+      <w:lvlJc w:val="left"/>
+      <w:pPr>
+        <w:tabs>
+          <w:tab w:val="num" w:pos="4320"/>
+        </w:tabs>
+        <w:ind w:left="4320" w:hanging="360"/>
+      </w:pPr>
+      <w:rPr>
+        <w:rFonts w:ascii="Wingdings" w:hAnsi="Wingdings" w:hint="default"/>
+        <w:sz w:val="20"/>
+      </w:rPr>
+    </w:lvl>
+    <w:lvl w:ilvl="6" w:tentative="1">
+      <w:start w:val="1"/>
+      <w:numFmt w:val="bullet"/>
+      <w:lvlText w:val=""/>
+      <w:lvlJc w:val="left"/>
+      <w:pPr>
+        <w:tabs>
+          <w:tab w:val="num" w:pos="5040"/>
+        </w:tabs>
+        <w:ind w:left="5040" w:hanging="360"/>
+      </w:pPr>
+      <w:rPr>
+        <w:rFonts w:ascii="Wingdings" w:hAnsi="Wingdings" w:hint="default"/>
+        <w:sz w:val="20"/>
+      </w:rPr>
+    </w:lvl>
+    <w:lvl w:ilvl="7" w:tentative="1">
+      <w:start w:val="1"/>
+      <w:numFmt w:val="bullet"/>
+      <w:lvlText w:val=""/>
+      <w:lvlJc w:val="left"/>
+      <w:pPr>
+        <w:tabs>
+          <w:tab w:val="num" w:pos="5760"/>
+        </w:tabs>
+        <w:ind w:left="5760" w:hanging="360"/>
+      </w:pPr>
+      <w:rPr>
+        <w:rFonts w:ascii="Wingdings" w:hAnsi="Wingdings" w:hint="default"/>
+        <w:sz w:val="20"/>
+      </w:rPr>
+    </w:lvl>
+    <w:lvl w:ilvl="8" w:tentative="1">
+      <w:start w:val="1"/>
+      <w:numFmt w:val="bullet"/>
+      <w:lvlText w:val=""/>
+      <w:lvlJc w:val="left"/>
+      <w:pPr>
+        <w:tabs>
+          <w:tab w:val="num" w:pos="6480"/>
+        </w:tabs>
+        <w:ind w:left="6480" w:hanging="360"/>
+      </w:pPr>
+      <w:rPr>
+        <w:rFonts w:ascii="Wingdings" w:hAnsi="Wingdings" w:hint="default"/>
+        <w:sz w:val="20"/>
+      </w:rPr>
+    </w:lvl>
+  </w:abstractNum>
+  <w:abstractNum w:abstractNumId="25" w15:restartNumberingAfterBreak="0">
     <w:nsid w:val="57B57613"/>
     <w:multiLevelType w:val="multilevel"/>
     <w:tmpl w:val="0DA8454C"/>
@@ -9952,7 +12619,7 @@
       </w:rPr>
     </w:lvl>
   </w:abstractNum>
-  <w:abstractNum w:abstractNumId="18" w15:restartNumberingAfterBreak="0">
+  <w:abstractNum w:abstractNumId="26" w15:restartNumberingAfterBreak="0">
     <w:nsid w:val="5DA3701D"/>
     <w:multiLevelType w:val="multilevel"/>
     <w:tmpl w:val="A3E871F4"/>
@@ -10101,7 +12768,7 @@
       </w:rPr>
     </w:lvl>
   </w:abstractNum>
-  <w:abstractNum w:abstractNumId="19" w15:restartNumberingAfterBreak="0">
+  <w:abstractNum w:abstractNumId="27" w15:restartNumberingAfterBreak="0">
     <w:nsid w:val="5FDE201B"/>
     <w:multiLevelType w:val="multilevel"/>
     <w:tmpl w:val="DCECC78A"/>
@@ -10250,7 +12917,7 @@
       </w:rPr>
     </w:lvl>
   </w:abstractNum>
-  <w:abstractNum w:abstractNumId="20" w15:restartNumberingAfterBreak="0">
+  <w:abstractNum w:abstractNumId="28" w15:restartNumberingAfterBreak="0">
     <w:nsid w:val="6C747175"/>
     <w:multiLevelType w:val="multilevel"/>
     <w:tmpl w:val="CDFA89D2"/>
@@ -10399,7 +13066,7 @@
       </w:rPr>
     </w:lvl>
   </w:abstractNum>
-  <w:abstractNum w:abstractNumId="21" w15:restartNumberingAfterBreak="0">
+  <w:abstractNum w:abstractNumId="29" w15:restartNumberingAfterBreak="0">
     <w:nsid w:val="715B0A72"/>
     <w:multiLevelType w:val="multilevel"/>
     <w:tmpl w:val="CCA42D28"/>
@@ -10548,7 +13215,7 @@
       </w:rPr>
     </w:lvl>
   </w:abstractNum>
-  <w:abstractNum w:abstractNumId="22" w15:restartNumberingAfterBreak="0">
+  <w:abstractNum w:abstractNumId="30" w15:restartNumberingAfterBreak="0">
     <w:nsid w:val="719D56EA"/>
     <w:multiLevelType w:val="multilevel"/>
     <w:tmpl w:val="50285D88"/>
@@ -10697,7 +13364,156 @@
       </w:rPr>
     </w:lvl>
   </w:abstractNum>
-  <w:abstractNum w:abstractNumId="23" w15:restartNumberingAfterBreak="0">
+  <w:abstractNum w:abstractNumId="31" w15:restartNumberingAfterBreak="0">
+    <w:nsid w:val="73391FB8"/>
+    <w:multiLevelType w:val="multilevel"/>
+    <w:tmpl w:val="0E7C1C6E"/>
+    <w:lvl w:ilvl="0">
+      <w:start w:val="1"/>
+      <w:numFmt w:val="bullet"/>
+      <w:lvlText w:val=""/>
+      <w:lvlJc w:val="left"/>
+      <w:pPr>
+        <w:tabs>
+          <w:tab w:val="num" w:pos="720"/>
+        </w:tabs>
+        <w:ind w:left="720" w:hanging="360"/>
+      </w:pPr>
+      <w:rPr>
+        <w:rFonts w:ascii="Symbol" w:hAnsi="Symbol" w:hint="default"/>
+        <w:sz w:val="20"/>
+      </w:rPr>
+    </w:lvl>
+    <w:lvl w:ilvl="1" w:tentative="1">
+      <w:start w:val="1"/>
+      <w:numFmt w:val="bullet"/>
+      <w:lvlText w:val="o"/>
+      <w:lvlJc w:val="left"/>
+      <w:pPr>
+        <w:tabs>
+          <w:tab w:val="num" w:pos="1440"/>
+        </w:tabs>
+        <w:ind w:left="1440" w:hanging="360"/>
+      </w:pPr>
+      <w:rPr>
+        <w:rFonts w:ascii="Courier New" w:hAnsi="Courier New" w:hint="default"/>
+        <w:sz w:val="20"/>
+      </w:rPr>
+    </w:lvl>
+    <w:lvl w:ilvl="2" w:tentative="1">
+      <w:start w:val="1"/>
+      <w:numFmt w:val="bullet"/>
+      <w:lvlText w:val=""/>
+      <w:lvlJc w:val="left"/>
+      <w:pPr>
+        <w:tabs>
+          <w:tab w:val="num" w:pos="2160"/>
+        </w:tabs>
+        <w:ind w:left="2160" w:hanging="360"/>
+      </w:pPr>
+      <w:rPr>
+        <w:rFonts w:ascii="Wingdings" w:hAnsi="Wingdings" w:hint="default"/>
+        <w:sz w:val="20"/>
+      </w:rPr>
+    </w:lvl>
+    <w:lvl w:ilvl="3" w:tentative="1">
+      <w:start w:val="1"/>
+      <w:numFmt w:val="bullet"/>
+      <w:lvlText w:val=""/>
+      <w:lvlJc w:val="left"/>
+      <w:pPr>
+        <w:tabs>
+          <w:tab w:val="num" w:pos="2880"/>
+        </w:tabs>
+        <w:ind w:left="2880" w:hanging="360"/>
+      </w:pPr>
+      <w:rPr>
+        <w:rFonts w:ascii="Wingdings" w:hAnsi="Wingdings" w:hint="default"/>
+        <w:sz w:val="20"/>
+      </w:rPr>
+    </w:lvl>
+    <w:lvl w:ilvl="4" w:tentative="1">
+      <w:start w:val="1"/>
+      <w:numFmt w:val="bullet"/>
+      <w:lvlText w:val=""/>
+      <w:lvlJc w:val="left"/>
+      <w:pPr>
+        <w:tabs>
+          <w:tab w:val="num" w:pos="3600"/>
+        </w:tabs>
+        <w:ind w:left="3600" w:hanging="360"/>
+      </w:pPr>
+      <w:rPr>
+        <w:rFonts w:ascii="Wingdings" w:hAnsi="Wingdings" w:hint="default"/>
+        <w:sz w:val="20"/>
+      </w:rPr>
+    </w:lvl>
+    <w:lvl w:ilvl="5" w:tentative="1">
+      <w:start w:val="1"/>
+      <w:numFmt w:val="bullet"/>
+      <w:lvlText w:val=""/>
+      <w:lvlJc w:val="left"/>
+      <w:pPr>
+        <w:tabs>
+          <w:tab w:val="num" w:pos="4320"/>
+        </w:tabs>
+        <w:ind w:left="4320" w:hanging="360"/>
+      </w:pPr>
+      <w:rPr>
+        <w:rFonts w:ascii="Wingdings" w:hAnsi="Wingdings" w:hint="default"/>
+        <w:sz w:val="20"/>
+      </w:rPr>
+    </w:lvl>
+    <w:lvl w:ilvl="6" w:tentative="1">
+      <w:start w:val="1"/>
+      <w:numFmt w:val="bullet"/>
+      <w:lvlText w:val=""/>
+      <w:lvlJc w:val="left"/>
+      <w:pPr>
+        <w:tabs>
+          <w:tab w:val="num" w:pos="5040"/>
+        </w:tabs>
+        <w:ind w:left="5040" w:hanging="360"/>
+      </w:pPr>
+      <w:rPr>
+        <w:rFonts w:ascii="Wingdings" w:hAnsi="Wingdings" w:hint="default"/>
+        <w:sz w:val="20"/>
+      </w:rPr>
+    </w:lvl>
+    <w:lvl w:ilvl="7" w:tentative="1">
+      <w:start w:val="1"/>
+      <w:numFmt w:val="bullet"/>
+      <w:lvlText w:val=""/>
+      <w:lvlJc w:val="left"/>
+      <w:pPr>
+        <w:tabs>
+          <w:tab w:val="num" w:pos="5760"/>
+        </w:tabs>
+        <w:ind w:left="5760" w:hanging="360"/>
+      </w:pPr>
+      <w:rPr>
+        <w:rFonts w:ascii="Wingdings" w:hAnsi="Wingdings" w:hint="default"/>
+        <w:sz w:val="20"/>
+      </w:rPr>
+    </w:lvl>
+    <w:lvl w:ilvl="8" w:tentative="1">
+      <w:start w:val="1"/>
+      <w:numFmt w:val="bullet"/>
+      <w:lvlText w:val=""/>
+      <w:lvlJc w:val="left"/>
+      <w:pPr>
+        <w:tabs>
+          <w:tab w:val="num" w:pos="6480"/>
+        </w:tabs>
+        <w:ind w:left="6480" w:hanging="360"/>
+      </w:pPr>
+      <w:rPr>
+        <w:rFonts w:ascii="Wingdings" w:hAnsi="Wingdings" w:hint="default"/>
+        <w:sz w:val="20"/>
+      </w:rPr>
+    </w:lvl>
+  </w:abstractNum>
+  <w:abstractNum w:abstractNumId="32" w15:restartNumberingAfterBreak="0">
     <w:nsid w:val="79A2143C"/>
     <w:multiLevelType w:val="multilevel"/>
     <w:tmpl w:val="0060D5FE"/>
@@ -10846,7 +13662,7 @@
       </w:rPr>
     </w:lvl>
   </w:abstractNum>
-  <w:abstractNum w:abstractNumId="24" w15:restartNumberingAfterBreak="0">
+  <w:abstractNum w:abstractNumId="33" w15:restartNumberingAfterBreak="0">
     <w:nsid w:val="7CFD3BE1"/>
     <w:multiLevelType w:val="multilevel"/>
     <w:tmpl w:val="DBFA7E34"/>
@@ -10959,80 +13775,259 @@
       </w:pPr>
     </w:lvl>
   </w:abstractNum>
+  <w:abstractNum w:abstractNumId="34" w15:restartNumberingAfterBreak="0">
+    <w:nsid w:val="7D516726"/>
+    <w:multiLevelType w:val="multilevel"/>
+    <w:tmpl w:val="E520B8D4"/>
+    <w:lvl w:ilvl="0">
+      <w:start w:val="1"/>
+      <w:numFmt w:val="bullet"/>
+      <w:lvlText w:val=""/>
+      <w:lvlJc w:val="left"/>
+      <w:pPr>
+        <w:tabs>
+          <w:tab w:val="num" w:pos="720"/>
+        </w:tabs>
+        <w:ind w:left="720" w:hanging="360"/>
+      </w:pPr>
+      <w:rPr>
+        <w:rFonts w:ascii="Symbol" w:hAnsi="Symbol" w:hint="default"/>
+        <w:sz w:val="20"/>
+      </w:rPr>
+    </w:lvl>
+    <w:lvl w:ilvl="1" w:tentative="1">
+      <w:start w:val="1"/>
+      <w:numFmt w:val="bullet"/>
+      <w:lvlText w:val="o"/>
+      <w:lvlJc w:val="left"/>
+      <w:pPr>
+        <w:tabs>
+          <w:tab w:val="num" w:pos="1440"/>
+        </w:tabs>
+        <w:ind w:left="1440" w:hanging="360"/>
+      </w:pPr>
+      <w:rPr>
+        <w:rFonts w:ascii="Courier New" w:hAnsi="Courier New" w:hint="default"/>
+        <w:sz w:val="20"/>
+      </w:rPr>
+    </w:lvl>
+    <w:lvl w:ilvl="2" w:tentative="1">
+      <w:start w:val="1"/>
+      <w:numFmt w:val="bullet"/>
+      <w:lvlText w:val=""/>
+      <w:lvlJc w:val="left"/>
+      <w:pPr>
+        <w:tabs>
+          <w:tab w:val="num" w:pos="2160"/>
+        </w:tabs>
+        <w:ind w:left="2160" w:hanging="360"/>
+      </w:pPr>
+      <w:rPr>
+        <w:rFonts w:ascii="Wingdings" w:hAnsi="Wingdings" w:hint="default"/>
+        <w:sz w:val="20"/>
+      </w:rPr>
+    </w:lvl>
+    <w:lvl w:ilvl="3" w:tentative="1">
+      <w:start w:val="1"/>
+      <w:numFmt w:val="bullet"/>
+      <w:lvlText w:val=""/>
+      <w:lvlJc w:val="left"/>
+      <w:pPr>
+        <w:tabs>
+          <w:tab w:val="num" w:pos="2880"/>
+        </w:tabs>
+        <w:ind w:left="2880" w:hanging="360"/>
+      </w:pPr>
+      <w:rPr>
+        <w:rFonts w:ascii="Wingdings" w:hAnsi="Wingdings" w:hint="default"/>
+        <w:sz w:val="20"/>
+      </w:rPr>
+    </w:lvl>
+    <w:lvl w:ilvl="4" w:tentative="1">
+      <w:start w:val="1"/>
+      <w:numFmt w:val="bullet"/>
+      <w:lvlText w:val=""/>
+      <w:lvlJc w:val="left"/>
+      <w:pPr>
+        <w:tabs>
+          <w:tab w:val="num" w:pos="3600"/>
+        </w:tabs>
+        <w:ind w:left="3600" w:hanging="360"/>
+      </w:pPr>
+      <w:rPr>
+        <w:rFonts w:ascii="Wingdings" w:hAnsi="Wingdings" w:hint="default"/>
+        <w:sz w:val="20"/>
+      </w:rPr>
+    </w:lvl>
+    <w:lvl w:ilvl="5" w:tentative="1">
+      <w:start w:val="1"/>
+      <w:numFmt w:val="bullet"/>
+      <w:lvlText w:val=""/>
+      <w:lvlJc w:val="left"/>
+      <w:pPr>
+        <w:tabs>
+          <w:tab w:val="num" w:pos="4320"/>
+        </w:tabs>
+        <w:ind w:left="4320" w:hanging="360"/>
+      </w:pPr>
+      <w:rPr>
+        <w:rFonts w:ascii="Wingdings" w:hAnsi="Wingdings" w:hint="default"/>
+        <w:sz w:val="20"/>
+      </w:rPr>
+    </w:lvl>
+    <w:lvl w:ilvl="6" w:tentative="1">
+      <w:start w:val="1"/>
+      <w:numFmt w:val="bullet"/>
+      <w:lvlText w:val=""/>
+      <w:lvlJc w:val="left"/>
+      <w:pPr>
+        <w:tabs>
+          <w:tab w:val="num" w:pos="5040"/>
+        </w:tabs>
+        <w:ind w:left="5040" w:hanging="360"/>
+      </w:pPr>
+      <w:rPr>
+        <w:rFonts w:ascii="Wingdings" w:hAnsi="Wingdings" w:hint="default"/>
+        <w:sz w:val="20"/>
+      </w:rPr>
+    </w:lvl>
+    <w:lvl w:ilvl="7" w:tentative="1">
+      <w:start w:val="1"/>
+      <w:numFmt w:val="bullet"/>
+      <w:lvlText w:val=""/>
+      <w:lvlJc w:val="left"/>
+      <w:pPr>
+        <w:tabs>
+          <w:tab w:val="num" w:pos="5760"/>
+        </w:tabs>
+        <w:ind w:left="5760" w:hanging="360"/>
+      </w:pPr>
+      <w:rPr>
+        <w:rFonts w:ascii="Wingdings" w:hAnsi="Wingdings" w:hint="default"/>
+        <w:sz w:val="20"/>
+      </w:rPr>
+    </w:lvl>
+    <w:lvl w:ilvl="8" w:tentative="1">
+      <w:start w:val="1"/>
+      <w:numFmt w:val="bullet"/>
+      <w:lvlText w:val=""/>
+      <w:lvlJc w:val="left"/>
+      <w:pPr>
+        <w:tabs>
+          <w:tab w:val="num" w:pos="6480"/>
+        </w:tabs>
+        <w:ind w:left="6480" w:hanging="360"/>
+      </w:pPr>
+      <w:rPr>
+        <w:rFonts w:ascii="Wingdings" w:hAnsi="Wingdings" w:hint="default"/>
+        <w:sz w:val="20"/>
+      </w:rPr>
+    </w:lvl>
+  </w:abstractNum>
   <w:num w:numId="1" w16cid:durableId="283771462">
+    <w:abstractNumId w:val="3"/>
+  </w:num>
+  <w:num w:numId="2" w16cid:durableId="1198197539">
+    <w:abstractNumId w:val="14"/>
+  </w:num>
+  <w:num w:numId="3" w16cid:durableId="2142073560">
+    <w:abstractNumId w:val="33"/>
+  </w:num>
+  <w:num w:numId="4" w16cid:durableId="2057195682">
     <w:abstractNumId w:val="2"/>
   </w:num>
-  <w:num w:numId="2" w16cid:durableId="1198197539">
-    <w:abstractNumId w:val="8"/>
+  <w:num w:numId="5" w16cid:durableId="553391900">
+    <w:abstractNumId w:val="12"/>
   </w:num>
-  <w:num w:numId="3" w16cid:durableId="2142073560">
-    <w:abstractNumId w:val="24"/>
+  <w:num w:numId="6" w16cid:durableId="1989819085">
+    <w:abstractNumId w:val="21"/>
   </w:num>
-  <w:num w:numId="4" w16cid:durableId="2057195682">
-    <w:abstractNumId w:val="1"/>
-  </w:num>
-  <w:num w:numId="5" w16cid:durableId="553391900">
+  <w:num w:numId="7" w16cid:durableId="1860267625">
     <w:abstractNumId w:val="6"/>
   </w:num>
-  <w:num w:numId="6" w16cid:durableId="1989819085">
-    <w:abstractNumId w:val="14"/>
-  </w:num>
-  <w:num w:numId="7" w16cid:durableId="1860267625">
-    <w:abstractNumId w:val="3"/>
-  </w:num>
   <w:num w:numId="8" w16cid:durableId="1243956464">
-    <w:abstractNumId w:val="22"/>
+    <w:abstractNumId w:val="30"/>
   </w:num>
   <w:num w:numId="9" w16cid:durableId="1689407615">
-    <w:abstractNumId w:val="20"/>
+    <w:abstractNumId w:val="28"/>
   </w:num>
   <w:num w:numId="10" w16cid:durableId="92670717">
+    <w:abstractNumId w:val="26"/>
+  </w:num>
+  <w:num w:numId="11" w16cid:durableId="1041634148">
+    <w:abstractNumId w:val="13"/>
+  </w:num>
+  <w:num w:numId="12" w16cid:durableId="772941831">
+    <w:abstractNumId w:val="10"/>
+  </w:num>
+  <w:num w:numId="13" w16cid:durableId="149056474">
     <w:abstractNumId w:val="18"/>
   </w:num>
-  <w:num w:numId="11" w16cid:durableId="1041634148">
-    <w:abstractNumId w:val="7"/>
-  </w:num>
-  <w:num w:numId="12" w16cid:durableId="772941831">
-    <w:abstractNumId w:val="5"/>
-  </w:num>
-  <w:num w:numId="13" w16cid:durableId="149056474">
-    <w:abstractNumId w:val="11"/>
-  </w:num>
   <w:num w:numId="14" w16cid:durableId="2068601152">
-    <w:abstractNumId w:val="17"/>
+    <w:abstractNumId w:val="25"/>
   </w:num>
   <w:num w:numId="15" w16cid:durableId="1419671235">
-    <w:abstractNumId w:val="10"/>
+    <w:abstractNumId w:val="16"/>
   </w:num>
   <w:num w:numId="16" w16cid:durableId="1684018708">
-    <w:abstractNumId w:val="21"/>
+    <w:abstractNumId w:val="29"/>
   </w:num>
   <w:num w:numId="17" w16cid:durableId="1285189426">
-    <w:abstractNumId w:val="9"/>
+    <w:abstractNumId w:val="15"/>
   </w:num>
   <w:num w:numId="18" w16cid:durableId="1190528264">
-    <w:abstractNumId w:val="19"/>
+    <w:abstractNumId w:val="27"/>
   </w:num>
   <w:num w:numId="19" w16cid:durableId="1367677913">
     <w:abstractNumId w:val="0"/>
   </w:num>
   <w:num w:numId="20" w16cid:durableId="1990014341">
+    <w:abstractNumId w:val="32"/>
+  </w:num>
+  <w:num w:numId="21" w16cid:durableId="235168405">
+    <w:abstractNumId w:val="22"/>
+  </w:num>
+  <w:num w:numId="22" w16cid:durableId="897206791">
+    <w:abstractNumId w:val="19"/>
+  </w:num>
+  <w:num w:numId="23" w16cid:durableId="1651667747">
+    <w:abstractNumId w:val="20"/>
+  </w:num>
+  <w:num w:numId="24" w16cid:durableId="886186323">
     <w:abstractNumId w:val="23"/>
   </w:num>
-  <w:num w:numId="21" w16cid:durableId="235168405">
-    <w:abstractNumId w:val="15"/>
+  <w:num w:numId="25" w16cid:durableId="620890150">
+    <w:abstractNumId w:val="9"/>
   </w:num>
-  <w:num w:numId="22" w16cid:durableId="897206791">
-    <w:abstractNumId w:val="12"/>
+  <w:num w:numId="26" w16cid:durableId="26491097">
+    <w:abstractNumId w:val="4"/>
   </w:num>
-  <w:num w:numId="23" w16cid:durableId="1651667747">
-    <w:abstractNumId w:val="13"/>
+  <w:num w:numId="27" w16cid:durableId="268782959">
+    <w:abstractNumId w:val="31"/>
   </w:num>
-  <w:num w:numId="24" w16cid:durableId="886186323">
-    <w:abstractNumId w:val="16"/>
+  <w:num w:numId="28" w16cid:durableId="1483350669">
+    <w:abstractNumId w:val="24"/>
   </w:num>
-  <w:num w:numId="25" w16cid:durableId="620890150">
-    <w:abstractNumId w:val="4"/>
+  <w:num w:numId="29" w16cid:durableId="886375380">
+    <w:abstractNumId w:val="17"/>
+  </w:num>
+  <w:num w:numId="30" w16cid:durableId="661200586">
+    <w:abstractNumId w:val="34"/>
+  </w:num>
+  <w:num w:numId="31" w16cid:durableId="866330833">
+    <w:abstractNumId w:val="1"/>
+  </w:num>
+  <w:num w:numId="32" w16cid:durableId="1230572911">
+    <w:abstractNumId w:val="8"/>
+  </w:num>
+  <w:num w:numId="33" w16cid:durableId="86314111">
+    <w:abstractNumId w:val="5"/>
+  </w:num>
+  <w:num w:numId="34" w16cid:durableId="1413166410">
+    <w:abstractNumId w:val="11"/>
+  </w:num>
+  <w:num w:numId="35" w16cid:durableId="1453984294">
+    <w:abstractNumId w:val="7"/>
   </w:num>
 </w:numbering>
 </file>
@@ -12207,6 +15202,19 @@
       <w:szCs w:val="20"/>
     </w:rPr>
   </w:style>
+  <w:style w:type="character" w:styleId="HTMLCode">
+    <w:name w:val="HTML Code"/>
+    <w:basedOn w:val="DefaultParagraphFont"/>
+    <w:uiPriority w:val="99"/>
+    <w:semiHidden/>
+    <w:unhideWhenUsed/>
+    <w:rsid w:val="00A82DCA"/>
+    <w:rPr>
+      <w:rFonts w:ascii="Courier New" w:eastAsia="Times New Roman" w:hAnsi="Courier New" w:cs="Courier New"/>
+      <w:sz w:val="20"/>
+      <w:szCs w:val="20"/>
+    </w:rPr>
+  </w:style>
 </w:styles>
 </file>
 

--- a/ML Design.docx
+++ b/ML Design.docx
@@ -47,6 +47,7 @@
               <w:i w:val="0"/>
               <w:iCs w:val="0"/>
               <w:noProof/>
+              <w:lang w:eastAsia="en-US"/>
             </w:rPr>
           </w:pPr>
           <w:r>
@@ -66,7 +67,7 @@
             </w:rPr>
             <w:fldChar w:fldCharType="separate"/>
           </w:r>
-          <w:hyperlink w:anchor="_Toc206887384" w:history="1">
+          <w:hyperlink w:anchor="_Toc207178507" w:history="1">
             <w:r>
               <w:rPr>
                 <w:rStyle w:val="Hyperlink"/>
@@ -93,7 +94,7 @@
                 <w:noProof/>
                 <w:webHidden/>
               </w:rPr>
-              <w:instrText xml:space="preserve"> PAGEREF _Toc206887384 \h </w:instrText>
+              <w:instrText xml:space="preserve"> PAGEREF _Toc207178507 \h </w:instrText>
             </w:r>
             <w:r>
               <w:rPr>
@@ -136,9 +137,10 @@
               <w:noProof/>
               <w:sz w:val="24"/>
               <w:szCs w:val="24"/>
+              <w:lang w:eastAsia="en-US"/>
             </w:rPr>
           </w:pPr>
-          <w:hyperlink w:anchor="_Toc206887385" w:history="1">
+          <w:hyperlink w:anchor="_Toc207178508" w:history="1">
             <w:r>
               <w:rPr>
                 <w:rStyle w:val="Hyperlink"/>
@@ -165,7 +167,7 @@
                 <w:noProof/>
                 <w:webHidden/>
               </w:rPr>
-              <w:instrText xml:space="preserve"> PAGEREF _Toc206887385 \h </w:instrText>
+              <w:instrText xml:space="preserve"> PAGEREF _Toc207178508 \h </w:instrText>
             </w:r>
             <w:r>
               <w:rPr>
@@ -208,9 +210,10 @@
               <w:noProof/>
               <w:sz w:val="24"/>
               <w:szCs w:val="24"/>
+              <w:lang w:eastAsia="en-US"/>
             </w:rPr>
           </w:pPr>
-          <w:hyperlink w:anchor="_Toc206887386" w:history="1">
+          <w:hyperlink w:anchor="_Toc207178509" w:history="1">
             <w:r>
               <w:rPr>
                 <w:rStyle w:val="Hyperlink"/>
@@ -237,7 +240,7 @@
                 <w:noProof/>
                 <w:webHidden/>
               </w:rPr>
-              <w:instrText xml:space="preserve"> PAGEREF _Toc206887386 \h </w:instrText>
+              <w:instrText xml:space="preserve"> PAGEREF _Toc207178509 \h </w:instrText>
             </w:r>
             <w:r>
               <w:rPr>
@@ -280,9 +283,10 @@
               <w:noProof/>
               <w:sz w:val="24"/>
               <w:szCs w:val="24"/>
+              <w:lang w:eastAsia="en-US"/>
             </w:rPr>
           </w:pPr>
-          <w:hyperlink w:anchor="_Toc206887387" w:history="1">
+          <w:hyperlink w:anchor="_Toc207178510" w:history="1">
             <w:r>
               <w:rPr>
                 <w:rStyle w:val="Hyperlink"/>
@@ -309,7 +313,7 @@
                 <w:noProof/>
                 <w:webHidden/>
               </w:rPr>
-              <w:instrText xml:space="preserve"> PAGEREF _Toc206887387 \h </w:instrText>
+              <w:instrText xml:space="preserve"> PAGEREF _Toc207178510 \h </w:instrText>
             </w:r>
             <w:r>
               <w:rPr>
@@ -352,9 +356,10 @@
               <w:noProof/>
               <w:sz w:val="24"/>
               <w:szCs w:val="24"/>
+              <w:lang w:eastAsia="en-US"/>
             </w:rPr>
           </w:pPr>
-          <w:hyperlink w:anchor="_Toc206887388" w:history="1">
+          <w:hyperlink w:anchor="_Toc207178511" w:history="1">
             <w:r>
               <w:rPr>
                 <w:rStyle w:val="Hyperlink"/>
@@ -381,7 +386,7 @@
                 <w:noProof/>
                 <w:webHidden/>
               </w:rPr>
-              <w:instrText xml:space="preserve"> PAGEREF _Toc206887388 \h </w:instrText>
+              <w:instrText xml:space="preserve"> PAGEREF _Toc207178511 \h </w:instrText>
             </w:r>
             <w:r>
               <w:rPr>
@@ -424,9 +429,10 @@
               <w:noProof/>
               <w:sz w:val="24"/>
               <w:szCs w:val="24"/>
+              <w:lang w:eastAsia="en-US"/>
             </w:rPr>
           </w:pPr>
-          <w:hyperlink w:anchor="_Toc206887389" w:history="1">
+          <w:hyperlink w:anchor="_Toc207178512" w:history="1">
             <w:r>
               <w:rPr>
                 <w:rStyle w:val="Hyperlink"/>
@@ -453,7 +459,7 @@
                 <w:noProof/>
                 <w:webHidden/>
               </w:rPr>
-              <w:instrText xml:space="preserve"> PAGEREF _Toc206887389 \h </w:instrText>
+              <w:instrText xml:space="preserve"> PAGEREF _Toc207178512 \h </w:instrText>
             </w:r>
             <w:r>
               <w:rPr>
@@ -496,9 +502,10 @@
               <w:noProof/>
               <w:sz w:val="24"/>
               <w:szCs w:val="24"/>
+              <w:lang w:eastAsia="en-US"/>
             </w:rPr>
           </w:pPr>
-          <w:hyperlink w:anchor="_Toc206887390" w:history="1">
+          <w:hyperlink w:anchor="_Toc207178513" w:history="1">
             <w:r>
               <w:rPr>
                 <w:rStyle w:val="Hyperlink"/>
@@ -525,7 +532,7 @@
                 <w:noProof/>
                 <w:webHidden/>
               </w:rPr>
-              <w:instrText xml:space="preserve"> PAGEREF _Toc206887390 \h </w:instrText>
+              <w:instrText xml:space="preserve"> PAGEREF _Toc207178513 \h </w:instrText>
             </w:r>
             <w:r>
               <w:rPr>
@@ -568,9 +575,10 @@
               <w:noProof/>
               <w:sz w:val="24"/>
               <w:szCs w:val="24"/>
+              <w:lang w:eastAsia="en-US"/>
             </w:rPr>
           </w:pPr>
-          <w:hyperlink w:anchor="_Toc206887391" w:history="1">
+          <w:hyperlink w:anchor="_Toc207178514" w:history="1">
             <w:r>
               <w:rPr>
                 <w:rStyle w:val="Hyperlink"/>
@@ -597,7 +605,7 @@
                 <w:noProof/>
                 <w:webHidden/>
               </w:rPr>
-              <w:instrText xml:space="preserve"> PAGEREF _Toc206887391 \h </w:instrText>
+              <w:instrText xml:space="preserve"> PAGEREF _Toc207178514 \h </w:instrText>
             </w:r>
             <w:r>
               <w:rPr>
@@ -640,9 +648,10 @@
               <w:noProof/>
               <w:sz w:val="24"/>
               <w:szCs w:val="24"/>
+              <w:lang w:eastAsia="en-US"/>
             </w:rPr>
           </w:pPr>
-          <w:hyperlink w:anchor="_Toc206887392" w:history="1">
+          <w:hyperlink w:anchor="_Toc207178515" w:history="1">
             <w:r>
               <w:rPr>
                 <w:rStyle w:val="Hyperlink"/>
@@ -669,7 +678,7 @@
                 <w:noProof/>
                 <w:webHidden/>
               </w:rPr>
-              <w:instrText xml:space="preserve"> PAGEREF _Toc206887392 \h </w:instrText>
+              <w:instrText xml:space="preserve"> PAGEREF _Toc207178515 \h </w:instrText>
             </w:r>
             <w:r>
               <w:rPr>
@@ -712,9 +721,10 @@
               <w:noProof/>
               <w:sz w:val="24"/>
               <w:szCs w:val="24"/>
+              <w:lang w:eastAsia="en-US"/>
             </w:rPr>
           </w:pPr>
-          <w:hyperlink w:anchor="_Toc206887393" w:history="1">
+          <w:hyperlink w:anchor="_Toc207178516" w:history="1">
             <w:r>
               <w:rPr>
                 <w:rStyle w:val="Hyperlink"/>
@@ -741,7 +751,7 @@
                 <w:noProof/>
                 <w:webHidden/>
               </w:rPr>
-              <w:instrText xml:space="preserve"> PAGEREF _Toc206887393 \h </w:instrText>
+              <w:instrText xml:space="preserve"> PAGEREF _Toc207178516 \h </w:instrText>
             </w:r>
             <w:r>
               <w:rPr>
@@ -784,9 +794,10 @@
               <w:i w:val="0"/>
               <w:iCs w:val="0"/>
               <w:noProof/>
+              <w:lang w:eastAsia="en-US"/>
             </w:rPr>
           </w:pPr>
-          <w:hyperlink w:anchor="_Toc206887394" w:history="1">
+          <w:hyperlink w:anchor="_Toc207178517" w:history="1">
             <w:r>
               <w:rPr>
                 <w:rStyle w:val="Hyperlink"/>
@@ -813,7 +824,7 @@
                 <w:noProof/>
                 <w:webHidden/>
               </w:rPr>
-              <w:instrText xml:space="preserve"> PAGEREF _Toc206887394 \h </w:instrText>
+              <w:instrText xml:space="preserve"> PAGEREF _Toc207178517 \h </w:instrText>
             </w:r>
             <w:r>
               <w:rPr>
@@ -854,9 +865,10 @@
               <w:noProof/>
               <w:sz w:val="24"/>
               <w:szCs w:val="24"/>
+              <w:lang w:eastAsia="en-US"/>
             </w:rPr>
           </w:pPr>
-          <w:hyperlink w:anchor="_Toc206887395" w:history="1">
+          <w:hyperlink w:anchor="_Toc207178518" w:history="1">
             <w:r>
               <w:rPr>
                 <w:rStyle w:val="Hyperlink"/>
@@ -883,7 +895,7 @@
                 <w:noProof/>
                 <w:webHidden/>
               </w:rPr>
-              <w:instrText xml:space="preserve"> PAGEREF _Toc206887395 \h </w:instrText>
+              <w:instrText xml:space="preserve"> PAGEREF _Toc207178518 \h </w:instrText>
             </w:r>
             <w:r>
               <w:rPr>
@@ -924,9 +936,10 @@
               <w:noProof/>
               <w:sz w:val="24"/>
               <w:szCs w:val="24"/>
+              <w:lang w:eastAsia="en-US"/>
             </w:rPr>
           </w:pPr>
-          <w:hyperlink w:anchor="_Toc206887396" w:history="1">
+          <w:hyperlink w:anchor="_Toc207178519" w:history="1">
             <w:r>
               <w:rPr>
                 <w:rStyle w:val="Hyperlink"/>
@@ -953,7 +966,7 @@
                 <w:noProof/>
                 <w:webHidden/>
               </w:rPr>
-              <w:instrText xml:space="preserve"> PAGEREF _Toc206887396 \h </w:instrText>
+              <w:instrText xml:space="preserve"> PAGEREF _Toc207178519 \h </w:instrText>
             </w:r>
             <w:r>
               <w:rPr>
@@ -994,9 +1007,10 @@
               <w:noProof/>
               <w:sz w:val="24"/>
               <w:szCs w:val="24"/>
+              <w:lang w:eastAsia="en-US"/>
             </w:rPr>
           </w:pPr>
-          <w:hyperlink w:anchor="_Toc206887397" w:history="1">
+          <w:hyperlink w:anchor="_Toc207178520" w:history="1">
             <w:r>
               <w:rPr>
                 <w:rStyle w:val="Hyperlink"/>
@@ -1023,7 +1037,7 @@
                 <w:noProof/>
                 <w:webHidden/>
               </w:rPr>
-              <w:instrText xml:space="preserve"> PAGEREF _Toc206887397 \h </w:instrText>
+              <w:instrText xml:space="preserve"> PAGEREF _Toc207178520 \h </w:instrText>
             </w:r>
             <w:r>
               <w:rPr>
@@ -1064,9 +1078,10 @@
               <w:noProof/>
               <w:sz w:val="24"/>
               <w:szCs w:val="24"/>
+              <w:lang w:eastAsia="en-US"/>
             </w:rPr>
           </w:pPr>
-          <w:hyperlink w:anchor="_Toc206887398" w:history="1">
+          <w:hyperlink w:anchor="_Toc207178521" w:history="1">
             <w:r>
               <w:rPr>
                 <w:rStyle w:val="Hyperlink"/>
@@ -1093,7 +1108,7 @@
                 <w:noProof/>
                 <w:webHidden/>
               </w:rPr>
-              <w:instrText xml:space="preserve"> PAGEREF _Toc206887398 \h </w:instrText>
+              <w:instrText xml:space="preserve"> PAGEREF _Toc207178521 \h </w:instrText>
             </w:r>
             <w:r>
               <w:rPr>
@@ -1134,9 +1149,10 @@
               <w:noProof/>
               <w:sz w:val="24"/>
               <w:szCs w:val="24"/>
+              <w:lang w:eastAsia="en-US"/>
             </w:rPr>
           </w:pPr>
-          <w:hyperlink w:anchor="_Toc206887399" w:history="1">
+          <w:hyperlink w:anchor="_Toc207178522" w:history="1">
             <w:r>
               <w:rPr>
                 <w:rStyle w:val="Hyperlink"/>
@@ -1163,7 +1179,7 @@
                 <w:noProof/>
                 <w:webHidden/>
               </w:rPr>
-              <w:instrText xml:space="preserve"> PAGEREF _Toc206887399 \h </w:instrText>
+              <w:instrText xml:space="preserve"> PAGEREF _Toc207178522 \h </w:instrText>
             </w:r>
             <w:r>
               <w:rPr>
@@ -1204,9 +1220,10 @@
               <w:noProof/>
               <w:sz w:val="24"/>
               <w:szCs w:val="24"/>
+              <w:lang w:eastAsia="en-US"/>
             </w:rPr>
           </w:pPr>
-          <w:hyperlink w:anchor="_Toc206887400" w:history="1">
+          <w:hyperlink w:anchor="_Toc207178523" w:history="1">
             <w:r>
               <w:rPr>
                 <w:rStyle w:val="Hyperlink"/>
@@ -1233,7 +1250,7 @@
                 <w:noProof/>
                 <w:webHidden/>
               </w:rPr>
-              <w:instrText xml:space="preserve"> PAGEREF _Toc206887400 \h </w:instrText>
+              <w:instrText xml:space="preserve"> PAGEREF _Toc207178523 \h </w:instrText>
             </w:r>
             <w:r>
               <w:rPr>
@@ -1274,9 +1291,10 @@
               <w:noProof/>
               <w:sz w:val="24"/>
               <w:szCs w:val="24"/>
+              <w:lang w:eastAsia="en-US"/>
             </w:rPr>
           </w:pPr>
-          <w:hyperlink w:anchor="_Toc206887401" w:history="1">
+          <w:hyperlink w:anchor="_Toc207178524" w:history="1">
             <w:r>
               <w:rPr>
                 <w:rStyle w:val="Hyperlink"/>
@@ -1303,7 +1321,7 @@
                 <w:noProof/>
                 <w:webHidden/>
               </w:rPr>
-              <w:instrText xml:space="preserve"> PAGEREF _Toc206887401 \h </w:instrText>
+              <w:instrText xml:space="preserve"> PAGEREF _Toc207178524 \h </w:instrText>
             </w:r>
             <w:r>
               <w:rPr>
@@ -1346,15 +1364,30 @@
               <w:noProof/>
               <w:sz w:val="24"/>
               <w:szCs w:val="24"/>
+              <w:lang w:eastAsia="en-US"/>
             </w:rPr>
           </w:pPr>
-          <w:hyperlink w:anchor="_Toc206887402" w:history="1">
+          <w:hyperlink w:anchor="_Toc207178525" w:history="1">
             <w:r>
               <w:rPr>
                 <w:rStyle w:val="Hyperlink"/>
                 <w:noProof/>
               </w:rPr>
-              <w:t>2. How This Maps to Interview Question Types</w:t>
+              <w:t>2. How This Maps to In</w:t>
+            </w:r>
+            <w:r>
+              <w:rPr>
+                <w:rStyle w:val="Hyperlink"/>
+                <w:noProof/>
+              </w:rPr>
+              <w:t>t</w:t>
+            </w:r>
+            <w:r>
+              <w:rPr>
+                <w:rStyle w:val="Hyperlink"/>
+                <w:noProof/>
+              </w:rPr>
+              <w:t>erview Question Types</w:t>
             </w:r>
             <w:r>
               <w:rPr>
@@ -1375,7 +1408,7 @@
                 <w:noProof/>
                 <w:webHidden/>
               </w:rPr>
-              <w:instrText xml:space="preserve"> PAGEREF _Toc206887402 \h </w:instrText>
+              <w:instrText xml:space="preserve"> PAGEREF _Toc207178525 \h </w:instrText>
             </w:r>
             <w:r>
               <w:rPr>
@@ -1418,9 +1451,10 @@
               <w:i w:val="0"/>
               <w:iCs w:val="0"/>
               <w:noProof/>
+              <w:lang w:eastAsia="en-US"/>
             </w:rPr>
           </w:pPr>
-          <w:hyperlink w:anchor="_Toc206887403" w:history="1">
+          <w:hyperlink w:anchor="_Toc207178526" w:history="1">
             <w:r>
               <w:rPr>
                 <w:rStyle w:val="Hyperlink"/>
@@ -1447,7 +1481,7 @@
                 <w:noProof/>
                 <w:webHidden/>
               </w:rPr>
-              <w:instrText xml:space="preserve"> PAGEREF _Toc206887403 \h </w:instrText>
+              <w:instrText xml:space="preserve"> PAGEREF _Toc207178526 \h </w:instrText>
             </w:r>
             <w:r>
               <w:rPr>
@@ -1488,9 +1522,10 @@
               <w:noProof/>
               <w:sz w:val="24"/>
               <w:szCs w:val="24"/>
+              <w:lang w:eastAsia="en-US"/>
             </w:rPr>
           </w:pPr>
-          <w:hyperlink w:anchor="_Toc206887404" w:history="1">
+          <w:hyperlink w:anchor="_Toc207178527" w:history="1">
             <w:r>
               <w:rPr>
                 <w:rStyle w:val="Hyperlink"/>
@@ -1517,7 +1552,7 @@
                 <w:noProof/>
                 <w:webHidden/>
               </w:rPr>
-              <w:instrText xml:space="preserve"> PAGEREF _Toc206887404 \h </w:instrText>
+              <w:instrText xml:space="preserve"> PAGEREF _Toc207178527 \h </w:instrText>
             </w:r>
             <w:r>
               <w:rPr>
@@ -1560,9 +1595,10 @@
               <w:i w:val="0"/>
               <w:iCs w:val="0"/>
               <w:noProof/>
+              <w:lang w:eastAsia="en-US"/>
             </w:rPr>
           </w:pPr>
-          <w:hyperlink w:anchor="_Toc206887405" w:history="1">
+          <w:hyperlink w:anchor="_Toc207178528" w:history="1">
             <w:r>
               <w:rPr>
                 <w:rStyle w:val="Hyperlink"/>
@@ -1589,7 +1625,7 @@
                 <w:noProof/>
                 <w:webHidden/>
               </w:rPr>
-              <w:instrText xml:space="preserve"> PAGEREF _Toc206887405 \h </w:instrText>
+              <w:instrText xml:space="preserve"> PAGEREF _Toc207178528 \h </w:instrText>
             </w:r>
             <w:r>
               <w:rPr>
@@ -1632,9 +1668,10 @@
               <w:noProof/>
               <w:sz w:val="24"/>
               <w:szCs w:val="24"/>
+              <w:lang w:eastAsia="en-US"/>
             </w:rPr>
           </w:pPr>
-          <w:hyperlink w:anchor="_Toc206887406" w:history="1">
+          <w:hyperlink w:anchor="_Toc207178529" w:history="1">
             <w:r>
               <w:rPr>
                 <w:rStyle w:val="Hyperlink"/>
@@ -1661,7 +1698,7 @@
                 <w:noProof/>
                 <w:webHidden/>
               </w:rPr>
-              <w:instrText xml:space="preserve"> PAGEREF _Toc206887406 \h </w:instrText>
+              <w:instrText xml:space="preserve"> PAGEREF _Toc207178529 \h </w:instrText>
             </w:r>
             <w:r>
               <w:rPr>
@@ -1704,9 +1741,10 @@
               <w:noProof/>
               <w:sz w:val="24"/>
               <w:szCs w:val="24"/>
+              <w:lang w:eastAsia="en-US"/>
             </w:rPr>
           </w:pPr>
-          <w:hyperlink w:anchor="_Toc206887407" w:history="1">
+          <w:hyperlink w:anchor="_Toc207178530" w:history="1">
             <w:r>
               <w:rPr>
                 <w:rStyle w:val="Hyperlink"/>
@@ -1733,7 +1771,7 @@
                 <w:noProof/>
                 <w:webHidden/>
               </w:rPr>
-              <w:instrText xml:space="preserve"> PAGEREF _Toc206887407 \h </w:instrText>
+              <w:instrText xml:space="preserve"> PAGEREF _Toc207178530 \h </w:instrText>
             </w:r>
             <w:r>
               <w:rPr>
@@ -1776,9 +1814,10 @@
               <w:noProof/>
               <w:sz w:val="24"/>
               <w:szCs w:val="24"/>
+              <w:lang w:eastAsia="en-US"/>
             </w:rPr>
           </w:pPr>
-          <w:hyperlink w:anchor="_Toc206887408" w:history="1">
+          <w:hyperlink w:anchor="_Toc207178531" w:history="1">
             <w:r>
               <w:rPr>
                 <w:rStyle w:val="Hyperlink"/>
@@ -1805,7 +1844,7 @@
                 <w:noProof/>
                 <w:webHidden/>
               </w:rPr>
-              <w:instrText xml:space="preserve"> PAGEREF _Toc206887408 \h </w:instrText>
+              <w:instrText xml:space="preserve"> PAGEREF _Toc207178531 \h </w:instrText>
             </w:r>
             <w:r>
               <w:rPr>
@@ -1848,9 +1887,10 @@
               <w:noProof/>
               <w:sz w:val="24"/>
               <w:szCs w:val="24"/>
+              <w:lang w:eastAsia="en-US"/>
             </w:rPr>
           </w:pPr>
-          <w:hyperlink w:anchor="_Toc206887409" w:history="1">
+          <w:hyperlink w:anchor="_Toc207178532" w:history="1">
             <w:r>
               <w:rPr>
                 <w:rStyle w:val="Hyperlink"/>
@@ -1877,7 +1917,7 @@
                 <w:noProof/>
                 <w:webHidden/>
               </w:rPr>
-              <w:instrText xml:space="preserve"> PAGEREF _Toc206887409 \h </w:instrText>
+              <w:instrText xml:space="preserve"> PAGEREF _Toc207178532 \h </w:instrText>
             </w:r>
             <w:r>
               <w:rPr>
@@ -1920,14 +1960,88 @@
               <w:i w:val="0"/>
               <w:iCs w:val="0"/>
               <w:noProof/>
+              <w:lang w:eastAsia="en-US"/>
             </w:rPr>
           </w:pPr>
-          <w:hyperlink w:anchor="_Toc206887410" w:history="1">
+          <w:hyperlink w:anchor="_Toc207178533" w:history="1">
             <w:r>
               <w:rPr>
                 <w:rStyle w:val="Hyperlink"/>
                 <w:noProof/>
               </w:rPr>
+              <w:t>Key Terms and meanings</w:t>
+            </w:r>
+            <w:r>
+              <w:rPr>
+                <w:noProof/>
+                <w:webHidden/>
+              </w:rPr>
+              <w:tab/>
+            </w:r>
+            <w:r>
+              <w:rPr>
+                <w:noProof/>
+                <w:webHidden/>
+              </w:rPr>
+              <w:fldChar w:fldCharType="begin"/>
+            </w:r>
+            <w:r>
+              <w:rPr>
+                <w:noProof/>
+                <w:webHidden/>
+              </w:rPr>
+              <w:instrText xml:space="preserve"> PAGEREF _Toc207178533 \h </w:instrText>
+            </w:r>
+            <w:r>
+              <w:rPr>
+                <w:noProof/>
+                <w:webHidden/>
+              </w:rPr>
+            </w:r>
+            <w:r>
+              <w:rPr>
+                <w:noProof/>
+                <w:webHidden/>
+              </w:rPr>
+              <w:fldChar w:fldCharType="separate"/>
+            </w:r>
+            <w:r>
+              <w:rPr>
+                <w:noProof/>
+                <w:webHidden/>
+              </w:rPr>
+              <w:t>10</w:t>
+            </w:r>
+            <w:r>
+              <w:rPr>
+                <w:noProof/>
+                <w:webHidden/>
+              </w:rPr>
+              <w:fldChar w:fldCharType="end"/>
+            </w:r>
+          </w:hyperlink>
+        </w:p>
+        <w:p>
+          <w:pPr>
+            <w:pStyle w:val="TOC1"/>
+            <w:tabs>
+              <w:tab w:val="right" w:leader="dot" w:pos="9350"/>
+            </w:tabs>
+            <w:rPr>
+              <w:b w:val="0"/>
+              <w:bCs w:val="0"/>
+              <w:i w:val="0"/>
+              <w:iCs w:val="0"/>
+              <w:noProof/>
+              <w:lang w:eastAsia="en-US"/>
+            </w:rPr>
+          </w:pPr>
+          <w:hyperlink w:anchor="_Toc207178534" w:history="1">
+            <w:r>
+              <w:rPr>
+                <w:rStyle w:val="Hyperlink"/>
+                <w:noProof/>
+              </w:rPr>
               <w:t>Harmful Content Detection</w:t>
             </w:r>
             <w:r>
@@ -1949,7 +2063,7 @@
                 <w:noProof/>
                 <w:webHidden/>
               </w:rPr>
-              <w:instrText xml:space="preserve"> PAGEREF _Toc206887410 \h </w:instrText>
+              <w:instrText xml:space="preserve"> PAGEREF _Toc207178534 \h </w:instrText>
             </w:r>
             <w:r>
               <w:rPr>
@@ -2001,7 +2115,7 @@
       <w:pPr>
         <w:pStyle w:val="Heading1"/>
       </w:pPr>
-      <w:bookmarkStart w:id="0" w:name="_Toc206887384"/>
+      <w:bookmarkStart w:id="0" w:name="_Toc207178507"/>
       <w:r>
         <w:rPr>
           <w:rFonts w:hint="eastAsia"/>
@@ -2035,7 +2149,7 @@
       <w:pPr>
         <w:pStyle w:val="Heading2"/>
       </w:pPr>
-      <w:bookmarkStart w:id="1" w:name="_Toc206887385"/>
+      <w:bookmarkStart w:id="1" w:name="_Toc207178508"/>
       <w:r>
         <w:t>1) Lock the target &amp; guardrails</w:t>
       </w:r>
@@ -2127,7 +2241,6 @@
       <w:r>
         <w:t xml:space="preserve"> ≥ threshold and p99 latency ≤ </w:t>
       </w:r>
-      <w:proofErr w:type="spellStart"/>
       <w:r>
         <w:rPr>
           <w:rStyle w:val="Strong"/>
@@ -2136,18 +2249,14 @@
         <w:t>L</w:t>
       </w:r>
       <w:r>
-        <w:t>ms</w:t>
-      </w:r>
-      <w:proofErr w:type="spellEnd"/>
-      <w:r>
-        <w:t>.”</w:t>
+        <w:t>ms.”</w:t>
       </w:r>
     </w:p>
     <w:p>
       <w:pPr>
         <w:pStyle w:val="Heading2"/>
       </w:pPr>
-      <w:bookmarkStart w:id="2" w:name="_Toc206887386"/>
+      <w:bookmarkStart w:id="2" w:name="_Toc207178509"/>
       <w:r>
         <w:t>2) Establish baselines (ladder)</w:t>
       </w:r>
@@ -2215,15 +2324,7 @@
         <w:t>Tree-based</w:t>
       </w:r>
       <w:r>
-        <w:t xml:space="preserve"> (</w:t>
-      </w:r>
-      <w:proofErr w:type="spellStart"/>
-      <w:r>
-        <w:t>XGBoost</w:t>
-      </w:r>
-      <w:proofErr w:type="spellEnd"/>
-      <w:r>
-        <w:t>/GBDT) for tabular, sparse ID features.</w:t>
+        <w:t xml:space="preserve"> (XGBoost/GBDT) for tabular, sparse ID features.</w:t>
       </w:r>
     </w:p>
     <w:p>
@@ -2276,7 +2377,7 @@
       <w:pPr>
         <w:pStyle w:val="Heading2"/>
       </w:pPr>
-      <w:bookmarkStart w:id="3" w:name="_Toc206887387"/>
+      <w:bookmarkStart w:id="3" w:name="_Toc207178510"/>
       <w:r>
         <w:t>3) Feature plan (what, how, when)</w:t>
       </w:r>
@@ -2437,7 +2538,7 @@
       <w:pPr>
         <w:pStyle w:val="Heading2"/>
       </w:pPr>
-      <w:bookmarkStart w:id="4" w:name="_Toc206887388"/>
+      <w:bookmarkStart w:id="4" w:name="_Toc207178511"/>
       <w:r>
         <w:lastRenderedPageBreak/>
         <w:t>4) Train/validation design</w:t>
@@ -2498,15 +2599,7 @@
         <w:t>Class imbalance</w:t>
       </w:r>
       <w:r>
-        <w:t xml:space="preserve">: focal loss / positive </w:t>
-      </w:r>
-      <w:proofErr w:type="spellStart"/>
-      <w:r>
-        <w:t>downsampling</w:t>
-      </w:r>
-      <w:proofErr w:type="spellEnd"/>
-      <w:r>
-        <w:t xml:space="preserve"> + proper calibration.</w:t>
+        <w:t>: focal loss / positive downsampling + proper calibration.</w:t>
       </w:r>
     </w:p>
     <w:p>
@@ -2525,23 +2618,7 @@
         <w:t>Metrics</w:t>
       </w:r>
       <w:r>
-        <w:t xml:space="preserve">: pick offline metrics that predict online lift (AUC → not enough; </w:t>
-      </w:r>
-      <w:proofErr w:type="gramStart"/>
-      <w:r>
-        <w:t>also</w:t>
-      </w:r>
-      <w:proofErr w:type="gramEnd"/>
-      <w:r>
-        <w:t xml:space="preserve"> PR-AUC @ low FPR, NDCG@K, calibration error, </w:t>
-      </w:r>
-      <w:proofErr w:type="spellStart"/>
-      <w:r>
-        <w:t>Coverage@K</w:t>
-      </w:r>
-      <w:proofErr w:type="spellEnd"/>
-      <w:r>
-        <w:t xml:space="preserve">). State </w:t>
+        <w:t xml:space="preserve">: pick offline metrics that predict online lift (AUC → not enough; also PR-AUC @ low FPR, NDCG@K, calibration error, Coverage@K). State </w:t>
       </w:r>
       <w:r>
         <w:rPr>
@@ -2551,22 +2628,14 @@
         <w:t>why</w:t>
       </w:r>
       <w:r>
-        <w:t xml:space="preserve"> each </w:t>
-      </w:r>
-      <w:proofErr w:type="gramStart"/>
-      <w:r>
-        <w:t>maps</w:t>
-      </w:r>
-      <w:proofErr w:type="gramEnd"/>
-      <w:r>
-        <w:t xml:space="preserve"> to product goals.</w:t>
+        <w:t xml:space="preserve"> each maps to product goals.</w:t>
       </w:r>
     </w:p>
     <w:p>
       <w:pPr>
         <w:pStyle w:val="Heading2"/>
       </w:pPr>
-      <w:bookmarkStart w:id="5" w:name="_Toc206887389"/>
+      <w:bookmarkStart w:id="5" w:name="_Toc207178512"/>
       <w:r>
         <w:t>5) Model choices by problem archetype</w:t>
       </w:r>
@@ -2616,7 +2685,6 @@
       <w:r>
         <w:t xml:space="preserve"> (ANN over two-tower embeddings) → </w:t>
       </w:r>
-      <w:proofErr w:type="spellStart"/>
       <w:r>
         <w:rPr>
           <w:rStyle w:val="Emphasis"/>
@@ -2624,7 +2692,6 @@
         </w:rPr>
         <w:t>reranker</w:t>
       </w:r>
-      <w:proofErr w:type="spellEnd"/>
       <w:r>
         <w:t xml:space="preserve"> (GBDT or distilled Transformer).</w:t>
       </w:r>
@@ -2645,31 +2712,7 @@
         <w:t>Loss</w:t>
       </w:r>
       <w:r>
-        <w:t xml:space="preserve">: sampled </w:t>
-      </w:r>
-      <w:proofErr w:type="spellStart"/>
-      <w:r>
-        <w:t>softmax</w:t>
-      </w:r>
-      <w:proofErr w:type="spellEnd"/>
-      <w:r>
-        <w:t xml:space="preserve"> for retrieval; pairwise/listwise (BPR, </w:t>
-      </w:r>
-      <w:proofErr w:type="spellStart"/>
-      <w:r>
-        <w:t>LambdaRank</w:t>
-      </w:r>
-      <w:proofErr w:type="spellEnd"/>
-      <w:r>
-        <w:t xml:space="preserve">) for </w:t>
-      </w:r>
-      <w:proofErr w:type="spellStart"/>
-      <w:r>
-        <w:t>rerank</w:t>
-      </w:r>
-      <w:proofErr w:type="spellEnd"/>
-      <w:r>
-        <w:t>.</w:t>
+        <w:t>: sampled softmax for retrieval; pairwise/listwise (BPR, LambdaRank) for rerank.</w:t>
       </w:r>
     </w:p>
     <w:p>
@@ -2718,7 +2761,6 @@
       <w:r>
         <w:t xml:space="preserve">Start with </w:t>
       </w:r>
-      <w:proofErr w:type="spellStart"/>
       <w:r>
         <w:rPr>
           <w:rStyle w:val="Strong"/>
@@ -2726,7 +2768,6 @@
         </w:rPr>
         <w:t>XGBoost</w:t>
       </w:r>
-      <w:proofErr w:type="spellEnd"/>
       <w:r>
         <w:t xml:space="preserve"> + text/image embedding features; move to </w:t>
       </w:r>
@@ -2807,7 +2848,6 @@
       <w:r>
         <w:t xml:space="preserve"> model with constrained decoding; add a </w:t>
       </w:r>
-      <w:proofErr w:type="spellStart"/>
       <w:r>
         <w:rPr>
           <w:rStyle w:val="Strong"/>
@@ -2815,7 +2855,6 @@
         </w:rPr>
         <w:t>reranker</w:t>
       </w:r>
-      <w:proofErr w:type="spellEnd"/>
       <w:r>
         <w:t xml:space="preserve"> (contrastive) for quality.</w:t>
       </w:r>
@@ -2843,7 +2882,7 @@
       <w:pPr>
         <w:pStyle w:val="Heading2"/>
       </w:pPr>
-      <w:bookmarkStart w:id="6" w:name="_Toc206887390"/>
+      <w:bookmarkStart w:id="6" w:name="_Toc207178513"/>
       <w:r>
         <w:t>6) Tuning &amp; efficiency plan</w:t>
       </w:r>
@@ -2857,7 +2896,6 @@
           <w:numId w:val="7"/>
         </w:numPr>
       </w:pPr>
-      <w:proofErr w:type="spellStart"/>
       <w:r>
         <w:rPr>
           <w:rStyle w:val="Strong"/>
@@ -2865,7 +2903,6 @@
         </w:rPr>
         <w:t>HParams</w:t>
       </w:r>
-      <w:proofErr w:type="spellEnd"/>
       <w:r>
         <w:t xml:space="preserve">: learning rate, depth/trees, regularization, negative sampling ratio. Use </w:t>
       </w:r>
@@ -2896,15 +2933,7 @@
         <w:t>Serving budget</w:t>
       </w:r>
       <w:r>
-        <w:t xml:space="preserve">: set a p99 budget up front (e.g., 40ms end-to-end). Techniques: feature pruning, vector dims, ANN index recall tradeoff, quantization/int8, distillation of </w:t>
-      </w:r>
-      <w:proofErr w:type="spellStart"/>
-      <w:r>
-        <w:t>reranker</w:t>
-      </w:r>
-      <w:proofErr w:type="spellEnd"/>
-      <w:r>
-        <w:t xml:space="preserve"> into a GBDT where needed.</w:t>
+        <w:t>: set a p99 budget up front (e.g., 40ms end-to-end). Techniques: feature pruning, vector dims, ANN index recall tradeoff, quantization/int8, distillation of reranker into a GBDT where needed.</w:t>
       </w:r>
     </w:p>
     <w:p>
@@ -2930,7 +2959,7 @@
       <w:pPr>
         <w:pStyle w:val="Heading2"/>
       </w:pPr>
-      <w:bookmarkStart w:id="7" w:name="_Toc206887391"/>
+      <w:bookmarkStart w:id="7" w:name="_Toc207178514"/>
       <w:r>
         <w:t>7) Robustness, bias &amp; safety</w:t>
       </w:r>
@@ -2997,7 +3026,7 @@
       <w:pPr>
         <w:pStyle w:val="Heading2"/>
       </w:pPr>
-      <w:bookmarkStart w:id="8" w:name="_Toc206887392"/>
+      <w:bookmarkStart w:id="8" w:name="_Toc207178515"/>
       <w:r>
         <w:lastRenderedPageBreak/>
         <w:t>8) Online experiment readiness</w:t>
@@ -3065,7 +3094,7 @@
       <w:pPr>
         <w:pStyle w:val="Heading2"/>
       </w:pPr>
-      <w:bookmarkStart w:id="9" w:name="_Toc206887393"/>
+      <w:bookmarkStart w:id="9" w:name="_Toc207178516"/>
       <w:r>
         <w:t>9) Monitoring after ship</w:t>
       </w:r>
@@ -3134,7 +3163,7 @@
           <w:noProof/>
         </w:rPr>
         <w:pict w14:anchorId="26F8B235">
-          <v:rect id="_x0000_i1041" alt="" style="width:468pt;height:.05pt;mso-width-percent:0;mso-height-percent:0;mso-width-percent:0;mso-height-percent:0" o:hralign="center" o:hrstd="t" o:hr="t" fillcolor="#a0a0a0" stroked="f"/>
+          <v:rect id="_x0000_i1025" alt="" style="width:468pt;height:.05pt;mso-width-percent:0;mso-height-percent:0;mso-width-percent:0;mso-height-percent:0" o:hralign="center" o:hrstd="t" o:hr="t" fillcolor="#a0a0a0" stroked="f"/>
         </w:pict>
       </w:r>
     </w:p>
@@ -3142,7 +3171,7 @@
       <w:pPr>
         <w:pStyle w:val="Heading1"/>
       </w:pPr>
-      <w:bookmarkStart w:id="10" w:name="_Toc206887394"/>
+      <w:bookmarkStart w:id="10" w:name="_Toc207178517"/>
       <w:r>
         <w:t>Common Guardrail Strategies to Study</w:t>
       </w:r>
@@ -3152,7 +3181,7 @@
       <w:pPr>
         <w:pStyle w:val="Heading3"/>
       </w:pPr>
-      <w:bookmarkStart w:id="11" w:name="_Toc206887395"/>
+      <w:bookmarkStart w:id="11" w:name="_Toc207178518"/>
       <w:r>
         <w:rPr>
           <w:rStyle w:val="Strong"/>
@@ -3226,7 +3255,7 @@
           <w:noProof/>
         </w:rPr>
         <w:pict w14:anchorId="4C545995">
-          <v:rect id="_x0000_i1040" alt="" style="width:468pt;height:.05pt;mso-width-percent:0;mso-height-percent:0;mso-width-percent:0;mso-height-percent:0" o:hralign="center" o:hrstd="t" o:hr="t" fillcolor="#a0a0a0" stroked="f"/>
+          <v:rect id="_x0000_i1026" alt="" style="width:468pt;height:.05pt;mso-width-percent:0;mso-height-percent:0;mso-width-percent:0;mso-height-percent:0" o:hralign="center" o:hrstd="t" o:hr="t" fillcolor="#a0a0a0" stroked="f"/>
         </w:pict>
       </w:r>
     </w:p>
@@ -3234,7 +3263,7 @@
       <w:pPr>
         <w:pStyle w:val="Heading3"/>
       </w:pPr>
-      <w:bookmarkStart w:id="12" w:name="_Toc206887396"/>
+      <w:bookmarkStart w:id="12" w:name="_Toc207178519"/>
       <w:r>
         <w:rPr>
           <w:rStyle w:val="Strong"/>
@@ -3308,7 +3337,7 @@
           <w:noProof/>
         </w:rPr>
         <w:pict w14:anchorId="0C8D8767">
-          <v:rect id="_x0000_i1039" alt="" style="width:468pt;height:.05pt;mso-width-percent:0;mso-height-percent:0;mso-width-percent:0;mso-height-percent:0" o:hralign="center" o:hrstd="t" o:hr="t" fillcolor="#a0a0a0" stroked="f"/>
+          <v:rect id="_x0000_i1027" alt="" style="width:468pt;height:.05pt;mso-width-percent:0;mso-height-percent:0;mso-width-percent:0;mso-height-percent:0" o:hralign="center" o:hrstd="t" o:hr="t" fillcolor="#a0a0a0" stroked="f"/>
         </w:pict>
       </w:r>
     </w:p>
@@ -3316,7 +3345,7 @@
       <w:pPr>
         <w:pStyle w:val="Heading3"/>
       </w:pPr>
-      <w:bookmarkStart w:id="13" w:name="_Toc206887397"/>
+      <w:bookmarkStart w:id="13" w:name="_Toc207178520"/>
       <w:r>
         <w:rPr>
           <w:rStyle w:val="Strong"/>
@@ -3367,7 +3396,7 @@
           <w:noProof/>
         </w:rPr>
         <w:pict w14:anchorId="0875F70A">
-          <v:rect id="_x0000_i1038" alt="" style="width:468pt;height:.05pt;mso-width-percent:0;mso-height-percent:0;mso-width-percent:0;mso-height-percent:0" o:hralign="center" o:hrstd="t" o:hr="t" fillcolor="#a0a0a0" stroked="f"/>
+          <v:rect id="_x0000_i1028" alt="" style="width:468pt;height:.05pt;mso-width-percent:0;mso-height-percent:0;mso-width-percent:0;mso-height-percent:0" o:hralign="center" o:hrstd="t" o:hr="t" fillcolor="#a0a0a0" stroked="f"/>
         </w:pict>
       </w:r>
     </w:p>
@@ -3375,7 +3404,7 @@
       <w:pPr>
         <w:pStyle w:val="Heading3"/>
       </w:pPr>
-      <w:bookmarkStart w:id="14" w:name="_Toc206887398"/>
+      <w:bookmarkStart w:id="14" w:name="_Toc207178521"/>
       <w:r>
         <w:rPr>
           <w:rStyle w:val="Strong"/>
@@ -3417,7 +3446,7 @@
           <w:noProof/>
         </w:rPr>
         <w:pict w14:anchorId="67697B81">
-          <v:rect id="_x0000_i1037" alt="" style="width:468pt;height:.05pt;mso-width-percent:0;mso-height-percent:0;mso-width-percent:0;mso-height-percent:0" o:hralign="center" o:hrstd="t" o:hr="t" fillcolor="#a0a0a0" stroked="f"/>
+          <v:rect id="_x0000_i1029" alt="" style="width:468pt;height:.05pt;mso-width-percent:0;mso-height-percent:0;mso-width-percent:0;mso-height-percent:0" o:hralign="center" o:hrstd="t" o:hr="t" fillcolor="#a0a0a0" stroked="f"/>
         </w:pict>
       </w:r>
     </w:p>
@@ -3425,7 +3454,7 @@
       <w:pPr>
         <w:pStyle w:val="Heading3"/>
       </w:pPr>
-      <w:bookmarkStart w:id="15" w:name="_Toc206887399"/>
+      <w:bookmarkStart w:id="15" w:name="_Toc207178522"/>
       <w:r>
         <w:rPr>
           <w:rStyle w:val="Strong"/>
@@ -3478,7 +3507,7 @@
           <w:noProof/>
         </w:rPr>
         <w:pict w14:anchorId="5C273499">
-          <v:rect id="_x0000_i1036" alt="" style="width:468pt;height:.05pt;mso-width-percent:0;mso-height-percent:0;mso-width-percent:0;mso-height-percent:0" o:hralign="center" o:hrstd="t" o:hr="t" fillcolor="#a0a0a0" stroked="f"/>
+          <v:rect id="_x0000_i1030" alt="" style="width:468pt;height:.05pt;mso-width-percent:0;mso-height-percent:0;mso-width-percent:0;mso-height-percent:0" o:hralign="center" o:hrstd="t" o:hr="t" fillcolor="#a0a0a0" stroked="f"/>
         </w:pict>
       </w:r>
     </w:p>
@@ -3486,7 +3515,7 @@
       <w:pPr>
         <w:pStyle w:val="Heading3"/>
       </w:pPr>
-      <w:bookmarkStart w:id="16" w:name="_Toc206887400"/>
+      <w:bookmarkStart w:id="16" w:name="_Toc207178523"/>
       <w:r>
         <w:rPr>
           <w:rStyle w:val="Strong"/>
@@ -3534,7 +3563,7 @@
           <w:noProof/>
         </w:rPr>
         <w:pict w14:anchorId="45687A2D">
-          <v:rect id="_x0000_i1035" alt="" style="width:468pt;height:.05pt;mso-width-percent:0;mso-height-percent:0;mso-width-percent:0;mso-height-percent:0" o:hralign="center" o:hrstd="t" o:hr="t" fillcolor="#a0a0a0" stroked="f"/>
+          <v:rect id="_x0000_i1031" alt="" style="width:468pt;height:.05pt;mso-width-percent:0;mso-height-percent:0;mso-width-percent:0;mso-height-percent:0" o:hralign="center" o:hrstd="t" o:hr="t" fillcolor="#a0a0a0" stroked="f"/>
         </w:pict>
       </w:r>
     </w:p>
@@ -3542,7 +3571,7 @@
       <w:pPr>
         <w:pStyle w:val="Heading3"/>
       </w:pPr>
-      <w:bookmarkStart w:id="17" w:name="_Toc206887401"/>
+      <w:bookmarkStart w:id="17" w:name="_Toc207178524"/>
       <w:r>
         <w:rPr>
           <w:rStyle w:val="Strong"/>
@@ -3616,7 +3645,7 @@
           <w:noProof/>
         </w:rPr>
         <w:pict w14:anchorId="71FAC108">
-          <v:rect id="_x0000_i1034" alt="" style="width:468pt;height:.05pt;mso-width-percent:0;mso-height-percent:0;mso-width-percent:0;mso-height-percent:0" o:hralign="center" o:hrstd="t" o:hr="t" fillcolor="#a0a0a0" stroked="f"/>
+          <v:rect id="_x0000_i1032" alt="" style="width:468pt;height:.05pt;mso-width-percent:0;mso-height-percent:0;mso-width-percent:0;mso-height-percent:0" o:hralign="center" o:hrstd="t" o:hr="t" fillcolor="#a0a0a0" stroked="f"/>
         </w:pict>
       </w:r>
     </w:p>
@@ -3624,7 +3653,7 @@
       <w:pPr>
         <w:pStyle w:val="Heading2"/>
       </w:pPr>
-      <w:bookmarkStart w:id="18" w:name="_Toc206887402"/>
+      <w:bookmarkStart w:id="18" w:name="_Toc207178525"/>
       <w:r>
         <w:t>2. How This Maps to Interview Question Types</w:t>
       </w:r>
@@ -3863,7 +3892,7 @@
       <w:pPr>
         <w:pStyle w:val="Heading1"/>
       </w:pPr>
-      <w:bookmarkStart w:id="19" w:name="_Toc206887403"/>
+      <w:bookmarkStart w:id="19" w:name="_Toc207178526"/>
       <w:r>
         <w:t>Multi-Modal Fusion Strategies</w:t>
       </w:r>
@@ -3873,7 +3902,7 @@
       <w:pPr>
         <w:pStyle w:val="Heading3"/>
       </w:pPr>
-      <w:bookmarkStart w:id="20" w:name="_Toc206887404"/>
+      <w:bookmarkStart w:id="20" w:name="_Toc207178527"/>
       <w:r>
         <w:rPr>
           <w:rStyle w:val="Strong"/>
@@ -3913,23 +3942,7 @@
         <w:t>Approach:</w:t>
       </w:r>
       <w:r>
-        <w:t xml:space="preserve"> Train independent encoders for text (e.g., BERT) and images (e.g., </w:t>
-      </w:r>
-      <w:proofErr w:type="spellStart"/>
-      <w:r>
-        <w:t>ResNet</w:t>
-      </w:r>
-      <w:proofErr w:type="spellEnd"/>
-      <w:r>
-        <w:t xml:space="preserve">, </w:t>
-      </w:r>
-      <w:proofErr w:type="spellStart"/>
-      <w:r>
-        <w:t>ViT</w:t>
-      </w:r>
-      <w:proofErr w:type="spellEnd"/>
-      <w:r>
-        <w:t>), then combine their embeddings later (concatenate, average, or weighted sum).</w:t>
+        <w:t xml:space="preserve"> Train independent encoders for text (e.g., BERT) and images (e.g., ResNet, ViT), then combine their embeddings later (concatenate, average, or weighted sum).</w:t>
       </w:r>
     </w:p>
     <w:p>
@@ -4164,15 +4177,7 @@
         <w:t>Cross-attention:</w:t>
       </w:r>
       <w:r>
-        <w:t xml:space="preserve"> Pass both text and image tokens into a transformer with cross-modal attention (used in models like </w:t>
-      </w:r>
-      <w:proofErr w:type="spellStart"/>
-      <w:r>
-        <w:t>VisualBERT</w:t>
-      </w:r>
-      <w:proofErr w:type="spellEnd"/>
-      <w:r>
-        <w:t>, ViLBERT).</w:t>
+        <w:t xml:space="preserve"> Pass both text and image tokens into a transformer with cross-modal attention (used in models like VisualBERT, ViLBERT).</w:t>
       </w:r>
     </w:p>
     <w:p>
@@ -4420,7 +4425,7 @@
       <w:pPr>
         <w:pStyle w:val="Heading1"/>
       </w:pPr>
-      <w:bookmarkStart w:id="21" w:name="_Toc206887405"/>
+      <w:bookmarkStart w:id="21" w:name="_Toc207178528"/>
       <w:r>
         <w:lastRenderedPageBreak/>
         <w:t>What models to use for embedding outputs</w:t>
@@ -4431,7 +4436,7 @@
       <w:pPr>
         <w:pStyle w:val="Heading2"/>
       </w:pPr>
-      <w:bookmarkStart w:id="22" w:name="_Toc206887406"/>
+      <w:bookmarkStart w:id="22" w:name="_Toc207178529"/>
       <w:r>
         <w:t>What each option implies</w:t>
       </w:r>
@@ -4503,15 +4508,7 @@
         <w:t>Serving</w:t>
       </w:r>
       <w:r>
-        <w:t xml:space="preserve">: one or two </w:t>
-      </w:r>
-      <w:proofErr w:type="spellStart"/>
-      <w:r>
-        <w:t>matmuls</w:t>
-      </w:r>
-      <w:proofErr w:type="spellEnd"/>
-      <w:r>
-        <w:t>—fast on GPU/CPU, simple to deploy.</w:t>
+        <w:t>: one or two matmuls—fast on GPU/CPU, simple to deploy.</w:t>
       </w:r>
     </w:p>
     <w:p>
@@ -4530,23 +4527,7 @@
         <w:t>Best when</w:t>
       </w:r>
       <w:r>
-        <w:t xml:space="preserve">: you </w:t>
-      </w:r>
-      <w:proofErr w:type="gramStart"/>
-      <w:r>
-        <w:t>have moderate-to</w:t>
-      </w:r>
-      <w:proofErr w:type="gramEnd"/>
-      <w:r>
-        <w:t>-</w:t>
-      </w:r>
-      <w:proofErr w:type="gramStart"/>
-      <w:r>
-        <w:t>large labeled</w:t>
-      </w:r>
-      <w:proofErr w:type="gramEnd"/>
-      <w:r>
-        <w:t xml:space="preserve"> data, want to fine-tune the encoder, need per-token outputs, or want tight calibration + guardrails.</w:t>
+        <w:t>: you have moderate-to-large labeled data, want to fine-tune the encoder, need per-token outputs, or want tight calibration + guardrails.</w:t>
       </w:r>
     </w:p>
     <w:p>
@@ -4558,55 +4539,112 @@
           <w:rStyle w:val="Strong"/>
           <w:rFonts w:eastAsiaTheme="majorEastAsia"/>
         </w:rPr>
-        <w:t>Tree-based head (</w:t>
-      </w:r>
-      <w:proofErr w:type="spellStart"/>
+        <w:t>Tree-based head (XGBoost/LightGBM/CatBoost on embeddings)</w:t>
+      </w:r>
+    </w:p>
+    <w:p>
+      <w:pPr>
+        <w:pStyle w:val="NormalWeb"/>
+        <w:numPr>
+          <w:ilvl w:val="0"/>
+          <w:numId w:val="22"/>
+        </w:numPr>
+      </w:pPr>
       <w:r>
         <w:rPr>
           <w:rStyle w:val="Strong"/>
           <w:rFonts w:eastAsiaTheme="majorEastAsia"/>
         </w:rPr>
-        <w:t>XGBoost</w:t>
-      </w:r>
-      <w:proofErr w:type="spellEnd"/>
+        <w:t>Two-stage</w:t>
+      </w:r>
+      <w:r>
+        <w:t xml:space="preserve">: you usually </w:t>
+      </w:r>
       <w:r>
         <w:rPr>
           <w:rStyle w:val="Strong"/>
           <w:rFonts w:eastAsiaTheme="majorEastAsia"/>
         </w:rPr>
-        <w:t>/</w:t>
-      </w:r>
-      <w:proofErr w:type="spellStart"/>
+        <w:t>freeze</w:t>
+      </w:r>
+      <w:r>
+        <w:t xml:space="preserve"> the encoder, extract pooled embeddings, then train the tree model.</w:t>
+      </w:r>
+    </w:p>
+    <w:p>
+      <w:pPr>
+        <w:pStyle w:val="NormalWeb"/>
+        <w:numPr>
+          <w:ilvl w:val="0"/>
+          <w:numId w:val="22"/>
+        </w:numPr>
+      </w:pPr>
       <w:r>
         <w:rPr>
           <w:rStyle w:val="Strong"/>
           <w:rFonts w:eastAsiaTheme="majorEastAsia"/>
         </w:rPr>
-        <w:t>LightGBM</w:t>
-      </w:r>
-      <w:proofErr w:type="spellEnd"/>
+        <w:t>Strong on small data</w:t>
+      </w:r>
+      <w:r>
+        <w:t>: great nonlinearity with fewer labels; robust with minimal tuning.</w:t>
+      </w:r>
+    </w:p>
+    <w:p>
+      <w:pPr>
+        <w:pStyle w:val="NormalWeb"/>
+        <w:numPr>
+          <w:ilvl w:val="0"/>
+          <w:numId w:val="22"/>
+        </w:numPr>
+      </w:pPr>
       <w:r>
         <w:rPr>
           <w:rStyle w:val="Strong"/>
           <w:rFonts w:eastAsiaTheme="majorEastAsia"/>
         </w:rPr>
-        <w:t>/</w:t>
-      </w:r>
-      <w:proofErr w:type="spellStart"/>
+        <w:t>Interpretability</w:t>
+      </w:r>
+      <w:r>
+        <w:t>: SHAP is straightforward; good for audits.</w:t>
+      </w:r>
+    </w:p>
+    <w:p>
+      <w:pPr>
+        <w:pStyle w:val="NormalWeb"/>
+        <w:numPr>
+          <w:ilvl w:val="0"/>
+          <w:numId w:val="22"/>
+        </w:numPr>
+      </w:pPr>
       <w:r>
         <w:rPr>
           <w:rStyle w:val="Strong"/>
           <w:rFonts w:eastAsiaTheme="majorEastAsia"/>
         </w:rPr>
-        <w:t>CatBoost</w:t>
-      </w:r>
-      <w:proofErr w:type="spellEnd"/>
+        <w:t>Serving</w:t>
+      </w:r>
+      <w:r>
+        <w:t>: CPU friendly; trickier on GPU pipelines.</w:t>
+      </w:r>
+    </w:p>
+    <w:p>
+      <w:pPr>
+        <w:pStyle w:val="NormalWeb"/>
+        <w:numPr>
+          <w:ilvl w:val="0"/>
+          <w:numId w:val="22"/>
+        </w:numPr>
+      </w:pPr>
       <w:r>
         <w:rPr>
           <w:rStyle w:val="Strong"/>
           <w:rFonts w:eastAsiaTheme="majorEastAsia"/>
         </w:rPr>
-        <w:t xml:space="preserve"> on embeddings)</w:t>
+        <w:t>Limits</w:t>
+      </w:r>
+      <w:r>
+        <w:t>: can’t backprop into the encoder; multi-label often needs one-vs-rest models; less natural for per-token tasks.</w:t>
       </w:r>
     </w:p>
     <w:p>
@@ -4622,39 +4660,50 @@
           <w:rStyle w:val="Strong"/>
           <w:rFonts w:eastAsiaTheme="majorEastAsia"/>
         </w:rPr>
-        <w:t>Two-stage</w:t>
-      </w:r>
-      <w:r>
-        <w:t xml:space="preserve">: you usually </w:t>
-      </w:r>
+        <w:t>Best when</w:t>
+      </w:r>
+      <w:r>
+        <w:t>: labeled set is small/imbalanced, you must keep the encoder frozen, or you want quick wins + auditability.</w:t>
+      </w:r>
+    </w:p>
+    <w:p>
+      <w:pPr>
+        <w:pStyle w:val="Heading2"/>
+      </w:pPr>
+      <w:bookmarkStart w:id="23" w:name="_Toc207178530"/>
+      <w:r>
+        <w:t>Practical recommendations (use this decision flow)</w:t>
+      </w:r>
+      <w:bookmarkEnd w:id="23"/>
+    </w:p>
+    <w:p>
+      <w:pPr>
+        <w:pStyle w:val="NormalWeb"/>
+        <w:numPr>
+          <w:ilvl w:val="0"/>
+          <w:numId w:val="23"/>
+        </w:numPr>
+      </w:pPr>
       <w:r>
         <w:rPr>
           <w:rStyle w:val="Strong"/>
           <w:rFonts w:eastAsiaTheme="majorEastAsia"/>
         </w:rPr>
-        <w:t>freeze</w:t>
-      </w:r>
-      <w:r>
-        <w:t xml:space="preserve"> the encoder, extract pooled embeddings, then train the tree model.</w:t>
-      </w:r>
-    </w:p>
-    <w:p>
-      <w:pPr>
-        <w:pStyle w:val="NormalWeb"/>
-        <w:numPr>
-          <w:ilvl w:val="0"/>
-          <w:numId w:val="22"/>
-        </w:numPr>
-      </w:pPr>
+        <w:t>Start with a linear head baseline</w:t>
+      </w:r>
+      <w:r>
+        <w:br/>
+        <w:t xml:space="preserve">Pool the transformer outputs ([CLS]/mean/attention-pool) → </w:t>
+      </w:r>
       <w:r>
         <w:rPr>
           <w:rStyle w:val="Strong"/>
           <w:rFonts w:eastAsiaTheme="majorEastAsia"/>
         </w:rPr>
-        <w:t>Strong on small data</w:t>
-      </w:r>
-      <w:r>
-        <w:t>: great nonlinearity with fewer labels; robust with minimal tuning.</w:t>
+        <w:t>logistic regression</w:t>
+      </w:r>
+      <w:r>
+        <w:t xml:space="preserve"> (binary) or linear layer (multi-label). Check calibrated precision/recall.</w:t>
       </w:r>
     </w:p>
     <w:p>
@@ -4662,7 +4711,7 @@
         <w:pStyle w:val="NormalWeb"/>
         <w:numPr>
           <w:ilvl w:val="0"/>
-          <w:numId w:val="22"/>
+          <w:numId w:val="23"/>
         </w:numPr>
       </w:pPr>
       <w:r>
@@ -4670,18 +4719,51 @@
           <w:rStyle w:val="Strong"/>
           <w:rFonts w:eastAsiaTheme="majorEastAsia"/>
         </w:rPr>
-        <w:t>Interpretability</w:t>
-      </w:r>
-      <w:r>
-        <w:t>: SHAP is straightforward; good for audits.</w:t>
+        <w:t>If you can fine-tune and have data → use an MLP head</w:t>
       </w:r>
     </w:p>
     <w:p>
       <w:pPr>
         <w:pStyle w:val="NormalWeb"/>
         <w:numPr>
+          <w:ilvl w:val="1"/>
+          <w:numId w:val="23"/>
+        </w:numPr>
+      </w:pPr>
+      <w:r>
+        <w:t>1–2 hidden layers (e.g., 256 units), GELU/ReLU, LayerNorm, light dropout.</w:t>
+      </w:r>
+    </w:p>
+    <w:p>
+      <w:pPr>
+        <w:pStyle w:val="NormalWeb"/>
+        <w:numPr>
+          <w:ilvl w:val="1"/>
+          <w:numId w:val="23"/>
+        </w:numPr>
+      </w:pPr>
+      <w:r>
+        <w:t>Class weighting or focal loss for imbalance.</w:t>
+      </w:r>
+    </w:p>
+    <w:p>
+      <w:pPr>
+        <w:pStyle w:val="NormalWeb"/>
+        <w:numPr>
+          <w:ilvl w:val="1"/>
+          <w:numId w:val="23"/>
+        </w:numPr>
+      </w:pPr>
+      <w:r>
+        <w:t>Calibrate after training (temperature/Platt) and set thresholds for your precision guardrail.</w:t>
+      </w:r>
+    </w:p>
+    <w:p>
+      <w:pPr>
+        <w:pStyle w:val="NormalWeb"/>
+        <w:numPr>
           <w:ilvl w:val="0"/>
-          <w:numId w:val="22"/>
+          <w:numId w:val="23"/>
         </w:numPr>
       </w:pPr>
       <w:r>
@@ -4689,18 +4771,63 @@
           <w:rStyle w:val="Strong"/>
           <w:rFonts w:eastAsiaTheme="majorEastAsia"/>
         </w:rPr>
-        <w:t>Serving</w:t>
-      </w:r>
-      <w:r>
-        <w:t>: CPU friendly; trickier on GPU pipelines.</w:t>
+        <w:t>If data are scarce or you must freeze the encoder → try a tree head</w:t>
       </w:r>
     </w:p>
     <w:p>
       <w:pPr>
         <w:pStyle w:val="NormalWeb"/>
         <w:numPr>
+          <w:ilvl w:val="1"/>
+          <w:numId w:val="23"/>
+        </w:numPr>
+      </w:pPr>
+      <w:r>
+        <w:t>Train LightGBM/XGBoost on the pooled embeddings.</w:t>
+      </w:r>
+    </w:p>
+    <w:p>
+      <w:pPr>
+        <w:pStyle w:val="NormalWeb"/>
+        <w:numPr>
+          <w:ilvl w:val="1"/>
+          <w:numId w:val="23"/>
+        </w:numPr>
+      </w:pPr>
+      <w:r>
+        <w:t>Use early stopping, shallow depth (e.g., 6–8), subsampling.</w:t>
+      </w:r>
+    </w:p>
+    <w:p>
+      <w:pPr>
+        <w:pStyle w:val="NormalWeb"/>
+        <w:numPr>
+          <w:ilvl w:val="1"/>
+          <w:numId w:val="23"/>
+        </w:numPr>
+      </w:pPr>
+      <w:r>
+        <w:t>Calibrate (isotonic works well for trees).</w:t>
+      </w:r>
+    </w:p>
+    <w:p>
+      <w:pPr>
+        <w:pStyle w:val="NormalWeb"/>
+        <w:numPr>
+          <w:ilvl w:val="1"/>
+          <w:numId w:val="23"/>
+        </w:numPr>
+      </w:pPr>
+      <w:r>
+        <w:t>For multi-label, train K one-vs-rest models (or a multi-output variant if supported).</w:t>
+      </w:r>
+    </w:p>
+    <w:p>
+      <w:pPr>
+        <w:pStyle w:val="NormalWeb"/>
+        <w:numPr>
           <w:ilvl w:val="0"/>
-          <w:numId w:val="22"/>
+          <w:numId w:val="23"/>
         </w:numPr>
       </w:pPr>
       <w:r>
@@ -4708,18 +4835,15 @@
           <w:rStyle w:val="Strong"/>
           <w:rFonts w:eastAsiaTheme="majorEastAsia"/>
         </w:rPr>
-        <w:t>Limits</w:t>
-      </w:r>
-      <w:r>
-        <w:t>: can’t backprop into the encoder; multi-label often needs one-vs-rest models; less natural for per-token tasks.</w:t>
+        <w:t>Production patterns</w:t>
       </w:r>
     </w:p>
     <w:p>
       <w:pPr>
         <w:pStyle w:val="NormalWeb"/>
         <w:numPr>
-          <w:ilvl w:val="0"/>
-          <w:numId w:val="22"/>
+          <w:ilvl w:val="1"/>
+          <w:numId w:val="23"/>
         </w:numPr>
       </w:pPr>
       <w:r>
@@ -4727,118 +4851,68 @@
           <w:rStyle w:val="Strong"/>
           <w:rFonts w:eastAsiaTheme="majorEastAsia"/>
         </w:rPr>
-        <w:t>Best when</w:t>
-      </w:r>
-      <w:r>
-        <w:t>: labeled set is small/imbalanced, you must keep the encoder frozen, or you want quick wins + auditability.</w:t>
-      </w:r>
-    </w:p>
-    <w:p>
-      <w:pPr>
-        <w:pStyle w:val="Heading2"/>
-      </w:pPr>
-      <w:bookmarkStart w:id="23" w:name="_Toc206887407"/>
-      <w:r>
-        <w:t>Practical recommendations (use this decision flow)</w:t>
-      </w:r>
-      <w:bookmarkEnd w:id="23"/>
-    </w:p>
-    <w:p>
-      <w:pPr>
-        <w:pStyle w:val="NormalWeb"/>
-        <w:numPr>
-          <w:ilvl w:val="0"/>
-          <w:numId w:val="23"/>
-        </w:numPr>
-      </w:pPr>
+        <w:lastRenderedPageBreak/>
+        <w:t>Hybrid/stacking</w:t>
+      </w:r>
+      <w:r>
+        <w:t xml:space="preserve">: train a tree on frozen embeddings to get lift quickly, then </w:t>
+      </w:r>
       <w:r>
         <w:rPr>
           <w:rStyle w:val="Strong"/>
           <w:rFonts w:eastAsiaTheme="majorEastAsia"/>
         </w:rPr>
-        <w:t>Start with a linear head baseline</w:t>
-      </w:r>
-      <w:r>
-        <w:br/>
-        <w:t xml:space="preserve">Pool the transformer outputs ([CLS]/mean/attention-pool) → </w:t>
-      </w:r>
+        <w:t>distill</w:t>
+      </w:r>
+      <w:r>
+        <w:t xml:space="preserve"> it into a small MLP head for unified serving.</w:t>
+      </w:r>
+    </w:p>
+    <w:p>
+      <w:pPr>
+        <w:pStyle w:val="NormalWeb"/>
+        <w:numPr>
+          <w:ilvl w:val="1"/>
+          <w:numId w:val="23"/>
+        </w:numPr>
+      </w:pPr>
       <w:r>
         <w:rPr>
           <w:rStyle w:val="Strong"/>
           <w:rFonts w:eastAsiaTheme="majorEastAsia"/>
         </w:rPr>
-        <w:t>logistic regression</w:t>
-      </w:r>
-      <w:r>
-        <w:t xml:space="preserve"> (binary) or linear layer (multi-label). Check calibrated precision/recall.</w:t>
-      </w:r>
-    </w:p>
-    <w:p>
-      <w:pPr>
-        <w:pStyle w:val="NormalWeb"/>
-        <w:numPr>
-          <w:ilvl w:val="0"/>
-          <w:numId w:val="23"/>
-        </w:numPr>
-      </w:pPr>
+        <w:t>Reranker</w:t>
+      </w:r>
+      <w:r>
+        <w:t xml:space="preserve">: use the MLP head as the main scorer; run a compact tree model only on </w:t>
+      </w:r>
       <w:r>
         <w:rPr>
           <w:rStyle w:val="Strong"/>
           <w:rFonts w:eastAsiaTheme="majorEastAsia"/>
         </w:rPr>
-        <w:t>If you can fine-tune and have data → use an MLP head</w:t>
-      </w:r>
+        <w:t>borderline</w:t>
+      </w:r>
+      <w:r>
+        <w:t xml:space="preserve"> cases to improve precision.</w:t>
+      </w:r>
+    </w:p>
+    <w:p>
+      <w:pPr>
+        <w:pStyle w:val="Heading2"/>
+      </w:pPr>
+      <w:bookmarkStart w:id="24" w:name="_Toc207178531"/>
+      <w:r>
+        <w:t>When each clearly wins</w:t>
+      </w:r>
+      <w:bookmarkEnd w:id="24"/>
     </w:p>
     <w:p>
       <w:pPr>
         <w:pStyle w:val="NormalWeb"/>
         <w:numPr>
-          <w:ilvl w:val="1"/>
-          <w:numId w:val="23"/>
-        </w:numPr>
-      </w:pPr>
-      <w:r>
-        <w:t xml:space="preserve">1–2 hidden layers (e.g., 256 units), GELU/ReLU, </w:t>
-      </w:r>
-      <w:proofErr w:type="spellStart"/>
-      <w:r>
-        <w:t>LayerNorm</w:t>
-      </w:r>
-      <w:proofErr w:type="spellEnd"/>
-      <w:r>
-        <w:t>, light dropout.</w:t>
-      </w:r>
-    </w:p>
-    <w:p>
-      <w:pPr>
-        <w:pStyle w:val="NormalWeb"/>
-        <w:numPr>
-          <w:ilvl w:val="1"/>
-          <w:numId w:val="23"/>
-        </w:numPr>
-      </w:pPr>
-      <w:r>
-        <w:t>Class weighting or focal loss for imbalance.</w:t>
-      </w:r>
-    </w:p>
-    <w:p>
-      <w:pPr>
-        <w:pStyle w:val="NormalWeb"/>
-        <w:numPr>
-          <w:ilvl w:val="1"/>
-          <w:numId w:val="23"/>
-        </w:numPr>
-      </w:pPr>
-      <w:r>
-        <w:t>Calibrate after training (temperature/Platt) and set thresholds for your precision guardrail.</w:t>
-      </w:r>
-    </w:p>
-    <w:p>
-      <w:pPr>
-        <w:pStyle w:val="NormalWeb"/>
-        <w:numPr>
           <w:ilvl w:val="0"/>
-          <w:numId w:val="23"/>
+          <w:numId w:val="24"/>
         </w:numPr>
       </w:pPr>
       <w:r>
@@ -4846,79 +4920,18 @@
           <w:rStyle w:val="Strong"/>
           <w:rFonts w:eastAsiaTheme="majorEastAsia"/>
         </w:rPr>
-        <w:t>If data are scarce or you must freeze the encoder → try a tree head</w:t>
+        <w:t>MLP head:</w:t>
+      </w:r>
+      <w:r>
+        <w:t xml:space="preserve"> end-to-end fine-tuning desired; joint fusion transformers; per-token/patch tasks; large data; need smooth calibration and single-graph deployment.</w:t>
       </w:r>
     </w:p>
     <w:p>
       <w:pPr>
         <w:pStyle w:val="NormalWeb"/>
         <w:numPr>
-          <w:ilvl w:val="1"/>
-          <w:numId w:val="23"/>
-        </w:numPr>
-      </w:pPr>
-      <w:r>
-        <w:t xml:space="preserve">Train </w:t>
-      </w:r>
-      <w:proofErr w:type="spellStart"/>
-      <w:r>
-        <w:t>LightGBM</w:t>
-      </w:r>
-      <w:proofErr w:type="spellEnd"/>
-      <w:r>
-        <w:t>/</w:t>
-      </w:r>
-      <w:proofErr w:type="spellStart"/>
-      <w:r>
-        <w:t>XGBoost</w:t>
-      </w:r>
-      <w:proofErr w:type="spellEnd"/>
-      <w:r>
-        <w:t xml:space="preserve"> on the pooled embeddings.</w:t>
-      </w:r>
-    </w:p>
-    <w:p>
-      <w:pPr>
-        <w:pStyle w:val="NormalWeb"/>
-        <w:numPr>
-          <w:ilvl w:val="1"/>
-          <w:numId w:val="23"/>
-        </w:numPr>
-      </w:pPr>
-      <w:r>
-        <w:t>Use early stopping, shallow depth (e.g., 6–8), subsampling.</w:t>
-      </w:r>
-    </w:p>
-    <w:p>
-      <w:pPr>
-        <w:pStyle w:val="NormalWeb"/>
-        <w:numPr>
-          <w:ilvl w:val="1"/>
-          <w:numId w:val="23"/>
-        </w:numPr>
-      </w:pPr>
-      <w:r>
-        <w:t>Calibrate (isotonic works well for trees).</w:t>
-      </w:r>
-    </w:p>
-    <w:p>
-      <w:pPr>
-        <w:pStyle w:val="NormalWeb"/>
-        <w:numPr>
-          <w:ilvl w:val="1"/>
-          <w:numId w:val="23"/>
-        </w:numPr>
-      </w:pPr>
-      <w:r>
-        <w:t>For multi-label, train K one-vs-rest models (or a multi-output variant if supported).</w:t>
-      </w:r>
-    </w:p>
-    <w:p>
-      <w:pPr>
-        <w:pStyle w:val="NormalWeb"/>
-        <w:numPr>
           <w:ilvl w:val="0"/>
-          <w:numId w:val="23"/>
+          <w:numId w:val="24"/>
         </w:numPr>
       </w:pPr>
       <w:r>
@@ -4926,15 +4939,28 @@
           <w:rStyle w:val="Strong"/>
           <w:rFonts w:eastAsiaTheme="majorEastAsia"/>
         </w:rPr>
-        <w:t>Production patterns</w:t>
-      </w:r>
+        <w:t>Tree head:</w:t>
+      </w:r>
+      <w:r>
+        <w:t xml:space="preserve"> small/medium datasets; frozen encoders; need interpretability fast; CPU serving; rapid iteration without retraining the encoder.</w:t>
+      </w:r>
+    </w:p>
+    <w:p>
+      <w:pPr>
+        <w:pStyle w:val="Heading2"/>
+      </w:pPr>
+      <w:bookmarkStart w:id="25" w:name="_Toc207178532"/>
+      <w:r>
+        <w:t>Gotchas to watch</w:t>
+      </w:r>
+      <w:bookmarkEnd w:id="25"/>
     </w:p>
     <w:p>
       <w:pPr>
         <w:pStyle w:val="NormalWeb"/>
         <w:numPr>
-          <w:ilvl w:val="1"/>
-          <w:numId w:val="23"/>
+          <w:ilvl w:val="0"/>
+          <w:numId w:val="25"/>
         </w:numPr>
       </w:pPr>
       <w:r>
@@ -4942,247 +4968,389 @@
           <w:rStyle w:val="Strong"/>
           <w:rFonts w:eastAsiaTheme="majorEastAsia"/>
         </w:rPr>
-        <w:lastRenderedPageBreak/>
-        <w:t>Hybrid/stacking</w:t>
-      </w:r>
-      <w:r>
-        <w:t xml:space="preserve">: train a tree on frozen embeddings to get lift quickly, then </w:t>
-      </w:r>
+        <w:t>High-dim dense embeddings</w:t>
+      </w:r>
+      <w:r>
+        <w:t xml:space="preserve"> are fine for trees, but tune depth/regularization to avoid overfitting.</w:t>
+      </w:r>
+    </w:p>
+    <w:p>
+      <w:pPr>
+        <w:pStyle w:val="NormalWeb"/>
+        <w:numPr>
+          <w:ilvl w:val="0"/>
+          <w:numId w:val="25"/>
+        </w:numPr>
+      </w:pPr>
       <w:r>
         <w:rPr>
           <w:rStyle w:val="Strong"/>
           <w:rFonts w:eastAsiaTheme="majorEastAsia"/>
         </w:rPr>
-        <w:t>distill</w:t>
-      </w:r>
-      <w:r>
-        <w:t xml:space="preserve"> it into a small MLP head for unified serving.</w:t>
+        <w:t>Calibration &amp; thresholds</w:t>
+      </w:r>
+      <w:r>
+        <w:t xml:space="preserve"> matter either way: evaluate per-slice (user cohorts, languages) before enforcing a precision guardrail.</w:t>
       </w:r>
     </w:p>
     <w:p>
       <w:pPr>
         <w:pStyle w:val="NormalWeb"/>
         <w:numPr>
-          <w:ilvl w:val="1"/>
-          <w:numId w:val="23"/>
-        </w:numPr>
-      </w:pPr>
-      <w:proofErr w:type="spellStart"/>
+          <w:ilvl w:val="0"/>
+          <w:numId w:val="25"/>
+        </w:numPr>
+      </w:pPr>
       <w:r>
         <w:rPr>
           <w:rStyle w:val="Strong"/>
           <w:rFonts w:eastAsiaTheme="majorEastAsia"/>
         </w:rPr>
-        <w:t>Reranker</w:t>
-      </w:r>
-      <w:proofErr w:type="spellEnd"/>
-      <w:r>
-        <w:t xml:space="preserve">: use the MLP head as the main scorer; run a compact tree model only on </w:t>
-      </w:r>
+        <w:t>Token-level outputs</w:t>
+      </w:r>
+      <w:r>
+        <w:t>: trees are awkward—prefer linear/MLP heads.</w:t>
+      </w:r>
+    </w:p>
+    <w:p>
+      <w:pPr>
+        <w:pStyle w:val="NormalWeb"/>
+      </w:pPr>
       <w:r>
         <w:rPr>
           <w:rStyle w:val="Strong"/>
           <w:rFonts w:eastAsiaTheme="majorEastAsia"/>
         </w:rPr>
-        <w:t>borderline</w:t>
-      </w:r>
-      <w:r>
-        <w:t xml:space="preserve"> cases to improve precision.</w:t>
-      </w:r>
-    </w:p>
-    <w:p>
-      <w:pPr>
-        <w:pStyle w:val="Heading2"/>
-      </w:pPr>
-      <w:bookmarkStart w:id="24" w:name="_Toc206887408"/>
-      <w:r>
-        <w:t>When each clearly wins</w:t>
-      </w:r>
-      <w:bookmarkEnd w:id="24"/>
-    </w:p>
-    <w:p>
-      <w:pPr>
-        <w:pStyle w:val="NormalWeb"/>
-        <w:numPr>
-          <w:ilvl w:val="0"/>
-          <w:numId w:val="24"/>
-        </w:numPr>
-      </w:pPr>
+        <w:t>Bottom line:</w:t>
+      </w:r>
+      <w:r>
+        <w:br/>
+        <w:t xml:space="preserve">If you can fine-tune and want a clean, end-to-end, multimodal pipeline → </w:t>
+      </w:r>
       <w:r>
         <w:rPr>
           <w:rStyle w:val="Strong"/>
           <w:rFonts w:eastAsiaTheme="majorEastAsia"/>
         </w:rPr>
-        <w:t>MLP head:</w:t>
-      </w:r>
-      <w:r>
-        <w:t xml:space="preserve"> end-to-end fine-tuning desired; joint fusion transformers; per-token/patch tasks; large data; need smooth calibration and single-graph deployment.</w:t>
-      </w:r>
-    </w:p>
-    <w:p>
-      <w:pPr>
-        <w:pStyle w:val="NormalWeb"/>
-        <w:numPr>
-          <w:ilvl w:val="0"/>
-          <w:numId w:val="24"/>
-        </w:numPr>
-      </w:pPr>
+        <w:t>small MLP head</w:t>
+      </w:r>
+      <w:r>
+        <w:t>.</w:t>
+      </w:r>
+      <w:r>
+        <w:br/>
+        <w:t xml:space="preserve">If you’re data-limited or must keep the encoder fixed → </w:t>
+      </w:r>
       <w:r>
         <w:rPr>
           <w:rStyle w:val="Strong"/>
           <w:rFonts w:eastAsiaTheme="majorEastAsia"/>
         </w:rPr>
-        <w:t>Tree head:</w:t>
-      </w:r>
-      <w:r>
-        <w:t xml:space="preserve"> small/medium datasets; frozen encoders; need interpretability fast; CPU serving; rapid iteration without retraining the encoder.</w:t>
-      </w:r>
-    </w:p>
-    <w:p>
-      <w:pPr>
-        <w:pStyle w:val="Heading2"/>
-      </w:pPr>
-      <w:bookmarkStart w:id="25" w:name="_Toc206887409"/>
-      <w:r>
-        <w:t>Gotchas to watch</w:t>
-      </w:r>
-      <w:bookmarkEnd w:id="25"/>
-    </w:p>
-    <w:p>
-      <w:pPr>
-        <w:pStyle w:val="NormalWeb"/>
+        <w:t>tree-based head</w:t>
+      </w:r>
+      <w:r>
+        <w:t xml:space="preserve"> (possibly distilled later to an MLP for serving).</w:t>
+      </w:r>
+    </w:p>
+    <w:p>
+      <w:pPr>
+        <w:pStyle w:val="Heading1"/>
+      </w:pPr>
+      <w:bookmarkStart w:id="26" w:name="_Toc207178533"/>
+      <w:r>
+        <w:t>Key Terms and meanings</w:t>
+      </w:r>
+      <w:bookmarkEnd w:id="26"/>
+    </w:p>
+    <w:p>
+      <w:r>
+        <w:t xml:space="preserve">Attention – let a model decide, for each token, which other tokens matter right now and by how much. It builds a weighted mix of the relevant tokens, so the representation of “this word/patch” is computed in context of everything else. Multi-head attentions does this in parallel with different “views,” and we stack these layers to get rich, global reasoning. </w:t>
+      </w:r>
+    </w:p>
+    <w:p>
+      <w:r>
+        <w:t xml:space="preserve">Precision: </w:t>
+      </w:r>
+    </w:p>
+    <w:p>
+      <w:pPr>
+        <w:pStyle w:val="ListParagraph"/>
         <w:numPr>
           <w:ilvl w:val="0"/>
-          <w:numId w:val="25"/>
-        </w:numPr>
-      </w:pPr>
-      <w:r>
-        <w:rPr>
-          <w:rStyle w:val="Strong"/>
-          <w:rFonts w:eastAsiaTheme="majorEastAsia"/>
-        </w:rPr>
-        <w:t>High-dim dense embeddings</w:t>
-      </w:r>
-      <w:r>
-        <w:t xml:space="preserve"> are fine for </w:t>
-      </w:r>
-      <w:proofErr w:type="gramStart"/>
-      <w:r>
-        <w:t>trees, but</w:t>
-      </w:r>
-      <w:proofErr w:type="gramEnd"/>
-      <w:r>
-        <w:t xml:space="preserve"> tune depth/regularization to avoid overfitting.</w:t>
-      </w:r>
-    </w:p>
-    <w:p>
-      <w:pPr>
-        <w:pStyle w:val="NormalWeb"/>
+          <w:numId w:val="36"/>
+        </w:numPr>
+      </w:pPr>
+      <w:r>
+        <w:t>TP/(TP +FP)</w:t>
+      </w:r>
+    </w:p>
+    <w:p>
+      <w:pPr>
+        <w:pStyle w:val="ListParagraph"/>
         <w:numPr>
           <w:ilvl w:val="0"/>
-          <w:numId w:val="25"/>
-        </w:numPr>
-      </w:pPr>
-      <w:r>
-        <w:rPr>
-          <w:rStyle w:val="Strong"/>
-          <w:rFonts w:eastAsiaTheme="majorEastAsia"/>
-        </w:rPr>
-        <w:t>Calibration &amp; thresholds</w:t>
-      </w:r>
-      <w:r>
-        <w:t xml:space="preserve"> matter either way: evaluate per-slice (user cohorts, languages) before enforcing a precision guardrail.</w:t>
-      </w:r>
-    </w:p>
-    <w:p>
-      <w:pPr>
-        <w:pStyle w:val="NormalWeb"/>
+          <w:numId w:val="36"/>
+        </w:numPr>
+      </w:pPr>
+      <w:r>
+        <w:t xml:space="preserve">Of the predicted </w:t>
+      </w:r>
+      <w:r>
+        <w:t>values, what’s the rate that is correct</w:t>
+      </w:r>
+      <w:r>
+        <w:t>ly predicted</w:t>
+      </w:r>
+    </w:p>
+    <w:p>
+      <w:r>
+        <w:t>Recall:</w:t>
+      </w:r>
+    </w:p>
+    <w:p>
+      <w:pPr>
+        <w:pStyle w:val="ListParagraph"/>
         <w:numPr>
           <w:ilvl w:val="0"/>
-          <w:numId w:val="25"/>
-        </w:numPr>
-      </w:pPr>
-      <w:r>
-        <w:rPr>
-          <w:rStyle w:val="Strong"/>
-          <w:rFonts w:eastAsiaTheme="majorEastAsia"/>
-        </w:rPr>
-        <w:t>Token-level outputs</w:t>
-      </w:r>
-      <w:r>
-        <w:t>: trees are awkward—prefer linear/MLP heads.</w:t>
-      </w:r>
-    </w:p>
-    <w:p>
-      <w:pPr>
-        <w:pStyle w:val="NormalWeb"/>
-      </w:pPr>
-      <w:r>
-        <w:rPr>
-          <w:rStyle w:val="Strong"/>
-          <w:rFonts w:eastAsiaTheme="majorEastAsia"/>
-        </w:rPr>
-        <w:t>Bottom line:</w:t>
-      </w:r>
-      <w:r>
-        <w:br/>
-        <w:t xml:space="preserve">If you can fine-tune and want a clean, end-to-end, multimodal pipeline → </w:t>
-      </w:r>
-      <w:r>
-        <w:rPr>
-          <w:rStyle w:val="Strong"/>
-          <w:rFonts w:eastAsiaTheme="majorEastAsia"/>
-        </w:rPr>
-        <w:t>small MLP head</w:t>
-      </w:r>
-      <w:r>
-        <w:t>.</w:t>
-      </w:r>
-      <w:r>
-        <w:br/>
-        <w:t xml:space="preserve">If you’re data-limited or must keep the encoder fixed → </w:t>
-      </w:r>
-      <w:r>
-        <w:rPr>
-          <w:rStyle w:val="Strong"/>
-          <w:rFonts w:eastAsiaTheme="majorEastAsia"/>
-        </w:rPr>
-        <w:t>tree-based head</w:t>
-      </w:r>
-      <w:r>
-        <w:t xml:space="preserve"> (possibly distilled later to an MLP for serving).</w:t>
-      </w:r>
-    </w:p>
+          <w:numId w:val="36"/>
+        </w:numPr>
+      </w:pPr>
+      <w:r>
+        <w:t>TP/(TP + FN)</w:t>
+      </w:r>
+    </w:p>
+    <w:p>
+      <w:pPr>
+        <w:pStyle w:val="ListParagraph"/>
+        <w:numPr>
+          <w:ilvl w:val="0"/>
+          <w:numId w:val="36"/>
+        </w:numPr>
+      </w:pPr>
+      <w:r>
+        <w:t>Of all the positive values in the population</w:t>
+      </w:r>
+      <w:r>
+        <w:t>, wh</w:t>
+      </w:r>
+      <w:r>
+        <w:t>at’s the rate of it being correctly identified</w:t>
+      </w:r>
+    </w:p>
+    <w:p>
+      <w:r>
+        <w:t>Specifi</w:t>
+      </w:r>
+      <w:r>
+        <w:t>cit</w:t>
+      </w:r>
+      <w:r>
+        <w:t>y</w:t>
+      </w:r>
+      <w:r>
+        <w:t xml:space="preserve"> (True Negative Rate)</w:t>
+      </w:r>
+      <w:r>
+        <w:t>:</w:t>
+      </w:r>
+    </w:p>
+    <w:p>
+      <w:pPr>
+        <w:pStyle w:val="ListParagraph"/>
+        <w:numPr>
+          <w:ilvl w:val="0"/>
+          <w:numId w:val="36"/>
+        </w:numPr>
+      </w:pPr>
+      <w:r>
+        <w:lastRenderedPageBreak/>
+        <w:t>TN/(TN</w:t>
+      </w:r>
+      <w:r>
+        <w:t>+FP)</w:t>
+      </w:r>
+    </w:p>
+    <w:p>
+      <w:pPr>
+        <w:pStyle w:val="ListParagraph"/>
+        <w:numPr>
+          <w:ilvl w:val="0"/>
+          <w:numId w:val="36"/>
+        </w:numPr>
+      </w:pPr>
+      <w:r>
+        <w:t xml:space="preserve">The portion of true negative identified </w:t>
+      </w:r>
+      <w:r>
+        <w:t>out of all negatives</w:t>
+      </w:r>
+      <w:r>
+        <w:t>, how good is the model in identifying negative</w:t>
+      </w:r>
+      <w:r>
+        <w:t xml:space="preserve"> cases without generating false alarms</w:t>
+      </w:r>
+    </w:p>
+    <w:p>
+      <w:r>
+        <w:t>1-specificity (False Positive Rate)</w:t>
+      </w:r>
+      <w:r>
+        <w:t xml:space="preserve"> </w:t>
+      </w:r>
+    </w:p>
+    <w:p>
+      <w:pPr>
+        <w:pStyle w:val="ListParagraph"/>
+        <w:numPr>
+          <w:ilvl w:val="0"/>
+          <w:numId w:val="36"/>
+        </w:numPr>
+      </w:pPr>
+      <w:r>
+        <w:t>1- TN/(TN+FP)</w:t>
+      </w:r>
+      <w:r>
+        <w:t xml:space="preserve"> = FP/</w:t>
+      </w:r>
+      <w:r>
+        <w:t>(TN+FP)</w:t>
+      </w:r>
+    </w:p>
+    <w:p>
+      <w:pPr>
+        <w:pStyle w:val="ListParagraph"/>
+        <w:numPr>
+          <w:ilvl w:val="0"/>
+          <w:numId w:val="36"/>
+        </w:numPr>
+      </w:pPr>
+      <w:r>
+        <w:t>What fractions did we wrongly predict</w:t>
+      </w:r>
+      <w:r>
+        <w:t xml:space="preserve"> as positive where it is negative. </w:t>
+      </w:r>
+    </w:p>
+    <w:p>
+      <w:r>
+        <w:t>PR-AUC</w:t>
+      </w:r>
+    </w:p>
+    <w:p>
+      <w:pPr>
+        <w:pStyle w:val="ListParagraph"/>
+        <w:numPr>
+          <w:ilvl w:val="0"/>
+          <w:numId w:val="36"/>
+        </w:numPr>
+      </w:pPr>
+      <w:r>
+        <w:t>Precision recall AUC, shows the trade off between precision and recall</w:t>
+      </w:r>
+    </w:p>
+    <w:p>
+      <w:pPr>
+        <w:pStyle w:val="ListParagraph"/>
+        <w:numPr>
+          <w:ilvl w:val="0"/>
+          <w:numId w:val="36"/>
+        </w:numPr>
+      </w:pPr>
+      <w:r>
+        <w:t>Good for class imbalance</w:t>
+      </w:r>
+      <w:r>
+        <w:t>, when precision matters more (false positives are costly), or when the metri</w:t>
+      </w:r>
+      <w:r>
+        <w:t>cs are tied to the operating point (recall@precision95%)</w:t>
+      </w:r>
+    </w:p>
+    <w:p>
+      <w:pPr>
+        <w:pStyle w:val="ListParagraph"/>
+        <w:numPr>
+          <w:ilvl w:val="0"/>
+          <w:numId w:val="36"/>
+        </w:numPr>
+      </w:pPr>
+      <w:r>
+        <w:t>It is preferred for rare positives</w:t>
+      </w:r>
+    </w:p>
+    <w:p>
+      <w:pPr>
+        <w:pStyle w:val="ListParagraph"/>
+        <w:numPr>
+          <w:ilvl w:val="1"/>
+          <w:numId w:val="36"/>
+        </w:numPr>
+      </w:pPr>
+      <w:r>
+        <w:t>Imagine harmful posts are just 1% of the all posts</w:t>
+      </w:r>
+    </w:p>
+    <w:p>
+      <w:pPr>
+        <w:pStyle w:val="ListParagraph"/>
+        <w:numPr>
+          <w:ilvl w:val="2"/>
+          <w:numId w:val="36"/>
+        </w:numPr>
+      </w:pPr>
+      <w:r>
+        <w:t xml:space="preserve">A model what always predicts safe has very low recall </w:t>
+      </w:r>
+    </w:p>
+    <w:p>
+      <w:pPr>
+        <w:pStyle w:val="ListParagraph"/>
+        <w:ind w:left="2160"/>
+      </w:pPr>
+    </w:p>
+    <w:p>
+      <w:r>
+        <w:t xml:space="preserve">ROC-AUC </w:t>
+      </w:r>
+    </w:p>
+    <w:p>
+      <w:pPr>
+        <w:pStyle w:val="ListParagraph"/>
+        <w:numPr>
+          <w:ilvl w:val="0"/>
+          <w:numId w:val="36"/>
+        </w:numPr>
+      </w:pPr>
+      <w:r>
+        <w:t>Recall vs False Positive Rate</w:t>
+      </w:r>
+    </w:p>
+    <w:p>
+      <w:pPr>
+        <w:pStyle w:val="ListParagraph"/>
+        <w:numPr>
+          <w:ilvl w:val="0"/>
+          <w:numId w:val="36"/>
+        </w:numPr>
+      </w:pPr>
+      <w:r>
+        <w:t xml:space="preserve">Use when classes are balanced, </w:t>
+      </w:r>
+      <w:r>
+        <w:t xml:space="preserve">care equally about performance on both classes, rare positives are not the focus, and want a general sense of separability. </w:t>
+      </w:r>
+    </w:p>
+    <w:p/>
     <w:p>
       <w:pPr>
         <w:pStyle w:val="Heading1"/>
       </w:pPr>
-      <w:r>
-        <w:t>Key Terms and meanings</w:t>
-      </w:r>
-    </w:p>
-    <w:p>
-      <w:r>
-        <w:t xml:space="preserve">Attention – let a model decide, for each token, which other tokens matter right now and by how much. It builds a weighted mix of the relevant tokens, so the representation of “this word/patch” is computed in context of everything else. Multi-head attentions </w:t>
-      </w:r>
-      <w:proofErr w:type="gramStart"/>
-      <w:r>
-        <w:t>does</w:t>
-      </w:r>
-      <w:proofErr w:type="gramEnd"/>
-      <w:r>
-        <w:t xml:space="preserve"> this in parallel with different “views,” and we stack these layers to get rich, global reasoning. </w:t>
-      </w:r>
-    </w:p>
-    <w:p>
-      <w:pPr>
-        <w:pStyle w:val="Heading1"/>
-      </w:pPr>
-      <w:bookmarkStart w:id="26" w:name="_Toc206887410"/>
+      <w:bookmarkStart w:id="27" w:name="_Toc207178534"/>
       <w:r>
         <w:t>Harmful Content Detection</w:t>
       </w:r>
-      <w:bookmarkEnd w:id="26"/>
+      <w:bookmarkEnd w:id="27"/>
     </w:p>
     <w:p>
       <w:r>
@@ -5270,7 +5438,6 @@
         </w:numPr>
       </w:pPr>
       <w:r>
-        <w:lastRenderedPageBreak/>
         <w:t xml:space="preserve">Assume we can automatically remove harmful content and demote likely harmful content. </w:t>
       </w:r>
     </w:p>
@@ -5307,6 +5474,7 @@
         </w:numPr>
       </w:pPr>
       <w:r>
+        <w:lastRenderedPageBreak/>
         <w:t>Users who have their content wrongly removed (false positive) will be unhappy and may leave the platform</w:t>
       </w:r>
     </w:p>
@@ -5355,13 +5523,8 @@
         </w:numPr>
       </w:pPr>
       <w:r>
-        <w:t xml:space="preserve">As soon as it </w:t>
-      </w:r>
-      <w:proofErr w:type="gramStart"/>
-      <w:r>
-        <w:t>appears?</w:t>
-      </w:r>
-      <w:proofErr w:type="gramEnd"/>
+        <w:t>As soon as it appears?</w:t>
+      </w:r>
     </w:p>
     <w:p>
       <w:pPr>
@@ -5396,15 +5559,7 @@
         </w:numPr>
       </w:pPr>
       <w:r>
-        <w:t xml:space="preserve">Do we have data available for the initial </w:t>
-      </w:r>
-      <w:proofErr w:type="gramStart"/>
-      <w:r>
-        <w:t>training</w:t>
-      </w:r>
-      <w:proofErr w:type="gramEnd"/>
-      <w:r>
-        <w:t xml:space="preserve"> or will we need a cold start? </w:t>
+        <w:t xml:space="preserve">Do we have data available for the initial training or will we need a cold start? </w:t>
       </w:r>
     </w:p>
     <w:p>
@@ -5416,15 +5571,7 @@
         </w:numPr>
       </w:pPr>
       <w:r>
-        <w:t xml:space="preserve">Assume we have small amount of labelled data (50k examples, 50% harmful and 50% benign) available for </w:t>
-      </w:r>
-      <w:proofErr w:type="spellStart"/>
-      <w:r>
-        <w:t>intial</w:t>
-      </w:r>
-      <w:proofErr w:type="spellEnd"/>
-      <w:r>
-        <w:t xml:space="preserve"> training</w:t>
+        <w:t>Assume we have small amount of labelled data (50k examples, 50% harmful and 50% benign) available for intial training</w:t>
       </w:r>
     </w:p>
     <w:p>
@@ -5484,23 +5631,7 @@
         </w:numPr>
       </w:pPr>
       <w:r>
-        <w:t xml:space="preserve">Confirmed that this is a multi-modal classification problem. The scale is </w:t>
-      </w:r>
-      <w:proofErr w:type="gramStart"/>
-      <w:r>
-        <w:t>large</w:t>
-      </w:r>
-      <w:proofErr w:type="gramEnd"/>
-      <w:r>
-        <w:t xml:space="preserve"> and we know the type of data we will be dealing with. We </w:t>
-      </w:r>
-      <w:proofErr w:type="gramStart"/>
-      <w:r>
-        <w:t>understands</w:t>
-      </w:r>
-      <w:proofErr w:type="gramEnd"/>
-      <w:r>
-        <w:t xml:space="preserve"> that there are different options to delete the harmful contents</w:t>
+        <w:t>Confirmed that this is a multi-modal classification problem. The scale is large and we know the type of data we will be dealing with. We understands that there are different options to delete the harmful contents</w:t>
       </w:r>
     </w:p>
     <w:p>
@@ -5527,15 +5658,7 @@
         <w:t>It may be easy to say that all harmful contents detected will be deleted</w:t>
       </w:r>
       <w:r>
-        <w:t xml:space="preserve">, but it will create a lot of false positive. Instead, we should set up precision guardrails like 95% precision to minimize false positives so users would have better experience. A better business objective is to minimize views of the harmful content while subject to precision guardrails. Some contents may not get </w:t>
-      </w:r>
-      <w:proofErr w:type="gramStart"/>
-      <w:r>
-        <w:t>much</w:t>
-      </w:r>
-      <w:proofErr w:type="gramEnd"/>
-      <w:r>
-        <w:t xml:space="preserve"> views at all, so if no one looks at them, </w:t>
+        <w:t xml:space="preserve">, but it will create a lot of false positive. Instead, we should set up precision guardrails like 95% precision to minimize false positives so users would have better experience. A better business objective is to minimize views of the harmful content while subject to precision guardrails. Some contents may not get much views at all, so if no one looks at them, </w:t>
       </w:r>
       <w:r>
         <w:t xml:space="preserve">maybe they can stay there for a little bit longer. The ones that get more view will get prioritized for harmful content detection. </w:t>
@@ -5574,23 +5697,23 @@
         </w:numPr>
       </w:pPr>
       <w:r>
+        <w:t>Convert the business problem into ML binary classification problem</w:t>
+      </w:r>
+      <w:r>
+        <w:t xml:space="preserve">, is the post harmful for benign. </w:t>
+      </w:r>
+    </w:p>
+    <w:p>
+      <w:r>
+        <w:t>High Level System Design:</w:t>
+      </w:r>
+    </w:p>
+    <w:p>
+      <w:r>
+        <w:rPr>
+          <w:noProof/>
+        </w:rPr>
         <w:lastRenderedPageBreak/>
-        <w:t>Convert the business problem into ML binary classification problem</w:t>
-      </w:r>
-      <w:r>
-        <w:t xml:space="preserve">, is the post harmful for benign. </w:t>
-      </w:r>
-    </w:p>
-    <w:p>
-      <w:r>
-        <w:t>High Level System Design:</w:t>
-      </w:r>
-    </w:p>
-    <w:p>
-      <w:r>
-        <w:rPr>
-          <w:noProof/>
-        </w:rPr>
         <w:drawing>
           <wp:inline distT="0" distB="0" distL="0" distR="0" wp14:anchorId="39CD3F16" wp14:editId="1BE58329">
             <wp:extent cx="5943600" cy="3169920"/>
@@ -5640,15 +5763,7 @@
         <w:t>Posts created</w:t>
       </w:r>
       <w:r>
-        <w:t xml:space="preserve"> </w:t>
-      </w:r>
-      <w:proofErr w:type="gramStart"/>
-      <w:r>
-        <w:t>( or</w:t>
-      </w:r>
-      <w:proofErr w:type="gramEnd"/>
-      <w:r>
-        <w:t xml:space="preserve"> after accumulated some views</w:t>
+        <w:t xml:space="preserve"> ( or after accumulated some views</w:t>
       </w:r>
       <w:r>
         <w:t xml:space="preserve"> which would estab</w:t>
@@ -5675,15 +5790,7 @@
         <w:t>The classifier will need to be calibrated by a layer which guarantees we meet our precision g</w:t>
       </w:r>
       <w:r>
-        <w:t xml:space="preserve">uardrails. The outputs will be fed into a system that can </w:t>
-      </w:r>
-      <w:proofErr w:type="gramStart"/>
-      <w:r>
-        <w:t>take action</w:t>
-      </w:r>
-      <w:proofErr w:type="gramEnd"/>
-      <w:r>
-        <w:t xml:space="preserve"> to either del</w:t>
+        <w:t>uardrails. The outputs will be fed into a system that can take action to either del</w:t>
       </w:r>
       <w:r>
         <w:t xml:space="preserve">ete the post, flag for review, or some other actions. </w:t>
@@ -5735,13 +5842,8 @@
       <w:r>
         <w:t xml:space="preserve">We can also consider public data sources such as NSFW data, but we have </w:t>
       </w:r>
-      <w:proofErr w:type="gramStart"/>
-      <w:r>
-        <w:t>make</w:t>
-      </w:r>
-      <w:proofErr w:type="gramEnd"/>
-      <w:r>
-        <w:t xml:space="preserve"> sure not to introduce bias into our model using those data, e.g.:</w:t>
+      <w:r>
+        <w:t>make sure not to introduce bias into our model using those data, e.g.:</w:t>
       </w:r>
     </w:p>
     <w:p>
@@ -5780,7 +5882,6 @@
         </w:numPr>
       </w:pPr>
       <w:r>
-        <w:lastRenderedPageBreak/>
         <w:t>Cultural/normative bias – what counts as harmful varies across different cultures</w:t>
       </w:r>
     </w:p>
@@ -5793,15 +5894,7 @@
         </w:numPr>
       </w:pPr>
       <w:r>
-        <w:t xml:space="preserve">Mitigation: </w:t>
-      </w:r>
-      <w:proofErr w:type="spellStart"/>
-      <w:r>
-        <w:t>stratefy</w:t>
-      </w:r>
-      <w:proofErr w:type="spellEnd"/>
-      <w:r>
-        <w:t xml:space="preserve"> by region/culture</w:t>
+        <w:t>Mitigation: stratefy by region/culture</w:t>
       </w:r>
     </w:p>
     <w:p>
@@ -5813,6 +5906,7 @@
         </w:numPr>
       </w:pPr>
       <w:r>
+        <w:lastRenderedPageBreak/>
         <w:t>Class imbalance bias – NFSW tend to be heavy on specific type of content (porn), and weak on harassment, bullying, the model may become good at identifying porn only</w:t>
       </w:r>
     </w:p>
@@ -5824,13 +5918,8 @@
           <w:numId w:val="1"/>
         </w:numPr>
       </w:pPr>
-      <w:proofErr w:type="spellStart"/>
-      <w:r>
-        <w:t>Downsampling</w:t>
-      </w:r>
-      <w:proofErr w:type="spellEnd"/>
-      <w:r>
-        <w:t xml:space="preserve"> on porn or apply loss re-weighting so porn doesn’t dominate training</w:t>
+      <w:r>
+        <w:t>Downsampling on porn or apply loss re-weighting so porn doesn’t dominate training</w:t>
       </w:r>
     </w:p>
     <w:p>
@@ -5866,31 +5955,7 @@
         </w:numPr>
       </w:pPr>
       <w:r>
-        <w:t>Adversarial Bias – harmful users may try to avoid detection by adapting, hiding aggressive words, e.</w:t>
-      </w:r>
-      <w:proofErr w:type="gramStart"/>
-      <w:r>
-        <w:t>g.k</w:t>
-      </w:r>
-      <w:proofErr w:type="gramEnd"/>
-      <w:r>
-        <w:t xml:space="preserve">1ll, </w:t>
-      </w:r>
-      <w:proofErr w:type="spellStart"/>
-      <w:r>
-        <w:t>fvck</w:t>
-      </w:r>
-      <w:proofErr w:type="spellEnd"/>
-      <w:r>
-        <w:t xml:space="preserve">, </w:t>
-      </w:r>
-      <w:proofErr w:type="spellStart"/>
-      <w:r>
-        <w:t>etc</w:t>
-      </w:r>
-      <w:proofErr w:type="spellEnd"/>
-      <w:r>
-        <w:t>)</w:t>
+        <w:t>Adversarial Bias – harmful users may try to avoid detection by adapting, hiding aggressive words, e.g.k1ll, fvck, etc)</w:t>
       </w:r>
     </w:p>
     <w:p>
@@ -6054,15 +6119,7 @@
         </w:numPr>
       </w:pPr>
       <w:r>
-        <w:t xml:space="preserve">Raw token embeddings, use pretrained text </w:t>
-      </w:r>
-      <w:proofErr w:type="gramStart"/>
-      <w:r>
-        <w:t>embeddings(</w:t>
-      </w:r>
-      <w:proofErr w:type="gramEnd"/>
-      <w:r>
-        <w:t>BERT)</w:t>
+        <w:t>Raw token embeddings, use pretrained text embeddings(BERT)</w:t>
       </w:r>
     </w:p>
     <w:p>
@@ -6110,15 +6167,7 @@
         </w:numPr>
       </w:pPr>
       <w:r>
-        <w:t>Use pretrain visual embedding (</w:t>
-      </w:r>
-      <w:proofErr w:type="spellStart"/>
-      <w:r>
-        <w:t>ResNet</w:t>
-      </w:r>
-      <w:proofErr w:type="spellEnd"/>
-      <w:r>
-        <w:t>, CLIP) to represent images.</w:t>
+        <w:t>Use pretrain visual embedding (ResNet, CLIP) to represent images.</w:t>
       </w:r>
     </w:p>
     <w:p>
@@ -6142,7 +6191,6 @@
         </w:numPr>
       </w:pPr>
       <w:r>
-        <w:lastRenderedPageBreak/>
         <w:t>If video, use speech</w:t>
       </w:r>
       <w:r>
@@ -6182,6 +6230,7 @@
         </w:numPr>
       </w:pPr>
       <w:r>
+        <w:lastRenderedPageBreak/>
         <w:t>Behaviors associated with the posts</w:t>
       </w:r>
     </w:p>
@@ -6218,15 +6267,7 @@
         </w:numPr>
       </w:pPr>
       <w:r>
-        <w:t xml:space="preserve">Remember we are not only classifying harmful content at post creation, </w:t>
-      </w:r>
-      <w:proofErr w:type="gramStart"/>
-      <w:r>
-        <w:t>we</w:t>
-      </w:r>
-      <w:proofErr w:type="gramEnd"/>
-      <w:r>
-        <w:t xml:space="preserve"> allow it to get some viewership and </w:t>
+        <w:t xml:space="preserve">Remember we are not only classifying harmful content at post creation, we allow it to get some viewership and </w:t>
       </w:r>
       <w:r>
         <w:t>gain reactions</w:t>
@@ -6241,15 +6282,7 @@
         </w:numPr>
       </w:pPr>
       <w:r>
-        <w:t xml:space="preserve">If that’s the </w:t>
-      </w:r>
-      <w:proofErr w:type="gramStart"/>
-      <w:r>
-        <w:t>case</w:t>
-      </w:r>
-      <w:proofErr w:type="gramEnd"/>
-      <w:r>
-        <w:t xml:space="preserve"> how can we include these feature</w:t>
+        <w:t>If that’s the case how can we include these feature</w:t>
       </w:r>
       <w:r>
         <w:t>s</w:t>
@@ -6291,15 +6324,7 @@
         </w:numPr>
       </w:pPr>
       <w:r>
-        <w:t xml:space="preserve">Normalize by exposure, 20 reports out of 10M views </w:t>
-      </w:r>
-      <w:proofErr w:type="gramStart"/>
-      <w:r>
-        <w:t>is</w:t>
-      </w:r>
-      <w:proofErr w:type="gramEnd"/>
-      <w:r>
-        <w:t xml:space="preserve"> negligible, whereas 5 reports out of 20 views is a huge red flag</w:t>
+        <w:t>Normalize by exposure, 20 reports out of 10M views is negligible, whereas 5 reports out of 20 views is a huge red flag</w:t>
       </w:r>
     </w:p>
     <w:p>
@@ -6323,15 +6348,7 @@
         </w:numPr>
       </w:pPr>
       <w:r>
-        <w:t xml:space="preserve">A post posted 5 days </w:t>
-      </w:r>
-      <w:proofErr w:type="spellStart"/>
-      <w:r>
-        <w:t>a go</w:t>
-      </w:r>
-      <w:proofErr w:type="spellEnd"/>
-      <w:r>
-        <w:t xml:space="preserve"> would have more reaction than a post posted today. </w:t>
+        <w:t xml:space="preserve">A post posted 5 days a go would have more reaction than a post posted today. </w:t>
       </w:r>
     </w:p>
     <w:p>
@@ -6343,15 +6360,7 @@
         </w:numPr>
       </w:pPr>
       <w:r>
-        <w:t xml:space="preserve">A </w:t>
-      </w:r>
-      <w:proofErr w:type="gramStart"/>
-      <w:r>
-        <w:t>0 report</w:t>
-      </w:r>
-      <w:proofErr w:type="gramEnd"/>
-      <w:r>
-        <w:t xml:space="preserve"> ratio at 1 minute doesn’t mean the post is benign, it just hasn’t got enough exposure</w:t>
+        <w:t>A 0 report ratio at 1 minute doesn’t mean the post is benign, it just hasn’t got enough exposure</w:t>
       </w:r>
     </w:p>
     <w:p>
@@ -6387,21 +6396,8 @@
         </w:numPr>
       </w:pPr>
       <w:r>
-        <w:t xml:space="preserve">Include a velocity feature, </w:t>
-      </w:r>
-      <w:proofErr w:type="spellStart"/>
-      <w:r>
-        <w:t>reports_per_hour</w:t>
-      </w:r>
-      <w:proofErr w:type="spellEnd"/>
-      <w:r>
-        <w:t xml:space="preserve">, </w:t>
-      </w:r>
-      <w:proofErr w:type="spellStart"/>
-      <w:r>
-        <w:t>num_of_posts_per_N_minutes</w:t>
-      </w:r>
-      <w:proofErr w:type="spellEnd"/>
+        <w:t>Include a velocity feature, reports_per_hour, num_of_posts_per_N_minutes</w:t>
+      </w:r>
     </w:p>
     <w:p>
       <w:pPr>
@@ -6472,15 +6468,7 @@
         </w:numPr>
       </w:pPr>
       <w:r>
-        <w:t xml:space="preserve">To capture </w:t>
-      </w:r>
-      <w:proofErr w:type="gramStart"/>
-      <w:r>
-        <w:t>users</w:t>
-      </w:r>
-      <w:proofErr w:type="gramEnd"/>
-      <w:r>
-        <w:t xml:space="preserve"> historical behavior and characteristic, which will capture how likely they will post harmful or benign content, based on their past activity</w:t>
+        <w:t>To capture users historical behavior and characteristic, which will capture how likely they will post harmful or benign content, based on their past activity</w:t>
       </w:r>
     </w:p>
     <w:p>
@@ -6504,16 +6492,7 @@
         </w:numPr>
       </w:pPr>
       <w:r>
-        <w:lastRenderedPageBreak/>
-        <w:t xml:space="preserve">Compute </w:t>
-      </w:r>
-      <w:proofErr w:type="spellStart"/>
-      <w:r>
-        <w:t>enbeddings</w:t>
-      </w:r>
-      <w:proofErr w:type="spellEnd"/>
-      <w:r>
-        <w:t xml:space="preserve"> for each of user’s past posts - &gt; aggregate them (mean, weighted mean, or attention pooling -&gt; concatenate with user-level statistics (post counts, violation counts)</w:t>
+        <w:t>Compute enbeddings for each of user’s past posts - &gt; aggregate them (mean, weighted mean, or attention pooling -&gt; concatenate with user-level statistics (post counts, violation counts)</w:t>
       </w:r>
     </w:p>
     <w:p>
@@ -6525,6 +6504,7 @@
         </w:numPr>
       </w:pPr>
       <w:r>
+        <w:lastRenderedPageBreak/>
         <w:t>Train a dedicated user embedding layer 9learned jointly with model).</w:t>
       </w:r>
       <w:r>
@@ -6540,23 +6520,7 @@
         </w:numPr>
       </w:pPr>
       <w:r>
-        <w:t xml:space="preserve">Use graph and multi-task </w:t>
-      </w:r>
-      <w:proofErr w:type="gramStart"/>
-      <w:r>
-        <w:t>embeddings(</w:t>
-      </w:r>
-      <w:proofErr w:type="gramEnd"/>
-      <w:r>
-        <w:t xml:space="preserve">context &amp; coordination) for user embedding. It would capture community norms, homophily, and coordinated abuse (helpful when content looks </w:t>
-      </w:r>
-      <w:proofErr w:type="gramStart"/>
-      <w:r>
-        <w:t>benign</w:t>
-      </w:r>
-      <w:proofErr w:type="gramEnd"/>
-      <w:r>
-        <w:t xml:space="preserve"> but neighbors aren’t. It’s great for cold start</w:t>
+        <w:t>Use graph and multi-task embeddings(context &amp; coordination) for user embedding. It would capture community norms, homophily, and coordinated abuse (helpful when content looks benign but neighbors aren’t. It’s great for cold start</w:t>
       </w:r>
     </w:p>
     <w:p>
@@ -6580,15 +6544,7 @@
         </w:numPr>
       </w:pPr>
       <w:r>
-        <w:t xml:space="preserve">Group/community/topic: some groups have different </w:t>
-      </w:r>
-      <w:proofErr w:type="gramStart"/>
-      <w:r>
-        <w:t>norms ,</w:t>
-      </w:r>
-      <w:proofErr w:type="gramEnd"/>
-      <w:r>
-        <w:t xml:space="preserve"> a word may be benign in one community </w:t>
+        <w:t xml:space="preserve">Group/community/topic: some groups have different norms , a word may be benign in one community </w:t>
       </w:r>
       <w:r>
         <w:t>but slur in another</w:t>
@@ -6639,15 +6595,7 @@
         </w:numPr>
       </w:pPr>
       <w:r>
-        <w:t xml:space="preserve">Normalizations: </w:t>
-      </w:r>
-      <w:proofErr w:type="gramStart"/>
-      <w:r>
-        <w:t>ratios(</w:t>
-      </w:r>
-      <w:proofErr w:type="gramEnd"/>
-      <w:r>
-        <w:t xml:space="preserve">e.g. reports/views, reports/day), log transforms for heavy-tailed counts. </w:t>
+        <w:t xml:space="preserve">Normalizations: ratios(e.g. reports/views, reports/day), log transforms for heavy-tailed counts. </w:t>
       </w:r>
     </w:p>
     <w:p>
@@ -6805,16 +6753,7 @@
         </w:numPr>
       </w:pPr>
       <w:r>
-        <w:lastRenderedPageBreak/>
-        <w:t xml:space="preserve">Interaction between modalities </w:t>
-      </w:r>
-      <w:proofErr w:type="gramStart"/>
-      <w:r>
-        <w:t>are</w:t>
-      </w:r>
-      <w:proofErr w:type="gramEnd"/>
-      <w:r>
-        <w:t xml:space="preserve"> limited to the final layers, which might miss important cross-modal patterns</w:t>
+        <w:t>Interaction between modalities are limited to the final layers, which might miss important cross-modal patterns</w:t>
       </w:r>
       <w:r>
         <w:t xml:space="preserve">, because the model learns interaction on “global summaries (after encoding)”, not from the raw token/patches. </w:t>
@@ -6829,6 +6768,7 @@
         </w:numPr>
       </w:pPr>
       <w:r>
+        <w:lastRenderedPageBreak/>
         <w:t xml:space="preserve">Late fusion is a good solution if modalities are individually strong. It has self-attention inside each modality, but no cross-modal attention, so it can’t align tokens to patches (texts to images), it only happened int eh final head over pooled embeddings </w:t>
       </w:r>
     </w:p>
@@ -6951,11 +6891,9 @@
           <w:numId w:val="1"/>
         </w:numPr>
       </w:pPr>
-      <w:proofErr w:type="spellStart"/>
       <w:r>
         <w:t>etc</w:t>
       </w:r>
-      <w:proofErr w:type="spellEnd"/>
     </w:p>
     <w:p>
       <w:pPr>
@@ -7013,30 +6951,17 @@
       <w:r>
         <w:t xml:space="preserve"> </w:t>
       </w:r>
-      <w:proofErr w:type="spellStart"/>
       <w:r>
         <w:t>viewer</w:t>
       </w:r>
       <w:r>
-        <w:t>ships</w:t>
-      </w:r>
-      <w:proofErr w:type="spellEnd"/>
-      <w:r>
-        <w:t xml:space="preserve"> the </w:t>
+        <w:t xml:space="preserve">ships the </w:t>
       </w:r>
       <w:r>
         <w:t xml:space="preserve">main </w:t>
       </w:r>
       <w:r>
-        <w:t xml:space="preserve">content features no longer </w:t>
-      </w:r>
-      <w:proofErr w:type="gramStart"/>
-      <w:r>
-        <w:t>have to</w:t>
-      </w:r>
-      <w:proofErr w:type="gramEnd"/>
-      <w:r>
-        <w:t xml:space="preserve"> fed through the </w:t>
+        <w:t xml:space="preserve">content features no longer have to fed through the </w:t>
       </w:r>
       <w:r>
         <w:t>e</w:t>
@@ -7119,7 +7044,6 @@
         <w:pStyle w:val="NormalWeb"/>
       </w:pPr>
       <w:r>
-        <w:lastRenderedPageBreak/>
         <w:t>We want our model to do two things:</w:t>
       </w:r>
     </w:p>
@@ -7136,6 +7060,7 @@
           <w:rStyle w:val="Strong"/>
           <w:rFonts w:eastAsiaTheme="majorEastAsia"/>
         </w:rPr>
+        <w:lastRenderedPageBreak/>
         <w:t>Classify content correctly</w:t>
       </w:r>
       <w:r>
@@ -7155,23 +7080,7 @@
           <w:rStyle w:val="Strong"/>
           <w:rFonts w:eastAsiaTheme="majorEastAsia"/>
         </w:rPr>
-        <w:t xml:space="preserve">Pay more attention to content that </w:t>
-      </w:r>
-      <w:proofErr w:type="gramStart"/>
-      <w:r>
-        <w:rPr>
-          <w:rStyle w:val="Strong"/>
-          <w:rFonts w:eastAsiaTheme="majorEastAsia"/>
-        </w:rPr>
-        <w:t>actually matters</w:t>
-      </w:r>
-      <w:proofErr w:type="gramEnd"/>
-      <w:r>
-        <w:rPr>
-          <w:rStyle w:val="Strong"/>
-          <w:rFonts w:eastAsiaTheme="majorEastAsia"/>
-        </w:rPr>
-        <w:t xml:space="preserve"> for the business</w:t>
+        <w:t>Pay more attention to content that actually matters for the business</w:t>
       </w:r>
       <w:r>
         <w:t xml:space="preserve"> — posts that are seen by many people.</w:t>
@@ -7232,7 +7141,7 @@
           <w:noProof/>
         </w:rPr>
         <w:pict w14:anchorId="00F07156">
-          <v:rect id="_x0000_i1032" alt="" style="width:468pt;height:.05pt;mso-width-percent:0;mso-height-percent:0;mso-width-percent:0;mso-height-percent:0" o:hralign="center" o:hrstd="t" o:hr="t" fillcolor="#a0a0a0" stroked="f"/>
+          <v:rect id="_x0000_i1034" alt="" style="width:468pt;height:.05pt;mso-width-percent:0;mso-height-percent:0;mso-width-percent:0;mso-height-percent:0" o:hralign="center" o:hrstd="t" o:hr="t" fillcolor="#a0a0a0" stroked="f"/>
         </w:pict>
       </w:r>
     </w:p>
@@ -7277,7 +7186,7 @@
           <w:noProof/>
         </w:rPr>
         <w:pict w14:anchorId="102B42D2">
-          <v:rect id="_x0000_i1031" alt="" style="width:468pt;height:.05pt;mso-width-percent:0;mso-height-percent:0;mso-width-percent:0;mso-height-percent:0" o:hralign="center" o:hrstd="t" o:hr="t" fillcolor="#a0a0a0" stroked="f"/>
+          <v:rect id="_x0000_i1035" alt="" style="width:468pt;height:.05pt;mso-width-percent:0;mso-height-percent:0;mso-width-percent:0;mso-height-percent:0" o:hralign="center" o:hrstd="t" o:hr="t" fillcolor="#a0a0a0" stroked="f"/>
         </w:pict>
       </w:r>
     </w:p>
@@ -7356,7 +7265,7 @@
           <w:noProof/>
         </w:rPr>
         <w:pict w14:anchorId="708EBBE7">
-          <v:rect id="_x0000_i1030" alt="" style="width:468pt;height:.05pt;mso-width-percent:0;mso-height-percent:0;mso-width-percent:0;mso-height-percent:0" o:hralign="center" o:hrstd="t" o:hr="t" fillcolor="#a0a0a0" stroked="f"/>
+          <v:rect id="_x0000_i1036" alt="" style="width:468pt;height:.05pt;mso-width-percent:0;mso-height-percent:0;mso-width-percent:0;mso-height-percent:0" o:hralign="center" o:hrstd="t" o:hr="t" fillcolor="#a0a0a0" stroked="f"/>
         </w:pict>
       </w:r>
     </w:p>
@@ -7414,21 +7323,12 @@
       <w:r>
         <w:t xml:space="preserve">Example: </w:t>
       </w:r>
-      <w:proofErr w:type="gramStart"/>
       <w:r>
         <w:rPr>
           <w:rStyle w:val="HTMLCode"/>
           <w:rFonts w:eastAsiaTheme="majorEastAsia"/>
         </w:rPr>
-        <w:t>log(</w:t>
-      </w:r>
-      <w:proofErr w:type="gramEnd"/>
-      <w:r>
-        <w:rPr>
-          <w:rStyle w:val="HTMLCode"/>
-          <w:rFonts w:eastAsiaTheme="majorEastAsia"/>
-        </w:rPr>
-        <w:t>1 + views)</w:t>
+        <w:t>log(1 + views)</w:t>
       </w:r>
     </w:p>
     <w:p>
@@ -7464,7 +7364,6 @@
         </w:numPr>
       </w:pPr>
       <w:r>
-        <w:lastRenderedPageBreak/>
         <w:t>100M views → log ≈ 18</w:t>
       </w:r>
       <w:r>
@@ -7477,8 +7376,9 @@
         <w:rPr>
           <w:noProof/>
         </w:rPr>
+        <w:lastRenderedPageBreak/>
         <w:pict w14:anchorId="035E6802">
-          <v:rect id="_x0000_i1029" alt="" style="width:468pt;height:.05pt;mso-width-percent:0;mso-height-percent:0;mso-width-percent:0;mso-height-percent:0" o:hralign="center" o:hrstd="t" o:hr="t" fillcolor="#a0a0a0" stroked="f"/>
+          <v:rect id="_x0000_i1037" alt="" style="width:468pt;height:.05pt;mso-width-percent:0;mso-height-percent:0;mso-width-percent:0;mso-height-percent:0" o:hralign="center" o:hrstd="t" o:hr="t" fillcolor="#a0a0a0" stroked="f"/>
         </w:pict>
       </w:r>
     </w:p>
@@ -7660,7 +7560,7 @@
           <w:noProof/>
         </w:rPr>
         <w:pict w14:anchorId="6AA80718">
-          <v:rect id="_x0000_i1028" alt="" style="width:468pt;height:.05pt;mso-width-percent:0;mso-height-percent:0;mso-width-percent:0;mso-height-percent:0" o:hralign="center" o:hrstd="t" o:hr="t" fillcolor="#a0a0a0" stroked="f"/>
+          <v:rect id="_x0000_i1038" alt="" style="width:468pt;height:.05pt;mso-width-percent:0;mso-height-percent:0;mso-width-percent:0;mso-height-percent:0" o:hralign="center" o:hrstd="t" o:hr="t" fillcolor="#a0a0a0" stroked="f"/>
         </w:pict>
       </w:r>
     </w:p>
@@ -7716,39 +7616,55 @@
           <w:rStyle w:val="Strong"/>
           <w:rFonts w:eastAsiaTheme="majorEastAsia"/>
         </w:rPr>
-        <w:t xml:space="preserve">Primary loss = BCE * </w:t>
-      </w:r>
-      <w:proofErr w:type="gramStart"/>
+        <w:t>Primary loss = BCE * min(log(1 + views), cap)</w:t>
+      </w:r>
+      <w:r>
+        <w:br/>
+        <w:t>(The cap prevents extreme viral posts from dominating training.)</w:t>
+      </w:r>
+    </w:p>
+    <w:p>
+      <w:pPr>
+        <w:pStyle w:val="NormalWeb"/>
+        <w:numPr>
+          <w:ilvl w:val="0"/>
+          <w:numId w:val="32"/>
+        </w:numPr>
+      </w:pPr>
+      <w:r>
+        <w:t>For the second task (predicting report rate), we use a simple mean squared error (MSE):</w:t>
+      </w:r>
+      <w:r>
+        <w:br/>
+      </w:r>
       <w:r>
         <w:rPr>
           <w:rStyle w:val="Strong"/>
           <w:rFonts w:eastAsiaTheme="majorEastAsia"/>
         </w:rPr>
-        <w:t>min(log(</w:t>
-      </w:r>
-      <w:proofErr w:type="gramEnd"/>
+        <w:t>Report loss = (predicted_report_rate – actual_report_rate)²</w:t>
+      </w:r>
+    </w:p>
+    <w:p>
+      <w:pPr>
+        <w:pStyle w:val="NormalWeb"/>
+        <w:numPr>
+          <w:ilvl w:val="0"/>
+          <w:numId w:val="32"/>
+        </w:numPr>
+      </w:pPr>
+      <w:r>
+        <w:t xml:space="preserve">The </w:t>
+      </w:r>
       <w:r>
         <w:rPr>
           <w:rStyle w:val="Strong"/>
           <w:rFonts w:eastAsiaTheme="majorEastAsia"/>
         </w:rPr>
-        <w:t>1 + views), cap)</w:t>
-      </w:r>
-      <w:r>
-        <w:br/>
-        <w:t>(The cap prevents extreme viral posts from dominating training.)</w:t>
-      </w:r>
-    </w:p>
-    <w:p>
-      <w:pPr>
-        <w:pStyle w:val="NormalWeb"/>
-        <w:numPr>
-          <w:ilvl w:val="0"/>
-          <w:numId w:val="32"/>
-        </w:numPr>
-      </w:pPr>
-      <w:r>
-        <w:t>For the second task (predicting report rate), we use a simple mean squared error (MSE):</w:t>
+        <w:t>final loss</w:t>
+      </w:r>
+      <w:r>
+        <w:t xml:space="preserve"> is a weighted combination of these two:</w:t>
       </w:r>
       <w:r>
         <w:br/>
@@ -7758,144 +7674,46 @@
           <w:rStyle w:val="Strong"/>
           <w:rFonts w:eastAsiaTheme="majorEastAsia"/>
         </w:rPr>
-        <w:t>Report loss = (</w:t>
-      </w:r>
-      <w:proofErr w:type="spellStart"/>
+        <w:t>Total loss = α × primary_loss + β × report_loss</w:t>
+      </w:r>
+      <w:r>
+        <w:br/>
+        <w:t xml:space="preserve">Here, </w:t>
+      </w:r>
       <w:r>
         <w:rPr>
           <w:rStyle w:val="Strong"/>
           <w:rFonts w:eastAsiaTheme="majorEastAsia"/>
         </w:rPr>
-        <w:t>predicted_report_rate</w:t>
-      </w:r>
-      <w:proofErr w:type="spellEnd"/>
+        <w:t>α</w:t>
+      </w:r>
+      <w:r>
+        <w:t xml:space="preserve"> and </w:t>
+      </w:r>
       <w:r>
         <w:rPr>
           <w:rStyle w:val="Strong"/>
           <w:rFonts w:eastAsiaTheme="majorEastAsia"/>
         </w:rPr>
-        <w:t xml:space="preserve"> – </w:t>
-      </w:r>
-      <w:proofErr w:type="spellStart"/>
+        <w:t>β</w:t>
+      </w:r>
+      <w:r>
+        <w:t xml:space="preserve"> are numbers we choose; α is usually larger because the main task is more important.</w:t>
+      </w:r>
+    </w:p>
+    <w:p>
+      <w:pPr>
+        <w:pStyle w:val="NormalWeb"/>
+      </w:pPr>
+      <w:r>
+        <w:lastRenderedPageBreak/>
+        <w:t xml:space="preserve">When the model is deployed in production, we only use the </w:t>
+      </w:r>
       <w:r>
         <w:rPr>
           <w:rStyle w:val="Strong"/>
           <w:rFonts w:eastAsiaTheme="majorEastAsia"/>
         </w:rPr>
-        <w:t>actual_report_</w:t>
-      </w:r>
-      <w:proofErr w:type="gramStart"/>
-      <w:r>
-        <w:rPr>
-          <w:rStyle w:val="Strong"/>
-          <w:rFonts w:eastAsiaTheme="majorEastAsia"/>
-        </w:rPr>
-        <w:t>rate</w:t>
-      </w:r>
-      <w:proofErr w:type="spellEnd"/>
-      <w:r>
-        <w:rPr>
-          <w:rStyle w:val="Strong"/>
-          <w:rFonts w:eastAsiaTheme="majorEastAsia"/>
-        </w:rPr>
-        <w:t>)²</w:t>
-      </w:r>
-      <w:proofErr w:type="gramEnd"/>
-    </w:p>
-    <w:p>
-      <w:pPr>
-        <w:pStyle w:val="NormalWeb"/>
-        <w:numPr>
-          <w:ilvl w:val="0"/>
-          <w:numId w:val="32"/>
-        </w:numPr>
-      </w:pPr>
-      <w:r>
-        <w:lastRenderedPageBreak/>
-        <w:t xml:space="preserve">The </w:t>
-      </w:r>
-      <w:r>
-        <w:rPr>
-          <w:rStyle w:val="Strong"/>
-          <w:rFonts w:eastAsiaTheme="majorEastAsia"/>
-        </w:rPr>
-        <w:t>final loss</w:t>
-      </w:r>
-      <w:r>
-        <w:t xml:space="preserve"> is a weighted combination of these two:</w:t>
-      </w:r>
-      <w:r>
-        <w:br/>
-      </w:r>
-      <w:r>
-        <w:rPr>
-          <w:rStyle w:val="Strong"/>
-          <w:rFonts w:eastAsiaTheme="majorEastAsia"/>
-        </w:rPr>
-        <w:t xml:space="preserve">Total loss = α × </w:t>
-      </w:r>
-      <w:proofErr w:type="spellStart"/>
-      <w:r>
-        <w:rPr>
-          <w:rStyle w:val="Strong"/>
-          <w:rFonts w:eastAsiaTheme="majorEastAsia"/>
-        </w:rPr>
-        <w:t>primary_loss</w:t>
-      </w:r>
-      <w:proofErr w:type="spellEnd"/>
-      <w:r>
-        <w:rPr>
-          <w:rStyle w:val="Strong"/>
-          <w:rFonts w:eastAsiaTheme="majorEastAsia"/>
-        </w:rPr>
-        <w:t xml:space="preserve"> + β × </w:t>
-      </w:r>
-      <w:proofErr w:type="spellStart"/>
-      <w:r>
-        <w:rPr>
-          <w:rStyle w:val="Strong"/>
-          <w:rFonts w:eastAsiaTheme="majorEastAsia"/>
-        </w:rPr>
-        <w:t>report_loss</w:t>
-      </w:r>
-      <w:proofErr w:type="spellEnd"/>
-      <w:r>
-        <w:br/>
-        <w:t xml:space="preserve">Here, </w:t>
-      </w:r>
-      <w:r>
-        <w:rPr>
-          <w:rStyle w:val="Strong"/>
-          <w:rFonts w:eastAsiaTheme="majorEastAsia"/>
-        </w:rPr>
-        <w:t>α</w:t>
-      </w:r>
-      <w:r>
-        <w:t xml:space="preserve"> and </w:t>
-      </w:r>
-      <w:r>
-        <w:rPr>
-          <w:rStyle w:val="Strong"/>
-          <w:rFonts w:eastAsiaTheme="majorEastAsia"/>
-        </w:rPr>
-        <w:t>β</w:t>
-      </w:r>
-      <w:r>
-        <w:t xml:space="preserve"> are numbers we choose; α is usually larger because the main task is more important.</w:t>
-      </w:r>
-    </w:p>
-    <w:p>
-      <w:pPr>
-        <w:pStyle w:val="NormalWeb"/>
-      </w:pPr>
-      <w:r>
-        <w:t xml:space="preserve">When the model is deployed in production, we only use the </w:t>
-      </w:r>
-      <w:r>
-        <w:rPr>
-          <w:rStyle w:val="Strong"/>
-          <w:rFonts w:eastAsiaTheme="majorEastAsia"/>
-        </w:rPr>
         <w:t>primary output</w:t>
       </w:r>
       <w:r>
@@ -7908,7 +7726,7 @@
           <w:noProof/>
         </w:rPr>
         <w:pict w14:anchorId="0F04BE2C">
-          <v:rect id="_x0000_i1027" alt="" style="width:468pt;height:.05pt;mso-width-percent:0;mso-height-percent:0;mso-width-percent:0;mso-height-percent:0" o:hralign="center" o:hrstd="t" o:hr="t" fillcolor="#a0a0a0" stroked="f"/>
+          <v:rect id="_x0000_i1039" alt="" style="width:468pt;height:.05pt;mso-width-percent:0;mso-height-percent:0;mso-width-percent:0;mso-height-percent:0" o:hralign="center" o:hrstd="t" o:hr="t" fillcolor="#a0a0a0" stroked="f"/>
         </w:pict>
       </w:r>
     </w:p>
@@ -7972,7 +7790,7 @@
           <w:noProof/>
         </w:rPr>
         <w:pict w14:anchorId="4D23A5F3">
-          <v:rect id="_x0000_i1026" alt="" style="width:468pt;height:.05pt;mso-width-percent:0;mso-height-percent:0;mso-width-percent:0;mso-height-percent:0" o:hralign="center" o:hrstd="t" o:hr="t" fillcolor="#a0a0a0" stroked="f"/>
+          <v:rect id="_x0000_i1040" alt="" style="width:468pt;height:.05pt;mso-width-percent:0;mso-height-percent:0;mso-width-percent:0;mso-height-percent:0" o:hralign="center" o:hrstd="t" o:hr="t" fillcolor="#a0a0a0" stroked="f"/>
         </w:pict>
       </w:r>
     </w:p>
@@ -8059,15 +7877,7 @@
         </w:numPr>
       </w:pPr>
       <w:r>
-        <w:t xml:space="preserve">So instead of forcing the model to pick only one label (like </w:t>
-      </w:r>
-      <w:proofErr w:type="spellStart"/>
-      <w:r>
-        <w:t>softmax</w:t>
-      </w:r>
-      <w:proofErr w:type="spellEnd"/>
-      <w:r>
-        <w:t xml:space="preserve"> does), you’d use </w:t>
+        <w:t xml:space="preserve">So instead of forcing the model to pick only one label (like softmax does), you’d use </w:t>
       </w:r>
       <w:r>
         <w:rPr>
@@ -8089,15 +7899,7 @@
         <w:pStyle w:val="NormalWeb"/>
       </w:pPr>
       <w:r>
-        <w:t xml:space="preserve">This is </w:t>
-      </w:r>
-      <w:proofErr w:type="gramStart"/>
-      <w:r>
-        <w:t>optional, but</w:t>
-      </w:r>
-      <w:proofErr w:type="gramEnd"/>
-      <w:r>
-        <w:t xml:space="preserve"> can provide additional insight and improve performance if the labels are reliable.</w:t>
+        <w:t>This is optional, but can provide additional insight and improve performance if the labels are reliable.</w:t>
       </w:r>
     </w:p>
     <w:p>
@@ -8106,7 +7908,7 @@
           <w:noProof/>
         </w:rPr>
         <w:pict w14:anchorId="03226395">
-          <v:rect id="_x0000_i1025" alt="" style="width:468pt;height:.05pt;mso-width-percent:0;mso-height-percent:0;mso-width-percent:0;mso-height-percent:0" o:hralign="center" o:hrstd="t" o:hr="t" fillcolor="#a0a0a0" stroked="f"/>
+          <v:rect id="_x0000_i1041" alt="" style="width:468pt;height:.05pt;mso-width-percent:0;mso-height-percent:0;mso-width-percent:0;mso-height-percent:0" o:hralign="center" o:hrstd="t" o:hr="t" fillcolor="#a0a0a0" stroked="f"/>
         </w:pict>
       </w:r>
     </w:p>
@@ -8304,13 +8106,8 @@
         </w:numPr>
       </w:pPr>
       <w:r>
-        <w:t xml:space="preserve">Instead of full-precision number, we can present the model’s parameters using fewer bits (8 bit instead of 32 </w:t>
-      </w:r>
-      <w:proofErr w:type="gramStart"/>
-      <w:r>
-        <w:t>bit</w:t>
-      </w:r>
-      <w:proofErr w:type="gramEnd"/>
+        <w:t>Instead of full-precision number, we can present the model’s parameters using fewer bits (8 bit instead of 32 bit</w:t>
+      </w:r>
     </w:p>
     <w:p>
       <w:pPr>
@@ -8383,6 +8180,365 @@
       <w:r>
         <w:lastRenderedPageBreak/>
         <w:t xml:space="preserve">Have a light weight model to filter out the obvious non-harmful posts/contents so the computational resources are not wasted on them. </w:t>
+      </w:r>
+    </w:p>
+    <w:p>
+      <w:r>
+        <w:t>Triggering</w:t>
+      </w:r>
+    </w:p>
+    <w:p>
+      <w:pPr>
+        <w:pStyle w:val="ListParagraph"/>
+        <w:numPr>
+          <w:ilvl w:val="0"/>
+          <w:numId w:val="1"/>
+        </w:numPr>
+      </w:pPr>
+      <w:r>
+        <w:t xml:space="preserve">The system can rerun classification if </w:t>
+      </w:r>
+      <w:r>
+        <w:t xml:space="preserve">an event is triggered (e.g. user reports, gaining enough views, </w:t>
+      </w:r>
+      <w:r>
+        <w:t>comments indicating harmfulness of the posts, dislikes, other engagement spikes)</w:t>
+      </w:r>
+    </w:p>
+    <w:p>
+      <w:pPr>
+        <w:pStyle w:val="ListParagraph"/>
+        <w:numPr>
+          <w:ilvl w:val="0"/>
+          <w:numId w:val="1"/>
+        </w:numPr>
+      </w:pPr>
+      <w:r>
+        <w:t xml:space="preserve">As indicated earlier, reclassification do not require </w:t>
+      </w:r>
+      <w:r>
+        <w:t xml:space="preserve">posts images and texts to pass through heavy embedding model, but just updating the result with </w:t>
+      </w:r>
+      <w:r>
+        <w:t>behavior features. The content features embeddings are ca</w:t>
+      </w:r>
+      <w:r>
+        <w:t xml:space="preserve">ched and pulled easily. </w:t>
+      </w:r>
+    </w:p>
+    <w:p>
+      <w:pPr>
+        <w:pStyle w:val="ListParagraph"/>
+        <w:numPr>
+          <w:ilvl w:val="0"/>
+          <w:numId w:val="1"/>
+        </w:numPr>
+      </w:pPr>
+      <w:r>
+        <w:t>Some pitfall and precautions to consider</w:t>
+      </w:r>
+    </w:p>
+    <w:p>
+      <w:pPr>
+        <w:pStyle w:val="ListParagraph"/>
+        <w:numPr>
+          <w:ilvl w:val="1"/>
+          <w:numId w:val="1"/>
+        </w:numPr>
+      </w:pPr>
+      <w:r>
+        <w:t>Positive suppression bias</w:t>
+      </w:r>
+      <w:r>
+        <w:t xml:space="preserve"> </w:t>
+      </w:r>
+      <w:r>
+        <w:t>–</w:t>
+      </w:r>
+      <w:r>
+        <w:t xml:space="preserve"> </w:t>
+      </w:r>
+      <w:r>
+        <w:t xml:space="preserve">if posts </w:t>
+      </w:r>
+      <w:r>
+        <w:t xml:space="preserve">removed because of more behavior indicator, the posts will not longer in the system to feed to the model for learning, then the model </w:t>
+      </w:r>
+      <w:r>
+        <w:t>could only lean on benign posts’ behavior indicators</w:t>
+      </w:r>
+      <w:r>
+        <w:t xml:space="preserve"> and could mislead the model </w:t>
+      </w:r>
+      <w:r>
+        <w:t>making it think that posts with behavior features are mostly benign</w:t>
+      </w:r>
+    </w:p>
+    <w:p>
+      <w:pPr>
+        <w:pStyle w:val="ListParagraph"/>
+        <w:numPr>
+          <w:ilvl w:val="2"/>
+          <w:numId w:val="1"/>
+        </w:numPr>
+      </w:pPr>
+      <w:r>
+        <w:t>Mitigation – recheck for imbalances, keep removed posts in the training set</w:t>
+      </w:r>
+      <w:r>
+        <w:t>, reweight samples</w:t>
+      </w:r>
+    </w:p>
+    <w:p>
+      <w:pPr>
+        <w:pStyle w:val="ListParagraph"/>
+        <w:numPr>
+          <w:ilvl w:val="1"/>
+          <w:numId w:val="1"/>
+        </w:numPr>
+      </w:pPr>
+      <w:r>
+        <w:t>Calibration challenges</w:t>
+      </w:r>
+    </w:p>
+    <w:p>
+      <w:pPr>
+        <w:pStyle w:val="ListParagraph"/>
+        <w:numPr>
+          <w:ilvl w:val="2"/>
+          <w:numId w:val="1"/>
+        </w:numPr>
+      </w:pPr>
+      <w:r>
+        <w:t xml:space="preserve">The model might treat the recheck as if it’s a brand new post, even though </w:t>
+      </w:r>
+      <w:r>
+        <w:t>it’s the same post with more signals</w:t>
+      </w:r>
+    </w:p>
+    <w:p>
+      <w:pPr>
+        <w:pStyle w:val="ListParagraph"/>
+        <w:numPr>
+          <w:ilvl w:val="2"/>
+          <w:numId w:val="1"/>
+        </w:numPr>
+      </w:pPr>
+      <w:r>
+        <w:t>Scores might drift up or down just because we have looked at the post multiple times, not because its true risk has changed that much</w:t>
+      </w:r>
+      <w:r>
+        <w:t xml:space="preserve">. We want to make sure the score is actually meaningful and don’t inflate or deflate due to </w:t>
+      </w:r>
+      <w:r>
+        <w:t>recheck</w:t>
+      </w:r>
+    </w:p>
+    <w:p>
+      <w:pPr>
+        <w:pStyle w:val="ListParagraph"/>
+        <w:numPr>
+          <w:ilvl w:val="2"/>
+          <w:numId w:val="1"/>
+        </w:numPr>
+      </w:pPr>
+      <w:r>
+        <w:t>Mitigation</w:t>
+      </w:r>
+      <w:r>
+        <w:t>:</w:t>
+      </w:r>
+    </w:p>
+    <w:p>
+      <w:pPr>
+        <w:pStyle w:val="ListParagraph"/>
+        <w:numPr>
+          <w:ilvl w:val="3"/>
+          <w:numId w:val="1"/>
+        </w:numPr>
+      </w:pPr>
+      <w:r>
+        <w:t>calibration technique (isotonic regression, temp scaling, platt scaling)</w:t>
+      </w:r>
+      <w:r>
+        <w:t>.</w:t>
+      </w:r>
+      <w:r>
+        <w:t xml:space="preserve"> Raw score are mapped to well calibrated probabilities</w:t>
+      </w:r>
+    </w:p>
+    <w:p>
+      <w:pPr>
+        <w:pStyle w:val="ListParagraph"/>
+        <w:numPr>
+          <w:ilvl w:val="3"/>
+          <w:numId w:val="1"/>
+        </w:numPr>
+      </w:pPr>
+      <w:r>
+        <w:t xml:space="preserve">train the calibration model with </w:t>
+      </w:r>
+      <w:r>
+        <w:t xml:space="preserve">more retriggered posts, so the end probabilities is reliable. </w:t>
+      </w:r>
+    </w:p>
+    <w:p>
+      <w:r>
+        <w:t>Evaluation</w:t>
+      </w:r>
+    </w:p>
+    <w:p>
+      <w:pPr>
+        <w:pStyle w:val="ListParagraph"/>
+        <w:numPr>
+          <w:ilvl w:val="0"/>
+          <w:numId w:val="1"/>
+        </w:numPr>
+      </w:pPr>
+      <w:r>
+        <w:t>Online Evaluation to make sure the propose system is better than the current system</w:t>
+      </w:r>
+    </w:p>
+    <w:p>
+      <w:pPr>
+        <w:pStyle w:val="ListParagraph"/>
+        <w:numPr>
+          <w:ilvl w:val="1"/>
+          <w:numId w:val="1"/>
+        </w:numPr>
+      </w:pPr>
+      <w:r>
+        <w:t>A/B comparison</w:t>
+      </w:r>
+      <w:r>
+        <w:t>, the candidate model can run the shadow and compare the results to the control model</w:t>
+      </w:r>
+    </w:p>
+    <w:p>
+      <w:pPr>
+        <w:pStyle w:val="ListParagraph"/>
+        <w:numPr>
+          <w:ilvl w:val="1"/>
+          <w:numId w:val="1"/>
+        </w:numPr>
+      </w:pPr>
+      <w:r>
+        <w:lastRenderedPageBreak/>
+        <w:t xml:space="preserve">Trying to shoot for </w:t>
+      </w:r>
+      <w:r>
+        <w:t>cases</w:t>
+      </w:r>
+      <w:r>
+        <w:t xml:space="preserve"> near the decision boundary (importance sampling)</w:t>
+      </w:r>
+      <w:r>
+        <w:t xml:space="preserve"> that are harder to classify, 0.99 and 0.01 are surely harmful and benign. You want </w:t>
+      </w:r>
+      <w:r>
+        <w:t>around 0.5 cases</w:t>
+      </w:r>
+    </w:p>
+    <w:p>
+      <w:pPr>
+        <w:pStyle w:val="ListParagraph"/>
+        <w:numPr>
+          <w:ilvl w:val="0"/>
+          <w:numId w:val="1"/>
+        </w:numPr>
+      </w:pPr>
+      <w:r>
+        <w:t>Offline Training</w:t>
+      </w:r>
+    </w:p>
+    <w:p>
+      <w:pPr>
+        <w:pStyle w:val="ListParagraph"/>
+        <w:numPr>
+          <w:ilvl w:val="1"/>
+          <w:numId w:val="1"/>
+        </w:numPr>
+      </w:pPr>
+      <w:r>
+        <w:t xml:space="preserve">Training done offline using </w:t>
+      </w:r>
+      <w:r>
+        <w:t>training data</w:t>
+      </w:r>
+    </w:p>
+    <w:p>
+      <w:pPr>
+        <w:pStyle w:val="ListParagraph"/>
+        <w:numPr>
+          <w:ilvl w:val="2"/>
+          <w:numId w:val="1"/>
+        </w:numPr>
+      </w:pPr>
+      <w:r>
+        <w:t>PR-</w:t>
+      </w:r>
+      <w:r>
+        <w:t xml:space="preserve">AUC </w:t>
+      </w:r>
+      <w:r>
+        <w:t>– good for class imbalance</w:t>
+      </w:r>
+    </w:p>
+    <w:p>
+      <w:pPr>
+        <w:pStyle w:val="ListParagraph"/>
+        <w:numPr>
+          <w:ilvl w:val="2"/>
+          <w:numId w:val="1"/>
+        </w:numPr>
+      </w:pPr>
+      <w:r>
+        <w:t xml:space="preserve">Recall at </w:t>
+      </w:r>
+      <w:r>
+        <w:t>95% precision</w:t>
+      </w:r>
+    </w:p>
+    <w:p>
+      <w:pPr>
+        <w:pStyle w:val="ListParagraph"/>
+        <w:numPr>
+          <w:ilvl w:val="3"/>
+          <w:numId w:val="1"/>
+        </w:numPr>
+      </w:pPr>
+      <w:r>
+        <w:t>As talked earlier, recall can’t be gen</w:t>
+      </w:r>
+      <w:r>
+        <w:t>erated online used in guardrail, so this offline training covers rea</w:t>
+      </w:r>
+    </w:p>
+    <w:p>
+      <w:pPr>
+        <w:pStyle w:val="ListParagraph"/>
+        <w:numPr>
+          <w:ilvl w:val="2"/>
+          <w:numId w:val="1"/>
+        </w:numPr>
+      </w:pPr>
+      <w:r>
+        <w:t xml:space="preserve">Impression Weighted </w:t>
+      </w:r>
+      <w:r>
+        <w:t>variants</w:t>
+      </w:r>
+    </w:p>
+    <w:p>
+      <w:pPr>
+        <w:pStyle w:val="ListParagraph"/>
+        <w:numPr>
+          <w:ilvl w:val="3"/>
+          <w:numId w:val="1"/>
+        </w:numPr>
+      </w:pPr>
+      <w:r>
+        <w:t xml:space="preserve">Adjust metrics based on how often different content types are seen, aligning evaluation with business objectives. </w:t>
       </w:r>
     </w:p>
     <w:p/>
@@ -8551,7 +8707,7 @@
               <v:stroke joinstyle="miter"/>
               <v:path gradientshapeok="t" o:connecttype="rect"/>
             </v:shapetype>
-            <v:shape id="Text Box 2" o:spid="_x0000_s1026" type="#_x0000_t202" alt="Oshkosh Corporation Classification - Restricted" style="position:absolute;margin-left:0;margin-top:0;width:188.9pt;height:29.15pt;z-index:251659264;visibility:visible;mso-wrap-style:none;mso-wrap-distance-left:0;mso-wrap-distance-top:0;mso-wrap-distance-right:0;mso-wrap-distance-bottom:0;mso-position-horizontal:center;mso-position-horizontal-relative:page;mso-position-vertical:top;mso-position-vertical-relative:page;v-text-anchor:top" o:gfxdata="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" filled="f" stroked="f">
+            <v:shape id="Text Box 2" o:spid="_x0000_s1026" type="#_x0000_t202" alt="Oshkosh Corporation Classification - Restricted" style="position:absolute;margin-left:0;margin-top:0;width:188.9pt;height:29.15pt;z-index:251659264;visibility:visible;mso-wrap-style:none;mso-wrap-distance-left:0;mso-wrap-distance-top:0;mso-wrap-distance-right:0;mso-wrap-distance-bottom:0;mso-position-horizontal:center;mso-position-horizontal-relative:page;mso-position-vertical:top;mso-position-vertical-relative:page;v-text-anchor:top" o:gfxdata="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" filled="f" stroked="f">
               <v:textbox style="mso-fit-shape-to-text:t" inset="0,15pt,0,0">
                 <w:txbxContent>
                   <w:p>
@@ -8681,7 +8837,7 @@
               <v:stroke joinstyle="miter"/>
               <v:path gradientshapeok="t" o:connecttype="rect"/>
             </v:shapetype>
-            <v:shape id="Text Box 3" o:spid="_x0000_s1027" type="#_x0000_t202" alt="Oshkosh Corporation Classification - Restricted" style="position:absolute;margin-left:0;margin-top:0;width:188.9pt;height:29.15pt;z-index:251660288;visibility:visible;mso-wrap-style:none;mso-wrap-distance-left:0;mso-wrap-distance-top:0;mso-wrap-distance-right:0;mso-wrap-distance-bottom:0;mso-position-horizontal:center;mso-position-horizontal-relative:page;mso-position-vertical:top;mso-position-vertical-relative:page;v-text-anchor:top" o:gfxdata="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" filled="f" stroked="f">
+            <v:shape id="Text Box 3" o:spid="_x0000_s1027" type="#_x0000_t202" alt="Oshkosh Corporation Classification - Restricted" style="position:absolute;margin-left:0;margin-top:0;width:188.9pt;height:29.15pt;z-index:251660288;visibility:visible;mso-wrap-style:none;mso-wrap-distance-left:0;mso-wrap-distance-top:0;mso-wrap-distance-right:0;mso-wrap-distance-bottom:0;mso-position-horizontal:center;mso-position-horizontal-relative:page;mso-position-vertical:top;mso-position-vertical-relative:page;v-text-anchor:top" o:gfxdata="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" filled="f" stroked="f">
               <v:textbox style="mso-fit-shape-to-text:t" inset="0,15pt,0,0">
                 <w:txbxContent>
                   <w:p>
@@ -8811,7 +8967,7 @@
               <v:stroke joinstyle="miter"/>
               <v:path gradientshapeok="t" o:connecttype="rect"/>
             </v:shapetype>
-            <v:shape id="Text Box 1" o:spid="_x0000_s1028" type="#_x0000_t202" alt="Oshkosh Corporation Classification - Restricted" style="position:absolute;margin-left:0;margin-top:0;width:188.9pt;height:29.15pt;z-index:251658240;visibility:visible;mso-wrap-style:none;mso-wrap-distance-left:0;mso-wrap-distance-top:0;mso-wrap-distance-right:0;mso-wrap-distance-bottom:0;mso-position-horizontal:center;mso-position-horizontal-relative:page;mso-position-vertical:top;mso-position-vertical-relative:page;v-text-anchor:top" o:gfxdata="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" filled="f" stroked="f">
+            <v:shape id="Text Box 1" o:spid="_x0000_s1028" type="#_x0000_t202" alt="Oshkosh Corporation Classification - Restricted" style="position:absolute;margin-left:0;margin-top:0;width:188.9pt;height:29.15pt;z-index:251658240;visibility:visible;mso-wrap-style:none;mso-wrap-distance-left:0;mso-wrap-distance-top:0;mso-wrap-distance-right:0;mso-wrap-distance-bottom:0;mso-position-horizontal:center;mso-position-horizontal-relative:page;mso-position-vertical:top;mso-position-vertical-relative:page;v-text-anchor:top" o:gfxdata="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" filled="f" stroked="f">
               <v:textbox style="mso-fit-shape-to-text:t" inset="0,15pt,0,0">
                 <w:txbxContent>
                   <w:p>
@@ -10417,6 +10573,118 @@
     </w:lvl>
   </w:abstractNum>
   <w:abstractNum w:abstractNumId="11" w15:restartNumberingAfterBreak="0">
+    <w:nsid w:val="25723290"/>
+    <w:multiLevelType w:val="hybridMultilevel"/>
+    <w:tmpl w:val="4C5A6FB2"/>
+    <w:lvl w:ilvl="0" w:tplc="FBDCCF18">
+      <w:numFmt w:val="bullet"/>
+      <w:lvlText w:val="-"/>
+      <w:lvlJc w:val="left"/>
+      <w:pPr>
+        <w:ind w:left="720" w:hanging="360"/>
+      </w:pPr>
+      <w:rPr>
+        <w:rFonts w:ascii="Aptos" w:eastAsiaTheme="minorEastAsia" w:hAnsi="Aptos" w:cstheme="minorBidi" w:hint="default"/>
+      </w:rPr>
+    </w:lvl>
+    <w:lvl w:ilvl="1" w:tplc="04090003">
+      <w:start w:val="1"/>
+      <w:numFmt w:val="bullet"/>
+      <w:lvlText w:val="o"/>
+      <w:lvlJc w:val="left"/>
+      <w:pPr>
+        <w:ind w:left="1440" w:hanging="360"/>
+      </w:pPr>
+      <w:rPr>
+        <w:rFonts w:ascii="Courier New" w:hAnsi="Courier New" w:cs="Courier New" w:hint="default"/>
+      </w:rPr>
+    </w:lvl>
+    <w:lvl w:ilvl="2" w:tplc="04090005">
+      <w:start w:val="1"/>
+      <w:numFmt w:val="bullet"/>
+      <w:lvlText w:val=""/>
+      <w:lvlJc w:val="left"/>
+      <w:pPr>
+        <w:ind w:left="2160" w:hanging="360"/>
+      </w:pPr>
+      <w:rPr>
+        <w:rFonts w:ascii="Wingdings" w:hAnsi="Wingdings" w:hint="default"/>
+      </w:rPr>
+    </w:lvl>
+    <w:lvl w:ilvl="3" w:tplc="04090001" w:tentative="1">
+      <w:start w:val="1"/>
+      <w:numFmt w:val="bullet"/>
+      <w:lvlText w:val=""/>
+      <w:lvlJc w:val="left"/>
+      <w:pPr>
+        <w:ind w:left="2880" w:hanging="360"/>
+      </w:pPr>
+      <w:rPr>
+        <w:rFonts w:ascii="Symbol" w:hAnsi="Symbol" w:hint="default"/>
+      </w:rPr>
+    </w:lvl>
+    <w:lvl w:ilvl="4" w:tplc="04090003" w:tentative="1">
+      <w:start w:val="1"/>
+      <w:numFmt w:val="bullet"/>
+      <w:lvlText w:val="o"/>
+      <w:lvlJc w:val="left"/>
+      <w:pPr>
+        <w:ind w:left="3600" w:hanging="360"/>
+      </w:pPr>
+      <w:rPr>
+        <w:rFonts w:ascii="Courier New" w:hAnsi="Courier New" w:cs="Courier New" w:hint="default"/>
+      </w:rPr>
+    </w:lvl>
+    <w:lvl w:ilvl="5" w:tplc="04090005" w:tentative="1">
+      <w:start w:val="1"/>
+      <w:numFmt w:val="bullet"/>
+      <w:lvlText w:val=""/>
+      <w:lvlJc w:val="left"/>
+      <w:pPr>
+        <w:ind w:left="4320" w:hanging="360"/>
+      </w:pPr>
+      <w:rPr>
+        <w:rFonts w:ascii="Wingdings" w:hAnsi="Wingdings" w:hint="default"/>
+      </w:rPr>
+    </w:lvl>
+    <w:lvl w:ilvl="6" w:tplc="04090001" w:tentative="1">
+      <w:start w:val="1"/>
+      <w:numFmt w:val="bullet"/>
+      <w:lvlText w:val=""/>
+      <w:lvlJc w:val="left"/>
+      <w:pPr>
+        <w:ind w:left="5040" w:hanging="360"/>
+      </w:pPr>
+      <w:rPr>
+        <w:rFonts w:ascii="Symbol" w:hAnsi="Symbol" w:hint="default"/>
+      </w:rPr>
+    </w:lvl>
+    <w:lvl w:ilvl="7" w:tplc="04090003" w:tentative="1">
+      <w:start w:val="1"/>
+      <w:numFmt w:val="bullet"/>
+      <w:lvlText w:val="o"/>
+      <w:lvlJc w:val="left"/>
+      <w:pPr>
+        <w:ind w:left="5760" w:hanging="360"/>
+      </w:pPr>
+      <w:rPr>
+        <w:rFonts w:ascii="Courier New" w:hAnsi="Courier New" w:cs="Courier New" w:hint="default"/>
+      </w:rPr>
+    </w:lvl>
+    <w:lvl w:ilvl="8" w:tplc="04090005" w:tentative="1">
+      <w:start w:val="1"/>
+      <w:numFmt w:val="bullet"/>
+      <w:lvlText w:val=""/>
+      <w:lvlJc w:val="left"/>
+      <w:pPr>
+        <w:ind w:left="6480" w:hanging="360"/>
+      </w:pPr>
+      <w:rPr>
+        <w:rFonts w:ascii="Wingdings" w:hAnsi="Wingdings" w:hint="default"/>
+      </w:rPr>
+    </w:lvl>
+  </w:abstractNum>
+  <w:abstractNum w:abstractNumId="12" w15:restartNumberingAfterBreak="0">
     <w:nsid w:val="26B77858"/>
     <w:multiLevelType w:val="multilevel"/>
     <w:tmpl w:val="188277B4"/>
@@ -10565,7 +10833,7 @@
       </w:rPr>
     </w:lvl>
   </w:abstractNum>
-  <w:abstractNum w:abstractNumId="12" w15:restartNumberingAfterBreak="0">
+  <w:abstractNum w:abstractNumId="13" w15:restartNumberingAfterBreak="0">
     <w:nsid w:val="276875B7"/>
     <w:multiLevelType w:val="multilevel"/>
     <w:tmpl w:val="9694319A"/>
@@ -10714,7 +10982,7 @@
       </w:rPr>
     </w:lvl>
   </w:abstractNum>
-  <w:abstractNum w:abstractNumId="13" w15:restartNumberingAfterBreak="0">
+  <w:abstractNum w:abstractNumId="14" w15:restartNumberingAfterBreak="0">
     <w:nsid w:val="27D6024D"/>
     <w:multiLevelType w:val="multilevel"/>
     <w:tmpl w:val="F216C52A"/>
@@ -10863,7 +11131,7 @@
       </w:rPr>
     </w:lvl>
   </w:abstractNum>
-  <w:abstractNum w:abstractNumId="14" w15:restartNumberingAfterBreak="0">
+  <w:abstractNum w:abstractNumId="15" w15:restartNumberingAfterBreak="0">
     <w:nsid w:val="2A926879"/>
     <w:multiLevelType w:val="multilevel"/>
     <w:tmpl w:val="6D780A18"/>
@@ -11012,7 +11280,7 @@
       </w:rPr>
     </w:lvl>
   </w:abstractNum>
-  <w:abstractNum w:abstractNumId="15" w15:restartNumberingAfterBreak="0">
+  <w:abstractNum w:abstractNumId="16" w15:restartNumberingAfterBreak="0">
     <w:nsid w:val="32C871C0"/>
     <w:multiLevelType w:val="multilevel"/>
     <w:tmpl w:val="341097DE"/>
@@ -11161,7 +11429,7 @@
       </w:rPr>
     </w:lvl>
   </w:abstractNum>
-  <w:abstractNum w:abstractNumId="16" w15:restartNumberingAfterBreak="0">
+  <w:abstractNum w:abstractNumId="17" w15:restartNumberingAfterBreak="0">
     <w:nsid w:val="34B9490D"/>
     <w:multiLevelType w:val="multilevel"/>
     <w:tmpl w:val="5DD64410"/>
@@ -11310,7 +11578,7 @@
       </w:rPr>
     </w:lvl>
   </w:abstractNum>
-  <w:abstractNum w:abstractNumId="17" w15:restartNumberingAfterBreak="0">
+  <w:abstractNum w:abstractNumId="18" w15:restartNumberingAfterBreak="0">
     <w:nsid w:val="3B957317"/>
     <w:multiLevelType w:val="multilevel"/>
     <w:tmpl w:val="1758D420"/>
@@ -11459,7 +11727,7 @@
       </w:rPr>
     </w:lvl>
   </w:abstractNum>
-  <w:abstractNum w:abstractNumId="18" w15:restartNumberingAfterBreak="0">
+  <w:abstractNum w:abstractNumId="19" w15:restartNumberingAfterBreak="0">
     <w:nsid w:val="3E32370E"/>
     <w:multiLevelType w:val="multilevel"/>
     <w:tmpl w:val="B6160A94"/>
@@ -11608,7 +11876,7 @@
       </w:rPr>
     </w:lvl>
   </w:abstractNum>
-  <w:abstractNum w:abstractNumId="19" w15:restartNumberingAfterBreak="0">
+  <w:abstractNum w:abstractNumId="20" w15:restartNumberingAfterBreak="0">
     <w:nsid w:val="3EB44282"/>
     <w:multiLevelType w:val="multilevel"/>
     <w:tmpl w:val="7E54C036"/>
@@ -11757,7 +12025,7 @@
       </w:rPr>
     </w:lvl>
   </w:abstractNum>
-  <w:abstractNum w:abstractNumId="20" w15:restartNumberingAfterBreak="0">
+  <w:abstractNum w:abstractNumId="21" w15:restartNumberingAfterBreak="0">
     <w:nsid w:val="3EEE6806"/>
     <w:multiLevelType w:val="multilevel"/>
     <w:tmpl w:val="D2E64440"/>
@@ -11874,7 +12142,7 @@
       </w:pPr>
     </w:lvl>
   </w:abstractNum>
-  <w:abstractNum w:abstractNumId="21" w15:restartNumberingAfterBreak="0">
+  <w:abstractNum w:abstractNumId="22" w15:restartNumberingAfterBreak="0">
     <w:nsid w:val="4F386B75"/>
     <w:multiLevelType w:val="multilevel"/>
     <w:tmpl w:val="698CA3BC"/>
@@ -12023,7 +12291,7 @@
       </w:rPr>
     </w:lvl>
   </w:abstractNum>
-  <w:abstractNum w:abstractNumId="22" w15:restartNumberingAfterBreak="0">
+  <w:abstractNum w:abstractNumId="23" w15:restartNumberingAfterBreak="0">
     <w:nsid w:val="5014532E"/>
     <w:multiLevelType w:val="multilevel"/>
     <w:tmpl w:val="B894842C"/>
@@ -12172,7 +12440,7 @@
       </w:rPr>
     </w:lvl>
   </w:abstractNum>
-  <w:abstractNum w:abstractNumId="23" w15:restartNumberingAfterBreak="0">
+  <w:abstractNum w:abstractNumId="24" w15:restartNumberingAfterBreak="0">
     <w:nsid w:val="52C337CA"/>
     <w:multiLevelType w:val="multilevel"/>
     <w:tmpl w:val="FE80295E"/>
@@ -12321,7 +12589,7 @@
       </w:rPr>
     </w:lvl>
   </w:abstractNum>
-  <w:abstractNum w:abstractNumId="24" w15:restartNumberingAfterBreak="0">
+  <w:abstractNum w:abstractNumId="25" w15:restartNumberingAfterBreak="0">
     <w:nsid w:val="542F5C88"/>
     <w:multiLevelType w:val="multilevel"/>
     <w:tmpl w:val="0C5A1ADC"/>
@@ -12470,7 +12738,7 @@
       </w:rPr>
     </w:lvl>
   </w:abstractNum>
-  <w:abstractNum w:abstractNumId="25" w15:restartNumberingAfterBreak="0">
+  <w:abstractNum w:abstractNumId="26" w15:restartNumberingAfterBreak="0">
     <w:nsid w:val="57B57613"/>
     <w:multiLevelType w:val="multilevel"/>
     <w:tmpl w:val="0DA8454C"/>
@@ -12619,7 +12887,7 @@
       </w:rPr>
     </w:lvl>
   </w:abstractNum>
-  <w:abstractNum w:abstractNumId="26" w15:restartNumberingAfterBreak="0">
+  <w:abstractNum w:abstractNumId="27" w15:restartNumberingAfterBreak="0">
     <w:nsid w:val="5DA3701D"/>
     <w:multiLevelType w:val="multilevel"/>
     <w:tmpl w:val="A3E871F4"/>
@@ -12768,7 +13036,7 @@
       </w:rPr>
     </w:lvl>
   </w:abstractNum>
-  <w:abstractNum w:abstractNumId="27" w15:restartNumberingAfterBreak="0">
+  <w:abstractNum w:abstractNumId="28" w15:restartNumberingAfterBreak="0">
     <w:nsid w:val="5FDE201B"/>
     <w:multiLevelType w:val="multilevel"/>
     <w:tmpl w:val="DCECC78A"/>
@@ -12917,7 +13185,7 @@
       </w:rPr>
     </w:lvl>
   </w:abstractNum>
-  <w:abstractNum w:abstractNumId="28" w15:restartNumberingAfterBreak="0">
+  <w:abstractNum w:abstractNumId="29" w15:restartNumberingAfterBreak="0">
     <w:nsid w:val="6C747175"/>
     <w:multiLevelType w:val="multilevel"/>
     <w:tmpl w:val="CDFA89D2"/>
@@ -13066,7 +13334,7 @@
       </w:rPr>
     </w:lvl>
   </w:abstractNum>
-  <w:abstractNum w:abstractNumId="29" w15:restartNumberingAfterBreak="0">
+  <w:abstractNum w:abstractNumId="30" w15:restartNumberingAfterBreak="0">
     <w:nsid w:val="715B0A72"/>
     <w:multiLevelType w:val="multilevel"/>
     <w:tmpl w:val="CCA42D28"/>
@@ -13215,7 +13483,7 @@
       </w:rPr>
     </w:lvl>
   </w:abstractNum>
-  <w:abstractNum w:abstractNumId="30" w15:restartNumberingAfterBreak="0">
+  <w:abstractNum w:abstractNumId="31" w15:restartNumberingAfterBreak="0">
     <w:nsid w:val="719D56EA"/>
     <w:multiLevelType w:val="multilevel"/>
     <w:tmpl w:val="50285D88"/>
@@ -13364,7 +13632,7 @@
       </w:rPr>
     </w:lvl>
   </w:abstractNum>
-  <w:abstractNum w:abstractNumId="31" w15:restartNumberingAfterBreak="0">
+  <w:abstractNum w:abstractNumId="32" w15:restartNumberingAfterBreak="0">
     <w:nsid w:val="73391FB8"/>
     <w:multiLevelType w:val="multilevel"/>
     <w:tmpl w:val="0E7C1C6E"/>
@@ -13513,7 +13781,7 @@
       </w:rPr>
     </w:lvl>
   </w:abstractNum>
-  <w:abstractNum w:abstractNumId="32" w15:restartNumberingAfterBreak="0">
+  <w:abstractNum w:abstractNumId="33" w15:restartNumberingAfterBreak="0">
     <w:nsid w:val="79A2143C"/>
     <w:multiLevelType w:val="multilevel"/>
     <w:tmpl w:val="0060D5FE"/>
@@ -13662,7 +13930,7 @@
       </w:rPr>
     </w:lvl>
   </w:abstractNum>
-  <w:abstractNum w:abstractNumId="33" w15:restartNumberingAfterBreak="0">
+  <w:abstractNum w:abstractNumId="34" w15:restartNumberingAfterBreak="0">
     <w:nsid w:val="7CFD3BE1"/>
     <w:multiLevelType w:val="multilevel"/>
     <w:tmpl w:val="DBFA7E34"/>
@@ -13775,7 +14043,7 @@
       </w:pPr>
     </w:lvl>
   </w:abstractNum>
-  <w:abstractNum w:abstractNumId="34" w15:restartNumberingAfterBreak="0">
+  <w:abstractNum w:abstractNumId="35" w15:restartNumberingAfterBreak="0">
     <w:nsid w:val="7D516726"/>
     <w:multiLevelType w:val="multilevel"/>
     <w:tmpl w:val="E520B8D4"/>
@@ -13928,73 +14196,73 @@
     <w:abstractNumId w:val="3"/>
   </w:num>
   <w:num w:numId="2" w16cid:durableId="1198197539">
-    <w:abstractNumId w:val="14"/>
+    <w:abstractNumId w:val="15"/>
   </w:num>
   <w:num w:numId="3" w16cid:durableId="2142073560">
-    <w:abstractNumId w:val="33"/>
+    <w:abstractNumId w:val="34"/>
   </w:num>
   <w:num w:numId="4" w16cid:durableId="2057195682">
     <w:abstractNumId w:val="2"/>
   </w:num>
   <w:num w:numId="5" w16cid:durableId="553391900">
-    <w:abstractNumId w:val="12"/>
+    <w:abstractNumId w:val="13"/>
   </w:num>
   <w:num w:numId="6" w16cid:durableId="1989819085">
-    <w:abstractNumId w:val="21"/>
+    <w:abstractNumId w:val="22"/>
   </w:num>
   <w:num w:numId="7" w16cid:durableId="1860267625">
     <w:abstractNumId w:val="6"/>
   </w:num>
   <w:num w:numId="8" w16cid:durableId="1243956464">
-    <w:abstractNumId w:val="30"/>
+    <w:abstractNumId w:val="31"/>
   </w:num>
   <w:num w:numId="9" w16cid:durableId="1689407615">
-    <w:abstractNumId w:val="28"/>
+    <w:abstractNumId w:val="29"/>
   </w:num>
   <w:num w:numId="10" w16cid:durableId="92670717">
-    <w:abstractNumId w:val="26"/>
+    <w:abstractNumId w:val="27"/>
   </w:num>
   <w:num w:numId="11" w16cid:durableId="1041634148">
-    <w:abstractNumId w:val="13"/>
+    <w:abstractNumId w:val="14"/>
   </w:num>
   <w:num w:numId="12" w16cid:durableId="772941831">
     <w:abstractNumId w:val="10"/>
   </w:num>
   <w:num w:numId="13" w16cid:durableId="149056474">
-    <w:abstractNumId w:val="18"/>
+    <w:abstractNumId w:val="19"/>
   </w:num>
   <w:num w:numId="14" w16cid:durableId="2068601152">
-    <w:abstractNumId w:val="25"/>
+    <w:abstractNumId w:val="26"/>
   </w:num>
   <w:num w:numId="15" w16cid:durableId="1419671235">
+    <w:abstractNumId w:val="17"/>
+  </w:num>
+  <w:num w:numId="16" w16cid:durableId="1684018708">
+    <w:abstractNumId w:val="30"/>
+  </w:num>
+  <w:num w:numId="17" w16cid:durableId="1285189426">
     <w:abstractNumId w:val="16"/>
   </w:num>
-  <w:num w:numId="16" w16cid:durableId="1684018708">
-    <w:abstractNumId w:val="29"/>
-  </w:num>
-  <w:num w:numId="17" w16cid:durableId="1285189426">
-    <w:abstractNumId w:val="15"/>
-  </w:num>
   <w:num w:numId="18" w16cid:durableId="1190528264">
-    <w:abstractNumId w:val="27"/>
+    <w:abstractNumId w:val="28"/>
   </w:num>
   <w:num w:numId="19" w16cid:durableId="1367677913">
     <w:abstractNumId w:val="0"/>
   </w:num>
   <w:num w:numId="20" w16cid:durableId="1990014341">
-    <w:abstractNumId w:val="32"/>
+    <w:abstractNumId w:val="33"/>
   </w:num>
   <w:num w:numId="21" w16cid:durableId="235168405">
-    <w:abstractNumId w:val="22"/>
+    <w:abstractNumId w:val="23"/>
   </w:num>
   <w:num w:numId="22" w16cid:durableId="897206791">
-    <w:abstractNumId w:val="19"/>
+    <w:abstractNumId w:val="20"/>
   </w:num>
   <w:num w:numId="23" w16cid:durableId="1651667747">
-    <w:abstractNumId w:val="20"/>
+    <w:abstractNumId w:val="21"/>
   </w:num>
   <w:num w:numId="24" w16cid:durableId="886186323">
-    <w:abstractNumId w:val="23"/>
+    <w:abstractNumId w:val="24"/>
   </w:num>
   <w:num w:numId="25" w16cid:durableId="620890150">
     <w:abstractNumId w:val="9"/>
@@ -14003,16 +14271,16 @@
     <w:abstractNumId w:val="4"/>
   </w:num>
   <w:num w:numId="27" w16cid:durableId="268782959">
-    <w:abstractNumId w:val="31"/>
+    <w:abstractNumId w:val="32"/>
   </w:num>
   <w:num w:numId="28" w16cid:durableId="1483350669">
-    <w:abstractNumId w:val="24"/>
+    <w:abstractNumId w:val="25"/>
   </w:num>
   <w:num w:numId="29" w16cid:durableId="886375380">
-    <w:abstractNumId w:val="17"/>
+    <w:abstractNumId w:val="18"/>
   </w:num>
   <w:num w:numId="30" w16cid:durableId="661200586">
-    <w:abstractNumId w:val="34"/>
+    <w:abstractNumId w:val="35"/>
   </w:num>
   <w:num w:numId="31" w16cid:durableId="866330833">
     <w:abstractNumId w:val="1"/>
@@ -14024,10 +14292,13 @@
     <w:abstractNumId w:val="5"/>
   </w:num>
   <w:num w:numId="34" w16cid:durableId="1413166410">
-    <w:abstractNumId w:val="11"/>
+    <w:abstractNumId w:val="12"/>
   </w:num>
   <w:num w:numId="35" w16cid:durableId="1453984294">
     <w:abstractNumId w:val="7"/>
+  </w:num>
+  <w:num w:numId="36" w16cid:durableId="400249857">
+    <w:abstractNumId w:val="11"/>
   </w:num>
 </w:numbering>
 </file>

--- a/ML Design.docx
+++ b/ML Design.docx
@@ -47,7 +47,6 @@
               <w:i w:val="0"/>
               <w:iCs w:val="0"/>
               <w:noProof/>
-              <w:lang w:eastAsia="en-US"/>
             </w:rPr>
           </w:pPr>
           <w:r>
@@ -67,7 +66,7 @@
             </w:rPr>
             <w:fldChar w:fldCharType="separate"/>
           </w:r>
-          <w:hyperlink w:anchor="_Toc207178507" w:history="1">
+          <w:hyperlink w:anchor="_Toc207746714" w:history="1">
             <w:r>
               <w:rPr>
                 <w:rStyle w:val="Hyperlink"/>
@@ -94,7 +93,7 @@
                 <w:noProof/>
                 <w:webHidden/>
               </w:rPr>
-              <w:instrText xml:space="preserve"> PAGEREF _Toc207178507 \h </w:instrText>
+              <w:instrText xml:space="preserve"> PAGEREF _Toc207746714 \h </w:instrText>
             </w:r>
             <w:r>
               <w:rPr>
@@ -137,10 +136,9 @@
               <w:noProof/>
               <w:sz w:val="24"/>
               <w:szCs w:val="24"/>
-              <w:lang w:eastAsia="en-US"/>
             </w:rPr>
           </w:pPr>
-          <w:hyperlink w:anchor="_Toc207178508" w:history="1">
+          <w:hyperlink w:anchor="_Toc207746715" w:history="1">
             <w:r>
               <w:rPr>
                 <w:rStyle w:val="Hyperlink"/>
@@ -167,7 +165,7 @@
                 <w:noProof/>
                 <w:webHidden/>
               </w:rPr>
-              <w:instrText xml:space="preserve"> PAGEREF _Toc207178508 \h </w:instrText>
+              <w:instrText xml:space="preserve"> PAGEREF _Toc207746715 \h </w:instrText>
             </w:r>
             <w:r>
               <w:rPr>
@@ -210,10 +208,9 @@
               <w:noProof/>
               <w:sz w:val="24"/>
               <w:szCs w:val="24"/>
-              <w:lang w:eastAsia="en-US"/>
             </w:rPr>
           </w:pPr>
-          <w:hyperlink w:anchor="_Toc207178509" w:history="1">
+          <w:hyperlink w:anchor="_Toc207746716" w:history="1">
             <w:r>
               <w:rPr>
                 <w:rStyle w:val="Hyperlink"/>
@@ -240,7 +237,7 @@
                 <w:noProof/>
                 <w:webHidden/>
               </w:rPr>
-              <w:instrText xml:space="preserve"> PAGEREF _Toc207178509 \h </w:instrText>
+              <w:instrText xml:space="preserve"> PAGEREF _Toc207746716 \h </w:instrText>
             </w:r>
             <w:r>
               <w:rPr>
@@ -283,10 +280,9 @@
               <w:noProof/>
               <w:sz w:val="24"/>
               <w:szCs w:val="24"/>
-              <w:lang w:eastAsia="en-US"/>
             </w:rPr>
           </w:pPr>
-          <w:hyperlink w:anchor="_Toc207178510" w:history="1">
+          <w:hyperlink w:anchor="_Toc207746717" w:history="1">
             <w:r>
               <w:rPr>
                 <w:rStyle w:val="Hyperlink"/>
@@ -313,7 +309,7 @@
                 <w:noProof/>
                 <w:webHidden/>
               </w:rPr>
-              <w:instrText xml:space="preserve"> PAGEREF _Toc207178510 \h </w:instrText>
+              <w:instrText xml:space="preserve"> PAGEREF _Toc207746717 \h </w:instrText>
             </w:r>
             <w:r>
               <w:rPr>
@@ -356,10 +352,9 @@
               <w:noProof/>
               <w:sz w:val="24"/>
               <w:szCs w:val="24"/>
-              <w:lang w:eastAsia="en-US"/>
             </w:rPr>
           </w:pPr>
-          <w:hyperlink w:anchor="_Toc207178511" w:history="1">
+          <w:hyperlink w:anchor="_Toc207746718" w:history="1">
             <w:r>
               <w:rPr>
                 <w:rStyle w:val="Hyperlink"/>
@@ -386,7 +381,7 @@
                 <w:noProof/>
                 <w:webHidden/>
               </w:rPr>
-              <w:instrText xml:space="preserve"> PAGEREF _Toc207178511 \h </w:instrText>
+              <w:instrText xml:space="preserve"> PAGEREF _Toc207746718 \h </w:instrText>
             </w:r>
             <w:r>
               <w:rPr>
@@ -429,10 +424,9 @@
               <w:noProof/>
               <w:sz w:val="24"/>
               <w:szCs w:val="24"/>
-              <w:lang w:eastAsia="en-US"/>
             </w:rPr>
           </w:pPr>
-          <w:hyperlink w:anchor="_Toc207178512" w:history="1">
+          <w:hyperlink w:anchor="_Toc207746719" w:history="1">
             <w:r>
               <w:rPr>
                 <w:rStyle w:val="Hyperlink"/>
@@ -459,7 +453,7 @@
                 <w:noProof/>
                 <w:webHidden/>
               </w:rPr>
-              <w:instrText xml:space="preserve"> PAGEREF _Toc207178512 \h </w:instrText>
+              <w:instrText xml:space="preserve"> PAGEREF _Toc207746719 \h </w:instrText>
             </w:r>
             <w:r>
               <w:rPr>
@@ -502,10 +496,9 @@
               <w:noProof/>
               <w:sz w:val="24"/>
               <w:szCs w:val="24"/>
-              <w:lang w:eastAsia="en-US"/>
             </w:rPr>
           </w:pPr>
-          <w:hyperlink w:anchor="_Toc207178513" w:history="1">
+          <w:hyperlink w:anchor="_Toc207746720" w:history="1">
             <w:r>
               <w:rPr>
                 <w:rStyle w:val="Hyperlink"/>
@@ -532,7 +525,7 @@
                 <w:noProof/>
                 <w:webHidden/>
               </w:rPr>
-              <w:instrText xml:space="preserve"> PAGEREF _Toc207178513 \h </w:instrText>
+              <w:instrText xml:space="preserve"> PAGEREF _Toc207746720 \h </w:instrText>
             </w:r>
             <w:r>
               <w:rPr>
@@ -575,10 +568,9 @@
               <w:noProof/>
               <w:sz w:val="24"/>
               <w:szCs w:val="24"/>
-              <w:lang w:eastAsia="en-US"/>
             </w:rPr>
           </w:pPr>
-          <w:hyperlink w:anchor="_Toc207178514" w:history="1">
+          <w:hyperlink w:anchor="_Toc207746721" w:history="1">
             <w:r>
               <w:rPr>
                 <w:rStyle w:val="Hyperlink"/>
@@ -605,7 +597,7 @@
                 <w:noProof/>
                 <w:webHidden/>
               </w:rPr>
-              <w:instrText xml:space="preserve"> PAGEREF _Toc207178514 \h </w:instrText>
+              <w:instrText xml:space="preserve"> PAGEREF _Toc207746721 \h </w:instrText>
             </w:r>
             <w:r>
               <w:rPr>
@@ -648,10 +640,9 @@
               <w:noProof/>
               <w:sz w:val="24"/>
               <w:szCs w:val="24"/>
-              <w:lang w:eastAsia="en-US"/>
             </w:rPr>
           </w:pPr>
-          <w:hyperlink w:anchor="_Toc207178515" w:history="1">
+          <w:hyperlink w:anchor="_Toc207746722" w:history="1">
             <w:r>
               <w:rPr>
                 <w:rStyle w:val="Hyperlink"/>
@@ -678,7 +669,7 @@
                 <w:noProof/>
                 <w:webHidden/>
               </w:rPr>
-              <w:instrText xml:space="preserve"> PAGEREF _Toc207178515 \h </w:instrText>
+              <w:instrText xml:space="preserve"> PAGEREF _Toc207746722 \h </w:instrText>
             </w:r>
             <w:r>
               <w:rPr>
@@ -721,10 +712,9 @@
               <w:noProof/>
               <w:sz w:val="24"/>
               <w:szCs w:val="24"/>
-              <w:lang w:eastAsia="en-US"/>
             </w:rPr>
           </w:pPr>
-          <w:hyperlink w:anchor="_Toc207178516" w:history="1">
+          <w:hyperlink w:anchor="_Toc207746723" w:history="1">
             <w:r>
               <w:rPr>
                 <w:rStyle w:val="Hyperlink"/>
@@ -751,7 +741,7 @@
                 <w:noProof/>
                 <w:webHidden/>
               </w:rPr>
-              <w:instrText xml:space="preserve"> PAGEREF _Toc207178516 \h </w:instrText>
+              <w:instrText xml:space="preserve"> PAGEREF _Toc207746723 \h </w:instrText>
             </w:r>
             <w:r>
               <w:rPr>
@@ -794,10 +784,9 @@
               <w:i w:val="0"/>
               <w:iCs w:val="0"/>
               <w:noProof/>
-              <w:lang w:eastAsia="en-US"/>
             </w:rPr>
           </w:pPr>
-          <w:hyperlink w:anchor="_Toc207178517" w:history="1">
+          <w:hyperlink w:anchor="_Toc207746724" w:history="1">
             <w:r>
               <w:rPr>
                 <w:rStyle w:val="Hyperlink"/>
@@ -824,7 +813,7 @@
                 <w:noProof/>
                 <w:webHidden/>
               </w:rPr>
-              <w:instrText xml:space="preserve"> PAGEREF _Toc207178517 \h </w:instrText>
+              <w:instrText xml:space="preserve"> PAGEREF _Toc207746724 \h </w:instrText>
             </w:r>
             <w:r>
               <w:rPr>
@@ -865,10 +854,9 @@
               <w:noProof/>
               <w:sz w:val="24"/>
               <w:szCs w:val="24"/>
-              <w:lang w:eastAsia="en-US"/>
             </w:rPr>
           </w:pPr>
-          <w:hyperlink w:anchor="_Toc207178518" w:history="1">
+          <w:hyperlink w:anchor="_Toc207746725" w:history="1">
             <w:r>
               <w:rPr>
                 <w:rStyle w:val="Hyperlink"/>
@@ -895,7 +883,7 @@
                 <w:noProof/>
                 <w:webHidden/>
               </w:rPr>
-              <w:instrText xml:space="preserve"> PAGEREF _Toc207178518 \h </w:instrText>
+              <w:instrText xml:space="preserve"> PAGEREF _Toc207746725 \h </w:instrText>
             </w:r>
             <w:r>
               <w:rPr>
@@ -936,10 +924,9 @@
               <w:noProof/>
               <w:sz w:val="24"/>
               <w:szCs w:val="24"/>
-              <w:lang w:eastAsia="en-US"/>
             </w:rPr>
           </w:pPr>
-          <w:hyperlink w:anchor="_Toc207178519" w:history="1">
+          <w:hyperlink w:anchor="_Toc207746726" w:history="1">
             <w:r>
               <w:rPr>
                 <w:rStyle w:val="Hyperlink"/>
@@ -966,7 +953,7 @@
                 <w:noProof/>
                 <w:webHidden/>
               </w:rPr>
-              <w:instrText xml:space="preserve"> PAGEREF _Toc207178519 \h </w:instrText>
+              <w:instrText xml:space="preserve"> PAGEREF _Toc207746726 \h </w:instrText>
             </w:r>
             <w:r>
               <w:rPr>
@@ -1007,10 +994,9 @@
               <w:noProof/>
               <w:sz w:val="24"/>
               <w:szCs w:val="24"/>
-              <w:lang w:eastAsia="en-US"/>
             </w:rPr>
           </w:pPr>
-          <w:hyperlink w:anchor="_Toc207178520" w:history="1">
+          <w:hyperlink w:anchor="_Toc207746727" w:history="1">
             <w:r>
               <w:rPr>
                 <w:rStyle w:val="Hyperlink"/>
@@ -1037,7 +1023,7 @@
                 <w:noProof/>
                 <w:webHidden/>
               </w:rPr>
-              <w:instrText xml:space="preserve"> PAGEREF _Toc207178520 \h </w:instrText>
+              <w:instrText xml:space="preserve"> PAGEREF _Toc207746727 \h </w:instrText>
             </w:r>
             <w:r>
               <w:rPr>
@@ -1078,10 +1064,9 @@
               <w:noProof/>
               <w:sz w:val="24"/>
               <w:szCs w:val="24"/>
-              <w:lang w:eastAsia="en-US"/>
             </w:rPr>
           </w:pPr>
-          <w:hyperlink w:anchor="_Toc207178521" w:history="1">
+          <w:hyperlink w:anchor="_Toc207746728" w:history="1">
             <w:r>
               <w:rPr>
                 <w:rStyle w:val="Hyperlink"/>
@@ -1108,7 +1093,7 @@
                 <w:noProof/>
                 <w:webHidden/>
               </w:rPr>
-              <w:instrText xml:space="preserve"> PAGEREF _Toc207178521 \h </w:instrText>
+              <w:instrText xml:space="preserve"> PAGEREF _Toc207746728 \h </w:instrText>
             </w:r>
             <w:r>
               <w:rPr>
@@ -1149,10 +1134,9 @@
               <w:noProof/>
               <w:sz w:val="24"/>
               <w:szCs w:val="24"/>
-              <w:lang w:eastAsia="en-US"/>
             </w:rPr>
           </w:pPr>
-          <w:hyperlink w:anchor="_Toc207178522" w:history="1">
+          <w:hyperlink w:anchor="_Toc207746729" w:history="1">
             <w:r>
               <w:rPr>
                 <w:rStyle w:val="Hyperlink"/>
@@ -1179,7 +1163,7 @@
                 <w:noProof/>
                 <w:webHidden/>
               </w:rPr>
-              <w:instrText xml:space="preserve"> PAGEREF _Toc207178522 \h </w:instrText>
+              <w:instrText xml:space="preserve"> PAGEREF _Toc207746729 \h </w:instrText>
             </w:r>
             <w:r>
               <w:rPr>
@@ -1220,10 +1204,9 @@
               <w:noProof/>
               <w:sz w:val="24"/>
               <w:szCs w:val="24"/>
-              <w:lang w:eastAsia="en-US"/>
             </w:rPr>
           </w:pPr>
-          <w:hyperlink w:anchor="_Toc207178523" w:history="1">
+          <w:hyperlink w:anchor="_Toc207746730" w:history="1">
             <w:r>
               <w:rPr>
                 <w:rStyle w:val="Hyperlink"/>
@@ -1250,7 +1233,7 @@
                 <w:noProof/>
                 <w:webHidden/>
               </w:rPr>
-              <w:instrText xml:space="preserve"> PAGEREF _Toc207178523 \h </w:instrText>
+              <w:instrText xml:space="preserve"> PAGEREF _Toc207746730 \h </w:instrText>
             </w:r>
             <w:r>
               <w:rPr>
@@ -1291,10 +1274,9 @@
               <w:noProof/>
               <w:sz w:val="24"/>
               <w:szCs w:val="24"/>
-              <w:lang w:eastAsia="en-US"/>
             </w:rPr>
           </w:pPr>
-          <w:hyperlink w:anchor="_Toc207178524" w:history="1">
+          <w:hyperlink w:anchor="_Toc207746731" w:history="1">
             <w:r>
               <w:rPr>
                 <w:rStyle w:val="Hyperlink"/>
@@ -1321,7 +1303,7 @@
                 <w:noProof/>
                 <w:webHidden/>
               </w:rPr>
-              <w:instrText xml:space="preserve"> PAGEREF _Toc207178524 \h </w:instrText>
+              <w:instrText xml:space="preserve"> PAGEREF _Toc207746731 \h </w:instrText>
             </w:r>
             <w:r>
               <w:rPr>
@@ -1364,30 +1346,15 @@
               <w:noProof/>
               <w:sz w:val="24"/>
               <w:szCs w:val="24"/>
-              <w:lang w:eastAsia="en-US"/>
             </w:rPr>
           </w:pPr>
-          <w:hyperlink w:anchor="_Toc207178525" w:history="1">
+          <w:hyperlink w:anchor="_Toc207746732" w:history="1">
             <w:r>
               <w:rPr>
                 <w:rStyle w:val="Hyperlink"/>
                 <w:noProof/>
               </w:rPr>
-              <w:t>2. How This Maps to In</w:t>
-            </w:r>
-            <w:r>
-              <w:rPr>
-                <w:rStyle w:val="Hyperlink"/>
-                <w:noProof/>
-              </w:rPr>
-              <w:t>t</w:t>
-            </w:r>
-            <w:r>
-              <w:rPr>
-                <w:rStyle w:val="Hyperlink"/>
-                <w:noProof/>
-              </w:rPr>
-              <w:t>erview Question Types</w:t>
+              <w:t>2. How This Maps to Interview Question Types</w:t>
             </w:r>
             <w:r>
               <w:rPr>
@@ -1408,7 +1375,7 @@
                 <w:noProof/>
                 <w:webHidden/>
               </w:rPr>
-              <w:instrText xml:space="preserve"> PAGEREF _Toc207178525 \h </w:instrText>
+              <w:instrText xml:space="preserve"> PAGEREF _Toc207746732 \h </w:instrText>
             </w:r>
             <w:r>
               <w:rPr>
@@ -1451,10 +1418,9 @@
               <w:i w:val="0"/>
               <w:iCs w:val="0"/>
               <w:noProof/>
-              <w:lang w:eastAsia="en-US"/>
             </w:rPr>
           </w:pPr>
-          <w:hyperlink w:anchor="_Toc207178526" w:history="1">
+          <w:hyperlink w:anchor="_Toc207746733" w:history="1">
             <w:r>
               <w:rPr>
                 <w:rStyle w:val="Hyperlink"/>
@@ -1481,7 +1447,7 @@
                 <w:noProof/>
                 <w:webHidden/>
               </w:rPr>
-              <w:instrText xml:space="preserve"> PAGEREF _Toc207178526 \h </w:instrText>
+              <w:instrText xml:space="preserve"> PAGEREF _Toc207746733 \h </w:instrText>
             </w:r>
             <w:r>
               <w:rPr>
@@ -1522,10 +1488,9 @@
               <w:noProof/>
               <w:sz w:val="24"/>
               <w:szCs w:val="24"/>
-              <w:lang w:eastAsia="en-US"/>
             </w:rPr>
           </w:pPr>
-          <w:hyperlink w:anchor="_Toc207178527" w:history="1">
+          <w:hyperlink w:anchor="_Toc207746734" w:history="1">
             <w:r>
               <w:rPr>
                 <w:rStyle w:val="Hyperlink"/>
@@ -1552,7 +1517,7 @@
                 <w:noProof/>
                 <w:webHidden/>
               </w:rPr>
-              <w:instrText xml:space="preserve"> PAGEREF _Toc207178527 \h </w:instrText>
+              <w:instrText xml:space="preserve"> PAGEREF _Toc207746734 \h </w:instrText>
             </w:r>
             <w:r>
               <w:rPr>
@@ -1595,10 +1560,9 @@
               <w:i w:val="0"/>
               <w:iCs w:val="0"/>
               <w:noProof/>
-              <w:lang w:eastAsia="en-US"/>
             </w:rPr>
           </w:pPr>
-          <w:hyperlink w:anchor="_Toc207178528" w:history="1">
+          <w:hyperlink w:anchor="_Toc207746735" w:history="1">
             <w:r>
               <w:rPr>
                 <w:rStyle w:val="Hyperlink"/>
@@ -1625,7 +1589,7 @@
                 <w:noProof/>
                 <w:webHidden/>
               </w:rPr>
-              <w:instrText xml:space="preserve"> PAGEREF _Toc207178528 \h </w:instrText>
+              <w:instrText xml:space="preserve"> PAGEREF _Toc207746735 \h </w:instrText>
             </w:r>
             <w:r>
               <w:rPr>
@@ -1668,10 +1632,9 @@
               <w:noProof/>
               <w:sz w:val="24"/>
               <w:szCs w:val="24"/>
-              <w:lang w:eastAsia="en-US"/>
             </w:rPr>
           </w:pPr>
-          <w:hyperlink w:anchor="_Toc207178529" w:history="1">
+          <w:hyperlink w:anchor="_Toc207746736" w:history="1">
             <w:r>
               <w:rPr>
                 <w:rStyle w:val="Hyperlink"/>
@@ -1698,7 +1661,7 @@
                 <w:noProof/>
                 <w:webHidden/>
               </w:rPr>
-              <w:instrText xml:space="preserve"> PAGEREF _Toc207178529 \h </w:instrText>
+              <w:instrText xml:space="preserve"> PAGEREF _Toc207746736 \h </w:instrText>
             </w:r>
             <w:r>
               <w:rPr>
@@ -1741,10 +1704,9 @@
               <w:noProof/>
               <w:sz w:val="24"/>
               <w:szCs w:val="24"/>
-              <w:lang w:eastAsia="en-US"/>
             </w:rPr>
           </w:pPr>
-          <w:hyperlink w:anchor="_Toc207178530" w:history="1">
+          <w:hyperlink w:anchor="_Toc207746737" w:history="1">
             <w:r>
               <w:rPr>
                 <w:rStyle w:val="Hyperlink"/>
@@ -1771,7 +1733,7 @@
                 <w:noProof/>
                 <w:webHidden/>
               </w:rPr>
-              <w:instrText xml:space="preserve"> PAGEREF _Toc207178530 \h </w:instrText>
+              <w:instrText xml:space="preserve"> PAGEREF _Toc207746737 \h </w:instrText>
             </w:r>
             <w:r>
               <w:rPr>
@@ -1814,10 +1776,9 @@
               <w:noProof/>
               <w:sz w:val="24"/>
               <w:szCs w:val="24"/>
-              <w:lang w:eastAsia="en-US"/>
             </w:rPr>
           </w:pPr>
-          <w:hyperlink w:anchor="_Toc207178531" w:history="1">
+          <w:hyperlink w:anchor="_Toc207746738" w:history="1">
             <w:r>
               <w:rPr>
                 <w:rStyle w:val="Hyperlink"/>
@@ -1844,7 +1805,7 @@
                 <w:noProof/>
                 <w:webHidden/>
               </w:rPr>
-              <w:instrText xml:space="preserve"> PAGEREF _Toc207178531 \h </w:instrText>
+              <w:instrText xml:space="preserve"> PAGEREF _Toc207746738 \h </w:instrText>
             </w:r>
             <w:r>
               <w:rPr>
@@ -1887,10 +1848,9 @@
               <w:noProof/>
               <w:sz w:val="24"/>
               <w:szCs w:val="24"/>
-              <w:lang w:eastAsia="en-US"/>
             </w:rPr>
           </w:pPr>
-          <w:hyperlink w:anchor="_Toc207178532" w:history="1">
+          <w:hyperlink w:anchor="_Toc207746739" w:history="1">
             <w:r>
               <w:rPr>
                 <w:rStyle w:val="Hyperlink"/>
@@ -1917,7 +1877,7 @@
                 <w:noProof/>
                 <w:webHidden/>
               </w:rPr>
-              <w:instrText xml:space="preserve"> PAGEREF _Toc207178532 \h </w:instrText>
+              <w:instrText xml:space="preserve"> PAGEREF _Toc207746739 \h </w:instrText>
             </w:r>
             <w:r>
               <w:rPr>
@@ -1960,10 +1920,9 @@
               <w:i w:val="0"/>
               <w:iCs w:val="0"/>
               <w:noProof/>
-              <w:lang w:eastAsia="en-US"/>
             </w:rPr>
           </w:pPr>
-          <w:hyperlink w:anchor="_Toc207178533" w:history="1">
+          <w:hyperlink w:anchor="_Toc207746740" w:history="1">
             <w:r>
               <w:rPr>
                 <w:rStyle w:val="Hyperlink"/>
@@ -1990,7 +1949,7 @@
                 <w:noProof/>
                 <w:webHidden/>
               </w:rPr>
-              <w:instrText xml:space="preserve"> PAGEREF _Toc207178533 \h </w:instrText>
+              <w:instrText xml:space="preserve"> PAGEREF _Toc207746740 \h </w:instrText>
             </w:r>
             <w:r>
               <w:rPr>
@@ -2033,15 +1992,86 @@
               <w:i w:val="0"/>
               <w:iCs w:val="0"/>
               <w:noProof/>
-              <w:lang w:eastAsia="en-US"/>
             </w:rPr>
           </w:pPr>
-          <w:hyperlink w:anchor="_Toc207178534" w:history="1">
+          <w:hyperlink w:anchor="_Toc207746741" w:history="1">
             <w:r>
               <w:rPr>
                 <w:rStyle w:val="Hyperlink"/>
                 <w:noProof/>
               </w:rPr>
+              <w:t>Pretrain Model Table</w:t>
+            </w:r>
+            <w:r>
+              <w:rPr>
+                <w:noProof/>
+                <w:webHidden/>
+              </w:rPr>
+              <w:tab/>
+            </w:r>
+            <w:r>
+              <w:rPr>
+                <w:noProof/>
+                <w:webHidden/>
+              </w:rPr>
+              <w:fldChar w:fldCharType="begin"/>
+            </w:r>
+            <w:r>
+              <w:rPr>
+                <w:noProof/>
+                <w:webHidden/>
+              </w:rPr>
+              <w:instrText xml:space="preserve"> PAGEREF _Toc207746741 \h </w:instrText>
+            </w:r>
+            <w:r>
+              <w:rPr>
+                <w:noProof/>
+                <w:webHidden/>
+              </w:rPr>
+            </w:r>
+            <w:r>
+              <w:rPr>
+                <w:noProof/>
+                <w:webHidden/>
+              </w:rPr>
+              <w:fldChar w:fldCharType="separate"/>
+            </w:r>
+            <w:r>
+              <w:rPr>
+                <w:noProof/>
+                <w:webHidden/>
+              </w:rPr>
+              <w:t>12</w:t>
+            </w:r>
+            <w:r>
+              <w:rPr>
+                <w:noProof/>
+                <w:webHidden/>
+              </w:rPr>
+              <w:fldChar w:fldCharType="end"/>
+            </w:r>
+          </w:hyperlink>
+        </w:p>
+        <w:p>
+          <w:pPr>
+            <w:pStyle w:val="TOC1"/>
+            <w:tabs>
+              <w:tab w:val="right" w:leader="dot" w:pos="9350"/>
+            </w:tabs>
+            <w:rPr>
+              <w:b w:val="0"/>
+              <w:bCs w:val="0"/>
+              <w:i w:val="0"/>
+              <w:iCs w:val="0"/>
+              <w:noProof/>
+            </w:rPr>
+          </w:pPr>
+          <w:hyperlink w:anchor="_Toc207746742" w:history="1">
+            <w:r>
+              <w:rPr>
+                <w:rStyle w:val="Hyperlink"/>
+                <w:noProof/>
+              </w:rPr>
               <w:t>Harmful Content Detection</w:t>
             </w:r>
             <w:r>
@@ -2063,7 +2093,7 @@
                 <w:noProof/>
                 <w:webHidden/>
               </w:rPr>
-              <w:instrText xml:space="preserve"> PAGEREF _Toc207178534 \h </w:instrText>
+              <w:instrText xml:space="preserve"> PAGEREF _Toc207746742 \h </w:instrText>
             </w:r>
             <w:r>
               <w:rPr>
@@ -2083,7 +2113,7 @@
                 <w:noProof/>
                 <w:webHidden/>
               </w:rPr>
-              <w:t>10</w:t>
+              <w:t>13</w:t>
             </w:r>
             <w:r>
               <w:rPr>
@@ -2115,7 +2145,7 @@
       <w:pPr>
         <w:pStyle w:val="Heading1"/>
       </w:pPr>
-      <w:bookmarkStart w:id="0" w:name="_Toc207178507"/>
+      <w:bookmarkStart w:id="0" w:name="_Toc207746714"/>
       <w:r>
         <w:rPr>
           <w:rFonts w:hint="eastAsia"/>
@@ -2149,7 +2179,7 @@
       <w:pPr>
         <w:pStyle w:val="Heading2"/>
       </w:pPr>
-      <w:bookmarkStart w:id="1" w:name="_Toc207178508"/>
+      <w:bookmarkStart w:id="1" w:name="_Toc207746715"/>
       <w:r>
         <w:t>1) Lock the target &amp; guardrails</w:t>
       </w:r>
@@ -2241,6 +2271,7 @@
       <w:r>
         <w:t xml:space="preserve"> ≥ threshold and p99 latency ≤ </w:t>
       </w:r>
+      <w:proofErr w:type="spellStart"/>
       <w:r>
         <w:rPr>
           <w:rStyle w:val="Strong"/>
@@ -2249,14 +2280,18 @@
         <w:t>L</w:t>
       </w:r>
       <w:r>
-        <w:t>ms.”</w:t>
+        <w:t>ms</w:t>
+      </w:r>
+      <w:proofErr w:type="spellEnd"/>
+      <w:r>
+        <w:t>.”</w:t>
       </w:r>
     </w:p>
     <w:p>
       <w:pPr>
         <w:pStyle w:val="Heading2"/>
       </w:pPr>
-      <w:bookmarkStart w:id="2" w:name="_Toc207178509"/>
+      <w:bookmarkStart w:id="2" w:name="_Toc207746716"/>
       <w:r>
         <w:t>2) Establish baselines (ladder)</w:t>
       </w:r>
@@ -2324,7 +2359,15 @@
         <w:t>Tree-based</w:t>
       </w:r>
       <w:r>
-        <w:t xml:space="preserve"> (XGBoost/GBDT) for tabular, sparse ID features.</w:t>
+        <w:t xml:space="preserve"> (</w:t>
+      </w:r>
+      <w:proofErr w:type="spellStart"/>
+      <w:r>
+        <w:t>XGBoost</w:t>
+      </w:r>
+      <w:proofErr w:type="spellEnd"/>
+      <w:r>
+        <w:t>/GBDT) for tabular, sparse ID features.</w:t>
       </w:r>
     </w:p>
     <w:p>
@@ -2377,7 +2420,7 @@
       <w:pPr>
         <w:pStyle w:val="Heading2"/>
       </w:pPr>
-      <w:bookmarkStart w:id="3" w:name="_Toc207178510"/>
+      <w:bookmarkStart w:id="3" w:name="_Toc207746717"/>
       <w:r>
         <w:t>3) Feature plan (what, how, when)</w:t>
       </w:r>
@@ -2538,7 +2581,7 @@
       <w:pPr>
         <w:pStyle w:val="Heading2"/>
       </w:pPr>
-      <w:bookmarkStart w:id="4" w:name="_Toc207178511"/>
+      <w:bookmarkStart w:id="4" w:name="_Toc207746718"/>
       <w:r>
         <w:lastRenderedPageBreak/>
         <w:t>4) Train/validation design</w:t>
@@ -2599,7 +2642,15 @@
         <w:t>Class imbalance</w:t>
       </w:r>
       <w:r>
-        <w:t>: focal loss / positive downsampling + proper calibration.</w:t>
+        <w:t xml:space="preserve">: focal loss / positive </w:t>
+      </w:r>
+      <w:proofErr w:type="spellStart"/>
+      <w:r>
+        <w:t>downsampling</w:t>
+      </w:r>
+      <w:proofErr w:type="spellEnd"/>
+      <w:r>
+        <w:t xml:space="preserve"> + proper calibration.</w:t>
       </w:r>
     </w:p>
     <w:p>
@@ -2618,7 +2669,23 @@
         <w:t>Metrics</w:t>
       </w:r>
       <w:r>
-        <w:t xml:space="preserve">: pick offline metrics that predict online lift (AUC → not enough; also PR-AUC @ low FPR, NDCG@K, calibration error, Coverage@K). State </w:t>
+        <w:t xml:space="preserve">: pick offline metrics that predict online lift (AUC → not enough; </w:t>
+      </w:r>
+      <w:proofErr w:type="gramStart"/>
+      <w:r>
+        <w:t>also</w:t>
+      </w:r>
+      <w:proofErr w:type="gramEnd"/>
+      <w:r>
+        <w:t xml:space="preserve"> PR-AUC @ low FPR, NDCG@K, calibration error, </w:t>
+      </w:r>
+      <w:proofErr w:type="spellStart"/>
+      <w:r>
+        <w:t>Coverage@K</w:t>
+      </w:r>
+      <w:proofErr w:type="spellEnd"/>
+      <w:r>
+        <w:t xml:space="preserve">). State </w:t>
       </w:r>
       <w:r>
         <w:rPr>
@@ -2628,14 +2695,22 @@
         <w:t>why</w:t>
       </w:r>
       <w:r>
-        <w:t xml:space="preserve"> each maps to product goals.</w:t>
+        <w:t xml:space="preserve"> each </w:t>
+      </w:r>
+      <w:proofErr w:type="gramStart"/>
+      <w:r>
+        <w:t>maps</w:t>
+      </w:r>
+      <w:proofErr w:type="gramEnd"/>
+      <w:r>
+        <w:t xml:space="preserve"> to product goals.</w:t>
       </w:r>
     </w:p>
     <w:p>
       <w:pPr>
         <w:pStyle w:val="Heading2"/>
       </w:pPr>
-      <w:bookmarkStart w:id="5" w:name="_Toc207178512"/>
+      <w:bookmarkStart w:id="5" w:name="_Toc207746719"/>
       <w:r>
         <w:t>5) Model choices by problem archetype</w:t>
       </w:r>
@@ -2685,6 +2760,7 @@
       <w:r>
         <w:t xml:space="preserve"> (ANN over two-tower embeddings) → </w:t>
       </w:r>
+      <w:proofErr w:type="spellStart"/>
       <w:r>
         <w:rPr>
           <w:rStyle w:val="Emphasis"/>
@@ -2692,6 +2768,7 @@
         </w:rPr>
         <w:t>reranker</w:t>
       </w:r>
+      <w:proofErr w:type="spellEnd"/>
       <w:r>
         <w:t xml:space="preserve"> (GBDT or distilled Transformer).</w:t>
       </w:r>
@@ -2712,7 +2789,31 @@
         <w:t>Loss</w:t>
       </w:r>
       <w:r>
-        <w:t>: sampled softmax for retrieval; pairwise/listwise (BPR, LambdaRank) for rerank.</w:t>
+        <w:t xml:space="preserve">: sampled </w:t>
+      </w:r>
+      <w:proofErr w:type="spellStart"/>
+      <w:r>
+        <w:t>softmax</w:t>
+      </w:r>
+      <w:proofErr w:type="spellEnd"/>
+      <w:r>
+        <w:t xml:space="preserve"> for retrieval; pairwise/listwise (BPR, </w:t>
+      </w:r>
+      <w:proofErr w:type="spellStart"/>
+      <w:r>
+        <w:t>LambdaRank</w:t>
+      </w:r>
+      <w:proofErr w:type="spellEnd"/>
+      <w:r>
+        <w:t xml:space="preserve">) for </w:t>
+      </w:r>
+      <w:proofErr w:type="spellStart"/>
+      <w:r>
+        <w:t>rerank</w:t>
+      </w:r>
+      <w:proofErr w:type="spellEnd"/>
+      <w:r>
+        <w:t>.</w:t>
       </w:r>
     </w:p>
     <w:p>
@@ -2761,6 +2862,7 @@
       <w:r>
         <w:t xml:space="preserve">Start with </w:t>
       </w:r>
+      <w:proofErr w:type="spellStart"/>
       <w:r>
         <w:rPr>
           <w:rStyle w:val="Strong"/>
@@ -2768,6 +2870,7 @@
         </w:rPr>
         <w:t>XGBoost</w:t>
       </w:r>
+      <w:proofErr w:type="spellEnd"/>
       <w:r>
         <w:t xml:space="preserve"> + text/image embedding features; move to </w:t>
       </w:r>
@@ -2848,6 +2951,7 @@
       <w:r>
         <w:t xml:space="preserve"> model with constrained decoding; add a </w:t>
       </w:r>
+      <w:proofErr w:type="spellStart"/>
       <w:r>
         <w:rPr>
           <w:rStyle w:val="Strong"/>
@@ -2855,6 +2959,7 @@
         </w:rPr>
         <w:t>reranker</w:t>
       </w:r>
+      <w:proofErr w:type="spellEnd"/>
       <w:r>
         <w:t xml:space="preserve"> (contrastive) for quality.</w:t>
       </w:r>
@@ -2882,7 +2987,7 @@
       <w:pPr>
         <w:pStyle w:val="Heading2"/>
       </w:pPr>
-      <w:bookmarkStart w:id="6" w:name="_Toc207178513"/>
+      <w:bookmarkStart w:id="6" w:name="_Toc207746720"/>
       <w:r>
         <w:t>6) Tuning &amp; efficiency plan</w:t>
       </w:r>
@@ -2896,6 +3001,7 @@
           <w:numId w:val="7"/>
         </w:numPr>
       </w:pPr>
+      <w:proofErr w:type="spellStart"/>
       <w:r>
         <w:rPr>
           <w:rStyle w:val="Strong"/>
@@ -2903,6 +3009,7 @@
         </w:rPr>
         <w:t>HParams</w:t>
       </w:r>
+      <w:proofErr w:type="spellEnd"/>
       <w:r>
         <w:t xml:space="preserve">: learning rate, depth/trees, regularization, negative sampling ratio. Use </w:t>
       </w:r>
@@ -2933,7 +3040,15 @@
         <w:t>Serving budget</w:t>
       </w:r>
       <w:r>
-        <w:t>: set a p99 budget up front (e.g., 40ms end-to-end). Techniques: feature pruning, vector dims, ANN index recall tradeoff, quantization/int8, distillation of reranker into a GBDT where needed.</w:t>
+        <w:t xml:space="preserve">: set a p99 budget up front (e.g., 40ms end-to-end). Techniques: feature pruning, vector dims, ANN index recall tradeoff, quantization/int8, distillation of </w:t>
+      </w:r>
+      <w:proofErr w:type="spellStart"/>
+      <w:r>
+        <w:t>reranker</w:t>
+      </w:r>
+      <w:proofErr w:type="spellEnd"/>
+      <w:r>
+        <w:t xml:space="preserve"> into a GBDT where needed.</w:t>
       </w:r>
     </w:p>
     <w:p>
@@ -2959,7 +3074,7 @@
       <w:pPr>
         <w:pStyle w:val="Heading2"/>
       </w:pPr>
-      <w:bookmarkStart w:id="7" w:name="_Toc207178514"/>
+      <w:bookmarkStart w:id="7" w:name="_Toc207746721"/>
       <w:r>
         <w:t>7) Robustness, bias &amp; safety</w:t>
       </w:r>
@@ -3026,7 +3141,7 @@
       <w:pPr>
         <w:pStyle w:val="Heading2"/>
       </w:pPr>
-      <w:bookmarkStart w:id="8" w:name="_Toc207178515"/>
+      <w:bookmarkStart w:id="8" w:name="_Toc207746722"/>
       <w:r>
         <w:lastRenderedPageBreak/>
         <w:t>8) Online experiment readiness</w:t>
@@ -3094,7 +3209,7 @@
       <w:pPr>
         <w:pStyle w:val="Heading2"/>
       </w:pPr>
-      <w:bookmarkStart w:id="9" w:name="_Toc207178516"/>
+      <w:bookmarkStart w:id="9" w:name="_Toc207746723"/>
       <w:r>
         <w:t>9) Monitoring after ship</w:t>
       </w:r>
@@ -3162,8 +3277,8 @@
         <w:rPr>
           <w:noProof/>
         </w:rPr>
-        <w:pict w14:anchorId="26F8B235">
-          <v:rect id="_x0000_i1025" alt="" style="width:468pt;height:.05pt;mso-width-percent:0;mso-height-percent:0;mso-width-percent:0;mso-height-percent:0" o:hralign="center" o:hrstd="t" o:hr="t" fillcolor="#a0a0a0" stroked="f"/>
+        <w:pict w14:anchorId="2461DE95">
+          <v:rect id="_x0000_i1041" alt="" style="width:468pt;height:.05pt;mso-width-percent:0;mso-height-percent:0;mso-width-percent:0;mso-height-percent:0" o:hralign="center" o:hrstd="t" o:hr="t" fillcolor="#a0a0a0" stroked="f"/>
         </w:pict>
       </w:r>
     </w:p>
@@ -3171,7 +3286,7 @@
       <w:pPr>
         <w:pStyle w:val="Heading1"/>
       </w:pPr>
-      <w:bookmarkStart w:id="10" w:name="_Toc207178517"/>
+      <w:bookmarkStart w:id="10" w:name="_Toc207746724"/>
       <w:r>
         <w:t>Common Guardrail Strategies to Study</w:t>
       </w:r>
@@ -3181,7 +3296,7 @@
       <w:pPr>
         <w:pStyle w:val="Heading3"/>
       </w:pPr>
-      <w:bookmarkStart w:id="11" w:name="_Toc207178518"/>
+      <w:bookmarkStart w:id="11" w:name="_Toc207746725"/>
       <w:r>
         <w:rPr>
           <w:rStyle w:val="Strong"/>
@@ -3254,8 +3369,8 @@
         <w:rPr>
           <w:noProof/>
         </w:rPr>
-        <w:pict w14:anchorId="4C545995">
-          <v:rect id="_x0000_i1026" alt="" style="width:468pt;height:.05pt;mso-width-percent:0;mso-height-percent:0;mso-width-percent:0;mso-height-percent:0" o:hralign="center" o:hrstd="t" o:hr="t" fillcolor="#a0a0a0" stroked="f"/>
+        <w:pict w14:anchorId="03782444">
+          <v:rect id="_x0000_i1040" alt="" style="width:468pt;height:.05pt;mso-width-percent:0;mso-height-percent:0;mso-width-percent:0;mso-height-percent:0" o:hralign="center" o:hrstd="t" o:hr="t" fillcolor="#a0a0a0" stroked="f"/>
         </w:pict>
       </w:r>
     </w:p>
@@ -3263,7 +3378,7 @@
       <w:pPr>
         <w:pStyle w:val="Heading3"/>
       </w:pPr>
-      <w:bookmarkStart w:id="12" w:name="_Toc207178519"/>
+      <w:bookmarkStart w:id="12" w:name="_Toc207746726"/>
       <w:r>
         <w:rPr>
           <w:rStyle w:val="Strong"/>
@@ -3336,8 +3451,8 @@
         <w:rPr>
           <w:noProof/>
         </w:rPr>
-        <w:pict w14:anchorId="0C8D8767">
-          <v:rect id="_x0000_i1027" alt="" style="width:468pt;height:.05pt;mso-width-percent:0;mso-height-percent:0;mso-width-percent:0;mso-height-percent:0" o:hralign="center" o:hrstd="t" o:hr="t" fillcolor="#a0a0a0" stroked="f"/>
+        <w:pict w14:anchorId="35DB5E03">
+          <v:rect id="_x0000_i1039" alt="" style="width:468pt;height:.05pt;mso-width-percent:0;mso-height-percent:0;mso-width-percent:0;mso-height-percent:0" o:hralign="center" o:hrstd="t" o:hr="t" fillcolor="#a0a0a0" stroked="f"/>
         </w:pict>
       </w:r>
     </w:p>
@@ -3345,7 +3460,7 @@
       <w:pPr>
         <w:pStyle w:val="Heading3"/>
       </w:pPr>
-      <w:bookmarkStart w:id="13" w:name="_Toc207178520"/>
+      <w:bookmarkStart w:id="13" w:name="_Toc207746727"/>
       <w:r>
         <w:rPr>
           <w:rStyle w:val="Strong"/>
@@ -3395,8 +3510,8 @@
         <w:rPr>
           <w:noProof/>
         </w:rPr>
-        <w:pict w14:anchorId="0875F70A">
-          <v:rect id="_x0000_i1028" alt="" style="width:468pt;height:.05pt;mso-width-percent:0;mso-height-percent:0;mso-width-percent:0;mso-height-percent:0" o:hralign="center" o:hrstd="t" o:hr="t" fillcolor="#a0a0a0" stroked="f"/>
+        <w:pict w14:anchorId="3850BF27">
+          <v:rect id="_x0000_i1038" alt="" style="width:468pt;height:.05pt;mso-width-percent:0;mso-height-percent:0;mso-width-percent:0;mso-height-percent:0" o:hralign="center" o:hrstd="t" o:hr="t" fillcolor="#a0a0a0" stroked="f"/>
         </w:pict>
       </w:r>
     </w:p>
@@ -3404,7 +3519,7 @@
       <w:pPr>
         <w:pStyle w:val="Heading3"/>
       </w:pPr>
-      <w:bookmarkStart w:id="14" w:name="_Toc207178521"/>
+      <w:bookmarkStart w:id="14" w:name="_Toc207746728"/>
       <w:r>
         <w:rPr>
           <w:rStyle w:val="Strong"/>
@@ -3445,8 +3560,8 @@
         <w:rPr>
           <w:noProof/>
         </w:rPr>
-        <w:pict w14:anchorId="67697B81">
-          <v:rect id="_x0000_i1029" alt="" style="width:468pt;height:.05pt;mso-width-percent:0;mso-height-percent:0;mso-width-percent:0;mso-height-percent:0" o:hralign="center" o:hrstd="t" o:hr="t" fillcolor="#a0a0a0" stroked="f"/>
+        <w:pict w14:anchorId="24D2E3AB">
+          <v:rect id="_x0000_i1037" alt="" style="width:468pt;height:.05pt;mso-width-percent:0;mso-height-percent:0;mso-width-percent:0;mso-height-percent:0" o:hralign="center" o:hrstd="t" o:hr="t" fillcolor="#a0a0a0" stroked="f"/>
         </w:pict>
       </w:r>
     </w:p>
@@ -3454,7 +3569,7 @@
       <w:pPr>
         <w:pStyle w:val="Heading3"/>
       </w:pPr>
-      <w:bookmarkStart w:id="15" w:name="_Toc207178522"/>
+      <w:bookmarkStart w:id="15" w:name="_Toc207746729"/>
       <w:r>
         <w:rPr>
           <w:rStyle w:val="Strong"/>
@@ -3506,8 +3621,8 @@
         <w:rPr>
           <w:noProof/>
         </w:rPr>
-        <w:pict w14:anchorId="5C273499">
-          <v:rect id="_x0000_i1030" alt="" style="width:468pt;height:.05pt;mso-width-percent:0;mso-height-percent:0;mso-width-percent:0;mso-height-percent:0" o:hralign="center" o:hrstd="t" o:hr="t" fillcolor="#a0a0a0" stroked="f"/>
+        <w:pict w14:anchorId="58110E92">
+          <v:rect id="_x0000_i1036" alt="" style="width:468pt;height:.05pt;mso-width-percent:0;mso-height-percent:0;mso-width-percent:0;mso-height-percent:0" o:hralign="center" o:hrstd="t" o:hr="t" fillcolor="#a0a0a0" stroked="f"/>
         </w:pict>
       </w:r>
     </w:p>
@@ -3515,7 +3630,7 @@
       <w:pPr>
         <w:pStyle w:val="Heading3"/>
       </w:pPr>
-      <w:bookmarkStart w:id="16" w:name="_Toc207178523"/>
+      <w:bookmarkStart w:id="16" w:name="_Toc207746730"/>
       <w:r>
         <w:rPr>
           <w:rStyle w:val="Strong"/>
@@ -3562,8 +3677,8 @@
         <w:rPr>
           <w:noProof/>
         </w:rPr>
-        <w:pict w14:anchorId="45687A2D">
-          <v:rect id="_x0000_i1031" alt="" style="width:468pt;height:.05pt;mso-width-percent:0;mso-height-percent:0;mso-width-percent:0;mso-height-percent:0" o:hralign="center" o:hrstd="t" o:hr="t" fillcolor="#a0a0a0" stroked="f"/>
+        <w:pict w14:anchorId="0BB9DE97">
+          <v:rect id="_x0000_i1035" alt="" style="width:468pt;height:.05pt;mso-width-percent:0;mso-height-percent:0;mso-width-percent:0;mso-height-percent:0" o:hralign="center" o:hrstd="t" o:hr="t" fillcolor="#a0a0a0" stroked="f"/>
         </w:pict>
       </w:r>
     </w:p>
@@ -3571,7 +3686,7 @@
       <w:pPr>
         <w:pStyle w:val="Heading3"/>
       </w:pPr>
-      <w:bookmarkStart w:id="17" w:name="_Toc207178524"/>
+      <w:bookmarkStart w:id="17" w:name="_Toc207746731"/>
       <w:r>
         <w:rPr>
           <w:rStyle w:val="Strong"/>
@@ -3644,8 +3759,8 @@
         <w:rPr>
           <w:noProof/>
         </w:rPr>
-        <w:pict w14:anchorId="71FAC108">
-          <v:rect id="_x0000_i1032" alt="" style="width:468pt;height:.05pt;mso-width-percent:0;mso-height-percent:0;mso-width-percent:0;mso-height-percent:0" o:hralign="center" o:hrstd="t" o:hr="t" fillcolor="#a0a0a0" stroked="f"/>
+        <w:pict w14:anchorId="3BB457F2">
+          <v:rect id="_x0000_i1034" alt="" style="width:468pt;height:.05pt;mso-width-percent:0;mso-height-percent:0;mso-width-percent:0;mso-height-percent:0" o:hralign="center" o:hrstd="t" o:hr="t" fillcolor="#a0a0a0" stroked="f"/>
         </w:pict>
       </w:r>
     </w:p>
@@ -3653,7 +3768,7 @@
       <w:pPr>
         <w:pStyle w:val="Heading2"/>
       </w:pPr>
-      <w:bookmarkStart w:id="18" w:name="_Toc207178525"/>
+      <w:bookmarkStart w:id="18" w:name="_Toc207746732"/>
       <w:r>
         <w:t>2. How This Maps to Interview Question Types</w:t>
       </w:r>
@@ -3892,7 +4007,7 @@
       <w:pPr>
         <w:pStyle w:val="Heading1"/>
       </w:pPr>
-      <w:bookmarkStart w:id="19" w:name="_Toc207178526"/>
+      <w:bookmarkStart w:id="19" w:name="_Toc207746733"/>
       <w:r>
         <w:t>Multi-Modal Fusion Strategies</w:t>
       </w:r>
@@ -3902,7 +4017,7 @@
       <w:pPr>
         <w:pStyle w:val="Heading3"/>
       </w:pPr>
-      <w:bookmarkStart w:id="20" w:name="_Toc207178527"/>
+      <w:bookmarkStart w:id="20" w:name="_Toc207746734"/>
       <w:r>
         <w:rPr>
           <w:rStyle w:val="Strong"/>
@@ -3942,7 +4057,23 @@
         <w:t>Approach:</w:t>
       </w:r>
       <w:r>
-        <w:t xml:space="preserve"> Train independent encoders for text (e.g., BERT) and images (e.g., ResNet, ViT), then combine their embeddings later (concatenate, average, or weighted sum).</w:t>
+        <w:t xml:space="preserve"> Train independent encoders for text (e.g., BERT) and images (e.g., </w:t>
+      </w:r>
+      <w:proofErr w:type="spellStart"/>
+      <w:r>
+        <w:t>ResNet</w:t>
+      </w:r>
+      <w:proofErr w:type="spellEnd"/>
+      <w:r>
+        <w:t xml:space="preserve">, </w:t>
+      </w:r>
+      <w:proofErr w:type="spellStart"/>
+      <w:r>
+        <w:t>ViT</w:t>
+      </w:r>
+      <w:proofErr w:type="spellEnd"/>
+      <w:r>
+        <w:t>), then combine their embeddings later (concatenate, average, or weighted sum).</w:t>
       </w:r>
     </w:p>
     <w:p>
@@ -4177,7 +4308,15 @@
         <w:t>Cross-attention:</w:t>
       </w:r>
       <w:r>
-        <w:t xml:space="preserve"> Pass both text and image tokens into a transformer with cross-modal attention (used in models like VisualBERT, ViLBERT).</w:t>
+        <w:t xml:space="preserve"> Pass both text and image tokens into a transformer with cross-modal attention (used in models like </w:t>
+      </w:r>
+      <w:proofErr w:type="spellStart"/>
+      <w:r>
+        <w:t>VisualBERT</w:t>
+      </w:r>
+      <w:proofErr w:type="spellEnd"/>
+      <w:r>
+        <w:t>, ViLBERT).</w:t>
       </w:r>
     </w:p>
     <w:p>
@@ -4425,7 +4564,7 @@
       <w:pPr>
         <w:pStyle w:val="Heading1"/>
       </w:pPr>
-      <w:bookmarkStart w:id="21" w:name="_Toc207178528"/>
+      <w:bookmarkStart w:id="21" w:name="_Toc207746735"/>
       <w:r>
         <w:lastRenderedPageBreak/>
         <w:t>What models to use for embedding outputs</w:t>
@@ -4436,7 +4575,7 @@
       <w:pPr>
         <w:pStyle w:val="Heading2"/>
       </w:pPr>
-      <w:bookmarkStart w:id="22" w:name="_Toc207178529"/>
+      <w:bookmarkStart w:id="22" w:name="_Toc207746736"/>
       <w:r>
         <w:t>What each option implies</w:t>
       </w:r>
@@ -4508,7 +4647,15 @@
         <w:t>Serving</w:t>
       </w:r>
       <w:r>
-        <w:t>: one or two matmuls—fast on GPU/CPU, simple to deploy.</w:t>
+        <w:t xml:space="preserve">: one or two </w:t>
+      </w:r>
+      <w:proofErr w:type="spellStart"/>
+      <w:r>
+        <w:t>matmuls</w:t>
+      </w:r>
+      <w:proofErr w:type="spellEnd"/>
+      <w:r>
+        <w:t>—fast on GPU/CPU, simple to deploy.</w:t>
       </w:r>
     </w:p>
     <w:p>
@@ -4527,7 +4674,23 @@
         <w:t>Best when</w:t>
       </w:r>
       <w:r>
-        <w:t>: you have moderate-to-large labeled data, want to fine-tune the encoder, need per-token outputs, or want tight calibration + guardrails.</w:t>
+        <w:t xml:space="preserve">: you </w:t>
+      </w:r>
+      <w:proofErr w:type="gramStart"/>
+      <w:r>
+        <w:t>have moderate-to</w:t>
+      </w:r>
+      <w:proofErr w:type="gramEnd"/>
+      <w:r>
+        <w:t>-</w:t>
+      </w:r>
+      <w:proofErr w:type="gramStart"/>
+      <w:r>
+        <w:t>large labeled</w:t>
+      </w:r>
+      <w:proofErr w:type="gramEnd"/>
+      <w:r>
+        <w:t xml:space="preserve"> data, want to fine-tune the encoder, need per-token outputs, or want tight calibration + guardrails.</w:t>
       </w:r>
     </w:p>
     <w:p>
@@ -4539,7 +4702,55 @@
           <w:rStyle w:val="Strong"/>
           <w:rFonts w:eastAsiaTheme="majorEastAsia"/>
         </w:rPr>
-        <w:t>Tree-based head (XGBoost/LightGBM/CatBoost on embeddings)</w:t>
+        <w:t>Tree-based head (</w:t>
+      </w:r>
+      <w:proofErr w:type="spellStart"/>
+      <w:r>
+        <w:rPr>
+          <w:rStyle w:val="Strong"/>
+          <w:rFonts w:eastAsiaTheme="majorEastAsia"/>
+        </w:rPr>
+        <w:t>XGBoost</w:t>
+      </w:r>
+      <w:proofErr w:type="spellEnd"/>
+      <w:r>
+        <w:rPr>
+          <w:rStyle w:val="Strong"/>
+          <w:rFonts w:eastAsiaTheme="majorEastAsia"/>
+        </w:rPr>
+        <w:t>/</w:t>
+      </w:r>
+      <w:proofErr w:type="spellStart"/>
+      <w:r>
+        <w:rPr>
+          <w:rStyle w:val="Strong"/>
+          <w:rFonts w:eastAsiaTheme="majorEastAsia"/>
+        </w:rPr>
+        <w:t>LightGBM</w:t>
+      </w:r>
+      <w:proofErr w:type="spellEnd"/>
+      <w:r>
+        <w:rPr>
+          <w:rStyle w:val="Strong"/>
+          <w:rFonts w:eastAsiaTheme="majorEastAsia"/>
+        </w:rPr>
+        <w:t>/</w:t>
+      </w:r>
+      <w:proofErr w:type="spellStart"/>
+      <w:r>
+        <w:rPr>
+          <w:rStyle w:val="Strong"/>
+          <w:rFonts w:eastAsiaTheme="majorEastAsia"/>
+        </w:rPr>
+        <w:t>CatBoost</w:t>
+      </w:r>
+      <w:proofErr w:type="spellEnd"/>
+      <w:r>
+        <w:rPr>
+          <w:rStyle w:val="Strong"/>
+          <w:rFonts w:eastAsiaTheme="majorEastAsia"/>
+        </w:rPr>
+        <w:t xml:space="preserve"> on embeddings)</w:t>
       </w:r>
     </w:p>
     <w:p>
@@ -4670,7 +4881,7 @@
       <w:pPr>
         <w:pStyle w:val="Heading2"/>
       </w:pPr>
-      <w:bookmarkStart w:id="23" w:name="_Toc207178530"/>
+      <w:bookmarkStart w:id="23" w:name="_Toc207746737"/>
       <w:r>
         <w:t>Practical recommendations (use this decision flow)</w:t>
       </w:r>
@@ -4731,7 +4942,15 @@
         </w:numPr>
       </w:pPr>
       <w:r>
-        <w:t>1–2 hidden layers (e.g., 256 units), GELU/ReLU, LayerNorm, light dropout.</w:t>
+        <w:t xml:space="preserve">1–2 hidden layers (e.g., 256 units), GELU/ReLU, </w:t>
+      </w:r>
+      <w:proofErr w:type="spellStart"/>
+      <w:r>
+        <w:t>LayerNorm</w:t>
+      </w:r>
+      <w:proofErr w:type="spellEnd"/>
+      <w:r>
+        <w:t>, light dropout.</w:t>
       </w:r>
     </w:p>
     <w:p>
@@ -4783,7 +5002,23 @@
         </w:numPr>
       </w:pPr>
       <w:r>
-        <w:t>Train LightGBM/XGBoost on the pooled embeddings.</w:t>
+        <w:t xml:space="preserve">Train </w:t>
+      </w:r>
+      <w:proofErr w:type="spellStart"/>
+      <w:r>
+        <w:t>LightGBM</w:t>
+      </w:r>
+      <w:proofErr w:type="spellEnd"/>
+      <w:r>
+        <w:t>/</w:t>
+      </w:r>
+      <w:proofErr w:type="spellStart"/>
+      <w:r>
+        <w:t>XGBoost</w:t>
+      </w:r>
+      <w:proofErr w:type="spellEnd"/>
+      <w:r>
+        <w:t xml:space="preserve"> on the pooled embeddings.</w:t>
       </w:r>
     </w:p>
     <w:p>
@@ -4876,6 +5111,7 @@
           <w:numId w:val="23"/>
         </w:numPr>
       </w:pPr>
+      <w:proofErr w:type="spellStart"/>
       <w:r>
         <w:rPr>
           <w:rStyle w:val="Strong"/>
@@ -4883,6 +5119,7 @@
         </w:rPr>
         <w:t>Reranker</w:t>
       </w:r>
+      <w:proofErr w:type="spellEnd"/>
       <w:r>
         <w:t xml:space="preserve">: use the MLP head as the main scorer; run a compact tree model only on </w:t>
       </w:r>
@@ -4901,7 +5138,7 @@
       <w:pPr>
         <w:pStyle w:val="Heading2"/>
       </w:pPr>
-      <w:bookmarkStart w:id="24" w:name="_Toc207178531"/>
+      <w:bookmarkStart w:id="24" w:name="_Toc207746738"/>
       <w:r>
         <w:t>When each clearly wins</w:t>
       </w:r>
@@ -4949,7 +5186,7 @@
       <w:pPr>
         <w:pStyle w:val="Heading2"/>
       </w:pPr>
-      <w:bookmarkStart w:id="25" w:name="_Toc207178532"/>
+      <w:bookmarkStart w:id="25" w:name="_Toc207746739"/>
       <w:r>
         <w:t>Gotchas to watch</w:t>
       </w:r>
@@ -4971,7 +5208,15 @@
         <w:t>High-dim dense embeddings</w:t>
       </w:r>
       <w:r>
-        <w:t xml:space="preserve"> are fine for trees, but tune depth/regularization to avoid overfitting.</w:t>
+        <w:t xml:space="preserve"> are fine for </w:t>
+      </w:r>
+      <w:proofErr w:type="gramStart"/>
+      <w:r>
+        <w:t>trees, but</w:t>
+      </w:r>
+      <w:proofErr w:type="gramEnd"/>
+      <w:r>
+        <w:t xml:space="preserve"> tune depth/regularization to avoid overfitting.</w:t>
       </w:r>
     </w:p>
     <w:p>
@@ -5056,7 +5301,7 @@
       <w:pPr>
         <w:pStyle w:val="Heading1"/>
       </w:pPr>
-      <w:bookmarkStart w:id="26" w:name="_Toc207178533"/>
+      <w:bookmarkStart w:id="26" w:name="_Toc207746740"/>
       <w:r>
         <w:t>Key Terms and meanings</w:t>
       </w:r>
@@ -5064,7 +5309,15 @@
     </w:p>
     <w:p>
       <w:r>
-        <w:t xml:space="preserve">Attention – let a model decide, for each token, which other tokens matter right now and by how much. It builds a weighted mix of the relevant tokens, so the representation of “this word/patch” is computed in context of everything else. Multi-head attentions does this in parallel with different “views,” and we stack these layers to get rich, global reasoning. </w:t>
+        <w:t xml:space="preserve">Attention – let a model decide, for each token, which other tokens matter right now and by how much. It builds a weighted mix of the relevant tokens, so the representation of “this word/patch” is computed in context of everything else. Multi-head attentions </w:t>
+      </w:r>
+      <w:proofErr w:type="gramStart"/>
+      <w:r>
+        <w:t>does</w:t>
+      </w:r>
+      <w:proofErr w:type="gramEnd"/>
+      <w:r>
+        <w:t xml:space="preserve"> this in parallel with different “views,” and we stack these layers to get rich, global reasoning. </w:t>
       </w:r>
     </w:p>
     <w:p>
@@ -5081,7 +5334,15 @@
         </w:numPr>
       </w:pPr>
       <w:r>
-        <w:t>TP/(TP +FP)</w:t>
+        <w:t>TP</w:t>
+      </w:r>
+      <w:proofErr w:type="gramStart"/>
+      <w:r>
+        <w:t>/(</w:t>
+      </w:r>
+      <w:proofErr w:type="gramEnd"/>
+      <w:r>
+        <w:t>TP +FP)</w:t>
       </w:r>
     </w:p>
     <w:p>
@@ -5116,7 +5377,15 @@
         </w:numPr>
       </w:pPr>
       <w:r>
-        <w:t>TP/(TP + FN)</w:t>
+        <w:t>TP</w:t>
+      </w:r>
+      <w:proofErr w:type="gramStart"/>
+      <w:r>
+        <w:t>/(</w:t>
+      </w:r>
+      <w:proofErr w:type="gramEnd"/>
+      <w:r>
+        <w:t>TP + FN)</w:t>
       </w:r>
     </w:p>
     <w:p>
@@ -5246,7 +5515,15 @@
         </w:numPr>
       </w:pPr>
       <w:r>
-        <w:t>Precision recall AUC, shows the trade off between precision and recall</w:t>
+        <w:t xml:space="preserve">Precision recall AUC, shows the </w:t>
+      </w:r>
+      <w:proofErr w:type="spellStart"/>
+      <w:r>
+        <w:t>trade off</w:t>
+      </w:r>
+      <w:proofErr w:type="spellEnd"/>
+      <w:r>
+        <w:t xml:space="preserve"> between precision and recall</w:t>
       </w:r>
     </w:p>
     <w:p>
@@ -5288,7 +5565,15 @@
         </w:numPr>
       </w:pPr>
       <w:r>
-        <w:t>Imagine harmful posts are just 1% of the all posts</w:t>
+        <w:t xml:space="preserve">Imagine harmful posts are just 1% of </w:t>
+      </w:r>
+      <w:proofErr w:type="gramStart"/>
+      <w:r>
+        <w:t>the all</w:t>
+      </w:r>
+      <w:proofErr w:type="gramEnd"/>
+      <w:r>
+        <w:t xml:space="preserve"> posts</w:t>
       </w:r>
     </w:p>
     <w:p>
@@ -5338,19 +5623,1620 @@
         <w:t xml:space="preserve">Use when classes are balanced, </w:t>
       </w:r>
       <w:r>
-        <w:t xml:space="preserve">care equally about performance on both classes, rare positives are not the focus, and want a general sense of separability. </w:t>
-      </w:r>
-    </w:p>
+        <w:t xml:space="preserve">care equally about performance on both classes, rare positives are not the </w:t>
+      </w:r>
+      <w:proofErr w:type="gramStart"/>
+      <w:r>
+        <w:t>focus, and</w:t>
+      </w:r>
+      <w:proofErr w:type="gramEnd"/>
+      <w:r>
+        <w:t xml:space="preserve"> want a general sense of separability. </w:t>
+      </w:r>
+    </w:p>
+    <w:p>
+      <w:pPr>
+        <w:pStyle w:val="ListParagraph"/>
+        <w:numPr>
+          <w:ilvl w:val="0"/>
+          <w:numId w:val="36"/>
+        </w:numPr>
+      </w:pPr>
+      <w:r>
+        <w:t>Why ROC-AUC can be misleading</w:t>
+      </w:r>
+    </w:p>
+    <w:p>
+      <w:pPr>
+        <w:pStyle w:val="ListParagraph"/>
+        <w:numPr>
+          <w:ilvl w:val="1"/>
+          <w:numId w:val="36"/>
+        </w:numPr>
+      </w:pPr>
+      <w:r>
+        <w:t>FPR = FP/(TN+FP)</w:t>
+      </w:r>
+    </w:p>
+    <w:p>
+      <w:pPr>
+        <w:pStyle w:val="ListParagraph"/>
+        <w:numPr>
+          <w:ilvl w:val="1"/>
+          <w:numId w:val="36"/>
+        </w:numPr>
+      </w:pPr>
+      <w:r>
+        <w:t xml:space="preserve">When positives are rare, there are a huge number of true </w:t>
+      </w:r>
+      <w:proofErr w:type="gramStart"/>
+      <w:r>
+        <w:t>negatives(</w:t>
+      </w:r>
+      <w:proofErr w:type="gramEnd"/>
+      <w:r>
+        <w:t xml:space="preserve">TN). Even if you get many false positives, the denominator (FP +TN0 is so large that the FPR still looks very small. </w:t>
+      </w:r>
+    </w:p>
+    <w:p>
+      <w:pPr>
+        <w:pStyle w:val="ListParagraph"/>
+        <w:numPr>
+          <w:ilvl w:val="1"/>
+          <w:numId w:val="36"/>
+        </w:numPr>
+      </w:pPr>
+      <w:r>
+        <w:t>ROC curve may look ‘good’ even if the model is generating lots of false positives</w:t>
+      </w:r>
+    </w:p>
+    <w:p>
+      <w:r>
+        <w:t>Normal (simple) embedding models</w:t>
+      </w:r>
+    </w:p>
+    <w:p>
+      <w:pPr>
+        <w:pStyle w:val="ListParagraph"/>
+        <w:numPr>
+          <w:ilvl w:val="0"/>
+          <w:numId w:val="36"/>
+        </w:numPr>
+      </w:pPr>
+      <w:r>
+        <w:t>Think of word2vec, or a user-ID embedding in a recommender system</w:t>
+      </w:r>
+    </w:p>
+    <w:p>
+      <w:pPr>
+        <w:pStyle w:val="ListParagraph"/>
+        <w:numPr>
+          <w:ilvl w:val="0"/>
+          <w:numId w:val="36"/>
+        </w:numPr>
+      </w:pPr>
+      <w:r>
+        <w:t>Each entity is assigned a trainable vector, and vector is only updated when the entity appears in training batch</w:t>
+      </w:r>
+    </w:p>
+    <w:p>
+      <w:pPr>
+        <w:pStyle w:val="ListParagraph"/>
+        <w:numPr>
+          <w:ilvl w:val="0"/>
+          <w:numId w:val="36"/>
+        </w:numPr>
+      </w:pPr>
+      <w:r>
+        <w:t xml:space="preserve">Example: in word2vec “king – man + woman ≈ queen”, you’re learning embeddings </w:t>
+      </w:r>
+      <w:r>
+        <w:rPr>
+          <w:i/>
+          <w:iCs/>
+        </w:rPr>
+        <w:t>just by co-occurrence statistics</w:t>
+      </w:r>
+      <w:r>
+        <w:t>.</w:t>
+      </w:r>
+    </w:p>
+    <w:p>
+      <w:pPr>
+        <w:pStyle w:val="ListParagraph"/>
+        <w:numPr>
+          <w:ilvl w:val="0"/>
+          <w:numId w:val="36"/>
+        </w:numPr>
+      </w:pPr>
+      <w:r>
+        <w:rPr>
+          <w:rFonts w:hAnsi="Symbol" w:hint="eastAsia"/>
+        </w:rPr>
+        <w:t>E</w:t>
+      </w:r>
+      <w:r>
+        <w:rPr>
+          <w:rFonts w:hAnsi="Symbol"/>
+        </w:rPr>
+        <w:t>mbedding are independent parameters, two similar users only become close in the space if the optimizer happens to update them similarly based on shared data</w:t>
+      </w:r>
+    </w:p>
+    <w:p>
+      <w:pPr>
+        <w:pStyle w:val="ListParagraph"/>
+        <w:numPr>
+          <w:ilvl w:val="0"/>
+          <w:numId w:val="36"/>
+        </w:numPr>
+      </w:pPr>
+      <w:r>
+        <w:rPr>
+          <w:rFonts w:hAnsi="Symbol" w:hint="eastAsia"/>
+        </w:rPr>
+        <w:lastRenderedPageBreak/>
+        <w:t>N</w:t>
+      </w:r>
+      <w:r>
+        <w:rPr>
+          <w:rFonts w:hAnsi="Symbol"/>
+        </w:rPr>
+        <w:t>ot good for cold start, if a new user comes in and don</w:t>
+      </w:r>
+      <w:r>
+        <w:rPr>
+          <w:rFonts w:hAnsi="Symbol" w:hint="eastAsia"/>
+        </w:rPr>
+        <w:t>’</w:t>
+      </w:r>
+      <w:r>
+        <w:rPr>
+          <w:rFonts w:hAnsi="Symbol"/>
+        </w:rPr>
+        <w:t xml:space="preserve">t </w:t>
+      </w:r>
+      <w:r>
+        <w:rPr>
+          <w:rFonts w:hAnsi="Symbol" w:hint="eastAsia"/>
+        </w:rPr>
+        <w:t>have</w:t>
+      </w:r>
+      <w:r>
+        <w:rPr>
+          <w:rFonts w:hAnsi="Symbol"/>
+        </w:rPr>
+        <w:t xml:space="preserve"> any pre-learn vector, content can only be initialized randomly or use heuristics. </w:t>
+      </w:r>
+    </w:p>
+    <w:p>
+      <w:r>
+        <w:t>Graph Neural Network (GNN) embedding</w:t>
+      </w:r>
+    </w:p>
+    <w:p>
+      <w:pPr>
+        <w:pStyle w:val="ListParagraph"/>
+        <w:numPr>
+          <w:ilvl w:val="0"/>
+          <w:numId w:val="36"/>
+        </w:numPr>
+      </w:pPr>
+      <w:r>
+        <w:t xml:space="preserve"> Instead of giving every user completely independent vector, the embedding is computed by looking at their graph </w:t>
+      </w:r>
+      <w:proofErr w:type="gramStart"/>
+      <w:r>
+        <w:t>neighbors( friends</w:t>
+      </w:r>
+      <w:proofErr w:type="gramEnd"/>
+      <w:r>
+        <w:t>, interactions, shared content</w:t>
+      </w:r>
+    </w:p>
+    <w:p>
+      <w:pPr>
+        <w:pStyle w:val="ListParagraph"/>
+        <w:numPr>
+          <w:ilvl w:val="0"/>
+          <w:numId w:val="36"/>
+        </w:numPr>
+      </w:pPr>
+      <w:r>
+        <w:t>Each user’s embedding is a function of their own feature and aggregated neighbor features</w:t>
+      </w:r>
+    </w:p>
+    <w:p>
+      <w:pPr>
+        <w:pStyle w:val="ListParagraph"/>
+        <w:numPr>
+          <w:ilvl w:val="0"/>
+          <w:numId w:val="36"/>
+        </w:numPr>
+      </w:pPr>
+      <w:r>
+        <w:t>How training happens</w:t>
+      </w:r>
+    </w:p>
+    <w:p>
+      <w:pPr>
+        <w:pStyle w:val="ListParagraph"/>
+        <w:numPr>
+          <w:ilvl w:val="1"/>
+          <w:numId w:val="36"/>
+        </w:numPr>
+      </w:pPr>
+      <w:r>
+        <w:t>Define a supervised or self-supervised task:</w:t>
+      </w:r>
+    </w:p>
+    <w:p>
+      <w:pPr>
+        <w:pStyle w:val="ListParagraph"/>
+        <w:numPr>
+          <w:ilvl w:val="2"/>
+          <w:numId w:val="36"/>
+        </w:numPr>
+      </w:pPr>
+      <w:r>
+        <w:t xml:space="preserve">Link </w:t>
+      </w:r>
+      <w:proofErr w:type="gramStart"/>
+      <w:r>
+        <w:t>prediction(</w:t>
+      </w:r>
+      <w:proofErr w:type="gramEnd"/>
+      <w:r>
+        <w:t xml:space="preserve">will user A interact </w:t>
+      </w:r>
+      <w:proofErr w:type="spellStart"/>
+      <w:r>
+        <w:t>wit</w:t>
+      </w:r>
+      <w:proofErr w:type="spellEnd"/>
+      <w:r>
+        <w:t xml:space="preserve"> user B/content C?)</w:t>
+      </w:r>
+    </w:p>
+    <w:p>
+      <w:pPr>
+        <w:pStyle w:val="ListParagraph"/>
+        <w:numPr>
+          <w:ilvl w:val="2"/>
+          <w:numId w:val="36"/>
+        </w:numPr>
+      </w:pPr>
+      <w:r>
+        <w:t>Node classification (what “type” of user is this?)</w:t>
+      </w:r>
+    </w:p>
+    <w:p>
+      <w:pPr>
+        <w:pStyle w:val="ListParagraph"/>
+        <w:numPr>
+          <w:ilvl w:val="2"/>
+          <w:numId w:val="36"/>
+        </w:numPr>
+      </w:pPr>
+      <w:r>
+        <w:t xml:space="preserve">Graph contrastive learning (make connected nodes close in embedding space). </w:t>
+      </w:r>
+    </w:p>
+    <w:p>
+      <w:pPr>
+        <w:pStyle w:val="ListParagraph"/>
+        <w:numPr>
+          <w:ilvl w:val="1"/>
+          <w:numId w:val="36"/>
+        </w:numPr>
+      </w:pPr>
+      <w:r>
+        <w:t>Compute a loss, backpropagate through the aggregator layers, and update W</w:t>
+      </w:r>
+    </w:p>
+    <w:p>
+      <w:pPr>
+        <w:pStyle w:val="ListParagraph"/>
+        <w:numPr>
+          <w:ilvl w:val="1"/>
+          <w:numId w:val="36"/>
+        </w:numPr>
+      </w:pPr>
+      <w:r>
+        <w:t xml:space="preserve">The embeddings ‘emerge” because the GNN learns </w:t>
+      </w:r>
+      <w:proofErr w:type="spellStart"/>
+      <w:r>
+        <w:t>weigth</w:t>
+      </w:r>
+      <w:proofErr w:type="spellEnd"/>
+      <w:r>
+        <w:t xml:space="preserve"> matrices that pull similar neighbors closer and push dissimilar ones apart in vector space. </w:t>
+      </w:r>
+    </w:p>
+    <w:p>
+      <w:pPr>
+        <w:pStyle w:val="Heading1"/>
+      </w:pPr>
+      <w:bookmarkStart w:id="27" w:name="_Toc207746741"/>
+      <w:r>
+        <w:t>Ranking System:</w:t>
+      </w:r>
+    </w:p>
+    <w:p>
+      <w:r>
+        <w:t xml:space="preserve">Goal of ranking – sort samples in correct </w:t>
+      </w:r>
+      <w:proofErr w:type="spellStart"/>
+      <w:r>
+        <w:t>oder</w:t>
+      </w:r>
+      <w:proofErr w:type="spellEnd"/>
+    </w:p>
+    <w:p>
+      <w:pPr>
+        <w:pStyle w:val="ListParagraph"/>
+        <w:numPr>
+          <w:ilvl w:val="0"/>
+          <w:numId w:val="36"/>
+        </w:numPr>
+      </w:pPr>
+      <w:r>
+        <w:t>Pointwise – regression for relevance score</w:t>
+      </w:r>
+    </w:p>
+    <w:p>
+      <w:pPr>
+        <w:pStyle w:val="ListParagraph"/>
+        <w:numPr>
+          <w:ilvl w:val="0"/>
+          <w:numId w:val="36"/>
+        </w:numPr>
+      </w:pPr>
+      <w:r>
+        <w:t>Pairwise – which response is better</w:t>
+      </w:r>
+    </w:p>
+    <w:p>
+      <w:pPr>
+        <w:pStyle w:val="ListParagraph"/>
+        <w:numPr>
+          <w:ilvl w:val="0"/>
+          <w:numId w:val="36"/>
+        </w:numPr>
+      </w:pPr>
+      <w:r>
+        <w:t>Listwise – 1 to N ranking</w:t>
+      </w:r>
+    </w:p>
+    <w:p>
+      <w:r>
+        <w:t>Evaluating ranking system</w:t>
+      </w:r>
+    </w:p>
+    <w:p>
+      <w:pPr>
+        <w:pStyle w:val="ListParagraph"/>
+        <w:numPr>
+          <w:ilvl w:val="0"/>
+          <w:numId w:val="36"/>
+        </w:numPr>
+      </w:pPr>
+      <w:r>
+        <w:t>Mean average precision</w:t>
+      </w:r>
+    </w:p>
+    <w:p>
+      <w:pPr>
+        <w:pStyle w:val="ListParagraph"/>
+        <w:numPr>
+          <w:ilvl w:val="1"/>
+          <w:numId w:val="36"/>
+        </w:numPr>
+      </w:pPr>
+      <w:r>
+        <w:rPr>
+          <w:noProof/>
+        </w:rPr>
+        <w:drawing>
+          <wp:inline distT="0" distB="0" distL="0" distR="0" wp14:anchorId="3CE18453" wp14:editId="2BC918DC">
+            <wp:extent cx="2362200" cy="368300"/>
+            <wp:effectExtent l="0" t="0" r="0" b="0"/>
+            <wp:docPr id="1595638416" name="Picture 4" descr="A close up of a logo&#10;&#10;AI-generated content may be incorrect."/>
+            <wp:cNvGraphicFramePr>
+              <a:graphicFrameLocks xmlns:a="http://schemas.openxmlformats.org/drawingml/2006/main" noChangeAspect="1"/>
+            </wp:cNvGraphicFramePr>
+            <a:graphic xmlns:a="http://schemas.openxmlformats.org/drawingml/2006/main">
+              <a:graphicData uri="http://schemas.openxmlformats.org/drawingml/2006/picture">
+                <pic:pic xmlns:pic="http://schemas.openxmlformats.org/drawingml/2006/picture">
+                  <pic:nvPicPr>
+                    <pic:cNvPr id="1595638416" name="Picture 4" descr="A close up of a logo&#10;&#10;AI-generated content may be incorrect."/>
+                    <pic:cNvPicPr/>
+                  </pic:nvPicPr>
+                  <pic:blipFill>
+                    <a:blip r:embed="rId11">
+                      <a:extLst>
+                        <a:ext uri="{28A0092B-C50C-407E-A947-70E740481C1C}">
+                          <a14:useLocalDpi xmlns:a14="http://schemas.microsoft.com/office/drawing/2010/main" val="0"/>
+                        </a:ext>
+                      </a:extLst>
+                    </a:blip>
+                    <a:stretch>
+                      <a:fillRect/>
+                    </a:stretch>
+                  </pic:blipFill>
+                  <pic:spPr>
+                    <a:xfrm>
+                      <a:off x="0" y="0"/>
+                      <a:ext cx="2362200" cy="368300"/>
+                    </a:xfrm>
+                    <a:prstGeom prst="rect">
+                      <a:avLst/>
+                    </a:prstGeom>
+                  </pic:spPr>
+                </pic:pic>
+              </a:graphicData>
+            </a:graphic>
+          </wp:inline>
+        </w:drawing>
+      </w:r>
+    </w:p>
+    <w:p>
+      <w:pPr>
+        <w:pStyle w:val="ListParagraph"/>
+        <w:numPr>
+          <w:ilvl w:val="1"/>
+          <w:numId w:val="36"/>
+        </w:numPr>
+      </w:pPr>
+      <w:r>
+        <w:t>The score considers precision of the of the candidates, and relevance of the candidates</w:t>
+      </w:r>
+    </w:p>
+    <w:p>
+      <w:pPr>
+        <w:pStyle w:val="ListParagraph"/>
+        <w:numPr>
+          <w:ilvl w:val="1"/>
+          <w:numId w:val="36"/>
+        </w:numPr>
+      </w:pPr>
+      <w:r>
+        <w:t>The intuition is rewarding the system for placing relevant documents earlier in the list</w:t>
+      </w:r>
+    </w:p>
+    <w:p>
+      <w:pPr>
+        <w:pStyle w:val="ListParagraph"/>
+        <w:numPr>
+          <w:ilvl w:val="0"/>
+          <w:numId w:val="36"/>
+        </w:numPr>
+      </w:pPr>
+      <w:r>
+        <w:t>Click through rate</w:t>
+      </w:r>
+    </w:p>
+    <w:p>
+      <w:pPr>
+        <w:pStyle w:val="Heading1"/>
+      </w:pPr>
+      <w:r>
+        <w:lastRenderedPageBreak/>
+        <w:t>Pretrain Model Table</w:t>
+      </w:r>
+      <w:bookmarkEnd w:id="27"/>
+    </w:p>
+    <w:tbl>
+      <w:tblPr>
+        <w:tblW w:w="0" w:type="auto"/>
+        <w:tblCellSpacing w:w="15" w:type="dxa"/>
+        <w:tblBorders>
+          <w:top w:val="single" w:sz="4" w:space="0" w:color="auto"/>
+          <w:left w:val="single" w:sz="4" w:space="0" w:color="auto"/>
+          <w:bottom w:val="single" w:sz="4" w:space="0" w:color="auto"/>
+          <w:right w:val="single" w:sz="4" w:space="0" w:color="auto"/>
+          <w:insideH w:val="single" w:sz="4" w:space="0" w:color="auto"/>
+          <w:insideV w:val="single" w:sz="4" w:space="0" w:color="auto"/>
+        </w:tblBorders>
+        <w:tblCellMar>
+          <w:top w:w="15" w:type="dxa"/>
+          <w:left w:w="15" w:type="dxa"/>
+          <w:bottom w:w="15" w:type="dxa"/>
+          <w:right w:w="15" w:type="dxa"/>
+        </w:tblCellMar>
+        <w:tblLook w:val="04A0" w:firstRow="1" w:lastRow="0" w:firstColumn="1" w:lastColumn="0" w:noHBand="0" w:noVBand="1"/>
+      </w:tblPr>
+      <w:tblGrid>
+        <w:gridCol w:w="1042"/>
+        <w:gridCol w:w="1683"/>
+        <w:gridCol w:w="1630"/>
+        <w:gridCol w:w="2068"/>
+        <w:gridCol w:w="2927"/>
+      </w:tblGrid>
+      <w:tr>
+        <w:trPr>
+          <w:tblHeader/>
+          <w:tblCellSpacing w:w="15" w:type="dxa"/>
+        </w:trPr>
+        <w:tc>
+          <w:tcPr>
+            <w:tcW w:w="0" w:type="auto"/>
+            <w:vAlign w:val="center"/>
+            <w:hideMark/>
+          </w:tcPr>
+          <w:p>
+            <w:pPr>
+              <w:spacing w:after="0" w:line="240" w:lineRule="auto"/>
+              <w:jc w:val="center"/>
+              <w:rPr>
+                <w:rFonts w:eastAsia="Times New Roman" w:cs="Times New Roman"/>
+                <w:b/>
+                <w:bCs/>
+                <w:kern w:val="0"/>
+                <w14:ligatures w14:val="none"/>
+              </w:rPr>
+            </w:pPr>
+            <w:r>
+              <w:rPr>
+                <w:rFonts w:eastAsia="Times New Roman" w:cs="Times New Roman"/>
+                <w:b/>
+                <w:bCs/>
+                <w:kern w:val="0"/>
+                <w14:ligatures w14:val="none"/>
+              </w:rPr>
+              <w:t>Modality</w:t>
+            </w:r>
+          </w:p>
+        </w:tc>
+        <w:tc>
+          <w:tcPr>
+            <w:tcW w:w="0" w:type="auto"/>
+            <w:vAlign w:val="center"/>
+            <w:hideMark/>
+          </w:tcPr>
+          <w:p>
+            <w:pPr>
+              <w:spacing w:after="0" w:line="240" w:lineRule="auto"/>
+              <w:jc w:val="center"/>
+              <w:rPr>
+                <w:rFonts w:eastAsia="Times New Roman" w:cs="Times New Roman"/>
+                <w:b/>
+                <w:bCs/>
+                <w:kern w:val="0"/>
+                <w14:ligatures w14:val="none"/>
+              </w:rPr>
+            </w:pPr>
+            <w:r>
+              <w:rPr>
+                <w:rFonts w:eastAsia="Times New Roman" w:cs="Times New Roman"/>
+                <w:b/>
+                <w:bCs/>
+                <w:kern w:val="0"/>
+                <w14:ligatures w14:val="none"/>
+              </w:rPr>
+              <w:t>Model Examples</w:t>
+            </w:r>
+          </w:p>
+        </w:tc>
+        <w:tc>
+          <w:tcPr>
+            <w:tcW w:w="0" w:type="auto"/>
+            <w:vAlign w:val="center"/>
+            <w:hideMark/>
+          </w:tcPr>
+          <w:p>
+            <w:pPr>
+              <w:spacing w:after="0" w:line="240" w:lineRule="auto"/>
+              <w:jc w:val="center"/>
+              <w:rPr>
+                <w:rFonts w:eastAsia="Times New Roman" w:cs="Times New Roman"/>
+                <w:b/>
+                <w:bCs/>
+                <w:kern w:val="0"/>
+                <w14:ligatures w14:val="none"/>
+              </w:rPr>
+            </w:pPr>
+            <w:r>
+              <w:rPr>
+                <w:rFonts w:eastAsia="Times New Roman" w:cs="Times New Roman"/>
+                <w:b/>
+                <w:bCs/>
+                <w:kern w:val="0"/>
+                <w14:ligatures w14:val="none"/>
+              </w:rPr>
+              <w:t>Advantages</w:t>
+            </w:r>
+          </w:p>
+        </w:tc>
+        <w:tc>
+          <w:tcPr>
+            <w:tcW w:w="0" w:type="auto"/>
+            <w:vAlign w:val="center"/>
+            <w:hideMark/>
+          </w:tcPr>
+          <w:p>
+            <w:pPr>
+              <w:spacing w:after="0" w:line="240" w:lineRule="auto"/>
+              <w:jc w:val="center"/>
+              <w:rPr>
+                <w:rFonts w:eastAsia="Times New Roman" w:cs="Times New Roman"/>
+                <w:b/>
+                <w:bCs/>
+                <w:kern w:val="0"/>
+                <w14:ligatures w14:val="none"/>
+              </w:rPr>
+            </w:pPr>
+            <w:r>
+              <w:rPr>
+                <w:rFonts w:eastAsia="Times New Roman" w:cs="Times New Roman"/>
+                <w:b/>
+                <w:bCs/>
+                <w:kern w:val="0"/>
+                <w14:ligatures w14:val="none"/>
+              </w:rPr>
+              <w:t>Disadvantages</w:t>
+            </w:r>
+          </w:p>
+        </w:tc>
+        <w:tc>
+          <w:tcPr>
+            <w:tcW w:w="0" w:type="auto"/>
+            <w:vAlign w:val="center"/>
+            <w:hideMark/>
+          </w:tcPr>
+          <w:p>
+            <w:pPr>
+              <w:spacing w:after="0" w:line="240" w:lineRule="auto"/>
+              <w:jc w:val="center"/>
+              <w:rPr>
+                <w:rFonts w:eastAsia="Times New Roman" w:cs="Times New Roman"/>
+                <w:b/>
+                <w:bCs/>
+                <w:kern w:val="0"/>
+                <w14:ligatures w14:val="none"/>
+              </w:rPr>
+            </w:pPr>
+            <w:r>
+              <w:rPr>
+                <w:rFonts w:eastAsia="Times New Roman" w:cs="Times New Roman"/>
+                <w:b/>
+                <w:bCs/>
+                <w:kern w:val="0"/>
+                <w14:ligatures w14:val="none"/>
+              </w:rPr>
+              <w:t>Applications</w:t>
+            </w:r>
+          </w:p>
+        </w:tc>
+      </w:tr>
+      <w:tr>
+        <w:trPr>
+          <w:tblCellSpacing w:w="15" w:type="dxa"/>
+        </w:trPr>
+        <w:tc>
+          <w:tcPr>
+            <w:tcW w:w="0" w:type="auto"/>
+            <w:vAlign w:val="center"/>
+            <w:hideMark/>
+          </w:tcPr>
+          <w:p>
+            <w:pPr>
+              <w:spacing w:after="0" w:line="240" w:lineRule="auto"/>
+              <w:rPr>
+                <w:rFonts w:eastAsia="Times New Roman" w:cs="Times New Roman"/>
+                <w:kern w:val="0"/>
+                <w14:ligatures w14:val="none"/>
+              </w:rPr>
+            </w:pPr>
+            <w:r>
+              <w:rPr>
+                <w:rFonts w:eastAsia="Times New Roman" w:cs="Times New Roman"/>
+                <w:b/>
+                <w:bCs/>
+                <w:kern w:val="0"/>
+                <w14:ligatures w14:val="none"/>
+              </w:rPr>
+              <w:t>Text</w:t>
+            </w:r>
+          </w:p>
+        </w:tc>
+        <w:tc>
+          <w:tcPr>
+            <w:tcW w:w="0" w:type="auto"/>
+            <w:hideMark/>
+          </w:tcPr>
+          <w:p>
+            <w:pPr>
+              <w:spacing w:after="0" w:line="240" w:lineRule="auto"/>
+              <w:rPr>
+                <w:rFonts w:eastAsia="Times New Roman" w:cs="Times New Roman"/>
+                <w:kern w:val="0"/>
+                <w14:ligatures w14:val="none"/>
+              </w:rPr>
+            </w:pPr>
+            <w:r>
+              <w:rPr>
+                <w:rFonts w:eastAsia="Times New Roman" w:cs="Times New Roman"/>
+                <w:b/>
+                <w:bCs/>
+                <w:kern w:val="0"/>
+                <w14:ligatures w14:val="none"/>
+              </w:rPr>
+              <w:t xml:space="preserve">BERT / </w:t>
+            </w:r>
+            <w:proofErr w:type="spellStart"/>
+            <w:r>
+              <w:rPr>
+                <w:rFonts w:eastAsia="Times New Roman" w:cs="Times New Roman"/>
+                <w:b/>
+                <w:bCs/>
+                <w:kern w:val="0"/>
+                <w14:ligatures w14:val="none"/>
+              </w:rPr>
+              <w:t>RoBERTa</w:t>
+            </w:r>
+            <w:proofErr w:type="spellEnd"/>
+            <w:r>
+              <w:rPr>
+                <w:rFonts w:eastAsia="Times New Roman" w:cs="Times New Roman"/>
+                <w:kern w:val="0"/>
+                <w14:ligatures w14:val="none"/>
+              </w:rPr>
+              <w:t xml:space="preserve"> (masked LM) </w:t>
+            </w:r>
+            <w:r>
+              <w:rPr>
+                <w:rFonts w:eastAsia="Times New Roman" w:cs="Times New Roman"/>
+                <w:b/>
+                <w:bCs/>
+                <w:kern w:val="0"/>
+                <w14:ligatures w14:val="none"/>
+              </w:rPr>
+              <w:t>GPT-family</w:t>
+            </w:r>
+            <w:r>
+              <w:rPr>
+                <w:rFonts w:eastAsia="Times New Roman" w:cs="Times New Roman"/>
+                <w:kern w:val="0"/>
+                <w14:ligatures w14:val="none"/>
+              </w:rPr>
+              <w:t xml:space="preserve"> (causal LM) </w:t>
+            </w:r>
+            <w:proofErr w:type="spellStart"/>
+            <w:r>
+              <w:rPr>
+                <w:rFonts w:eastAsia="Times New Roman" w:cs="Times New Roman"/>
+                <w:b/>
+                <w:bCs/>
+                <w:kern w:val="0"/>
+                <w14:ligatures w14:val="none"/>
+              </w:rPr>
+              <w:t>DistilBERT</w:t>
+            </w:r>
+            <w:proofErr w:type="spellEnd"/>
+            <w:r>
+              <w:rPr>
+                <w:rFonts w:eastAsia="Times New Roman" w:cs="Times New Roman"/>
+                <w:b/>
+                <w:bCs/>
+                <w:kern w:val="0"/>
+                <w14:ligatures w14:val="none"/>
+              </w:rPr>
+              <w:t xml:space="preserve"> / ALBERT</w:t>
+            </w:r>
+            <w:r>
+              <w:rPr>
+                <w:rFonts w:eastAsia="Times New Roman" w:cs="Times New Roman"/>
+                <w:kern w:val="0"/>
+                <w14:ligatures w14:val="none"/>
+              </w:rPr>
+              <w:t xml:space="preserve"> (lightweight)</w:t>
+            </w:r>
+          </w:p>
+        </w:tc>
+        <w:tc>
+          <w:tcPr>
+            <w:tcW w:w="0" w:type="auto"/>
+            <w:hideMark/>
+          </w:tcPr>
+          <w:p>
+            <w:pPr>
+              <w:spacing w:after="0" w:line="240" w:lineRule="auto"/>
+              <w:rPr>
+                <w:rFonts w:eastAsia="Times New Roman" w:cs="Times New Roman"/>
+                <w:kern w:val="0"/>
+                <w14:ligatures w14:val="none"/>
+              </w:rPr>
+            </w:pPr>
+            <w:r>
+              <w:rPr>
+                <w:rFonts w:eastAsia="Times New Roman" w:cs="Times New Roman"/>
+                <w:kern w:val="0"/>
+                <w14:ligatures w14:val="none"/>
+              </w:rPr>
+              <w:t>- Capture rich semantic + syntactic structure - Transfer to many downstream tasks - Widely available pretrained checkpoints - GPT excels in zero/few-shot</w:t>
+            </w:r>
+          </w:p>
+        </w:tc>
+        <w:tc>
+          <w:tcPr>
+            <w:tcW w:w="0" w:type="auto"/>
+            <w:hideMark/>
+          </w:tcPr>
+          <w:p>
+            <w:pPr>
+              <w:spacing w:after="0" w:line="240" w:lineRule="auto"/>
+              <w:rPr>
+                <w:rFonts w:eastAsia="Times New Roman" w:cs="Times New Roman"/>
+                <w:kern w:val="0"/>
+                <w14:ligatures w14:val="none"/>
+              </w:rPr>
+            </w:pPr>
+            <w:r>
+              <w:rPr>
+                <w:rFonts w:eastAsia="Times New Roman" w:cs="Times New Roman"/>
+                <w:kern w:val="0"/>
+                <w14:ligatures w14:val="none"/>
+              </w:rPr>
+              <w:t>- Large compute/memory footprint (esp. GPT-3+) - Domain shift hurts performance - Requires fine-tuning for best accuracy - Long-document reasoning still weak</w:t>
+            </w:r>
+          </w:p>
+        </w:tc>
+        <w:tc>
+          <w:tcPr>
+            <w:tcW w:w="0" w:type="auto"/>
+            <w:hideMark/>
+          </w:tcPr>
+          <w:p>
+            <w:pPr>
+              <w:spacing w:after="0" w:line="240" w:lineRule="auto"/>
+              <w:rPr>
+                <w:rFonts w:eastAsia="Times New Roman" w:cs="Times New Roman"/>
+                <w:kern w:val="0"/>
+                <w14:ligatures w14:val="none"/>
+              </w:rPr>
+            </w:pPr>
+            <w:r>
+              <w:rPr>
+                <w:rFonts w:eastAsia="Times New Roman" w:cs="Times New Roman"/>
+                <w:kern w:val="0"/>
+                <w14:ligatures w14:val="none"/>
+              </w:rPr>
+              <w:t xml:space="preserve">- Content moderation (toxic text, hate speech, spam) </w:t>
+            </w:r>
+          </w:p>
+          <w:p>
+            <w:pPr>
+              <w:spacing w:after="0" w:line="240" w:lineRule="auto"/>
+              <w:rPr>
+                <w:rFonts w:eastAsia="Times New Roman" w:cs="Times New Roman"/>
+                <w:kern w:val="0"/>
+                <w14:ligatures w14:val="none"/>
+              </w:rPr>
+            </w:pPr>
+            <w:r>
+              <w:rPr>
+                <w:rFonts w:eastAsia="Times New Roman" w:cs="Times New Roman"/>
+                <w:kern w:val="0"/>
+                <w14:ligatures w14:val="none"/>
+              </w:rPr>
+              <w:t xml:space="preserve">- Search/retrieval - Sentiment/emotion analysis </w:t>
+            </w:r>
+          </w:p>
+          <w:p>
+            <w:pPr>
+              <w:spacing w:after="0" w:line="240" w:lineRule="auto"/>
+              <w:rPr>
+                <w:rFonts w:eastAsia="Times New Roman" w:cs="Times New Roman"/>
+                <w:kern w:val="0"/>
+                <w14:ligatures w14:val="none"/>
+              </w:rPr>
+            </w:pPr>
+            <w:r>
+              <w:rPr>
+                <w:rFonts w:eastAsia="Times New Roman" w:cs="Times New Roman"/>
+                <w:kern w:val="0"/>
+                <w14:ligatures w14:val="none"/>
+              </w:rPr>
+              <w:t>- Chatbots, Q&amp;A systems</w:t>
+            </w:r>
+          </w:p>
+        </w:tc>
+      </w:tr>
+      <w:tr>
+        <w:trPr>
+          <w:tblCellSpacing w:w="15" w:type="dxa"/>
+        </w:trPr>
+        <w:tc>
+          <w:tcPr>
+            <w:tcW w:w="0" w:type="auto"/>
+            <w:vAlign w:val="center"/>
+            <w:hideMark/>
+          </w:tcPr>
+          <w:p>
+            <w:pPr>
+              <w:spacing w:after="0" w:line="240" w:lineRule="auto"/>
+              <w:rPr>
+                <w:rFonts w:eastAsia="Times New Roman" w:cs="Times New Roman"/>
+                <w:kern w:val="0"/>
+                <w14:ligatures w14:val="none"/>
+              </w:rPr>
+            </w:pPr>
+            <w:r>
+              <w:rPr>
+                <w:rFonts w:eastAsia="Times New Roman" w:cs="Times New Roman"/>
+                <w:b/>
+                <w:bCs/>
+                <w:kern w:val="0"/>
+                <w14:ligatures w14:val="none"/>
+              </w:rPr>
+              <w:t>Images</w:t>
+            </w:r>
+          </w:p>
+        </w:tc>
+        <w:tc>
+          <w:tcPr>
+            <w:tcW w:w="0" w:type="auto"/>
+            <w:hideMark/>
+          </w:tcPr>
+          <w:p>
+            <w:pPr>
+              <w:spacing w:after="0" w:line="240" w:lineRule="auto"/>
+              <w:rPr>
+                <w:rFonts w:eastAsia="Times New Roman" w:cs="Times New Roman"/>
+                <w:kern w:val="0"/>
+                <w14:ligatures w14:val="none"/>
+              </w:rPr>
+            </w:pPr>
+            <w:proofErr w:type="spellStart"/>
+            <w:r>
+              <w:rPr>
+                <w:rFonts w:eastAsia="Times New Roman" w:cs="Times New Roman"/>
+                <w:b/>
+                <w:bCs/>
+                <w:kern w:val="0"/>
+                <w14:ligatures w14:val="none"/>
+              </w:rPr>
+              <w:t>ResNet</w:t>
+            </w:r>
+            <w:proofErr w:type="spellEnd"/>
+            <w:r>
+              <w:rPr>
+                <w:rFonts w:eastAsia="Times New Roman" w:cs="Times New Roman"/>
+                <w:b/>
+                <w:bCs/>
+                <w:kern w:val="0"/>
+                <w14:ligatures w14:val="none"/>
+              </w:rPr>
+              <w:t xml:space="preserve"> / </w:t>
+            </w:r>
+            <w:proofErr w:type="spellStart"/>
+            <w:r>
+              <w:rPr>
+                <w:rFonts w:eastAsia="Times New Roman" w:cs="Times New Roman"/>
+                <w:b/>
+                <w:bCs/>
+                <w:kern w:val="0"/>
+                <w14:ligatures w14:val="none"/>
+              </w:rPr>
+              <w:t>EfficientNet</w:t>
+            </w:r>
+            <w:proofErr w:type="spellEnd"/>
+            <w:r>
+              <w:rPr>
+                <w:rFonts w:eastAsia="Times New Roman" w:cs="Times New Roman"/>
+                <w:kern w:val="0"/>
+                <w14:ligatures w14:val="none"/>
+              </w:rPr>
+              <w:t xml:space="preserve"> (CNNs) </w:t>
+            </w:r>
+            <w:proofErr w:type="spellStart"/>
+            <w:r>
+              <w:rPr>
+                <w:rFonts w:eastAsia="Times New Roman" w:cs="Times New Roman"/>
+                <w:b/>
+                <w:bCs/>
+                <w:kern w:val="0"/>
+                <w14:ligatures w14:val="none"/>
+              </w:rPr>
+              <w:t>ViT</w:t>
+            </w:r>
+            <w:proofErr w:type="spellEnd"/>
+            <w:r>
+              <w:rPr>
+                <w:rFonts w:eastAsia="Times New Roman" w:cs="Times New Roman"/>
+                <w:b/>
+                <w:bCs/>
+                <w:kern w:val="0"/>
+                <w14:ligatures w14:val="none"/>
+              </w:rPr>
+              <w:t xml:space="preserve"> / </w:t>
+            </w:r>
+            <w:proofErr w:type="spellStart"/>
+            <w:r>
+              <w:rPr>
+                <w:rFonts w:eastAsia="Times New Roman" w:cs="Times New Roman"/>
+                <w:b/>
+                <w:bCs/>
+                <w:kern w:val="0"/>
+                <w14:ligatures w14:val="none"/>
+              </w:rPr>
+              <w:t>DeiT</w:t>
+            </w:r>
+            <w:proofErr w:type="spellEnd"/>
+            <w:r>
+              <w:rPr>
+                <w:rFonts w:eastAsia="Times New Roman" w:cs="Times New Roman"/>
+                <w:kern w:val="0"/>
+                <w14:ligatures w14:val="none"/>
+              </w:rPr>
+              <w:t xml:space="preserve"> (Transformers) </w:t>
+            </w:r>
+            <w:r>
+              <w:rPr>
+                <w:rFonts w:eastAsia="Times New Roman" w:cs="Times New Roman"/>
+                <w:b/>
+                <w:bCs/>
+                <w:kern w:val="0"/>
+                <w14:ligatures w14:val="none"/>
+              </w:rPr>
+              <w:t>CLIP</w:t>
+            </w:r>
+            <w:r>
+              <w:rPr>
+                <w:rFonts w:eastAsia="Times New Roman" w:cs="Times New Roman"/>
+                <w:kern w:val="0"/>
+                <w14:ligatures w14:val="none"/>
+              </w:rPr>
+              <w:t xml:space="preserve"> (image–text multimodal)</w:t>
+            </w:r>
+          </w:p>
+        </w:tc>
+        <w:tc>
+          <w:tcPr>
+            <w:tcW w:w="0" w:type="auto"/>
+            <w:hideMark/>
+          </w:tcPr>
+          <w:p>
+            <w:pPr>
+              <w:spacing w:after="0" w:line="240" w:lineRule="auto"/>
+              <w:rPr>
+                <w:rFonts w:eastAsia="Times New Roman" w:cs="Times New Roman"/>
+                <w:kern w:val="0"/>
+                <w14:ligatures w14:val="none"/>
+              </w:rPr>
+            </w:pPr>
+            <w:r>
+              <w:rPr>
+                <w:rFonts w:eastAsia="Times New Roman" w:cs="Times New Roman"/>
+                <w:kern w:val="0"/>
+                <w14:ligatures w14:val="none"/>
+              </w:rPr>
+              <w:t xml:space="preserve">- CNNs: efficient local feature extractors - </w:t>
+            </w:r>
+            <w:proofErr w:type="spellStart"/>
+            <w:r>
+              <w:rPr>
+                <w:rFonts w:eastAsia="Times New Roman" w:cs="Times New Roman"/>
+                <w:kern w:val="0"/>
+                <w14:ligatures w14:val="none"/>
+              </w:rPr>
+              <w:t>ViTs</w:t>
+            </w:r>
+            <w:proofErr w:type="spellEnd"/>
+            <w:r>
+              <w:rPr>
+                <w:rFonts w:eastAsia="Times New Roman" w:cs="Times New Roman"/>
+                <w:kern w:val="0"/>
+                <w14:ligatures w14:val="none"/>
+              </w:rPr>
+              <w:t>: strong global context modeling - CLIP: zero-shot classification &amp; multimodal alignment</w:t>
+            </w:r>
+          </w:p>
+        </w:tc>
+        <w:tc>
+          <w:tcPr>
+            <w:tcW w:w="0" w:type="auto"/>
+            <w:hideMark/>
+          </w:tcPr>
+          <w:p>
+            <w:pPr>
+              <w:spacing w:after="0" w:line="240" w:lineRule="auto"/>
+              <w:rPr>
+                <w:rFonts w:eastAsia="Times New Roman" w:cs="Times New Roman"/>
+                <w:kern w:val="0"/>
+                <w14:ligatures w14:val="none"/>
+              </w:rPr>
+            </w:pPr>
+            <w:r>
+              <w:rPr>
+                <w:rFonts w:eastAsia="Times New Roman" w:cs="Times New Roman"/>
+                <w:kern w:val="0"/>
+                <w14:ligatures w14:val="none"/>
+              </w:rPr>
+              <w:t xml:space="preserve">- </w:t>
+            </w:r>
+            <w:proofErr w:type="spellStart"/>
+            <w:r>
+              <w:rPr>
+                <w:rFonts w:eastAsia="Times New Roman" w:cs="Times New Roman"/>
+                <w:kern w:val="0"/>
+                <w14:ligatures w14:val="none"/>
+              </w:rPr>
+              <w:t>ViTs</w:t>
+            </w:r>
+            <w:proofErr w:type="spellEnd"/>
+            <w:r>
+              <w:rPr>
+                <w:rFonts w:eastAsia="Times New Roman" w:cs="Times New Roman"/>
+                <w:kern w:val="0"/>
+                <w14:ligatures w14:val="none"/>
+              </w:rPr>
+              <w:t xml:space="preserve"> require huge datasets - CNNs less adaptable for multimodal tasks - CLIP biased by internet captions; poor in niche domains - Inference can be GPU-heavy at scale</w:t>
+            </w:r>
+          </w:p>
+        </w:tc>
+        <w:tc>
+          <w:tcPr>
+            <w:tcW w:w="0" w:type="auto"/>
+            <w:hideMark/>
+          </w:tcPr>
+          <w:p>
+            <w:pPr>
+              <w:spacing w:after="0" w:line="240" w:lineRule="auto"/>
+              <w:rPr>
+                <w:rFonts w:eastAsia="Times New Roman" w:cs="Times New Roman"/>
+                <w:kern w:val="0"/>
+                <w14:ligatures w14:val="none"/>
+              </w:rPr>
+            </w:pPr>
+            <w:r>
+              <w:rPr>
+                <w:rFonts w:eastAsia="Times New Roman" w:cs="Times New Roman"/>
+                <w:kern w:val="0"/>
+                <w14:ligatures w14:val="none"/>
+              </w:rPr>
+              <w:t>- Harmful image detection (nudity, violence, drugs) - Visual search &amp; retrieval - Content moderation for memes/images - Multimodal search (image ↔ text)</w:t>
+            </w:r>
+          </w:p>
+        </w:tc>
+      </w:tr>
+      <w:tr>
+        <w:trPr>
+          <w:tblCellSpacing w:w="15" w:type="dxa"/>
+        </w:trPr>
+        <w:tc>
+          <w:tcPr>
+            <w:tcW w:w="0" w:type="auto"/>
+            <w:vAlign w:val="center"/>
+            <w:hideMark/>
+          </w:tcPr>
+          <w:p>
+            <w:pPr>
+              <w:spacing w:after="0" w:line="240" w:lineRule="auto"/>
+              <w:rPr>
+                <w:rFonts w:eastAsia="Times New Roman" w:cs="Times New Roman"/>
+                <w:kern w:val="0"/>
+                <w14:ligatures w14:val="none"/>
+              </w:rPr>
+            </w:pPr>
+            <w:r>
+              <w:rPr>
+                <w:rFonts w:eastAsia="Times New Roman" w:cs="Times New Roman"/>
+                <w:b/>
+                <w:bCs/>
+                <w:kern w:val="0"/>
+                <w14:ligatures w14:val="none"/>
+              </w:rPr>
+              <w:t>Audio</w:t>
+            </w:r>
+          </w:p>
+        </w:tc>
+        <w:tc>
+          <w:tcPr>
+            <w:tcW w:w="0" w:type="auto"/>
+            <w:hideMark/>
+          </w:tcPr>
+          <w:p>
+            <w:pPr>
+              <w:spacing w:after="0" w:line="240" w:lineRule="auto"/>
+              <w:rPr>
+                <w:rFonts w:eastAsia="Times New Roman" w:cs="Times New Roman"/>
+                <w:kern w:val="0"/>
+                <w14:ligatures w14:val="none"/>
+              </w:rPr>
+            </w:pPr>
+            <w:r>
+              <w:rPr>
+                <w:rFonts w:eastAsia="Times New Roman" w:cs="Times New Roman"/>
+                <w:b/>
+                <w:bCs/>
+                <w:kern w:val="0"/>
+                <w14:ligatures w14:val="none"/>
+              </w:rPr>
+              <w:t xml:space="preserve">wav2vec 2.0 / </w:t>
+            </w:r>
+            <w:proofErr w:type="spellStart"/>
+            <w:r>
+              <w:rPr>
+                <w:rFonts w:eastAsia="Times New Roman" w:cs="Times New Roman"/>
+                <w:b/>
+                <w:bCs/>
+                <w:kern w:val="0"/>
+                <w14:ligatures w14:val="none"/>
+              </w:rPr>
+              <w:t>HuBERT</w:t>
+            </w:r>
+            <w:proofErr w:type="spellEnd"/>
+            <w:r>
+              <w:rPr>
+                <w:rFonts w:eastAsia="Times New Roman" w:cs="Times New Roman"/>
+                <w:kern w:val="0"/>
+                <w14:ligatures w14:val="none"/>
+              </w:rPr>
+              <w:t xml:space="preserve"> (speech SSL) </w:t>
+            </w:r>
+            <w:r>
+              <w:rPr>
+                <w:rFonts w:eastAsia="Times New Roman" w:cs="Times New Roman"/>
+                <w:b/>
+                <w:bCs/>
+                <w:kern w:val="0"/>
+                <w14:ligatures w14:val="none"/>
+              </w:rPr>
+              <w:t>PANNs / AST</w:t>
+            </w:r>
+            <w:r>
+              <w:rPr>
+                <w:rFonts w:eastAsia="Times New Roman" w:cs="Times New Roman"/>
+                <w:kern w:val="0"/>
+                <w14:ligatures w14:val="none"/>
+              </w:rPr>
+              <w:t xml:space="preserve"> (audio classification) </w:t>
+            </w:r>
+            <w:r>
+              <w:rPr>
+                <w:rFonts w:eastAsia="Times New Roman" w:cs="Times New Roman"/>
+                <w:b/>
+                <w:bCs/>
+                <w:kern w:val="0"/>
+                <w14:ligatures w14:val="none"/>
+              </w:rPr>
+              <w:t>Whisper</w:t>
+            </w:r>
+            <w:r>
+              <w:rPr>
+                <w:rFonts w:eastAsia="Times New Roman" w:cs="Times New Roman"/>
+                <w:kern w:val="0"/>
+                <w14:ligatures w14:val="none"/>
+              </w:rPr>
+              <w:t xml:space="preserve"> (ASR, multilingual speech-to-text)</w:t>
+            </w:r>
+          </w:p>
+        </w:tc>
+        <w:tc>
+          <w:tcPr>
+            <w:tcW w:w="0" w:type="auto"/>
+            <w:hideMark/>
+          </w:tcPr>
+          <w:p>
+            <w:pPr>
+              <w:spacing w:after="0" w:line="240" w:lineRule="auto"/>
+              <w:rPr>
+                <w:rFonts w:eastAsia="Times New Roman" w:cs="Times New Roman"/>
+                <w:kern w:val="0"/>
+                <w14:ligatures w14:val="none"/>
+              </w:rPr>
+            </w:pPr>
+            <w:r>
+              <w:rPr>
+                <w:rFonts w:eastAsia="Times New Roman" w:cs="Times New Roman"/>
+                <w:kern w:val="0"/>
+                <w14:ligatures w14:val="none"/>
+              </w:rPr>
+              <w:t>- Self-supervised: learn from raw audio - Transferable across speech/audio tasks - Whisper robust to noise, supports many languages</w:t>
+            </w:r>
+          </w:p>
+        </w:tc>
+        <w:tc>
+          <w:tcPr>
+            <w:tcW w:w="0" w:type="auto"/>
+            <w:hideMark/>
+          </w:tcPr>
+          <w:p>
+            <w:pPr>
+              <w:spacing w:after="0" w:line="240" w:lineRule="auto"/>
+              <w:rPr>
+                <w:rFonts w:eastAsia="Times New Roman" w:cs="Times New Roman"/>
+                <w:kern w:val="0"/>
+                <w14:ligatures w14:val="none"/>
+              </w:rPr>
+            </w:pPr>
+            <w:r>
+              <w:rPr>
+                <w:rFonts w:eastAsia="Times New Roman" w:cs="Times New Roman"/>
+                <w:kern w:val="0"/>
+                <w14:ligatures w14:val="none"/>
+              </w:rPr>
+              <w:t>- Less standardized than text/vision - Expensive for long audio clips - Weak transfer across domains (speech ↔ music ↔ ambient) - Training data often noisy/biased</w:t>
+            </w:r>
+          </w:p>
+        </w:tc>
+        <w:tc>
+          <w:tcPr>
+            <w:tcW w:w="0" w:type="auto"/>
+            <w:hideMark/>
+          </w:tcPr>
+          <w:p>
+            <w:pPr>
+              <w:spacing w:after="0" w:line="240" w:lineRule="auto"/>
+              <w:rPr>
+                <w:rFonts w:eastAsia="Times New Roman" w:cs="Times New Roman"/>
+                <w:kern w:val="0"/>
+                <w14:ligatures w14:val="none"/>
+              </w:rPr>
+            </w:pPr>
+            <w:r>
+              <w:rPr>
+                <w:rFonts w:eastAsia="Times New Roman" w:cs="Times New Roman"/>
+                <w:kern w:val="0"/>
+                <w14:ligatures w14:val="none"/>
+              </w:rPr>
+              <w:t>- Harmful speech detection (hate, harassment) - Multilingual ASR/transcription - Speaker ID, voice biometrics - Audio event detection (gunshots, alarms)</w:t>
+            </w:r>
+          </w:p>
+        </w:tc>
+      </w:tr>
+      <w:tr>
+        <w:trPr>
+          <w:tblCellSpacing w:w="15" w:type="dxa"/>
+        </w:trPr>
+        <w:tc>
+          <w:tcPr>
+            <w:tcW w:w="0" w:type="auto"/>
+            <w:vAlign w:val="center"/>
+            <w:hideMark/>
+          </w:tcPr>
+          <w:p>
+            <w:pPr>
+              <w:spacing w:after="0" w:line="240" w:lineRule="auto"/>
+              <w:rPr>
+                <w:rFonts w:eastAsia="Times New Roman" w:cs="Times New Roman"/>
+                <w:kern w:val="0"/>
+                <w14:ligatures w14:val="none"/>
+              </w:rPr>
+            </w:pPr>
+            <w:r>
+              <w:rPr>
+                <w:rFonts w:eastAsia="Times New Roman" w:cs="Times New Roman"/>
+                <w:b/>
+                <w:bCs/>
+                <w:kern w:val="0"/>
+                <w14:ligatures w14:val="none"/>
+              </w:rPr>
+              <w:lastRenderedPageBreak/>
+              <w:t>Video</w:t>
+            </w:r>
+          </w:p>
+        </w:tc>
+        <w:tc>
+          <w:tcPr>
+            <w:tcW w:w="0" w:type="auto"/>
+            <w:hideMark/>
+          </w:tcPr>
+          <w:p>
+            <w:pPr>
+              <w:spacing w:after="0" w:line="240" w:lineRule="auto"/>
+              <w:rPr>
+                <w:rFonts w:eastAsia="Times New Roman" w:cs="Times New Roman"/>
+                <w:kern w:val="0"/>
+                <w14:ligatures w14:val="none"/>
+              </w:rPr>
+            </w:pPr>
+            <w:r>
+              <w:rPr>
+                <w:rFonts w:eastAsia="Times New Roman" w:cs="Times New Roman"/>
+                <w:b/>
+                <w:bCs/>
+                <w:kern w:val="0"/>
+                <w14:ligatures w14:val="none"/>
+              </w:rPr>
+              <w:t>I3D / C3D</w:t>
+            </w:r>
+            <w:r>
+              <w:rPr>
+                <w:rFonts w:eastAsia="Times New Roman" w:cs="Times New Roman"/>
+                <w:kern w:val="0"/>
+                <w14:ligatures w14:val="none"/>
+              </w:rPr>
+              <w:t xml:space="preserve"> (3D CNNs) </w:t>
+            </w:r>
+            <w:proofErr w:type="spellStart"/>
+            <w:r>
+              <w:rPr>
+                <w:rFonts w:eastAsia="Times New Roman" w:cs="Times New Roman"/>
+                <w:b/>
+                <w:bCs/>
+                <w:kern w:val="0"/>
+                <w14:ligatures w14:val="none"/>
+              </w:rPr>
+              <w:t>TimeSformer</w:t>
+            </w:r>
+            <w:proofErr w:type="spellEnd"/>
+            <w:r>
+              <w:rPr>
+                <w:rFonts w:eastAsia="Times New Roman" w:cs="Times New Roman"/>
+                <w:b/>
+                <w:bCs/>
+                <w:kern w:val="0"/>
+                <w14:ligatures w14:val="none"/>
+              </w:rPr>
+              <w:t xml:space="preserve"> / </w:t>
+            </w:r>
+            <w:proofErr w:type="spellStart"/>
+            <w:r>
+              <w:rPr>
+                <w:rFonts w:eastAsia="Times New Roman" w:cs="Times New Roman"/>
+                <w:b/>
+                <w:bCs/>
+                <w:kern w:val="0"/>
+                <w14:ligatures w14:val="none"/>
+              </w:rPr>
+              <w:t>VideoMAE</w:t>
+            </w:r>
+            <w:proofErr w:type="spellEnd"/>
+            <w:r>
+              <w:rPr>
+                <w:rFonts w:eastAsia="Times New Roman" w:cs="Times New Roman"/>
+                <w:b/>
+                <w:bCs/>
+                <w:kern w:val="0"/>
+                <w14:ligatures w14:val="none"/>
+              </w:rPr>
+              <w:t xml:space="preserve"> / </w:t>
+            </w:r>
+            <w:proofErr w:type="spellStart"/>
+            <w:r>
+              <w:rPr>
+                <w:rFonts w:eastAsia="Times New Roman" w:cs="Times New Roman"/>
+                <w:b/>
+                <w:bCs/>
+                <w:kern w:val="0"/>
+                <w14:ligatures w14:val="none"/>
+              </w:rPr>
+              <w:t>ViViT</w:t>
+            </w:r>
+            <w:proofErr w:type="spellEnd"/>
+            <w:r>
+              <w:rPr>
+                <w:rFonts w:eastAsia="Times New Roman" w:cs="Times New Roman"/>
+                <w:kern w:val="0"/>
+                <w14:ligatures w14:val="none"/>
+              </w:rPr>
+              <w:t xml:space="preserve"> (video transformers) </w:t>
+            </w:r>
+            <w:r>
+              <w:rPr>
+                <w:rFonts w:eastAsia="Times New Roman" w:cs="Times New Roman"/>
+                <w:b/>
+                <w:bCs/>
+                <w:kern w:val="0"/>
+                <w14:ligatures w14:val="none"/>
+              </w:rPr>
+              <w:t>X-CLIP / Florence</w:t>
+            </w:r>
+            <w:r>
+              <w:rPr>
+                <w:rFonts w:eastAsia="Times New Roman" w:cs="Times New Roman"/>
+                <w:kern w:val="0"/>
+                <w14:ligatures w14:val="none"/>
+              </w:rPr>
+              <w:t xml:space="preserve"> (video–text multimodal)</w:t>
+            </w:r>
+          </w:p>
+        </w:tc>
+        <w:tc>
+          <w:tcPr>
+            <w:tcW w:w="0" w:type="auto"/>
+            <w:hideMark/>
+          </w:tcPr>
+          <w:p>
+            <w:pPr>
+              <w:spacing w:after="0" w:line="240" w:lineRule="auto"/>
+              <w:rPr>
+                <w:rFonts w:eastAsia="Times New Roman" w:cs="Times New Roman"/>
+                <w:kern w:val="0"/>
+                <w14:ligatures w14:val="none"/>
+              </w:rPr>
+            </w:pPr>
+            <w:r>
+              <w:rPr>
+                <w:rFonts w:eastAsia="Times New Roman" w:cs="Times New Roman"/>
+                <w:kern w:val="0"/>
+                <w14:ligatures w14:val="none"/>
+              </w:rPr>
+              <w:t xml:space="preserve">- Capture </w:t>
+            </w:r>
+            <w:proofErr w:type="spellStart"/>
+            <w:r>
+              <w:rPr>
+                <w:rFonts w:eastAsia="Times New Roman" w:cs="Times New Roman"/>
+                <w:kern w:val="0"/>
+                <w14:ligatures w14:val="none"/>
+              </w:rPr>
+              <w:t>spatio</w:t>
+            </w:r>
+            <w:proofErr w:type="spellEnd"/>
+            <w:r>
+              <w:rPr>
+                <w:rFonts w:eastAsia="Times New Roman" w:cs="Times New Roman"/>
+                <w:kern w:val="0"/>
+                <w14:ligatures w14:val="none"/>
+              </w:rPr>
+              <w:t>-temporal cues (motion + appearance) - Pretrained on large datasets (Kinetics, HowTo100M) → transferable - Multimodal: align video with text for zero-shot tasks</w:t>
+            </w:r>
+          </w:p>
+        </w:tc>
+        <w:tc>
+          <w:tcPr>
+            <w:tcW w:w="0" w:type="auto"/>
+            <w:hideMark/>
+          </w:tcPr>
+          <w:p>
+            <w:pPr>
+              <w:spacing w:after="0" w:line="240" w:lineRule="auto"/>
+              <w:rPr>
+                <w:rFonts w:eastAsia="Times New Roman" w:cs="Times New Roman"/>
+                <w:kern w:val="0"/>
+                <w14:ligatures w14:val="none"/>
+              </w:rPr>
+            </w:pPr>
+            <w:r>
+              <w:rPr>
+                <w:rFonts w:eastAsia="Times New Roman" w:cs="Times New Roman"/>
+                <w:kern w:val="0"/>
+                <w14:ligatures w14:val="none"/>
+              </w:rPr>
+              <w:t>- Very compute- and memory-heavy - Frame sampling can miss key events - Annotated datasets smaller &amp; noisier than image/text - Latency issues for real-time moderation</w:t>
+            </w:r>
+          </w:p>
+        </w:tc>
+        <w:tc>
+          <w:tcPr>
+            <w:tcW w:w="0" w:type="auto"/>
+            <w:hideMark/>
+          </w:tcPr>
+          <w:p>
+            <w:pPr>
+              <w:spacing w:after="0" w:line="240" w:lineRule="auto"/>
+              <w:rPr>
+                <w:rFonts w:eastAsia="Times New Roman" w:cs="Times New Roman"/>
+                <w:kern w:val="0"/>
+                <w14:ligatures w14:val="none"/>
+              </w:rPr>
+            </w:pPr>
+            <w:r>
+              <w:rPr>
+                <w:rFonts w:eastAsia="Times New Roman" w:cs="Times New Roman"/>
+                <w:kern w:val="0"/>
+                <w14:ligatures w14:val="none"/>
+              </w:rPr>
+              <w:t>- Harmful video detection (violence, self-harm, explicit content) - Video captioning/summarization - Search &amp; recommendation - Surveillance &amp; safety monitoring</w:t>
+            </w:r>
+          </w:p>
+        </w:tc>
+      </w:tr>
+    </w:tbl>
     <w:p/>
     <w:p>
       <w:pPr>
         <w:pStyle w:val="Heading1"/>
       </w:pPr>
-      <w:bookmarkStart w:id="27" w:name="_Toc207178534"/>
+      <w:bookmarkStart w:id="28" w:name="_Toc207746742"/>
       <w:r>
         <w:t>Harmful Content Detection</w:t>
       </w:r>
-      <w:bookmarkEnd w:id="27"/>
+      <w:bookmarkEnd w:id="28"/>
     </w:p>
     <w:p>
       <w:r>
@@ -5474,7 +7360,6 @@
         </w:numPr>
       </w:pPr>
       <w:r>
-        <w:lastRenderedPageBreak/>
         <w:t>Users who have their content wrongly removed (false positive) will be unhappy and may leave the platform</w:t>
       </w:r>
     </w:p>
@@ -5511,6 +7396,7 @@
         </w:numPr>
       </w:pPr>
       <w:r>
+        <w:lastRenderedPageBreak/>
         <w:t xml:space="preserve">How quickly do we need to detect harmful content? </w:t>
       </w:r>
     </w:p>
@@ -5523,8 +7409,13 @@
         </w:numPr>
       </w:pPr>
       <w:r>
-        <w:t>As soon as it appears?</w:t>
-      </w:r>
+        <w:t xml:space="preserve">As soon as it </w:t>
+      </w:r>
+      <w:proofErr w:type="gramStart"/>
+      <w:r>
+        <w:t>appears?</w:t>
+      </w:r>
+      <w:proofErr w:type="gramEnd"/>
     </w:p>
     <w:p>
       <w:pPr>
@@ -5559,7 +7450,15 @@
         </w:numPr>
       </w:pPr>
       <w:r>
-        <w:t xml:space="preserve">Do we have data available for the initial training or will we need a cold start? </w:t>
+        <w:t xml:space="preserve">Do we have data available for the initial </w:t>
+      </w:r>
+      <w:proofErr w:type="gramStart"/>
+      <w:r>
+        <w:t>training</w:t>
+      </w:r>
+      <w:proofErr w:type="gramEnd"/>
+      <w:r>
+        <w:t xml:space="preserve"> or will we need a cold start? </w:t>
       </w:r>
     </w:p>
     <w:p>
@@ -5571,7 +7470,15 @@
         </w:numPr>
       </w:pPr>
       <w:r>
-        <w:t>Assume we have small amount of labelled data (50k examples, 50% harmful and 50% benign) available for intial training</w:t>
+        <w:t xml:space="preserve">Assume we have small amount of labelled data (50k examples, 50% harmful and 50% benign) available for </w:t>
+      </w:r>
+      <w:proofErr w:type="spellStart"/>
+      <w:r>
+        <w:t>intial</w:t>
+      </w:r>
+      <w:proofErr w:type="spellEnd"/>
+      <w:r>
+        <w:t xml:space="preserve"> training</w:t>
       </w:r>
     </w:p>
     <w:p>
@@ -5631,7 +7538,23 @@
         </w:numPr>
       </w:pPr>
       <w:r>
-        <w:t>Confirmed that this is a multi-modal classification problem. The scale is large and we know the type of data we will be dealing with. We understands that there are different options to delete the harmful contents</w:t>
+        <w:t xml:space="preserve">Confirmed that this is a multi-modal classification problem. The scale is </w:t>
+      </w:r>
+      <w:proofErr w:type="gramStart"/>
+      <w:r>
+        <w:t>large</w:t>
+      </w:r>
+      <w:proofErr w:type="gramEnd"/>
+      <w:r>
+        <w:t xml:space="preserve"> and we know the type of data we will be dealing with. We </w:t>
+      </w:r>
+      <w:proofErr w:type="gramStart"/>
+      <w:r>
+        <w:t>understands</w:t>
+      </w:r>
+      <w:proofErr w:type="gramEnd"/>
+      <w:r>
+        <w:t xml:space="preserve"> that there are different options to delete the harmful contents</w:t>
       </w:r>
     </w:p>
     <w:p>
@@ -5658,7 +7581,15 @@
         <w:t>It may be easy to say that all harmful contents detected will be deleted</w:t>
       </w:r>
       <w:r>
-        <w:t xml:space="preserve">, but it will create a lot of false positive. Instead, we should set up precision guardrails like 95% precision to minimize false positives so users would have better experience. A better business objective is to minimize views of the harmful content while subject to precision guardrails. Some contents may not get much views at all, so if no one looks at them, </w:t>
+        <w:t xml:space="preserve">, but it will create a lot of false positive. Instead, we should set up precision guardrails like 95% precision to minimize false positives so users would have better experience. A better business objective is to minimize views of the harmful content while subject to precision guardrails. Some contents may not get </w:t>
+      </w:r>
+      <w:proofErr w:type="gramStart"/>
+      <w:r>
+        <w:t>much</w:t>
+      </w:r>
+      <w:proofErr w:type="gramEnd"/>
+      <w:r>
+        <w:t xml:space="preserve"> views at all, so if no one looks at them, </w:t>
       </w:r>
       <w:r>
         <w:t xml:space="preserve">maybe they can stay there for a little bit longer. The ones that get more view will get prioritized for harmful content detection. </w:t>
@@ -5730,7 +7661,7 @@
                     <pic:cNvPicPr/>
                   </pic:nvPicPr>
                   <pic:blipFill>
-                    <a:blip r:embed="rId11"/>
+                    <a:blip r:embed="rId12"/>
                     <a:stretch>
                       <a:fillRect/>
                     </a:stretch>
@@ -5763,7 +7694,15 @@
         <w:t>Posts created</w:t>
       </w:r>
       <w:r>
-        <w:t xml:space="preserve"> ( or after accumulated some views</w:t>
+        <w:t xml:space="preserve"> </w:t>
+      </w:r>
+      <w:proofErr w:type="gramStart"/>
+      <w:r>
+        <w:t>( or</w:t>
+      </w:r>
+      <w:proofErr w:type="gramEnd"/>
+      <w:r>
+        <w:t xml:space="preserve"> after accumulated some views</w:t>
       </w:r>
       <w:r>
         <w:t xml:space="preserve"> which would estab</w:t>
@@ -5790,7 +7729,15 @@
         <w:t>The classifier will need to be calibrated by a layer which guarantees we meet our precision g</w:t>
       </w:r>
       <w:r>
-        <w:t>uardrails. The outputs will be fed into a system that can take action to either del</w:t>
+        <w:t xml:space="preserve">uardrails. The outputs will be fed into a system that can </w:t>
+      </w:r>
+      <w:proofErr w:type="gramStart"/>
+      <w:r>
+        <w:t>take action</w:t>
+      </w:r>
+      <w:proofErr w:type="gramEnd"/>
+      <w:r>
+        <w:t xml:space="preserve"> to either del</w:t>
       </w:r>
       <w:r>
         <w:t xml:space="preserve">ete the post, flag for review, or some other actions. </w:t>
@@ -5842,8 +7789,13 @@
       <w:r>
         <w:t xml:space="preserve">We can also consider public data sources such as NSFW data, but we have </w:t>
       </w:r>
-      <w:r>
-        <w:t>make sure not to introduce bias into our model using those data, e.g.:</w:t>
+      <w:proofErr w:type="gramStart"/>
+      <w:r>
+        <w:t>make</w:t>
+      </w:r>
+      <w:proofErr w:type="gramEnd"/>
+      <w:r>
+        <w:t xml:space="preserve"> sure not to introduce bias into our model using those data, e.g.:</w:t>
       </w:r>
     </w:p>
     <w:p>
@@ -5894,7 +7846,15 @@
         </w:numPr>
       </w:pPr>
       <w:r>
-        <w:t>Mitigation: stratefy by region/culture</w:t>
+        <w:t xml:space="preserve">Mitigation: </w:t>
+      </w:r>
+      <w:proofErr w:type="spellStart"/>
+      <w:r>
+        <w:t>stratefy</w:t>
+      </w:r>
+      <w:proofErr w:type="spellEnd"/>
+      <w:r>
+        <w:t xml:space="preserve"> by region/culture</w:t>
       </w:r>
     </w:p>
     <w:p>
@@ -5918,8 +7878,13 @@
           <w:numId w:val="1"/>
         </w:numPr>
       </w:pPr>
-      <w:r>
-        <w:t>Downsampling on porn or apply loss re-weighting so porn doesn’t dominate training</w:t>
+      <w:proofErr w:type="spellStart"/>
+      <w:r>
+        <w:t>Downsampling</w:t>
+      </w:r>
+      <w:proofErr w:type="spellEnd"/>
+      <w:r>
+        <w:t xml:space="preserve"> on porn or apply loss re-weighting so porn doesn’t dominate training</w:t>
       </w:r>
     </w:p>
     <w:p>
@@ -5955,7 +7920,31 @@
         </w:numPr>
       </w:pPr>
       <w:r>
-        <w:t>Adversarial Bias – harmful users may try to avoid detection by adapting, hiding aggressive words, e.g.k1ll, fvck, etc)</w:t>
+        <w:t>Adversarial Bias – harmful users may try to avoid detection by adapting, hiding aggressive words, e.</w:t>
+      </w:r>
+      <w:proofErr w:type="gramStart"/>
+      <w:r>
+        <w:t>g.k</w:t>
+      </w:r>
+      <w:proofErr w:type="gramEnd"/>
+      <w:r>
+        <w:t xml:space="preserve">1ll, </w:t>
+      </w:r>
+      <w:proofErr w:type="spellStart"/>
+      <w:r>
+        <w:t>fvck</w:t>
+      </w:r>
+      <w:proofErr w:type="spellEnd"/>
+      <w:r>
+        <w:t xml:space="preserve">, </w:t>
+      </w:r>
+      <w:proofErr w:type="spellStart"/>
+      <w:r>
+        <w:t>etc</w:t>
+      </w:r>
+      <w:proofErr w:type="spellEnd"/>
+      <w:r>
+        <w:t>)</w:t>
       </w:r>
     </w:p>
     <w:p>
@@ -6119,7 +8108,15 @@
         </w:numPr>
       </w:pPr>
       <w:r>
-        <w:t>Raw token embeddings, use pretrained text embeddings(BERT)</w:t>
+        <w:t xml:space="preserve">Raw token embeddings, use pretrained text </w:t>
+      </w:r>
+      <w:proofErr w:type="gramStart"/>
+      <w:r>
+        <w:t>embeddings(</w:t>
+      </w:r>
+      <w:proofErr w:type="gramEnd"/>
+      <w:r>
+        <w:t>BERT)</w:t>
       </w:r>
     </w:p>
     <w:p>
@@ -6167,7 +8164,15 @@
         </w:numPr>
       </w:pPr>
       <w:r>
-        <w:t>Use pretrain visual embedding (ResNet, CLIP) to represent images.</w:t>
+        <w:t>Use pretrain visual embedding (</w:t>
+      </w:r>
+      <w:proofErr w:type="spellStart"/>
+      <w:r>
+        <w:t>ResNet</w:t>
+      </w:r>
+      <w:proofErr w:type="spellEnd"/>
+      <w:r>
+        <w:t>, CLIP) to represent images.</w:t>
       </w:r>
     </w:p>
     <w:p>
@@ -6267,7 +8272,15 @@
         </w:numPr>
       </w:pPr>
       <w:r>
-        <w:t xml:space="preserve">Remember we are not only classifying harmful content at post creation, we allow it to get some viewership and </w:t>
+        <w:t xml:space="preserve">Remember we are not only classifying harmful content at post creation, </w:t>
+      </w:r>
+      <w:proofErr w:type="gramStart"/>
+      <w:r>
+        <w:t>we</w:t>
+      </w:r>
+      <w:proofErr w:type="gramEnd"/>
+      <w:r>
+        <w:t xml:space="preserve"> allow it to get some viewership and </w:t>
       </w:r>
       <w:r>
         <w:t>gain reactions</w:t>
@@ -6282,7 +8295,15 @@
         </w:numPr>
       </w:pPr>
       <w:r>
-        <w:t>If that’s the case how can we include these feature</w:t>
+        <w:t xml:space="preserve">If that’s the </w:t>
+      </w:r>
+      <w:proofErr w:type="gramStart"/>
+      <w:r>
+        <w:t>case</w:t>
+      </w:r>
+      <w:proofErr w:type="gramEnd"/>
+      <w:r>
+        <w:t xml:space="preserve"> how can we include these feature</w:t>
       </w:r>
       <w:r>
         <w:t>s</w:t>
@@ -6324,7 +8345,15 @@
         </w:numPr>
       </w:pPr>
       <w:r>
-        <w:t>Normalize by exposure, 20 reports out of 10M views is negligible, whereas 5 reports out of 20 views is a huge red flag</w:t>
+        <w:t xml:space="preserve">Normalize by exposure, 20 reports out of 10M views </w:t>
+      </w:r>
+      <w:proofErr w:type="gramStart"/>
+      <w:r>
+        <w:t>is</w:t>
+      </w:r>
+      <w:proofErr w:type="gramEnd"/>
+      <w:r>
+        <w:t xml:space="preserve"> negligible, whereas 5 reports out of 20 views is a huge red flag</w:t>
       </w:r>
     </w:p>
     <w:p>
@@ -6348,7 +8377,15 @@
         </w:numPr>
       </w:pPr>
       <w:r>
-        <w:t xml:space="preserve">A post posted 5 days a go would have more reaction than a post posted today. </w:t>
+        <w:t xml:space="preserve">A post posted 5 days </w:t>
+      </w:r>
+      <w:proofErr w:type="spellStart"/>
+      <w:r>
+        <w:t>a go</w:t>
+      </w:r>
+      <w:proofErr w:type="spellEnd"/>
+      <w:r>
+        <w:t xml:space="preserve"> would have more reaction than a post posted today. </w:t>
       </w:r>
     </w:p>
     <w:p>
@@ -6360,7 +8397,15 @@
         </w:numPr>
       </w:pPr>
       <w:r>
-        <w:t>A 0 report ratio at 1 minute doesn’t mean the post is benign, it just hasn’t got enough exposure</w:t>
+        <w:t xml:space="preserve">A </w:t>
+      </w:r>
+      <w:proofErr w:type="gramStart"/>
+      <w:r>
+        <w:t>0 report</w:t>
+      </w:r>
+      <w:proofErr w:type="gramEnd"/>
+      <w:r>
+        <w:t xml:space="preserve"> ratio at 1 minute doesn’t mean the post is benign, it just hasn’t got enough exposure</w:t>
       </w:r>
     </w:p>
     <w:p>
@@ -6396,8 +8441,21 @@
         </w:numPr>
       </w:pPr>
       <w:r>
-        <w:t>Include a velocity feature, reports_per_hour, num_of_posts_per_N_minutes</w:t>
-      </w:r>
+        <w:t xml:space="preserve">Include a velocity feature, </w:t>
+      </w:r>
+      <w:proofErr w:type="spellStart"/>
+      <w:r>
+        <w:t>reports_per_hour</w:t>
+      </w:r>
+      <w:proofErr w:type="spellEnd"/>
+      <w:r>
+        <w:t xml:space="preserve">, </w:t>
+      </w:r>
+      <w:proofErr w:type="spellStart"/>
+      <w:r>
+        <w:t>num_of_posts_per_N_minutes</w:t>
+      </w:r>
+      <w:proofErr w:type="spellEnd"/>
     </w:p>
     <w:p>
       <w:pPr>
@@ -6468,7 +8526,15 @@
         </w:numPr>
       </w:pPr>
       <w:r>
-        <w:t>To capture users historical behavior and characteristic, which will capture how likely they will post harmful or benign content, based on their past activity</w:t>
+        <w:t xml:space="preserve">To capture </w:t>
+      </w:r>
+      <w:proofErr w:type="gramStart"/>
+      <w:r>
+        <w:t>users</w:t>
+      </w:r>
+      <w:proofErr w:type="gramEnd"/>
+      <w:r>
+        <w:t xml:space="preserve"> historical behavior and characteristic, which will capture how likely they will post harmful or benign content, based on their past activity</w:t>
       </w:r>
     </w:p>
     <w:p>
@@ -6492,7 +8558,15 @@
         </w:numPr>
       </w:pPr>
       <w:r>
-        <w:t>Compute enbeddings for each of user’s past posts - &gt; aggregate them (mean, weighted mean, or attention pooling -&gt; concatenate with user-level statistics (post counts, violation counts)</w:t>
+        <w:t xml:space="preserve">Compute </w:t>
+      </w:r>
+      <w:proofErr w:type="spellStart"/>
+      <w:r>
+        <w:t>enbeddings</w:t>
+      </w:r>
+      <w:proofErr w:type="spellEnd"/>
+      <w:r>
+        <w:t xml:space="preserve"> for each of user’s past posts - &gt; aggregate them (mean, weighted mean, or attention pooling -&gt; concatenate with user-level statistics (post counts, violation counts)</w:t>
       </w:r>
     </w:p>
     <w:p>
@@ -6520,7 +8594,23 @@
         </w:numPr>
       </w:pPr>
       <w:r>
-        <w:t>Use graph and multi-task embeddings(context &amp; coordination) for user embedding. It would capture community norms, homophily, and coordinated abuse (helpful when content looks benign but neighbors aren’t. It’s great for cold start</w:t>
+        <w:t xml:space="preserve">Use graph and multi-task </w:t>
+      </w:r>
+      <w:proofErr w:type="gramStart"/>
+      <w:r>
+        <w:t>embeddings(</w:t>
+      </w:r>
+      <w:proofErr w:type="gramEnd"/>
+      <w:r>
+        <w:t xml:space="preserve">context &amp; coordination) for user embedding. It would capture community norms, homophily, and coordinated abuse (helpful when content looks </w:t>
+      </w:r>
+      <w:proofErr w:type="gramStart"/>
+      <w:r>
+        <w:t>benign</w:t>
+      </w:r>
+      <w:proofErr w:type="gramEnd"/>
+      <w:r>
+        <w:t xml:space="preserve"> but neighbors aren’t. It’s great for cold start</w:t>
       </w:r>
     </w:p>
     <w:p>
@@ -6544,7 +8634,15 @@
         </w:numPr>
       </w:pPr>
       <w:r>
-        <w:t xml:space="preserve">Group/community/topic: some groups have different norms , a word may be benign in one community </w:t>
+        <w:t xml:space="preserve">Group/community/topic: some groups have different </w:t>
+      </w:r>
+      <w:proofErr w:type="gramStart"/>
+      <w:r>
+        <w:t>norms ,</w:t>
+      </w:r>
+      <w:proofErr w:type="gramEnd"/>
+      <w:r>
+        <w:t xml:space="preserve"> a word may be benign in one community </w:t>
       </w:r>
       <w:r>
         <w:t>but slur in another</w:t>
@@ -6595,7 +8693,15 @@
         </w:numPr>
       </w:pPr>
       <w:r>
-        <w:t xml:space="preserve">Normalizations: ratios(e.g. reports/views, reports/day), log transforms for heavy-tailed counts. </w:t>
+        <w:t xml:space="preserve">Normalizations: </w:t>
+      </w:r>
+      <w:proofErr w:type="gramStart"/>
+      <w:r>
+        <w:t>ratios(</w:t>
+      </w:r>
+      <w:proofErr w:type="gramEnd"/>
+      <w:r>
+        <w:t xml:space="preserve">e.g. reports/views, reports/day), log transforms for heavy-tailed counts. </w:t>
       </w:r>
     </w:p>
     <w:p>
@@ -6753,7 +8859,15 @@
         </w:numPr>
       </w:pPr>
       <w:r>
-        <w:t>Interaction between modalities are limited to the final layers, which might miss important cross-modal patterns</w:t>
+        <w:t xml:space="preserve">Interaction between modalities </w:t>
+      </w:r>
+      <w:proofErr w:type="gramStart"/>
+      <w:r>
+        <w:t>are</w:t>
+      </w:r>
+      <w:proofErr w:type="gramEnd"/>
+      <w:r>
+        <w:t xml:space="preserve"> limited to the final layers, which might miss important cross-modal patterns</w:t>
       </w:r>
       <w:r>
         <w:t xml:space="preserve">, because the model learns interaction on “global summaries (after encoding)”, not from the raw token/patches. </w:t>
@@ -6891,9 +9005,11 @@
           <w:numId w:val="1"/>
         </w:numPr>
       </w:pPr>
+      <w:proofErr w:type="spellStart"/>
       <w:r>
         <w:t>etc</w:t>
       </w:r>
+      <w:proofErr w:type="spellEnd"/>
     </w:p>
     <w:p>
       <w:pPr>
@@ -6951,17 +9067,30 @@
       <w:r>
         <w:t xml:space="preserve"> </w:t>
       </w:r>
+      <w:proofErr w:type="spellStart"/>
       <w:r>
         <w:t>viewer</w:t>
       </w:r>
       <w:r>
-        <w:t xml:space="preserve">ships the </w:t>
+        <w:t>ships</w:t>
+      </w:r>
+      <w:proofErr w:type="spellEnd"/>
+      <w:r>
+        <w:t xml:space="preserve"> the </w:t>
       </w:r>
       <w:r>
         <w:t xml:space="preserve">main </w:t>
       </w:r>
       <w:r>
-        <w:t xml:space="preserve">content features no longer have to fed through the </w:t>
+        <w:t xml:space="preserve">content features no longer </w:t>
+      </w:r>
+      <w:proofErr w:type="gramStart"/>
+      <w:r>
+        <w:t>have to</w:t>
+      </w:r>
+      <w:proofErr w:type="gramEnd"/>
+      <w:r>
+        <w:t xml:space="preserve"> fed through the </w:t>
       </w:r>
       <w:r>
         <w:t>e</w:t>
@@ -7080,7 +9209,23 @@
           <w:rStyle w:val="Strong"/>
           <w:rFonts w:eastAsiaTheme="majorEastAsia"/>
         </w:rPr>
-        <w:t>Pay more attention to content that actually matters for the business</w:t>
+        <w:t xml:space="preserve">Pay more attention to content that </w:t>
+      </w:r>
+      <w:proofErr w:type="gramStart"/>
+      <w:r>
+        <w:rPr>
+          <w:rStyle w:val="Strong"/>
+          <w:rFonts w:eastAsiaTheme="majorEastAsia"/>
+        </w:rPr>
+        <w:t>actually matters</w:t>
+      </w:r>
+      <w:proofErr w:type="gramEnd"/>
+      <w:r>
+        <w:rPr>
+          <w:rStyle w:val="Strong"/>
+          <w:rFonts w:eastAsiaTheme="majorEastAsia"/>
+        </w:rPr>
+        <w:t xml:space="preserve"> for the business</w:t>
       </w:r>
       <w:r>
         <w:t xml:space="preserve"> — posts that are seen by many people.</w:t>
@@ -7091,7 +9236,7 @@
         <w:rPr>
           <w:noProof/>
         </w:rPr>
-        <w:pict w14:anchorId="12A117BF">
+        <w:pict w14:anchorId="47FAB52B">
           <v:rect id="_x0000_i1033" alt="" style="width:468pt;height:.05pt;mso-width-percent:0;mso-height-percent:0;mso-width-percent:0;mso-height-percent:0" o:hralign="center" o:hrstd="t" o:hr="t" fillcolor="#a0a0a0" stroked="f"/>
         </w:pict>
       </w:r>
@@ -7140,8 +9285,8 @@
         <w:rPr>
           <w:noProof/>
         </w:rPr>
-        <w:pict w14:anchorId="00F07156">
-          <v:rect id="_x0000_i1034" alt="" style="width:468pt;height:.05pt;mso-width-percent:0;mso-height-percent:0;mso-width-percent:0;mso-height-percent:0" o:hralign="center" o:hrstd="t" o:hr="t" fillcolor="#a0a0a0" stroked="f"/>
+        <w:pict w14:anchorId="63F1DBE1">
+          <v:rect id="_x0000_i1032" alt="" style="width:468pt;height:.05pt;mso-width-percent:0;mso-height-percent:0;mso-width-percent:0;mso-height-percent:0" o:hralign="center" o:hrstd="t" o:hr="t" fillcolor="#a0a0a0" stroked="f"/>
         </w:pict>
       </w:r>
     </w:p>
@@ -7185,8 +9330,8 @@
         <w:rPr>
           <w:noProof/>
         </w:rPr>
-        <w:pict w14:anchorId="102B42D2">
-          <v:rect id="_x0000_i1035" alt="" style="width:468pt;height:.05pt;mso-width-percent:0;mso-height-percent:0;mso-width-percent:0;mso-height-percent:0" o:hralign="center" o:hrstd="t" o:hr="t" fillcolor="#a0a0a0" stroked="f"/>
+        <w:pict w14:anchorId="7185905A">
+          <v:rect id="_x0000_i1031" alt="" style="width:468pt;height:.05pt;mso-width-percent:0;mso-height-percent:0;mso-width-percent:0;mso-height-percent:0" o:hralign="center" o:hrstd="t" o:hr="t" fillcolor="#a0a0a0" stroked="f"/>
         </w:pict>
       </w:r>
     </w:p>
@@ -7264,8 +9409,8 @@
         <w:rPr>
           <w:noProof/>
         </w:rPr>
-        <w:pict w14:anchorId="708EBBE7">
-          <v:rect id="_x0000_i1036" alt="" style="width:468pt;height:.05pt;mso-width-percent:0;mso-height-percent:0;mso-width-percent:0;mso-height-percent:0" o:hralign="center" o:hrstd="t" o:hr="t" fillcolor="#a0a0a0" stroked="f"/>
+        <w:pict w14:anchorId="7D682431">
+          <v:rect id="_x0000_i1030" alt="" style="width:468pt;height:.05pt;mso-width-percent:0;mso-height-percent:0;mso-width-percent:0;mso-height-percent:0" o:hralign="center" o:hrstd="t" o:hr="t" fillcolor="#a0a0a0" stroked="f"/>
         </w:pict>
       </w:r>
     </w:p>
@@ -7323,12 +9468,21 @@
       <w:r>
         <w:t xml:space="preserve">Example: </w:t>
       </w:r>
+      <w:proofErr w:type="gramStart"/>
       <w:r>
         <w:rPr>
           <w:rStyle w:val="HTMLCode"/>
           <w:rFonts w:eastAsiaTheme="majorEastAsia"/>
         </w:rPr>
-        <w:t>log(1 + views)</w:t>
+        <w:t>log(</w:t>
+      </w:r>
+      <w:proofErr w:type="gramEnd"/>
+      <w:r>
+        <w:rPr>
+          <w:rStyle w:val="HTMLCode"/>
+          <w:rFonts w:eastAsiaTheme="majorEastAsia"/>
+        </w:rPr>
+        <w:t>1 + views)</w:t>
       </w:r>
     </w:p>
     <w:p>
@@ -7377,8 +9531,8 @@
           <w:noProof/>
         </w:rPr>
         <w:lastRenderedPageBreak/>
-        <w:pict w14:anchorId="035E6802">
-          <v:rect id="_x0000_i1037" alt="" style="width:468pt;height:.05pt;mso-width-percent:0;mso-height-percent:0;mso-width-percent:0;mso-height-percent:0" o:hralign="center" o:hrstd="t" o:hr="t" fillcolor="#a0a0a0" stroked="f"/>
+        <w:pict w14:anchorId="1F589C53">
+          <v:rect id="_x0000_i1029" alt="" style="width:468pt;height:.05pt;mso-width-percent:0;mso-height-percent:0;mso-width-percent:0;mso-height-percent:0" o:hralign="center" o:hrstd="t" o:hr="t" fillcolor="#a0a0a0" stroked="f"/>
         </w:pict>
       </w:r>
     </w:p>
@@ -7559,8 +9713,8 @@
         <w:rPr>
           <w:noProof/>
         </w:rPr>
-        <w:pict w14:anchorId="6AA80718">
-          <v:rect id="_x0000_i1038" alt="" style="width:468pt;height:.05pt;mso-width-percent:0;mso-height-percent:0;mso-width-percent:0;mso-height-percent:0" o:hralign="center" o:hrstd="t" o:hr="t" fillcolor="#a0a0a0" stroked="f"/>
+        <w:pict w14:anchorId="7466AA1D">
+          <v:rect id="_x0000_i1028" alt="" style="width:468pt;height:.05pt;mso-width-percent:0;mso-height-percent:0;mso-width-percent:0;mso-height-percent:0" o:hralign="center" o:hrstd="t" o:hr="t" fillcolor="#a0a0a0" stroked="f"/>
         </w:pict>
       </w:r>
     </w:p>
@@ -7616,7 +9770,23 @@
           <w:rStyle w:val="Strong"/>
           <w:rFonts w:eastAsiaTheme="majorEastAsia"/>
         </w:rPr>
-        <w:t>Primary loss = BCE * min(log(1 + views), cap)</w:t>
+        <w:t xml:space="preserve">Primary loss = BCE * </w:t>
+      </w:r>
+      <w:proofErr w:type="gramStart"/>
+      <w:r>
+        <w:rPr>
+          <w:rStyle w:val="Strong"/>
+          <w:rFonts w:eastAsiaTheme="majorEastAsia"/>
+        </w:rPr>
+        <w:t>min(log(</w:t>
+      </w:r>
+      <w:proofErr w:type="gramEnd"/>
+      <w:r>
+        <w:rPr>
+          <w:rStyle w:val="Strong"/>
+          <w:rFonts w:eastAsiaTheme="majorEastAsia"/>
+        </w:rPr>
+        <w:t>1 + views), cap)</w:t>
       </w:r>
       <w:r>
         <w:br/>
@@ -7642,8 +9812,49 @@
           <w:rStyle w:val="Strong"/>
           <w:rFonts w:eastAsiaTheme="majorEastAsia"/>
         </w:rPr>
-        <w:t>Report loss = (predicted_report_rate – actual_report_rate)²</w:t>
-      </w:r>
+        <w:t>Report loss = (</w:t>
+      </w:r>
+      <w:proofErr w:type="spellStart"/>
+      <w:r>
+        <w:rPr>
+          <w:rStyle w:val="Strong"/>
+          <w:rFonts w:eastAsiaTheme="majorEastAsia"/>
+        </w:rPr>
+        <w:t>predicted_report_rate</w:t>
+      </w:r>
+      <w:proofErr w:type="spellEnd"/>
+      <w:r>
+        <w:rPr>
+          <w:rStyle w:val="Strong"/>
+          <w:rFonts w:eastAsiaTheme="majorEastAsia"/>
+        </w:rPr>
+        <w:t xml:space="preserve"> – </w:t>
+      </w:r>
+      <w:proofErr w:type="spellStart"/>
+      <w:r>
+        <w:rPr>
+          <w:rStyle w:val="Strong"/>
+          <w:rFonts w:eastAsiaTheme="majorEastAsia"/>
+        </w:rPr>
+        <w:t>actual_report_</w:t>
+      </w:r>
+      <w:proofErr w:type="gramStart"/>
+      <w:r>
+        <w:rPr>
+          <w:rStyle w:val="Strong"/>
+          <w:rFonts w:eastAsiaTheme="majorEastAsia"/>
+        </w:rPr>
+        <w:t>rate</w:t>
+      </w:r>
+      <w:proofErr w:type="spellEnd"/>
+      <w:r>
+        <w:rPr>
+          <w:rStyle w:val="Strong"/>
+          <w:rFonts w:eastAsiaTheme="majorEastAsia"/>
+        </w:rPr>
+        <w:t>)²</w:t>
+      </w:r>
+      <w:proofErr w:type="gramEnd"/>
     </w:p>
     <w:p>
       <w:pPr>
@@ -7674,8 +9885,33 @@
           <w:rStyle w:val="Strong"/>
           <w:rFonts w:eastAsiaTheme="majorEastAsia"/>
         </w:rPr>
-        <w:t>Total loss = α × primary_loss + β × report_loss</w:t>
-      </w:r>
+        <w:t xml:space="preserve">Total loss = α × </w:t>
+      </w:r>
+      <w:proofErr w:type="spellStart"/>
+      <w:r>
+        <w:rPr>
+          <w:rStyle w:val="Strong"/>
+          <w:rFonts w:eastAsiaTheme="majorEastAsia"/>
+        </w:rPr>
+        <w:t>primary_loss</w:t>
+      </w:r>
+      <w:proofErr w:type="spellEnd"/>
+      <w:r>
+        <w:rPr>
+          <w:rStyle w:val="Strong"/>
+          <w:rFonts w:eastAsiaTheme="majorEastAsia"/>
+        </w:rPr>
+        <w:t xml:space="preserve"> + β × </w:t>
+      </w:r>
+      <w:proofErr w:type="spellStart"/>
+      <w:r>
+        <w:rPr>
+          <w:rStyle w:val="Strong"/>
+          <w:rFonts w:eastAsiaTheme="majorEastAsia"/>
+        </w:rPr>
+        <w:t>report_loss</w:t>
+      </w:r>
+      <w:proofErr w:type="spellEnd"/>
       <w:r>
         <w:br/>
         <w:t xml:space="preserve">Here, </w:t>
@@ -7725,8 +9961,8 @@
         <w:rPr>
           <w:noProof/>
         </w:rPr>
-        <w:pict w14:anchorId="0F04BE2C">
-          <v:rect id="_x0000_i1039" alt="" style="width:468pt;height:.05pt;mso-width-percent:0;mso-height-percent:0;mso-width-percent:0;mso-height-percent:0" o:hralign="center" o:hrstd="t" o:hr="t" fillcolor="#a0a0a0" stroked="f"/>
+        <w:pict w14:anchorId="45C0DA07">
+          <v:rect id="_x0000_i1027" alt="" style="width:468pt;height:.05pt;mso-width-percent:0;mso-height-percent:0;mso-width-percent:0;mso-height-percent:0" o:hralign="center" o:hrstd="t" o:hr="t" fillcolor="#a0a0a0" stroked="f"/>
         </w:pict>
       </w:r>
     </w:p>
@@ -7789,8 +10025,8 @@
         <w:rPr>
           <w:noProof/>
         </w:rPr>
-        <w:pict w14:anchorId="4D23A5F3">
-          <v:rect id="_x0000_i1040" alt="" style="width:468pt;height:.05pt;mso-width-percent:0;mso-height-percent:0;mso-width-percent:0;mso-height-percent:0" o:hralign="center" o:hrstd="t" o:hr="t" fillcolor="#a0a0a0" stroked="f"/>
+        <w:pict w14:anchorId="5CC06919">
+          <v:rect id="_x0000_i1026" alt="" style="width:468pt;height:.05pt;mso-width-percent:0;mso-height-percent:0;mso-width-percent:0;mso-height-percent:0" o:hralign="center" o:hrstd="t" o:hr="t" fillcolor="#a0a0a0" stroked="f"/>
         </w:pict>
       </w:r>
     </w:p>
@@ -7877,7 +10113,15 @@
         </w:numPr>
       </w:pPr>
       <w:r>
-        <w:t xml:space="preserve">So instead of forcing the model to pick only one label (like softmax does), you’d use </w:t>
+        <w:t xml:space="preserve">So instead of forcing the model to pick only one label (like </w:t>
+      </w:r>
+      <w:proofErr w:type="spellStart"/>
+      <w:r>
+        <w:t>softmax</w:t>
+      </w:r>
+      <w:proofErr w:type="spellEnd"/>
+      <w:r>
+        <w:t xml:space="preserve"> does), you’d use </w:t>
       </w:r>
       <w:r>
         <w:rPr>
@@ -7899,7 +10143,15 @@
         <w:pStyle w:val="NormalWeb"/>
       </w:pPr>
       <w:r>
-        <w:t>This is optional, but can provide additional insight and improve performance if the labels are reliable.</w:t>
+        <w:t xml:space="preserve">This is </w:t>
+      </w:r>
+      <w:proofErr w:type="gramStart"/>
+      <w:r>
+        <w:t>optional, but</w:t>
+      </w:r>
+      <w:proofErr w:type="gramEnd"/>
+      <w:r>
+        <w:t xml:space="preserve"> can provide additional insight and improve performance if the labels are reliable.</w:t>
       </w:r>
     </w:p>
     <w:p>
@@ -7907,8 +10159,8 @@
         <w:rPr>
           <w:noProof/>
         </w:rPr>
-        <w:pict w14:anchorId="03226395">
-          <v:rect id="_x0000_i1041" alt="" style="width:468pt;height:.05pt;mso-width-percent:0;mso-height-percent:0;mso-width-percent:0;mso-height-percent:0" o:hralign="center" o:hrstd="t" o:hr="t" fillcolor="#a0a0a0" stroked="f"/>
+        <w:pict w14:anchorId="1972D3ED">
+          <v:rect id="_x0000_i1025" alt="" style="width:468pt;height:.05pt;mso-width-percent:0;mso-height-percent:0;mso-width-percent:0;mso-height-percent:0" o:hralign="center" o:hrstd="t" o:hr="t" fillcolor="#a0a0a0" stroked="f"/>
         </w:pict>
       </w:r>
     </w:p>
@@ -8004,7 +10256,7 @@
                     <pic:cNvPicPr/>
                   </pic:nvPicPr>
                   <pic:blipFill>
-                    <a:blip r:embed="rId12">
+                    <a:blip r:embed="rId13">
                       <a:extLst>
                         <a:ext uri="{28A0092B-C50C-407E-A947-70E740481C1C}">
                           <a14:useLocalDpi xmlns:a14="http://schemas.microsoft.com/office/drawing/2010/main" val="0"/>
@@ -8106,8 +10358,13 @@
         </w:numPr>
       </w:pPr>
       <w:r>
-        <w:t>Instead of full-precision number, we can present the model’s parameters using fewer bits (8 bit instead of 32 bit</w:t>
-      </w:r>
+        <w:t xml:space="preserve">Instead of full-precision number, we can present the model’s parameters using fewer bits (8 bit instead of 32 </w:t>
+      </w:r>
+      <w:proofErr w:type="gramStart"/>
+      <w:r>
+        <w:t>bit</w:t>
+      </w:r>
+      <w:proofErr w:type="gramEnd"/>
     </w:p>
     <w:p>
       <w:pPr>
@@ -8179,7 +10436,15 @@
       </w:pPr>
       <w:r>
         <w:lastRenderedPageBreak/>
-        <w:t xml:space="preserve">Have a light weight model to filter out the obvious non-harmful posts/contents so the computational resources are not wasted on them. </w:t>
+        <w:t xml:space="preserve">Have a </w:t>
+      </w:r>
+      <w:proofErr w:type="gramStart"/>
+      <w:r>
+        <w:t>light weight</w:t>
+      </w:r>
+      <w:proofErr w:type="gramEnd"/>
+      <w:r>
+        <w:t xml:space="preserve"> model to filter out the obvious non-harmful posts/contents so the computational resources are not wasted on them. </w:t>
       </w:r>
     </w:p>
     <w:p>
@@ -8217,7 +10482,15 @@
         <w:t xml:space="preserve">As indicated earlier, reclassification do not require </w:t>
       </w:r>
       <w:r>
-        <w:t xml:space="preserve">posts images and texts to pass through heavy embedding model, but just updating the result with </w:t>
+        <w:t xml:space="preserve">posts images and texts to pass through heavy embedding </w:t>
+      </w:r>
+      <w:proofErr w:type="gramStart"/>
+      <w:r>
+        <w:t>model, but</w:t>
+      </w:r>
+      <w:proofErr w:type="gramEnd"/>
+      <w:r>
+        <w:t xml:space="preserve"> just updating the result with </w:t>
       </w:r>
       <w:r>
         <w:t>behavior features. The content features embeddings are ca</w:t>
@@ -8262,7 +10535,15 @@
         <w:t xml:space="preserve">if posts </w:t>
       </w:r>
       <w:r>
-        <w:t xml:space="preserve">removed because of more behavior indicator, the posts will not longer in the system to feed to the model for learning, then the model </w:t>
+        <w:t xml:space="preserve">removed because of more behavior indicator, the posts will </w:t>
+      </w:r>
+      <w:proofErr w:type="spellStart"/>
+      <w:r>
+        <w:t>not longer</w:t>
+      </w:r>
+      <w:proofErr w:type="spellEnd"/>
+      <w:r>
+        <w:t xml:space="preserve"> in the system to feed to the model for learning, then the model </w:t>
       </w:r>
       <w:r>
         <w:t>could only lean on benign posts’ behavior indicators</w:t>
@@ -8310,7 +10591,15 @@
         </w:numPr>
       </w:pPr>
       <w:r>
-        <w:t xml:space="preserve">The model might treat the recheck as if it’s a brand new post, even though </w:t>
+        <w:t xml:space="preserve">The model might treat the recheck as if it’s a </w:t>
+      </w:r>
+      <w:proofErr w:type="gramStart"/>
+      <w:r>
+        <w:t>brand new</w:t>
+      </w:r>
+      <w:proofErr w:type="gramEnd"/>
+      <w:r>
+        <w:t xml:space="preserve"> post, even though </w:t>
       </w:r>
       <w:r>
         <w:t>it’s the same post with more signals</w:t>
@@ -8328,7 +10617,15 @@
         <w:t>Scores might drift up or down just because we have looked at the post multiple times, not because its true risk has changed that much</w:t>
       </w:r>
       <w:r>
-        <w:t xml:space="preserve">. We want to make sure the score is actually meaningful and don’t inflate or deflate due to </w:t>
+        <w:t xml:space="preserve">. We want to make sure the score is </w:t>
+      </w:r>
+      <w:proofErr w:type="gramStart"/>
+      <w:r>
+        <w:t>actually meaningful</w:t>
+      </w:r>
+      <w:proofErr w:type="gramEnd"/>
+      <w:r>
+        <w:t xml:space="preserve"> and don’t inflate or deflate due to </w:t>
       </w:r>
       <w:r>
         <w:t>recheck</w:t>
@@ -8358,13 +10655,29 @@
         </w:numPr>
       </w:pPr>
       <w:r>
-        <w:t>calibration technique (isotonic regression, temp scaling, platt scaling)</w:t>
+        <w:t xml:space="preserve">calibration technique (isotonic regression, temp scaling, </w:t>
+      </w:r>
+      <w:proofErr w:type="spellStart"/>
+      <w:r>
+        <w:t>platt</w:t>
+      </w:r>
+      <w:proofErr w:type="spellEnd"/>
+      <w:r>
+        <w:t xml:space="preserve"> scaling)</w:t>
       </w:r>
       <w:r>
         <w:t>.</w:t>
       </w:r>
       <w:r>
-        <w:t xml:space="preserve"> Raw score are mapped to well calibrated probabilities</w:t>
+        <w:t xml:space="preserve"> Raw </w:t>
+      </w:r>
+      <w:proofErr w:type="gramStart"/>
+      <w:r>
+        <w:t>score</w:t>
+      </w:r>
+      <w:proofErr w:type="gramEnd"/>
+      <w:r>
+        <w:t xml:space="preserve"> are mapped to well calibrated probabilities</w:t>
       </w:r>
     </w:p>
     <w:p>
@@ -8379,7 +10692,15 @@
         <w:t xml:space="preserve">train the calibration model with </w:t>
       </w:r>
       <w:r>
-        <w:t xml:space="preserve">more retriggered posts, so the end probabilities is reliable. </w:t>
+        <w:t xml:space="preserve">more retriggered posts, so the end probabilities </w:t>
+      </w:r>
+      <w:proofErr w:type="gramStart"/>
+      <w:r>
+        <w:t>is</w:t>
+      </w:r>
+      <w:proofErr w:type="gramEnd"/>
+      <w:r>
+        <w:t xml:space="preserve"> reliable. </w:t>
       </w:r>
     </w:p>
     <w:p>
@@ -8396,7 +10717,15 @@
         </w:numPr>
       </w:pPr>
       <w:r>
-        <w:t>Online Evaluation to make sure the propose system is better than the current system</w:t>
+        <w:t xml:space="preserve">Online Evaluation to make sure the </w:t>
+      </w:r>
+      <w:proofErr w:type="gramStart"/>
+      <w:r>
+        <w:t>propose</w:t>
+      </w:r>
+      <w:proofErr w:type="gramEnd"/>
+      <w:r>
+        <w:t xml:space="preserve"> system is better than the current system</w:t>
       </w:r>
     </w:p>
     <w:p>
@@ -8482,6 +10811,26 @@
       </w:r>
       <w:r>
         <w:t>– good for class imbalance</w:t>
+      </w:r>
+    </w:p>
+    <w:p>
+      <w:pPr>
+        <w:pStyle w:val="ListParagraph"/>
+        <w:numPr>
+          <w:ilvl w:val="3"/>
+          <w:numId w:val="1"/>
+        </w:numPr>
+      </w:pPr>
+      <w:r>
+        <w:t>No ROC-AUC because there are too many true negatives, FPR = FP</w:t>
+      </w:r>
+      <w:proofErr w:type="gramStart"/>
+      <w:r>
+        <w:t>/(</w:t>
+      </w:r>
+      <w:proofErr w:type="gramEnd"/>
+      <w:r>
+        <w:t xml:space="preserve">FP + TN). The curve may still look good even with lots of FP and it can be misleading. </w:t>
       </w:r>
     </w:p>
     <w:p>
@@ -8552,9 +10901,9 @@
     <w:p/>
     <w:p/>
     <w:sectPr>
-      <w:headerReference w:type="even" r:id="rId13"/>
-      <w:headerReference w:type="default" r:id="rId14"/>
-      <w:headerReference w:type="first" r:id="rId15"/>
+      <w:headerReference w:type="even" r:id="rId14"/>
+      <w:headerReference w:type="default" r:id="rId15"/>
+      <w:headerReference w:type="first" r:id="rId16"/>
       <w:pgSz w:w="12240" w:h="15840"/>
       <w:pgMar w:top="1440" w:right="1440" w:bottom="1440" w:left="1440" w:header="720" w:footer="720" w:gutter="0"/>
       <w:cols w:space="720"/>

--- a/ML Design.docx
+++ b/ML Design.docx
@@ -47,6 +47,7 @@
               <w:i w:val="0"/>
               <w:iCs w:val="0"/>
               <w:noProof/>
+              <w:lang w:eastAsia="en-US"/>
             </w:rPr>
           </w:pPr>
           <w:r>
@@ -66,7 +67,7 @@
             </w:rPr>
             <w:fldChar w:fldCharType="separate"/>
           </w:r>
-          <w:hyperlink w:anchor="_Toc207746714" w:history="1">
+          <w:hyperlink w:anchor="_Toc210226910" w:history="1">
             <w:r>
               <w:rPr>
                 <w:rStyle w:val="Hyperlink"/>
@@ -93,7 +94,7 @@
                 <w:noProof/>
                 <w:webHidden/>
               </w:rPr>
-              <w:instrText xml:space="preserve"> PAGEREF _Toc207746714 \h </w:instrText>
+              <w:instrText xml:space="preserve"> PAGEREF _Toc210226910 \h </w:instrText>
             </w:r>
             <w:r>
               <w:rPr>
@@ -136,9 +137,10 @@
               <w:noProof/>
               <w:sz w:val="24"/>
               <w:szCs w:val="24"/>
+              <w:lang w:eastAsia="en-US"/>
             </w:rPr>
           </w:pPr>
-          <w:hyperlink w:anchor="_Toc207746715" w:history="1">
+          <w:hyperlink w:anchor="_Toc210226911" w:history="1">
             <w:r>
               <w:rPr>
                 <w:rStyle w:val="Hyperlink"/>
@@ -165,7 +167,7 @@
                 <w:noProof/>
                 <w:webHidden/>
               </w:rPr>
-              <w:instrText xml:space="preserve"> PAGEREF _Toc207746715 \h </w:instrText>
+              <w:instrText xml:space="preserve"> PAGEREF _Toc210226911 \h </w:instrText>
             </w:r>
             <w:r>
               <w:rPr>
@@ -208,9 +210,10 @@
               <w:noProof/>
               <w:sz w:val="24"/>
               <w:szCs w:val="24"/>
+              <w:lang w:eastAsia="en-US"/>
             </w:rPr>
           </w:pPr>
-          <w:hyperlink w:anchor="_Toc207746716" w:history="1">
+          <w:hyperlink w:anchor="_Toc210226912" w:history="1">
             <w:r>
               <w:rPr>
                 <w:rStyle w:val="Hyperlink"/>
@@ -237,7 +240,7 @@
                 <w:noProof/>
                 <w:webHidden/>
               </w:rPr>
-              <w:instrText xml:space="preserve"> PAGEREF _Toc207746716 \h </w:instrText>
+              <w:instrText xml:space="preserve"> PAGEREF _Toc210226912 \h </w:instrText>
             </w:r>
             <w:r>
               <w:rPr>
@@ -280,9 +283,10 @@
               <w:noProof/>
               <w:sz w:val="24"/>
               <w:szCs w:val="24"/>
+              <w:lang w:eastAsia="en-US"/>
             </w:rPr>
           </w:pPr>
-          <w:hyperlink w:anchor="_Toc207746717" w:history="1">
+          <w:hyperlink w:anchor="_Toc210226913" w:history="1">
             <w:r>
               <w:rPr>
                 <w:rStyle w:val="Hyperlink"/>
@@ -309,7 +313,7 @@
                 <w:noProof/>
                 <w:webHidden/>
               </w:rPr>
-              <w:instrText xml:space="preserve"> PAGEREF _Toc207746717 \h </w:instrText>
+              <w:instrText xml:space="preserve"> PAGEREF _Toc210226913 \h </w:instrText>
             </w:r>
             <w:r>
               <w:rPr>
@@ -352,9 +356,10 @@
               <w:noProof/>
               <w:sz w:val="24"/>
               <w:szCs w:val="24"/>
+              <w:lang w:eastAsia="en-US"/>
             </w:rPr>
           </w:pPr>
-          <w:hyperlink w:anchor="_Toc207746718" w:history="1">
+          <w:hyperlink w:anchor="_Toc210226914" w:history="1">
             <w:r>
               <w:rPr>
                 <w:rStyle w:val="Hyperlink"/>
@@ -381,7 +386,7 @@
                 <w:noProof/>
                 <w:webHidden/>
               </w:rPr>
-              <w:instrText xml:space="preserve"> PAGEREF _Toc207746718 \h </w:instrText>
+              <w:instrText xml:space="preserve"> PAGEREF _Toc210226914 \h </w:instrText>
             </w:r>
             <w:r>
               <w:rPr>
@@ -424,9 +429,10 @@
               <w:noProof/>
               <w:sz w:val="24"/>
               <w:szCs w:val="24"/>
+              <w:lang w:eastAsia="en-US"/>
             </w:rPr>
           </w:pPr>
-          <w:hyperlink w:anchor="_Toc207746719" w:history="1">
+          <w:hyperlink w:anchor="_Toc210226915" w:history="1">
             <w:r>
               <w:rPr>
                 <w:rStyle w:val="Hyperlink"/>
@@ -453,7 +459,7 @@
                 <w:noProof/>
                 <w:webHidden/>
               </w:rPr>
-              <w:instrText xml:space="preserve"> PAGEREF _Toc207746719 \h </w:instrText>
+              <w:instrText xml:space="preserve"> PAGEREF _Toc210226915 \h </w:instrText>
             </w:r>
             <w:r>
               <w:rPr>
@@ -496,9 +502,10 @@
               <w:noProof/>
               <w:sz w:val="24"/>
               <w:szCs w:val="24"/>
+              <w:lang w:eastAsia="en-US"/>
             </w:rPr>
           </w:pPr>
-          <w:hyperlink w:anchor="_Toc207746720" w:history="1">
+          <w:hyperlink w:anchor="_Toc210226916" w:history="1">
             <w:r>
               <w:rPr>
                 <w:rStyle w:val="Hyperlink"/>
@@ -525,7 +532,7 @@
                 <w:noProof/>
                 <w:webHidden/>
               </w:rPr>
-              <w:instrText xml:space="preserve"> PAGEREF _Toc207746720 \h </w:instrText>
+              <w:instrText xml:space="preserve"> PAGEREF _Toc210226916 \h </w:instrText>
             </w:r>
             <w:r>
               <w:rPr>
@@ -568,9 +575,10 @@
               <w:noProof/>
               <w:sz w:val="24"/>
               <w:szCs w:val="24"/>
+              <w:lang w:eastAsia="en-US"/>
             </w:rPr>
           </w:pPr>
-          <w:hyperlink w:anchor="_Toc207746721" w:history="1">
+          <w:hyperlink w:anchor="_Toc210226917" w:history="1">
             <w:r>
               <w:rPr>
                 <w:rStyle w:val="Hyperlink"/>
@@ -597,7 +605,7 @@
                 <w:noProof/>
                 <w:webHidden/>
               </w:rPr>
-              <w:instrText xml:space="preserve"> PAGEREF _Toc207746721 \h </w:instrText>
+              <w:instrText xml:space="preserve"> PAGEREF _Toc210226917 \h </w:instrText>
             </w:r>
             <w:r>
               <w:rPr>
@@ -617,7 +625,7 @@
                 <w:noProof/>
                 <w:webHidden/>
               </w:rPr>
-              <w:t>3</w:t>
+              <w:t>4</w:t>
             </w:r>
             <w:r>
               <w:rPr>
@@ -640,9 +648,10 @@
               <w:noProof/>
               <w:sz w:val="24"/>
               <w:szCs w:val="24"/>
+              <w:lang w:eastAsia="en-US"/>
             </w:rPr>
           </w:pPr>
-          <w:hyperlink w:anchor="_Toc207746722" w:history="1">
+          <w:hyperlink w:anchor="_Toc210226918" w:history="1">
             <w:r>
               <w:rPr>
                 <w:rStyle w:val="Hyperlink"/>
@@ -669,7 +678,7 @@
                 <w:noProof/>
                 <w:webHidden/>
               </w:rPr>
-              <w:instrText xml:space="preserve"> PAGEREF _Toc207746722 \h </w:instrText>
+              <w:instrText xml:space="preserve"> PAGEREF _Toc210226918 \h </w:instrText>
             </w:r>
             <w:r>
               <w:rPr>
@@ -712,9 +721,10 @@
               <w:noProof/>
               <w:sz w:val="24"/>
               <w:szCs w:val="24"/>
+              <w:lang w:eastAsia="en-US"/>
             </w:rPr>
           </w:pPr>
-          <w:hyperlink w:anchor="_Toc207746723" w:history="1">
+          <w:hyperlink w:anchor="_Toc210226919" w:history="1">
             <w:r>
               <w:rPr>
                 <w:rStyle w:val="Hyperlink"/>
@@ -741,7 +751,7 @@
                 <w:noProof/>
                 <w:webHidden/>
               </w:rPr>
-              <w:instrText xml:space="preserve"> PAGEREF _Toc207746723 \h </w:instrText>
+              <w:instrText xml:space="preserve"> PAGEREF _Toc210226919 \h </w:instrText>
             </w:r>
             <w:r>
               <w:rPr>
@@ -784,9 +794,10 @@
               <w:i w:val="0"/>
               <w:iCs w:val="0"/>
               <w:noProof/>
+              <w:lang w:eastAsia="en-US"/>
             </w:rPr>
           </w:pPr>
-          <w:hyperlink w:anchor="_Toc207746724" w:history="1">
+          <w:hyperlink w:anchor="_Toc210226920" w:history="1">
             <w:r>
               <w:rPr>
                 <w:rStyle w:val="Hyperlink"/>
@@ -813,7 +824,7 @@
                 <w:noProof/>
                 <w:webHidden/>
               </w:rPr>
-              <w:instrText xml:space="preserve"> PAGEREF _Toc207746724 \h </w:instrText>
+              <w:instrText xml:space="preserve"> PAGEREF _Toc210226920 \h </w:instrText>
             </w:r>
             <w:r>
               <w:rPr>
@@ -854,9 +865,10 @@
               <w:noProof/>
               <w:sz w:val="24"/>
               <w:szCs w:val="24"/>
+              <w:lang w:eastAsia="en-US"/>
             </w:rPr>
           </w:pPr>
-          <w:hyperlink w:anchor="_Toc207746725" w:history="1">
+          <w:hyperlink w:anchor="_Toc210226921" w:history="1">
             <w:r>
               <w:rPr>
                 <w:rStyle w:val="Hyperlink"/>
@@ -883,7 +895,7 @@
                 <w:noProof/>
                 <w:webHidden/>
               </w:rPr>
-              <w:instrText xml:space="preserve"> PAGEREF _Toc207746725 \h </w:instrText>
+              <w:instrText xml:space="preserve"> PAGEREF _Toc210226921 \h </w:instrText>
             </w:r>
             <w:r>
               <w:rPr>
@@ -924,9 +936,10 @@
               <w:noProof/>
               <w:sz w:val="24"/>
               <w:szCs w:val="24"/>
+              <w:lang w:eastAsia="en-US"/>
             </w:rPr>
           </w:pPr>
-          <w:hyperlink w:anchor="_Toc207746726" w:history="1">
+          <w:hyperlink w:anchor="_Toc210226922" w:history="1">
             <w:r>
               <w:rPr>
                 <w:rStyle w:val="Hyperlink"/>
@@ -953,7 +966,7 @@
                 <w:noProof/>
                 <w:webHidden/>
               </w:rPr>
-              <w:instrText xml:space="preserve"> PAGEREF _Toc207746726 \h </w:instrText>
+              <w:instrText xml:space="preserve"> PAGEREF _Toc210226922 \h </w:instrText>
             </w:r>
             <w:r>
               <w:rPr>
@@ -994,9 +1007,10 @@
               <w:noProof/>
               <w:sz w:val="24"/>
               <w:szCs w:val="24"/>
+              <w:lang w:eastAsia="en-US"/>
             </w:rPr>
           </w:pPr>
-          <w:hyperlink w:anchor="_Toc207746727" w:history="1">
+          <w:hyperlink w:anchor="_Toc210226923" w:history="1">
             <w:r>
               <w:rPr>
                 <w:rStyle w:val="Hyperlink"/>
@@ -1023,7 +1037,7 @@
                 <w:noProof/>
                 <w:webHidden/>
               </w:rPr>
-              <w:instrText xml:space="preserve"> PAGEREF _Toc207746727 \h </w:instrText>
+              <w:instrText xml:space="preserve"> PAGEREF _Toc210226923 \h </w:instrText>
             </w:r>
             <w:r>
               <w:rPr>
@@ -1043,7 +1057,7 @@
                 <w:noProof/>
                 <w:webHidden/>
               </w:rPr>
-              <w:t>4</w:t>
+              <w:t>5</w:t>
             </w:r>
             <w:r>
               <w:rPr>
@@ -1064,9 +1078,10 @@
               <w:noProof/>
               <w:sz w:val="24"/>
               <w:szCs w:val="24"/>
+              <w:lang w:eastAsia="en-US"/>
             </w:rPr>
           </w:pPr>
-          <w:hyperlink w:anchor="_Toc207746728" w:history="1">
+          <w:hyperlink w:anchor="_Toc210226924" w:history="1">
             <w:r>
               <w:rPr>
                 <w:rStyle w:val="Hyperlink"/>
@@ -1093,7 +1108,7 @@
                 <w:noProof/>
                 <w:webHidden/>
               </w:rPr>
-              <w:instrText xml:space="preserve"> PAGEREF _Toc207746728 \h </w:instrText>
+              <w:instrText xml:space="preserve"> PAGEREF _Toc210226924 \h </w:instrText>
             </w:r>
             <w:r>
               <w:rPr>
@@ -1134,9 +1149,10 @@
               <w:noProof/>
               <w:sz w:val="24"/>
               <w:szCs w:val="24"/>
+              <w:lang w:eastAsia="en-US"/>
             </w:rPr>
           </w:pPr>
-          <w:hyperlink w:anchor="_Toc207746729" w:history="1">
+          <w:hyperlink w:anchor="_Toc210226925" w:history="1">
             <w:r>
               <w:rPr>
                 <w:rStyle w:val="Hyperlink"/>
@@ -1163,7 +1179,7 @@
                 <w:noProof/>
                 <w:webHidden/>
               </w:rPr>
-              <w:instrText xml:space="preserve"> PAGEREF _Toc207746729 \h </w:instrText>
+              <w:instrText xml:space="preserve"> PAGEREF _Toc210226925 \h </w:instrText>
             </w:r>
             <w:r>
               <w:rPr>
@@ -1204,9 +1220,10 @@
               <w:noProof/>
               <w:sz w:val="24"/>
               <w:szCs w:val="24"/>
+              <w:lang w:eastAsia="en-US"/>
             </w:rPr>
           </w:pPr>
-          <w:hyperlink w:anchor="_Toc207746730" w:history="1">
+          <w:hyperlink w:anchor="_Toc210226926" w:history="1">
             <w:r>
               <w:rPr>
                 <w:rStyle w:val="Hyperlink"/>
@@ -1233,7 +1250,7 @@
                 <w:noProof/>
                 <w:webHidden/>
               </w:rPr>
-              <w:instrText xml:space="preserve"> PAGEREF _Toc207746730 \h </w:instrText>
+              <w:instrText xml:space="preserve"> PAGEREF _Toc210226926 \h </w:instrText>
             </w:r>
             <w:r>
               <w:rPr>
@@ -1274,9 +1291,10 @@
               <w:noProof/>
               <w:sz w:val="24"/>
               <w:szCs w:val="24"/>
+              <w:lang w:eastAsia="en-US"/>
             </w:rPr>
           </w:pPr>
-          <w:hyperlink w:anchor="_Toc207746731" w:history="1">
+          <w:hyperlink w:anchor="_Toc210226927" w:history="1">
             <w:r>
               <w:rPr>
                 <w:rStyle w:val="Hyperlink"/>
@@ -1303,7 +1321,7 @@
                 <w:noProof/>
                 <w:webHidden/>
               </w:rPr>
-              <w:instrText xml:space="preserve"> PAGEREF _Toc207746731 \h </w:instrText>
+              <w:instrText xml:space="preserve"> PAGEREF _Toc210226927 \h </w:instrText>
             </w:r>
             <w:r>
               <w:rPr>
@@ -1346,9 +1364,10 @@
               <w:noProof/>
               <w:sz w:val="24"/>
               <w:szCs w:val="24"/>
+              <w:lang w:eastAsia="en-US"/>
             </w:rPr>
           </w:pPr>
-          <w:hyperlink w:anchor="_Toc207746732" w:history="1">
+          <w:hyperlink w:anchor="_Toc210226928" w:history="1">
             <w:r>
               <w:rPr>
                 <w:rStyle w:val="Hyperlink"/>
@@ -1375,7 +1394,7 @@
                 <w:noProof/>
                 <w:webHidden/>
               </w:rPr>
-              <w:instrText xml:space="preserve"> PAGEREF _Toc207746732 \h </w:instrText>
+              <w:instrText xml:space="preserve"> PAGEREF _Toc210226928 \h </w:instrText>
             </w:r>
             <w:r>
               <w:rPr>
@@ -1395,7 +1414,7 @@
                 <w:noProof/>
                 <w:webHidden/>
               </w:rPr>
-              <w:t>5</w:t>
+              <w:t>6</w:t>
             </w:r>
             <w:r>
               <w:rPr>
@@ -1418,9 +1437,10 @@
               <w:i w:val="0"/>
               <w:iCs w:val="0"/>
               <w:noProof/>
+              <w:lang w:eastAsia="en-US"/>
             </w:rPr>
           </w:pPr>
-          <w:hyperlink w:anchor="_Toc207746733" w:history="1">
+          <w:hyperlink w:anchor="_Toc210226929" w:history="1">
             <w:r>
               <w:rPr>
                 <w:rStyle w:val="Hyperlink"/>
@@ -1447,7 +1467,7 @@
                 <w:noProof/>
                 <w:webHidden/>
               </w:rPr>
-              <w:instrText xml:space="preserve"> PAGEREF _Toc207746733 \h </w:instrText>
+              <w:instrText xml:space="preserve"> PAGEREF _Toc210226929 \h </w:instrText>
             </w:r>
             <w:r>
               <w:rPr>
@@ -1488,9 +1508,10 @@
               <w:noProof/>
               <w:sz w:val="24"/>
               <w:szCs w:val="24"/>
+              <w:lang w:eastAsia="en-US"/>
             </w:rPr>
           </w:pPr>
-          <w:hyperlink w:anchor="_Toc207746734" w:history="1">
+          <w:hyperlink w:anchor="_Toc210226930" w:history="1">
             <w:r>
               <w:rPr>
                 <w:rStyle w:val="Hyperlink"/>
@@ -1517,7 +1538,7 @@
                 <w:noProof/>
                 <w:webHidden/>
               </w:rPr>
-              <w:instrText xml:space="preserve"> PAGEREF _Toc207746734 \h </w:instrText>
+              <w:instrText xml:space="preserve"> PAGEREF _Toc210226930 \h </w:instrText>
             </w:r>
             <w:r>
               <w:rPr>
@@ -1560,9 +1581,10 @@
               <w:i w:val="0"/>
               <w:iCs w:val="0"/>
               <w:noProof/>
+              <w:lang w:eastAsia="en-US"/>
             </w:rPr>
           </w:pPr>
-          <w:hyperlink w:anchor="_Toc207746735" w:history="1">
+          <w:hyperlink w:anchor="_Toc210226931" w:history="1">
             <w:r>
               <w:rPr>
                 <w:rStyle w:val="Hyperlink"/>
@@ -1589,7 +1611,7 @@
                 <w:noProof/>
                 <w:webHidden/>
               </w:rPr>
-              <w:instrText xml:space="preserve"> PAGEREF _Toc207746735 \h </w:instrText>
+              <w:instrText xml:space="preserve"> PAGEREF _Toc210226931 \h </w:instrText>
             </w:r>
             <w:r>
               <w:rPr>
@@ -1632,9 +1654,10 @@
               <w:noProof/>
               <w:sz w:val="24"/>
               <w:szCs w:val="24"/>
+              <w:lang w:eastAsia="en-US"/>
             </w:rPr>
           </w:pPr>
-          <w:hyperlink w:anchor="_Toc207746736" w:history="1">
+          <w:hyperlink w:anchor="_Toc210226932" w:history="1">
             <w:r>
               <w:rPr>
                 <w:rStyle w:val="Hyperlink"/>
@@ -1661,7 +1684,7 @@
                 <w:noProof/>
                 <w:webHidden/>
               </w:rPr>
-              <w:instrText xml:space="preserve"> PAGEREF _Toc207746736 \h </w:instrText>
+              <w:instrText xml:space="preserve"> PAGEREF _Toc210226932 \h </w:instrText>
             </w:r>
             <w:r>
               <w:rPr>
@@ -1704,9 +1727,10 @@
               <w:noProof/>
               <w:sz w:val="24"/>
               <w:szCs w:val="24"/>
+              <w:lang w:eastAsia="en-US"/>
             </w:rPr>
           </w:pPr>
-          <w:hyperlink w:anchor="_Toc207746737" w:history="1">
+          <w:hyperlink w:anchor="_Toc210226933" w:history="1">
             <w:r>
               <w:rPr>
                 <w:rStyle w:val="Hyperlink"/>
@@ -1733,7 +1757,7 @@
                 <w:noProof/>
                 <w:webHidden/>
               </w:rPr>
-              <w:instrText xml:space="preserve"> PAGEREF _Toc207746737 \h </w:instrText>
+              <w:instrText xml:space="preserve"> PAGEREF _Toc210226933 \h </w:instrText>
             </w:r>
             <w:r>
               <w:rPr>
@@ -1776,9 +1800,10 @@
               <w:noProof/>
               <w:sz w:val="24"/>
               <w:szCs w:val="24"/>
+              <w:lang w:eastAsia="en-US"/>
             </w:rPr>
           </w:pPr>
-          <w:hyperlink w:anchor="_Toc207746738" w:history="1">
+          <w:hyperlink w:anchor="_Toc210226934" w:history="1">
             <w:r>
               <w:rPr>
                 <w:rStyle w:val="Hyperlink"/>
@@ -1805,7 +1830,7 @@
                 <w:noProof/>
                 <w:webHidden/>
               </w:rPr>
-              <w:instrText xml:space="preserve"> PAGEREF _Toc207746738 \h </w:instrText>
+              <w:instrText xml:space="preserve"> PAGEREF _Toc210226934 \h </w:instrText>
             </w:r>
             <w:r>
               <w:rPr>
@@ -1848,9 +1873,10 @@
               <w:noProof/>
               <w:sz w:val="24"/>
               <w:szCs w:val="24"/>
+              <w:lang w:eastAsia="en-US"/>
             </w:rPr>
           </w:pPr>
-          <w:hyperlink w:anchor="_Toc207746739" w:history="1">
+          <w:hyperlink w:anchor="_Toc210226935" w:history="1">
             <w:r>
               <w:rPr>
                 <w:rStyle w:val="Hyperlink"/>
@@ -1877,7 +1903,7 @@
                 <w:noProof/>
                 <w:webHidden/>
               </w:rPr>
-              <w:instrText xml:space="preserve"> PAGEREF _Toc207746739 \h </w:instrText>
+              <w:instrText xml:space="preserve"> PAGEREF _Toc210226935 \h </w:instrText>
             </w:r>
             <w:r>
               <w:rPr>
@@ -1920,9 +1946,10 @@
               <w:i w:val="0"/>
               <w:iCs w:val="0"/>
               <w:noProof/>
+              <w:lang w:eastAsia="en-US"/>
             </w:rPr>
           </w:pPr>
-          <w:hyperlink w:anchor="_Toc207746740" w:history="1">
+          <w:hyperlink w:anchor="_Toc210226936" w:history="1">
             <w:r>
               <w:rPr>
                 <w:rStyle w:val="Hyperlink"/>
@@ -1949,7 +1976,7 @@
                 <w:noProof/>
                 <w:webHidden/>
               </w:rPr>
-              <w:instrText xml:space="preserve"> PAGEREF _Toc207746740 \h </w:instrText>
+              <w:instrText xml:space="preserve"> PAGEREF _Toc210226936 \h </w:instrText>
             </w:r>
             <w:r>
               <w:rPr>
@@ -1992,15 +2019,16 @@
               <w:i w:val="0"/>
               <w:iCs w:val="0"/>
               <w:noProof/>
+              <w:lang w:eastAsia="en-US"/>
             </w:rPr>
           </w:pPr>
-          <w:hyperlink w:anchor="_Toc207746741" w:history="1">
+          <w:hyperlink w:anchor="_Toc210226937" w:history="1">
             <w:r>
               <w:rPr>
                 <w:rStyle w:val="Hyperlink"/>
                 <w:noProof/>
               </w:rPr>
-              <w:t>Pretrain Model Table</w:t>
+              <w:t>Ranking System:</w:t>
             </w:r>
             <w:r>
               <w:rPr>
@@ -2021,7 +2049,7 @@
                 <w:noProof/>
                 <w:webHidden/>
               </w:rPr>
-              <w:instrText xml:space="preserve"> PAGEREF _Toc207746741 \h </w:instrText>
+              <w:instrText xml:space="preserve"> PAGEREF _Toc210226937 \h </w:instrText>
             </w:r>
             <w:r>
               <w:rPr>
@@ -2041,7 +2069,7 @@
                 <w:noProof/>
                 <w:webHidden/>
               </w:rPr>
-              <w:t>12</w:t>
+              <w:t>13</w:t>
             </w:r>
             <w:r>
               <w:rPr>
@@ -2064,14 +2092,321 @@
               <w:i w:val="0"/>
               <w:iCs w:val="0"/>
               <w:noProof/>
+              <w:lang w:eastAsia="en-US"/>
             </w:rPr>
           </w:pPr>
-          <w:hyperlink w:anchor="_Toc207746742" w:history="1">
+          <w:hyperlink w:anchor="_Toc210226938" w:history="1">
             <w:r>
               <w:rPr>
                 <w:rStyle w:val="Hyperlink"/>
                 <w:noProof/>
               </w:rPr>
+              <w:t>Transformers</w:t>
+            </w:r>
+            <w:r>
+              <w:rPr>
+                <w:noProof/>
+                <w:webHidden/>
+              </w:rPr>
+              <w:tab/>
+            </w:r>
+            <w:r>
+              <w:rPr>
+                <w:noProof/>
+                <w:webHidden/>
+              </w:rPr>
+              <w:fldChar w:fldCharType="begin"/>
+            </w:r>
+            <w:r>
+              <w:rPr>
+                <w:noProof/>
+                <w:webHidden/>
+              </w:rPr>
+              <w:instrText xml:space="preserve"> PAGEREF _Toc210226938 \h </w:instrText>
+            </w:r>
+            <w:r>
+              <w:rPr>
+                <w:noProof/>
+                <w:webHidden/>
+              </w:rPr>
+            </w:r>
+            <w:r>
+              <w:rPr>
+                <w:noProof/>
+                <w:webHidden/>
+              </w:rPr>
+              <w:fldChar w:fldCharType="separate"/>
+            </w:r>
+            <w:r>
+              <w:rPr>
+                <w:noProof/>
+                <w:webHidden/>
+              </w:rPr>
+              <w:t>13</w:t>
+            </w:r>
+            <w:r>
+              <w:rPr>
+                <w:noProof/>
+                <w:webHidden/>
+              </w:rPr>
+              <w:fldChar w:fldCharType="end"/>
+            </w:r>
+          </w:hyperlink>
+        </w:p>
+        <w:p>
+          <w:pPr>
+            <w:pStyle w:val="TOC2"/>
+            <w:tabs>
+              <w:tab w:val="right" w:leader="dot" w:pos="9350"/>
+            </w:tabs>
+            <w:rPr>
+              <w:b w:val="0"/>
+              <w:bCs w:val="0"/>
+              <w:noProof/>
+              <w:sz w:val="24"/>
+              <w:szCs w:val="24"/>
+              <w:lang w:eastAsia="en-US"/>
+            </w:rPr>
+          </w:pPr>
+          <w:hyperlink w:anchor="_Toc210226939" w:history="1">
+            <w:r>
+              <w:rPr>
+                <w:rStyle w:val="Hyperlink"/>
+                <w:noProof/>
+              </w:rPr>
+              <w:t>Positional Encoding</w:t>
+            </w:r>
+            <w:r>
+              <w:rPr>
+                <w:noProof/>
+                <w:webHidden/>
+              </w:rPr>
+              <w:tab/>
+            </w:r>
+            <w:r>
+              <w:rPr>
+                <w:noProof/>
+                <w:webHidden/>
+              </w:rPr>
+              <w:fldChar w:fldCharType="begin"/>
+            </w:r>
+            <w:r>
+              <w:rPr>
+                <w:noProof/>
+                <w:webHidden/>
+              </w:rPr>
+              <w:instrText xml:space="preserve"> PAGEREF _Toc210226939 \h </w:instrText>
+            </w:r>
+            <w:r>
+              <w:rPr>
+                <w:noProof/>
+                <w:webHidden/>
+              </w:rPr>
+            </w:r>
+            <w:r>
+              <w:rPr>
+                <w:noProof/>
+                <w:webHidden/>
+              </w:rPr>
+              <w:fldChar w:fldCharType="separate"/>
+            </w:r>
+            <w:r>
+              <w:rPr>
+                <w:noProof/>
+                <w:webHidden/>
+              </w:rPr>
+              <w:t>14</w:t>
+            </w:r>
+            <w:r>
+              <w:rPr>
+                <w:noProof/>
+                <w:webHidden/>
+              </w:rPr>
+              <w:fldChar w:fldCharType="end"/>
+            </w:r>
+          </w:hyperlink>
+        </w:p>
+        <w:p>
+          <w:pPr>
+            <w:pStyle w:val="TOC2"/>
+            <w:tabs>
+              <w:tab w:val="right" w:leader="dot" w:pos="9350"/>
+            </w:tabs>
+            <w:rPr>
+              <w:b w:val="0"/>
+              <w:bCs w:val="0"/>
+              <w:noProof/>
+              <w:sz w:val="24"/>
+              <w:szCs w:val="24"/>
+              <w:lang w:eastAsia="en-US"/>
+            </w:rPr>
+          </w:pPr>
+          <w:hyperlink w:anchor="_Toc210226940" w:history="1">
+            <w:r>
+              <w:rPr>
+                <w:rStyle w:val="Hyperlink"/>
+                <w:noProof/>
+              </w:rPr>
+              <w:t>Self Atten</w:t>
+            </w:r>
+            <w:r>
+              <w:rPr>
+                <w:rStyle w:val="Hyperlink"/>
+                <w:noProof/>
+              </w:rPr>
+              <w:t>t</w:t>
+            </w:r>
+            <w:r>
+              <w:rPr>
+                <w:rStyle w:val="Hyperlink"/>
+                <w:noProof/>
+              </w:rPr>
+              <w:t>ion-</w:t>
+            </w:r>
+            <w:r>
+              <w:rPr>
+                <w:noProof/>
+                <w:webHidden/>
+              </w:rPr>
+              <w:tab/>
+            </w:r>
+            <w:r>
+              <w:rPr>
+                <w:noProof/>
+                <w:webHidden/>
+              </w:rPr>
+              <w:fldChar w:fldCharType="begin"/>
+            </w:r>
+            <w:r>
+              <w:rPr>
+                <w:noProof/>
+                <w:webHidden/>
+              </w:rPr>
+              <w:instrText xml:space="preserve"> PAGEREF _Toc210226940 \h </w:instrText>
+            </w:r>
+            <w:r>
+              <w:rPr>
+                <w:noProof/>
+                <w:webHidden/>
+              </w:rPr>
+            </w:r>
+            <w:r>
+              <w:rPr>
+                <w:noProof/>
+                <w:webHidden/>
+              </w:rPr>
+              <w:fldChar w:fldCharType="separate"/>
+            </w:r>
+            <w:r>
+              <w:rPr>
+                <w:noProof/>
+                <w:webHidden/>
+              </w:rPr>
+              <w:t>14</w:t>
+            </w:r>
+            <w:r>
+              <w:rPr>
+                <w:noProof/>
+                <w:webHidden/>
+              </w:rPr>
+              <w:fldChar w:fldCharType="end"/>
+            </w:r>
+          </w:hyperlink>
+        </w:p>
+        <w:p>
+          <w:pPr>
+            <w:pStyle w:val="TOC1"/>
+            <w:tabs>
+              <w:tab w:val="right" w:leader="dot" w:pos="9350"/>
+            </w:tabs>
+            <w:rPr>
+              <w:b w:val="0"/>
+              <w:bCs w:val="0"/>
+              <w:i w:val="0"/>
+              <w:iCs w:val="0"/>
+              <w:noProof/>
+              <w:lang w:eastAsia="en-US"/>
+            </w:rPr>
+          </w:pPr>
+          <w:hyperlink w:anchor="_Toc210226941" w:history="1">
+            <w:r>
+              <w:rPr>
+                <w:rStyle w:val="Hyperlink"/>
+                <w:noProof/>
+              </w:rPr>
+              <w:t>Pretrain Model Table</w:t>
+            </w:r>
+            <w:r>
+              <w:rPr>
+                <w:noProof/>
+                <w:webHidden/>
+              </w:rPr>
+              <w:tab/>
+            </w:r>
+            <w:r>
+              <w:rPr>
+                <w:noProof/>
+                <w:webHidden/>
+              </w:rPr>
+              <w:fldChar w:fldCharType="begin"/>
+            </w:r>
+            <w:r>
+              <w:rPr>
+                <w:noProof/>
+                <w:webHidden/>
+              </w:rPr>
+              <w:instrText xml:space="preserve"> PAGEREF _Toc210226941 \h </w:instrText>
+            </w:r>
+            <w:r>
+              <w:rPr>
+                <w:noProof/>
+                <w:webHidden/>
+              </w:rPr>
+            </w:r>
+            <w:r>
+              <w:rPr>
+                <w:noProof/>
+                <w:webHidden/>
+              </w:rPr>
+              <w:fldChar w:fldCharType="separate"/>
+            </w:r>
+            <w:r>
+              <w:rPr>
+                <w:noProof/>
+                <w:webHidden/>
+              </w:rPr>
+              <w:t>15</w:t>
+            </w:r>
+            <w:r>
+              <w:rPr>
+                <w:noProof/>
+                <w:webHidden/>
+              </w:rPr>
+              <w:fldChar w:fldCharType="end"/>
+            </w:r>
+          </w:hyperlink>
+        </w:p>
+        <w:p>
+          <w:pPr>
+            <w:pStyle w:val="TOC1"/>
+            <w:tabs>
+              <w:tab w:val="right" w:leader="dot" w:pos="9350"/>
+            </w:tabs>
+            <w:rPr>
+              <w:b w:val="0"/>
+              <w:bCs w:val="0"/>
+              <w:i w:val="0"/>
+              <w:iCs w:val="0"/>
+              <w:noProof/>
+              <w:lang w:eastAsia="en-US"/>
+            </w:rPr>
+          </w:pPr>
+          <w:hyperlink w:anchor="_Toc210226942" w:history="1">
+            <w:r>
+              <w:rPr>
+                <w:rStyle w:val="Hyperlink"/>
+                <w:noProof/>
+              </w:rPr>
               <w:t>Harmful Content Detection</w:t>
             </w:r>
             <w:r>
@@ -2093,7 +2428,7 @@
                 <w:noProof/>
                 <w:webHidden/>
               </w:rPr>
-              <w:instrText xml:space="preserve"> PAGEREF _Toc207746742 \h </w:instrText>
+              <w:instrText xml:space="preserve"> PAGEREF _Toc210226942 \h </w:instrText>
             </w:r>
             <w:r>
               <w:rPr>
@@ -2113,7 +2448,7 @@
                 <w:noProof/>
                 <w:webHidden/>
               </w:rPr>
-              <w:t>13</w:t>
+              <w:t>17</w:t>
             </w:r>
             <w:r>
               <w:rPr>
@@ -2145,7 +2480,7 @@
       <w:pPr>
         <w:pStyle w:val="Heading1"/>
       </w:pPr>
-      <w:bookmarkStart w:id="0" w:name="_Toc207746714"/>
+      <w:bookmarkStart w:id="0" w:name="_Toc210226910"/>
       <w:r>
         <w:rPr>
           <w:rFonts w:hint="eastAsia"/>
@@ -2179,7 +2514,7 @@
       <w:pPr>
         <w:pStyle w:val="Heading2"/>
       </w:pPr>
-      <w:bookmarkStart w:id="1" w:name="_Toc207746715"/>
+      <w:bookmarkStart w:id="1" w:name="_Toc210226911"/>
       <w:r>
         <w:t>1) Lock the target &amp; guardrails</w:t>
       </w:r>
@@ -2291,7 +2626,7 @@
       <w:pPr>
         <w:pStyle w:val="Heading2"/>
       </w:pPr>
-      <w:bookmarkStart w:id="2" w:name="_Toc207746716"/>
+      <w:bookmarkStart w:id="2" w:name="_Toc210226912"/>
       <w:r>
         <w:t>2) Establish baselines (ladder)</w:t>
       </w:r>
@@ -2420,7 +2755,7 @@
       <w:pPr>
         <w:pStyle w:val="Heading2"/>
       </w:pPr>
-      <w:bookmarkStart w:id="3" w:name="_Toc207746717"/>
+      <w:bookmarkStart w:id="3" w:name="_Toc210226913"/>
       <w:r>
         <w:t>3) Feature plan (what, how, when)</w:t>
       </w:r>
@@ -2507,6 +2842,7 @@
         </w:numPr>
       </w:pPr>
       <w:r>
+        <w:lastRenderedPageBreak/>
         <w:t>Offline: heavy embeddings (doc2vec/clip/BERT) refreshed daily.</w:t>
       </w:r>
     </w:p>
@@ -2581,9 +2917,8 @@
       <w:pPr>
         <w:pStyle w:val="Heading2"/>
       </w:pPr>
-      <w:bookmarkStart w:id="4" w:name="_Toc207746718"/>
-      <w:r>
-        <w:lastRenderedPageBreak/>
+      <w:bookmarkStart w:id="4" w:name="_Toc210226914"/>
+      <w:r>
         <w:t>4) Train/validation design</w:t>
       </w:r>
       <w:bookmarkEnd w:id="4"/>
@@ -2710,7 +3045,7 @@
       <w:pPr>
         <w:pStyle w:val="Heading2"/>
       </w:pPr>
-      <w:bookmarkStart w:id="5" w:name="_Toc207746719"/>
+      <w:bookmarkStart w:id="5" w:name="_Toc210226915"/>
       <w:r>
         <w:t>5) Model choices by problem archetype</w:t>
       </w:r>
@@ -2987,7 +3322,7 @@
       <w:pPr>
         <w:pStyle w:val="Heading2"/>
       </w:pPr>
-      <w:bookmarkStart w:id="6" w:name="_Toc207746720"/>
+      <w:bookmarkStart w:id="6" w:name="_Toc210226916"/>
       <w:r>
         <w:t>6) Tuning &amp; efficiency plan</w:t>
       </w:r>
@@ -3074,8 +3409,9 @@
       <w:pPr>
         <w:pStyle w:val="Heading2"/>
       </w:pPr>
-      <w:bookmarkStart w:id="7" w:name="_Toc207746721"/>
-      <w:r>
+      <w:bookmarkStart w:id="7" w:name="_Toc210226917"/>
+      <w:r>
+        <w:lastRenderedPageBreak/>
         <w:t>7) Robustness, bias &amp; safety</w:t>
       </w:r>
       <w:bookmarkEnd w:id="7"/>
@@ -3141,9 +3477,8 @@
       <w:pPr>
         <w:pStyle w:val="Heading2"/>
       </w:pPr>
-      <w:bookmarkStart w:id="8" w:name="_Toc207746722"/>
-      <w:r>
-        <w:lastRenderedPageBreak/>
+      <w:bookmarkStart w:id="8" w:name="_Toc210226918"/>
+      <w:r>
         <w:t>8) Online experiment readiness</w:t>
       </w:r>
       <w:bookmarkEnd w:id="8"/>
@@ -3209,7 +3544,7 @@
       <w:pPr>
         <w:pStyle w:val="Heading2"/>
       </w:pPr>
-      <w:bookmarkStart w:id="9" w:name="_Toc207746723"/>
+      <w:bookmarkStart w:id="9" w:name="_Toc210226919"/>
       <w:r>
         <w:t>9) Monitoring after ship</w:t>
       </w:r>
@@ -3278,7 +3613,7 @@
           <w:noProof/>
         </w:rPr>
         <w:pict w14:anchorId="2461DE95">
-          <v:rect id="_x0000_i1041" alt="" style="width:468pt;height:.05pt;mso-width-percent:0;mso-height-percent:0;mso-width-percent:0;mso-height-percent:0" o:hralign="center" o:hrstd="t" o:hr="t" fillcolor="#a0a0a0" stroked="f"/>
+          <v:rect id="_x0000_i1025" alt="" style="width:468pt;height:.05pt;mso-width-percent:0;mso-height-percent:0;mso-width-percent:0;mso-height-percent:0" o:hralign="center" o:hrstd="t" o:hr="t" fillcolor="#a0a0a0" stroked="f"/>
         </w:pict>
       </w:r>
     </w:p>
@@ -3286,7 +3621,7 @@
       <w:pPr>
         <w:pStyle w:val="Heading1"/>
       </w:pPr>
-      <w:bookmarkStart w:id="10" w:name="_Toc207746724"/>
+      <w:bookmarkStart w:id="10" w:name="_Toc210226920"/>
       <w:r>
         <w:t>Common Guardrail Strategies to Study</w:t>
       </w:r>
@@ -3296,7 +3631,7 @@
       <w:pPr>
         <w:pStyle w:val="Heading3"/>
       </w:pPr>
-      <w:bookmarkStart w:id="11" w:name="_Toc207746725"/>
+      <w:bookmarkStart w:id="11" w:name="_Toc210226921"/>
       <w:r>
         <w:rPr>
           <w:rStyle w:val="Strong"/>
@@ -3370,7 +3705,7 @@
           <w:noProof/>
         </w:rPr>
         <w:pict w14:anchorId="03782444">
-          <v:rect id="_x0000_i1040" alt="" style="width:468pt;height:.05pt;mso-width-percent:0;mso-height-percent:0;mso-width-percent:0;mso-height-percent:0" o:hralign="center" o:hrstd="t" o:hr="t" fillcolor="#a0a0a0" stroked="f"/>
+          <v:rect id="_x0000_i1026" alt="" style="width:468pt;height:.05pt;mso-width-percent:0;mso-height-percent:0;mso-width-percent:0;mso-height-percent:0" o:hralign="center" o:hrstd="t" o:hr="t" fillcolor="#a0a0a0" stroked="f"/>
         </w:pict>
       </w:r>
     </w:p>
@@ -3378,7 +3713,7 @@
       <w:pPr>
         <w:pStyle w:val="Heading3"/>
       </w:pPr>
-      <w:bookmarkStart w:id="12" w:name="_Toc207746726"/>
+      <w:bookmarkStart w:id="12" w:name="_Toc210226922"/>
       <w:r>
         <w:rPr>
           <w:rStyle w:val="Strong"/>
@@ -3451,8 +3786,9 @@
         <w:rPr>
           <w:noProof/>
         </w:rPr>
+        <w:lastRenderedPageBreak/>
         <w:pict w14:anchorId="35DB5E03">
-          <v:rect id="_x0000_i1039" alt="" style="width:468pt;height:.05pt;mso-width-percent:0;mso-height-percent:0;mso-width-percent:0;mso-height-percent:0" o:hralign="center" o:hrstd="t" o:hr="t" fillcolor="#a0a0a0" stroked="f"/>
+          <v:rect id="_x0000_i1027" alt="" style="width:468pt;height:.05pt;mso-width-percent:0;mso-height-percent:0;mso-width-percent:0;mso-height-percent:0" o:hralign="center" o:hrstd="t" o:hr="t" fillcolor="#a0a0a0" stroked="f"/>
         </w:pict>
       </w:r>
     </w:p>
@@ -3460,7 +3796,7 @@
       <w:pPr>
         <w:pStyle w:val="Heading3"/>
       </w:pPr>
-      <w:bookmarkStart w:id="13" w:name="_Toc207746727"/>
+      <w:bookmarkStart w:id="13" w:name="_Toc210226923"/>
       <w:r>
         <w:rPr>
           <w:rStyle w:val="Strong"/>
@@ -3511,7 +3847,7 @@
           <w:noProof/>
         </w:rPr>
         <w:pict w14:anchorId="3850BF27">
-          <v:rect id="_x0000_i1038" alt="" style="width:468pt;height:.05pt;mso-width-percent:0;mso-height-percent:0;mso-width-percent:0;mso-height-percent:0" o:hralign="center" o:hrstd="t" o:hr="t" fillcolor="#a0a0a0" stroked="f"/>
+          <v:rect id="_x0000_i1028" alt="" style="width:468pt;height:.05pt;mso-width-percent:0;mso-height-percent:0;mso-width-percent:0;mso-height-percent:0" o:hralign="center" o:hrstd="t" o:hr="t" fillcolor="#a0a0a0" stroked="f"/>
         </w:pict>
       </w:r>
     </w:p>
@@ -3519,14 +3855,13 @@
       <w:pPr>
         <w:pStyle w:val="Heading3"/>
       </w:pPr>
-      <w:bookmarkStart w:id="14" w:name="_Toc207746728"/>
+      <w:bookmarkStart w:id="14" w:name="_Toc210226924"/>
       <w:r>
         <w:rPr>
           <w:rStyle w:val="Strong"/>
           <w:b w:val="0"/>
           <w:bCs w:val="0"/>
         </w:rPr>
-        <w:lastRenderedPageBreak/>
         <w:t>Multi-Objective Guardrails</w:t>
       </w:r>
       <w:bookmarkEnd w:id="14"/>
@@ -3561,7 +3896,7 @@
           <w:noProof/>
         </w:rPr>
         <w:pict w14:anchorId="24D2E3AB">
-          <v:rect id="_x0000_i1037" alt="" style="width:468pt;height:.05pt;mso-width-percent:0;mso-height-percent:0;mso-width-percent:0;mso-height-percent:0" o:hralign="center" o:hrstd="t" o:hr="t" fillcolor="#a0a0a0" stroked="f"/>
+          <v:rect id="_x0000_i1029" alt="" style="width:468pt;height:.05pt;mso-width-percent:0;mso-height-percent:0;mso-width-percent:0;mso-height-percent:0" o:hralign="center" o:hrstd="t" o:hr="t" fillcolor="#a0a0a0" stroked="f"/>
         </w:pict>
       </w:r>
     </w:p>
@@ -3569,7 +3904,7 @@
       <w:pPr>
         <w:pStyle w:val="Heading3"/>
       </w:pPr>
-      <w:bookmarkStart w:id="15" w:name="_Toc207746729"/>
+      <w:bookmarkStart w:id="15" w:name="_Toc210226925"/>
       <w:r>
         <w:rPr>
           <w:rStyle w:val="Strong"/>
@@ -3622,7 +3957,7 @@
           <w:noProof/>
         </w:rPr>
         <w:pict w14:anchorId="58110E92">
-          <v:rect id="_x0000_i1036" alt="" style="width:468pt;height:.05pt;mso-width-percent:0;mso-height-percent:0;mso-width-percent:0;mso-height-percent:0" o:hralign="center" o:hrstd="t" o:hr="t" fillcolor="#a0a0a0" stroked="f"/>
+          <v:rect id="_x0000_i1030" alt="" style="width:468pt;height:.05pt;mso-width-percent:0;mso-height-percent:0;mso-width-percent:0;mso-height-percent:0" o:hralign="center" o:hrstd="t" o:hr="t" fillcolor="#a0a0a0" stroked="f"/>
         </w:pict>
       </w:r>
     </w:p>
@@ -3630,7 +3965,7 @@
       <w:pPr>
         <w:pStyle w:val="Heading3"/>
       </w:pPr>
-      <w:bookmarkStart w:id="16" w:name="_Toc207746730"/>
+      <w:bookmarkStart w:id="16" w:name="_Toc210226926"/>
       <w:r>
         <w:rPr>
           <w:rStyle w:val="Strong"/>
@@ -3678,7 +4013,7 @@
           <w:noProof/>
         </w:rPr>
         <w:pict w14:anchorId="0BB9DE97">
-          <v:rect id="_x0000_i1035" alt="" style="width:468pt;height:.05pt;mso-width-percent:0;mso-height-percent:0;mso-width-percent:0;mso-height-percent:0" o:hralign="center" o:hrstd="t" o:hr="t" fillcolor="#a0a0a0" stroked="f"/>
+          <v:rect id="_x0000_i1031" alt="" style="width:468pt;height:.05pt;mso-width-percent:0;mso-height-percent:0;mso-width-percent:0;mso-height-percent:0" o:hralign="center" o:hrstd="t" o:hr="t" fillcolor="#a0a0a0" stroked="f"/>
         </w:pict>
       </w:r>
     </w:p>
@@ -3686,7 +4021,7 @@
       <w:pPr>
         <w:pStyle w:val="Heading3"/>
       </w:pPr>
-      <w:bookmarkStart w:id="17" w:name="_Toc207746731"/>
+      <w:bookmarkStart w:id="17" w:name="_Toc210226927"/>
       <w:r>
         <w:rPr>
           <w:rStyle w:val="Strong"/>
@@ -3760,7 +4095,7 @@
           <w:noProof/>
         </w:rPr>
         <w:pict w14:anchorId="3BB457F2">
-          <v:rect id="_x0000_i1034" alt="" style="width:468pt;height:.05pt;mso-width-percent:0;mso-height-percent:0;mso-width-percent:0;mso-height-percent:0" o:hralign="center" o:hrstd="t" o:hr="t" fillcolor="#a0a0a0" stroked="f"/>
+          <v:rect id="_x0000_i1032" alt="" style="width:468pt;height:.05pt;mso-width-percent:0;mso-height-percent:0;mso-width-percent:0;mso-height-percent:0" o:hralign="center" o:hrstd="t" o:hr="t" fillcolor="#a0a0a0" stroked="f"/>
         </w:pict>
       </w:r>
     </w:p>
@@ -3768,8 +4103,9 @@
       <w:pPr>
         <w:pStyle w:val="Heading2"/>
       </w:pPr>
-      <w:bookmarkStart w:id="18" w:name="_Toc207746732"/>
-      <w:r>
+      <w:bookmarkStart w:id="18" w:name="_Toc210226928"/>
+      <w:r>
+        <w:lastRenderedPageBreak/>
         <w:t>2. How This Maps to Interview Question Types</w:t>
       </w:r>
       <w:bookmarkEnd w:id="18"/>
@@ -3919,7 +4255,6 @@
               <w:rPr>
                 <w:rStyle w:val="Strong"/>
               </w:rPr>
-              <w:lastRenderedPageBreak/>
               <w:t>Ads / Ranking</w:t>
             </w:r>
           </w:p>
@@ -4007,7 +4342,7 @@
       <w:pPr>
         <w:pStyle w:val="Heading1"/>
       </w:pPr>
-      <w:bookmarkStart w:id="19" w:name="_Toc207746733"/>
+      <w:bookmarkStart w:id="19" w:name="_Toc210226929"/>
       <w:r>
         <w:t>Multi-Modal Fusion Strategies</w:t>
       </w:r>
@@ -4017,7 +4352,7 @@
       <w:pPr>
         <w:pStyle w:val="Heading3"/>
       </w:pPr>
-      <w:bookmarkStart w:id="20" w:name="_Toc207746734"/>
+      <w:bookmarkStart w:id="20" w:name="_Toc210226930"/>
       <w:r>
         <w:rPr>
           <w:rStyle w:val="Strong"/>
@@ -4564,7 +4899,7 @@
       <w:pPr>
         <w:pStyle w:val="Heading1"/>
       </w:pPr>
-      <w:bookmarkStart w:id="21" w:name="_Toc207746735"/>
+      <w:bookmarkStart w:id="21" w:name="_Toc210226931"/>
       <w:r>
         <w:lastRenderedPageBreak/>
         <w:t>What models to use for embedding outputs</w:t>
@@ -4575,7 +4910,7 @@
       <w:pPr>
         <w:pStyle w:val="Heading2"/>
       </w:pPr>
-      <w:bookmarkStart w:id="22" w:name="_Toc207746736"/>
+      <w:bookmarkStart w:id="22" w:name="_Toc210226932"/>
       <w:r>
         <w:t>What each option implies</w:t>
       </w:r>
@@ -4881,7 +5216,7 @@
       <w:pPr>
         <w:pStyle w:val="Heading2"/>
       </w:pPr>
-      <w:bookmarkStart w:id="23" w:name="_Toc207746737"/>
+      <w:bookmarkStart w:id="23" w:name="_Toc210226933"/>
       <w:r>
         <w:t>Practical recommendations (use this decision flow)</w:t>
       </w:r>
@@ -5138,7 +5473,7 @@
       <w:pPr>
         <w:pStyle w:val="Heading2"/>
       </w:pPr>
-      <w:bookmarkStart w:id="24" w:name="_Toc207746738"/>
+      <w:bookmarkStart w:id="24" w:name="_Toc210226934"/>
       <w:r>
         <w:t>When each clearly wins</w:t>
       </w:r>
@@ -5186,7 +5521,7 @@
       <w:pPr>
         <w:pStyle w:val="Heading2"/>
       </w:pPr>
-      <w:bookmarkStart w:id="25" w:name="_Toc207746739"/>
+      <w:bookmarkStart w:id="25" w:name="_Toc210226935"/>
       <w:r>
         <w:t>Gotchas to watch</w:t>
       </w:r>
@@ -5301,7 +5636,7 @@
       <w:pPr>
         <w:pStyle w:val="Heading1"/>
       </w:pPr>
-      <w:bookmarkStart w:id="26" w:name="_Toc207746740"/>
+      <w:bookmarkStart w:id="26" w:name="_Toc210226936"/>
       <w:r>
         <w:t>Key Terms and meanings</w:t>
       </w:r>
@@ -5623,7 +5958,15 @@
         <w:t xml:space="preserve">Use when classes are balanced, </w:t>
       </w:r>
       <w:r>
-        <w:t xml:space="preserve">care equally about performance on both classes, rare positives are not the </w:t>
+        <w:t xml:space="preserve">care equally about performance </w:t>
+      </w:r>
+      <w:proofErr w:type="gramStart"/>
+      <w:r>
+        <w:t>on</w:t>
+      </w:r>
+      <w:proofErr w:type="gramEnd"/>
+      <w:r>
+        <w:t xml:space="preserve"> both classes, rare positives are not the </w:t>
       </w:r>
       <w:proofErr w:type="gramStart"/>
       <w:r>
@@ -5691,9 +6034,11 @@
       </w:r>
     </w:p>
     <w:p>
-      <w:r>
-        <w:t>Normal (simple) embedding models</w:t>
-      </w:r>
+      <w:proofErr w:type="spellStart"/>
+      <w:r>
+        <w:t>Softmax</w:t>
+      </w:r>
+      <w:proofErr w:type="spellEnd"/>
     </w:p>
     <w:p>
       <w:pPr>
@@ -5704,7 +6049,7 @@
         </w:numPr>
       </w:pPr>
       <w:r>
-        <w:t>Think of word2vec, or a user-ID embedding in a recommender system</w:t>
+        <w:t xml:space="preserve">Converts a vector of real numbers into probability distribution, where all output probabilities are non-negative and sum to 1. </w:t>
       </w:r>
     </w:p>
     <w:p>
@@ -5716,7 +6061,47 @@
         </w:numPr>
       </w:pPr>
       <w:r>
-        <w:t>Each entity is assigned a trainable vector, and vector is only updated when the entity appears in training batch</w:t>
+        <w:lastRenderedPageBreak/>
+        <w:drawing>
+          <wp:inline distT="0" distB="0" distL="0" distR="0" wp14:anchorId="1459F1C3" wp14:editId="6421514A">
+            <wp:extent cx="3713457" cy="3990975"/>
+            <wp:effectExtent l="0" t="0" r="1905" b="0"/>
+            <wp:docPr id="1405127703" name="Picture 1" descr="Text&#10;&#10;AI-generated content may be incorrect."/>
+            <wp:cNvGraphicFramePr>
+              <a:graphicFrameLocks xmlns:a="http://schemas.openxmlformats.org/drawingml/2006/main" noChangeAspect="1"/>
+            </wp:cNvGraphicFramePr>
+            <a:graphic xmlns:a="http://schemas.openxmlformats.org/drawingml/2006/main">
+              <a:graphicData uri="http://schemas.openxmlformats.org/drawingml/2006/picture">
+                <pic:pic xmlns:pic="http://schemas.openxmlformats.org/drawingml/2006/picture">
+                  <pic:nvPicPr>
+                    <pic:cNvPr id="1405127703" name="Picture 1" descr="Text&#10;&#10;AI-generated content may be incorrect."/>
+                    <pic:cNvPicPr/>
+                  </pic:nvPicPr>
+                  <pic:blipFill>
+                    <a:blip r:embed="rId11"/>
+                    <a:stretch>
+                      <a:fillRect/>
+                    </a:stretch>
+                  </pic:blipFill>
+                  <pic:spPr>
+                    <a:xfrm>
+                      <a:off x="0" y="0"/>
+                      <a:ext cx="3716765" cy="3994530"/>
+                    </a:xfrm>
+                    <a:prstGeom prst="rect">
+                      <a:avLst/>
+                    </a:prstGeom>
+                  </pic:spPr>
+                </pic:pic>
+              </a:graphicData>
+            </a:graphic>
+          </wp:inline>
+        </w:drawing>
+      </w:r>
+    </w:p>
+    <w:p>
+      <w:r>
+        <w:t>Normal (simple) embedding models</w:t>
       </w:r>
     </w:p>
     <w:p>
@@ -5728,6 +6113,30 @@
         </w:numPr>
       </w:pPr>
       <w:r>
+        <w:t>Think of word2vec, or a user-ID embedding in a recommender system</w:t>
+      </w:r>
+    </w:p>
+    <w:p>
+      <w:pPr>
+        <w:pStyle w:val="ListParagraph"/>
+        <w:numPr>
+          <w:ilvl w:val="0"/>
+          <w:numId w:val="36"/>
+        </w:numPr>
+      </w:pPr>
+      <w:r>
+        <w:t>Each entity is assigned a trainable vector, and vector is only updated when the entity appears in training batch</w:t>
+      </w:r>
+    </w:p>
+    <w:p>
+      <w:pPr>
+        <w:pStyle w:val="ListParagraph"/>
+        <w:numPr>
+          <w:ilvl w:val="0"/>
+          <w:numId w:val="36"/>
+        </w:numPr>
+      </w:pPr>
+      <w:r>
         <w:t xml:space="preserve">Example: in word2vec “king – man + woman ≈ queen”, you’re learning embeddings </w:t>
       </w:r>
       <w:r>
@@ -5774,7 +6183,6 @@
         <w:rPr>
           <w:rFonts w:hAnsi="Symbol" w:hint="eastAsia"/>
         </w:rPr>
-        <w:lastRenderedPageBreak/>
         <w:t>N</w:t>
       </w:r>
       <w:r>
@@ -5822,7 +6230,15 @@
         </w:numPr>
       </w:pPr>
       <w:r>
-        <w:t xml:space="preserve"> Instead of giving every user completely independent vector, the embedding is computed by looking at their graph </w:t>
+        <w:t xml:space="preserve"> Instead of giving every user </w:t>
+      </w:r>
+      <w:proofErr w:type="gramStart"/>
+      <w:r>
+        <w:t>completely</w:t>
+      </w:r>
+      <w:proofErr w:type="gramEnd"/>
+      <w:r>
+        <w:t xml:space="preserve"> independent vector, the embedding is computed by looking at their graph </w:t>
       </w:r>
       <w:proofErr w:type="gramStart"/>
       <w:r>
@@ -5878,6 +6294,7 @@
         </w:numPr>
       </w:pPr>
       <w:r>
+        <w:lastRenderedPageBreak/>
         <w:t xml:space="preserve">Link </w:t>
       </w:r>
       <w:proofErr w:type="gramStart"/>
@@ -5889,10 +6306,12 @@
         <w:t xml:space="preserve">will user A interact </w:t>
       </w:r>
       <w:proofErr w:type="spellStart"/>
+      <w:proofErr w:type="gramStart"/>
       <w:r>
         <w:t>wit</w:t>
       </w:r>
       <w:proofErr w:type="spellEnd"/>
+      <w:proofErr w:type="gramEnd"/>
       <w:r>
         <w:t xml:space="preserve"> user B/content C?)</w:t>
       </w:r>
@@ -5957,10 +6376,11 @@
       <w:pPr>
         <w:pStyle w:val="Heading1"/>
       </w:pPr>
-      <w:bookmarkStart w:id="27" w:name="_Toc207746741"/>
+      <w:bookmarkStart w:id="27" w:name="_Toc210226937"/>
       <w:r>
         <w:t>Ranking System:</w:t>
       </w:r>
+      <w:bookmarkEnd w:id="27"/>
     </w:p>
     <w:p>
       <w:r>
@@ -6053,7 +6473,7 @@
                     <pic:cNvPicPr/>
                   </pic:nvPicPr>
                   <pic:blipFill>
-                    <a:blip r:embed="rId11">
+                    <a:blip r:embed="rId12">
                       <a:extLst>
                         <a:ext uri="{28A0092B-C50C-407E-A947-70E740481C1C}">
                           <a14:useLocalDpi xmlns:a14="http://schemas.microsoft.com/office/drawing/2010/main" val="0"/>
@@ -6120,11 +6540,628 @@
       <w:pPr>
         <w:pStyle w:val="Heading1"/>
       </w:pPr>
+      <w:bookmarkStart w:id="28" w:name="_Toc210226938"/>
+      <w:r>
+        <w:t>Transformers</w:t>
+      </w:r>
+      <w:bookmarkEnd w:id="28"/>
+    </w:p>
+    <w:p>
+      <w:r>
+        <w:t xml:space="preserve">Transformer is a deep learning architecture that </w:t>
+      </w:r>
+      <w:r>
+        <w:t>excels at handling sequential data by using self-attention mechanism to understand relationships between</w:t>
+      </w:r>
+      <w:r>
+        <w:t xml:space="preserve"> data embeddings </w:t>
+      </w:r>
+    </w:p>
+    <w:p>
+      <w:r>
+        <w:rPr>
+          <w:noProof/>
+        </w:rPr>
+        <w:lastRenderedPageBreak/>
+        <w:drawing>
+          <wp:inline distT="0" distB="0" distL="0" distR="0" wp14:anchorId="53F241F6" wp14:editId="1650D7E4">
+            <wp:extent cx="5943600" cy="3366770"/>
+            <wp:effectExtent l="0" t="0" r="0" b="5080"/>
+            <wp:docPr id="1153083579" name="Picture 1" descr="Transformer Models Image 1"/>
+            <wp:cNvGraphicFramePr>
+              <a:graphicFrameLocks xmlns:a="http://schemas.openxmlformats.org/drawingml/2006/main" noChangeAspect="1"/>
+            </wp:cNvGraphicFramePr>
+            <a:graphic xmlns:a="http://schemas.openxmlformats.org/drawingml/2006/main">
+              <a:graphicData uri="http://schemas.openxmlformats.org/drawingml/2006/picture">
+                <pic:pic xmlns:pic="http://schemas.openxmlformats.org/drawingml/2006/picture">
+                  <pic:nvPicPr>
+                    <pic:cNvPr id="0" name="Picture 50" descr="Transformer Models Image 1"/>
+                    <pic:cNvPicPr>
+                      <a:picLocks noChangeAspect="1" noChangeArrowheads="1"/>
+                    </pic:cNvPicPr>
+                  </pic:nvPicPr>
+                  <pic:blipFill>
+                    <a:blip r:embed="rId13">
+                      <a:extLst>
+                        <a:ext uri="{28A0092B-C50C-407E-A947-70E740481C1C}">
+                          <a14:useLocalDpi xmlns:a14="http://schemas.microsoft.com/office/drawing/2010/main" val="0"/>
+                        </a:ext>
+                      </a:extLst>
+                    </a:blip>
+                    <a:srcRect/>
+                    <a:stretch>
+                      <a:fillRect/>
+                    </a:stretch>
+                  </pic:blipFill>
+                  <pic:spPr bwMode="auto">
+                    <a:xfrm>
+                      <a:off x="0" y="0"/>
+                      <a:ext cx="5943600" cy="3366770"/>
+                    </a:xfrm>
+                    <a:prstGeom prst="rect">
+                      <a:avLst/>
+                    </a:prstGeom>
+                    <a:noFill/>
+                    <a:ln>
+                      <a:noFill/>
+                    </a:ln>
+                  </pic:spPr>
+                </pic:pic>
+              </a:graphicData>
+            </a:graphic>
+          </wp:inline>
+        </w:drawing>
+      </w:r>
+    </w:p>
+    <w:p>
+      <w:pPr>
+        <w:pStyle w:val="Heading2"/>
+      </w:pPr>
+      <w:bookmarkStart w:id="29" w:name="_Toc210226939"/>
+      <w:r>
+        <w:t>Positional Encoding</w:t>
+      </w:r>
+      <w:bookmarkEnd w:id="29"/>
+    </w:p>
+    <w:p>
+      <w:pPr>
+        <w:pStyle w:val="ListParagraph"/>
+        <w:numPr>
+          <w:ilvl w:val="0"/>
+          <w:numId w:val="36"/>
+        </w:numPr>
+      </w:pPr>
+      <w:r>
+        <w:t>Unlike RNNs transformer process</w:t>
+      </w:r>
+      <w:r>
+        <w:t xml:space="preserve"> entire input sequence in parallel. It’s efficient but the challenge is that </w:t>
+      </w:r>
+      <w:r>
+        <w:t xml:space="preserve">order </w:t>
+      </w:r>
+      <w:r>
+        <w:t>of the input is not preserved, which is critical for context understanding</w:t>
+      </w:r>
+    </w:p>
+    <w:p>
+      <w:pPr>
+        <w:pStyle w:val="ListParagraph"/>
+        <w:numPr>
+          <w:ilvl w:val="0"/>
+          <w:numId w:val="36"/>
+        </w:numPr>
+      </w:pPr>
+      <w:r>
+        <w:t>So before feeding the input sequences into the transformer, each words embedding is augmented with positional encoding, a vector repre</w:t>
+      </w:r>
+      <w:r>
+        <w:t xml:space="preserve">senting its position in the sequence. </w:t>
+      </w:r>
+    </w:p>
+    <w:p>
+      <w:pPr>
+        <w:pStyle w:val="ListParagraph"/>
+        <w:numPr>
+          <w:ilvl w:val="0"/>
+          <w:numId w:val="36"/>
+        </w:numPr>
+      </w:pPr>
+      <w:r>
+        <w:t>Positional encodings can be generated using different methods such as sinusoidal functions or learned embeddings</w:t>
+      </w:r>
+    </w:p>
+    <w:p>
+      <w:pPr>
+        <w:pStyle w:val="Heading2"/>
+      </w:pPr>
+      <w:bookmarkStart w:id="30" w:name="_Toc210226940"/>
+      <w:proofErr w:type="spellStart"/>
+      <w:r>
+        <w:t>Self Attention</w:t>
+      </w:r>
+      <w:proofErr w:type="spellEnd"/>
+      <w:r>
+        <w:t>-</w:t>
+      </w:r>
+      <w:bookmarkEnd w:id="30"/>
+    </w:p>
+    <w:p>
+      <w:pPr>
+        <w:pStyle w:val="ListParagraph"/>
+        <w:numPr>
+          <w:ilvl w:val="0"/>
+          <w:numId w:val="36"/>
+        </w:numPr>
+      </w:pPr>
+      <w:hyperlink r:id="rId14" w:history="1">
+        <w:r>
+          <w:rPr>
+            <w:rStyle w:val="Hyperlink"/>
+          </w:rPr>
+          <w:t>https://learnop</w:t>
+        </w:r>
+        <w:r>
+          <w:rPr>
+            <w:rStyle w:val="Hyperlink"/>
+          </w:rPr>
+          <w:t>e</w:t>
+        </w:r>
+        <w:r>
+          <w:rPr>
+            <w:rStyle w:val="Hyperlink"/>
+          </w:rPr>
+          <w:t>ncv.com/attention-mechanism-in-transformer-neural-networks/#Step-1,-Query,-key-value</w:t>
+        </w:r>
+      </w:hyperlink>
+    </w:p>
+    <w:p>
+      <w:pPr>
+        <w:pStyle w:val="ListParagraph"/>
+        <w:numPr>
+          <w:ilvl w:val="0"/>
+          <w:numId w:val="36"/>
+        </w:numPr>
+      </w:pPr>
+      <w:r>
+        <w:t xml:space="preserve">When </w:t>
+      </w:r>
+      <w:proofErr w:type="gramStart"/>
+      <w:r>
+        <w:t xml:space="preserve">embeddings </w:t>
+      </w:r>
+      <w:r>
+        <w:t>input</w:t>
+      </w:r>
+      <w:proofErr w:type="gramEnd"/>
+      <w:r>
+        <w:t xml:space="preserve"> into the transformer, </w:t>
+      </w:r>
+      <w:r>
+        <w:t xml:space="preserve">3 vectors are generated, </w:t>
+      </w:r>
+      <w:r>
+        <w:t>Query, Key, and Value</w:t>
+      </w:r>
+      <w:r>
+        <w:t xml:space="preserve">, for each </w:t>
+      </w:r>
+      <w:proofErr w:type="gramStart"/>
+      <w:r>
+        <w:t>inpu</w:t>
+      </w:r>
+      <w:r>
+        <w:t>ts</w:t>
+      </w:r>
+      <w:proofErr w:type="gramEnd"/>
+      <w:r>
+        <w:t xml:space="preserve">. </w:t>
+      </w:r>
+      <w:r>
+        <w:t>These 3 vectors come from the linear transformation of the same input embedding</w:t>
+      </w:r>
+      <w:r>
+        <w:t>:</w:t>
+      </w:r>
+    </w:p>
+    <w:p>
+      <w:pPr>
+        <w:pStyle w:val="ListParagraph"/>
+        <w:numPr>
+          <w:ilvl w:val="1"/>
+          <w:numId w:val="36"/>
+        </w:numPr>
+      </w:pPr>
+      <w:r>
+        <w:t xml:space="preserve">Q = </w:t>
+      </w:r>
+      <w:proofErr w:type="spellStart"/>
+      <w:r>
+        <w:t>XW_q</w:t>
+      </w:r>
+      <w:proofErr w:type="spellEnd"/>
+      <w:r>
+        <w:t xml:space="preserve">, K = </w:t>
+      </w:r>
+      <w:proofErr w:type="spellStart"/>
+      <w:r>
+        <w:t>X</w:t>
+      </w:r>
+      <w:r>
+        <w:t>W</w:t>
+      </w:r>
+      <w:r>
+        <w:t>_</w:t>
+      </w:r>
+      <w:r>
+        <w:t>k</w:t>
+      </w:r>
+      <w:proofErr w:type="spellEnd"/>
+      <w:r>
+        <w:t xml:space="preserve">, V = </w:t>
+      </w:r>
+      <w:proofErr w:type="spellStart"/>
+      <w:r>
+        <w:t>X</w:t>
+      </w:r>
+      <w:r>
+        <w:t>W</w:t>
+      </w:r>
+      <w:r>
+        <w:t>_</w:t>
+      </w:r>
+      <w:r>
+        <w:t>v</w:t>
+      </w:r>
+      <w:proofErr w:type="spellEnd"/>
+      <w:r>
+        <w:t xml:space="preserve">, </w:t>
+      </w:r>
+      <w:r>
+        <w:t xml:space="preserve">where </w:t>
+      </w:r>
+      <w:r>
+        <w:t xml:space="preserve">X is the input embedding and </w:t>
+      </w:r>
+      <w:proofErr w:type="spellStart"/>
+      <w:r>
+        <w:t>Ws</w:t>
+      </w:r>
+      <w:proofErr w:type="spellEnd"/>
+      <w:r>
+        <w:t xml:space="preserve"> are learnable weights. </w:t>
+      </w:r>
+    </w:p>
+    <w:p>
+      <w:pPr>
+        <w:pStyle w:val="ListParagraph"/>
+        <w:numPr>
+          <w:ilvl w:val="1"/>
+          <w:numId w:val="36"/>
+        </w:numPr>
+      </w:pPr>
+      <w:r>
+        <w:t>Query captures what that token is looking for</w:t>
+      </w:r>
+    </w:p>
+    <w:p>
+      <w:pPr>
+        <w:pStyle w:val="ListParagraph"/>
+        <w:numPr>
+          <w:ilvl w:val="1"/>
+          <w:numId w:val="36"/>
+        </w:numPr>
+      </w:pPr>
+      <w:r>
+        <w:t xml:space="preserve">Key </w:t>
+      </w:r>
+      <w:proofErr w:type="gramStart"/>
+      <w:r>
+        <w:t>capture</w:t>
+      </w:r>
+      <w:proofErr w:type="gramEnd"/>
+      <w:r>
+        <w:t xml:space="preserve"> what the </w:t>
+      </w:r>
+      <w:r>
+        <w:t>token has to offer</w:t>
+      </w:r>
+      <w:r>
+        <w:t xml:space="preserve"> (a label or tag describing the token)</w:t>
+      </w:r>
+    </w:p>
+    <w:p>
+      <w:pPr>
+        <w:pStyle w:val="ListParagraph"/>
+        <w:numPr>
+          <w:ilvl w:val="1"/>
+          <w:numId w:val="36"/>
+        </w:numPr>
+      </w:pPr>
+      <w:r>
+        <w:t>Value carries the actual information content that might be passed on</w:t>
+      </w:r>
+    </w:p>
+    <w:p>
+      <w:pPr>
+        <w:pStyle w:val="ListParagraph"/>
+        <w:numPr>
+          <w:ilvl w:val="0"/>
+          <w:numId w:val="36"/>
+        </w:numPr>
+      </w:pPr>
+      <w:r>
+        <w:lastRenderedPageBreak/>
+        <w:t>Using those 3 vectors we</w:t>
+      </w:r>
+      <w:r>
+        <w:t xml:space="preserve"> let each input </w:t>
+      </w:r>
+      <w:proofErr w:type="gramStart"/>
+      <w:r>
+        <w:t>token</w:t>
+      </w:r>
+      <w:proofErr w:type="gramEnd"/>
+      <w:r>
+        <w:t xml:space="preserve"> ask questions and receive answers. </w:t>
+      </w:r>
+      <w:r>
+        <w:t xml:space="preserve">When the question asked by a </w:t>
+      </w:r>
+      <w:r>
+        <w:t>token</w:t>
+      </w:r>
+      <w:r>
+        <w:t xml:space="preserve"> matches the answer sent by another </w:t>
+      </w:r>
+      <w:r>
+        <w:t>token</w:t>
+      </w:r>
+      <w:r>
+        <w:t xml:space="preserve">, we will interpret this as the two </w:t>
+      </w:r>
+      <w:r>
+        <w:t>tokens</w:t>
+      </w:r>
+      <w:r>
+        <w:t xml:space="preserve"> having heigh relevance for each other. A </w:t>
+      </w:r>
+      <w:r>
+        <w:t>token</w:t>
+      </w:r>
+      <w:r>
+        <w:t xml:space="preserve"> asks the same question to al</w:t>
+      </w:r>
+      <w:r>
+        <w:t>l</w:t>
+      </w:r>
+      <w:r>
+        <w:t xml:space="preserve"> </w:t>
+      </w:r>
+      <w:r>
+        <w:t>tokens</w:t>
+      </w:r>
+      <w:r>
+        <w:t xml:space="preserve"> in the sequence us</w:t>
+      </w:r>
+      <w:r>
+        <w:t xml:space="preserve">ing the ‘query’ vector. Similarly, it provides the same answer to all other tokens using the “key” vector. </w:t>
+      </w:r>
+    </w:p>
+    <w:p>
+      <w:pPr>
+        <w:pStyle w:val="ListParagraph"/>
+        <w:numPr>
+          <w:ilvl w:val="0"/>
+          <w:numId w:val="36"/>
+        </w:numPr>
+      </w:pPr>
+      <w:r>
+        <w:t>Computing Attention Matrix</w:t>
+      </w:r>
+    </w:p>
+    <w:p>
+      <w:pPr>
+        <w:pStyle w:val="ListParagraph"/>
+        <w:numPr>
+          <w:ilvl w:val="1"/>
+          <w:numId w:val="36"/>
+        </w:numPr>
+      </w:pPr>
+      <w:r>
+        <w:t xml:space="preserve">We use Attention Matrix to </w:t>
+      </w:r>
+      <w:r>
+        <w:t xml:space="preserve">take the dot </w:t>
+      </w:r>
+      <w:proofErr w:type="gramStart"/>
+      <w:r>
+        <w:t>produce</w:t>
+      </w:r>
+      <w:proofErr w:type="gramEnd"/>
+      <w:r>
+        <w:t xml:space="preserve"> </w:t>
+      </w:r>
+      <w:proofErr w:type="gramStart"/>
+      <w:r>
+        <w:t>of</w:t>
+      </w:r>
+      <w:proofErr w:type="gramEnd"/>
+      <w:r>
+        <w:t xml:space="preserve"> N query vectors with all N key vectors</w:t>
+      </w:r>
+      <w:r>
+        <w:t xml:space="preserve">. Since the result of dot product is just a number. It will produce </w:t>
+      </w:r>
+      <w:proofErr w:type="spellStart"/>
+      <w:r>
+        <w:t>NxN</w:t>
+      </w:r>
+      <w:proofErr w:type="spellEnd"/>
+      <w:r>
+        <w:t xml:space="preserve"> attention </w:t>
+      </w:r>
+      <w:r>
+        <w:t xml:space="preserve">matrix. </w:t>
+      </w:r>
+    </w:p>
+    <w:p>
+      <w:pPr>
+        <w:pStyle w:val="ListParagraph"/>
+        <w:numPr>
+          <w:ilvl w:val="2"/>
+          <w:numId w:val="36"/>
+        </w:numPr>
+      </w:pPr>
+      <w:r>
+        <w:drawing>
+          <wp:inline distT="0" distB="0" distL="0" distR="0" wp14:anchorId="4300E96F" wp14:editId="7CB77F20">
+            <wp:extent cx="3086100" cy="2824123"/>
+            <wp:effectExtent l="0" t="0" r="0" b="0"/>
+            <wp:docPr id="1860671059" name="Picture 1" descr="A picture containing shoji, building&#10;&#10;AI-generated content may be incorrect."/>
+            <wp:cNvGraphicFramePr>
+              <a:graphicFrameLocks xmlns:a="http://schemas.openxmlformats.org/drawingml/2006/main" noChangeAspect="1"/>
+            </wp:cNvGraphicFramePr>
+            <a:graphic xmlns:a="http://schemas.openxmlformats.org/drawingml/2006/main">
+              <a:graphicData uri="http://schemas.openxmlformats.org/drawingml/2006/picture">
+                <pic:pic xmlns:pic="http://schemas.openxmlformats.org/drawingml/2006/picture">
+                  <pic:nvPicPr>
+                    <pic:cNvPr id="1860671059" name="Picture 1" descr="A picture containing shoji, building&#10;&#10;AI-generated content may be incorrect."/>
+                    <pic:cNvPicPr/>
+                  </pic:nvPicPr>
+                  <pic:blipFill>
+                    <a:blip r:embed="rId15"/>
+                    <a:stretch>
+                      <a:fillRect/>
+                    </a:stretch>
+                  </pic:blipFill>
+                  <pic:spPr>
+                    <a:xfrm>
+                      <a:off x="0" y="0"/>
+                      <a:ext cx="3095348" cy="2832586"/>
+                    </a:xfrm>
+                    <a:prstGeom prst="rect">
+                      <a:avLst/>
+                    </a:prstGeom>
+                  </pic:spPr>
+                </pic:pic>
+              </a:graphicData>
+            </a:graphic>
+          </wp:inline>
+        </w:drawing>
+      </w:r>
+    </w:p>
+    <w:p/>
+    <w:p>
+      <w:pPr>
+        <w:pStyle w:val="ListParagraph"/>
+        <w:numPr>
+          <w:ilvl w:val="0"/>
+          <w:numId w:val="36"/>
+        </w:numPr>
+      </w:pPr>
+      <w:r>
+        <w:t>Normalization and Attention Score</w:t>
+      </w:r>
+    </w:p>
+    <w:p>
+      <w:pPr>
+        <w:pStyle w:val="ListParagraph"/>
+        <w:numPr>
+          <w:ilvl w:val="1"/>
+          <w:numId w:val="36"/>
+        </w:numPr>
+      </w:pPr>
+      <w:r>
+        <w:t>Attention matrix will contain large and small numbers</w:t>
+      </w:r>
+      <w:r>
+        <w:t>, large -&gt; high relevance and small -&gt; low relevance</w:t>
+      </w:r>
+    </w:p>
+    <w:p>
+      <w:pPr>
+        <w:pStyle w:val="ListParagraph"/>
+        <w:numPr>
+          <w:ilvl w:val="1"/>
+          <w:numId w:val="36"/>
+        </w:numPr>
+      </w:pPr>
+      <w:r>
+        <w:t xml:space="preserve">Take row-wise </w:t>
+      </w:r>
+      <w:proofErr w:type="spellStart"/>
+      <w:r>
+        <w:t>softmax</w:t>
+      </w:r>
+      <w:proofErr w:type="spellEnd"/>
+      <w:r>
+        <w:t xml:space="preserve"> (converts a vector of real numbers into a probability distribution, where all output probabilities are non-negative and sum to 1)</w:t>
+      </w:r>
+    </w:p>
+    <w:p>
+      <w:pPr>
+        <w:pStyle w:val="ListParagraph"/>
+        <w:numPr>
+          <w:ilvl w:val="2"/>
+          <w:numId w:val="36"/>
+        </w:numPr>
+      </w:pPr>
+      <w:r>
+        <w:t xml:space="preserve">Before taking </w:t>
+      </w:r>
+      <w:proofErr w:type="spellStart"/>
+      <w:r>
+        <w:t>softmax</w:t>
+      </w:r>
+      <w:proofErr w:type="spellEnd"/>
+      <w:r>
+        <w:t>, divide the attention matrix by the square root of the dimension of each query vector</w:t>
+      </w:r>
+      <w:r>
+        <w:t>. This acts as a suitable scaling factor to soften the resulting probability distribution</w:t>
+      </w:r>
+      <w:r>
+        <w:t xml:space="preserve">, so that the differences between large and small probability values are reduced and </w:t>
+      </w:r>
+      <w:r>
+        <w:t>g</w:t>
+      </w:r>
+      <w:r>
+        <w:t xml:space="preserve">radients can flow relatively equally into multiple word positions. </w:t>
+      </w:r>
+    </w:p>
+    <w:p>
+      <w:pPr>
+        <w:pStyle w:val="ListParagraph"/>
+        <w:numPr>
+          <w:ilvl w:val="0"/>
+          <w:numId w:val="36"/>
+        </w:numPr>
+      </w:pPr>
+      <w:r>
+        <w:t>Attend</w:t>
+      </w:r>
+    </w:p>
+    <w:p>
+      <w:pPr>
+        <w:pStyle w:val="ListParagraph"/>
+        <w:numPr>
+          <w:ilvl w:val="0"/>
+          <w:numId w:val="36"/>
+        </w:numPr>
+      </w:pPr>
+    </w:p>
+    <w:p>
+      <w:pPr>
+        <w:pStyle w:val="Heading1"/>
+      </w:pPr>
+      <w:bookmarkStart w:id="31" w:name="_Toc210226941"/>
       <w:r>
         <w:lastRenderedPageBreak/>
         <w:t>Pretrain Model Table</w:t>
       </w:r>
-      <w:bookmarkEnd w:id="27"/>
+      <w:bookmarkEnd w:id="31"/>
     </w:p>
     <w:tbl>
       <w:tblPr>
@@ -7232,11 +8269,11 @@
       <w:pPr>
         <w:pStyle w:val="Heading1"/>
       </w:pPr>
-      <w:bookmarkStart w:id="28" w:name="_Toc207746742"/>
+      <w:bookmarkStart w:id="32" w:name="_Toc210226942"/>
       <w:r>
         <w:t>Harmful Content Detection</w:t>
       </w:r>
-      <w:bookmarkEnd w:id="28"/>
+      <w:bookmarkEnd w:id="32"/>
     </w:p>
     <w:p>
       <w:r>
@@ -7589,7 +8626,15 @@
       </w:r>
       <w:proofErr w:type="gramEnd"/>
       <w:r>
-        <w:t xml:space="preserve"> views at all, so if no one looks at them, </w:t>
+        <w:t xml:space="preserve"> </w:t>
+      </w:r>
+      <w:proofErr w:type="gramStart"/>
+      <w:r>
+        <w:t>views</w:t>
+      </w:r>
+      <w:proofErr w:type="gramEnd"/>
+      <w:r>
+        <w:t xml:space="preserve"> at all, so if no one looks at them, </w:t>
       </w:r>
       <w:r>
         <w:t xml:space="preserve">maybe they can stay there for a little bit longer. The ones that get more view will get prioritized for harmful content detection. </w:t>
@@ -7661,7 +8706,7 @@
                     <pic:cNvPicPr/>
                   </pic:nvPicPr>
                   <pic:blipFill>
-                    <a:blip r:embed="rId12"/>
+                    <a:blip r:embed="rId16"/>
                     <a:stretch>
                       <a:fillRect/>
                     </a:stretch>
@@ -8344,8 +9389,13 @@
           <w:numId w:val="1"/>
         </w:numPr>
       </w:pPr>
-      <w:r>
-        <w:t xml:space="preserve">Normalize by exposure, 20 reports out of 10M views </w:t>
+      <w:proofErr w:type="gramStart"/>
+      <w:r>
+        <w:t>Normalize</w:t>
+      </w:r>
+      <w:proofErr w:type="gramEnd"/>
+      <w:r>
+        <w:t xml:space="preserve"> by exposure, 20 reports out of 10M views </w:t>
       </w:r>
       <w:proofErr w:type="gramStart"/>
       <w:r>
@@ -8534,7 +9584,15 @@
       </w:r>
       <w:proofErr w:type="gramEnd"/>
       <w:r>
-        <w:t xml:space="preserve"> historical behavior and characteristic, which will capture how likely they will post harmful or benign content, based on their past activity</w:t>
+        <w:t xml:space="preserve"> historical behavior and </w:t>
+      </w:r>
+      <w:proofErr w:type="gramStart"/>
+      <w:r>
+        <w:t>characteristic</w:t>
+      </w:r>
+      <w:proofErr w:type="gramEnd"/>
+      <w:r>
+        <w:t>, which will capture how likely they will post harmful or benign content, based on their past activity</w:t>
       </w:r>
     </w:p>
     <w:p>
@@ -9053,7 +10111,23 @@
         <w:t>s</w:t>
       </w:r>
       <w:r>
-        <w:t xml:space="preserve"> will change over time. if the post is revaluated after some time or </w:t>
+        <w:t xml:space="preserve"> will change over time. </w:t>
+      </w:r>
+      <w:proofErr w:type="gramStart"/>
+      <w:r>
+        <w:t>if</w:t>
+      </w:r>
+      <w:proofErr w:type="gramEnd"/>
+      <w:r>
+        <w:t xml:space="preserve"> the post is </w:t>
+      </w:r>
+      <w:proofErr w:type="gramStart"/>
+      <w:r>
+        <w:t>revaluated</w:t>
+      </w:r>
+      <w:proofErr w:type="gramEnd"/>
+      <w:r>
+        <w:t xml:space="preserve"> after some time or </w:t>
       </w:r>
       <w:r>
         <w:t xml:space="preserve">after </w:t>
@@ -9286,7 +10360,7 @@
           <w:noProof/>
         </w:rPr>
         <w:pict w14:anchorId="63F1DBE1">
-          <v:rect id="_x0000_i1032" alt="" style="width:468pt;height:.05pt;mso-width-percent:0;mso-height-percent:0;mso-width-percent:0;mso-height-percent:0" o:hralign="center" o:hrstd="t" o:hr="t" fillcolor="#a0a0a0" stroked="f"/>
+          <v:rect id="_x0000_i1034" alt="" style="width:468pt;height:.05pt;mso-width-percent:0;mso-height-percent:0;mso-width-percent:0;mso-height-percent:0" o:hralign="center" o:hrstd="t" o:hr="t" fillcolor="#a0a0a0" stroked="f"/>
         </w:pict>
       </w:r>
     </w:p>
@@ -9331,7 +10405,7 @@
           <w:noProof/>
         </w:rPr>
         <w:pict w14:anchorId="7185905A">
-          <v:rect id="_x0000_i1031" alt="" style="width:468pt;height:.05pt;mso-width-percent:0;mso-height-percent:0;mso-width-percent:0;mso-height-percent:0" o:hralign="center" o:hrstd="t" o:hr="t" fillcolor="#a0a0a0" stroked="f"/>
+          <v:rect id="_x0000_i1035" alt="" style="width:468pt;height:.05pt;mso-width-percent:0;mso-height-percent:0;mso-width-percent:0;mso-height-percent:0" o:hralign="center" o:hrstd="t" o:hr="t" fillcolor="#a0a0a0" stroked="f"/>
         </w:pict>
       </w:r>
     </w:p>
@@ -9410,7 +10484,7 @@
           <w:noProof/>
         </w:rPr>
         <w:pict w14:anchorId="7D682431">
-          <v:rect id="_x0000_i1030" alt="" style="width:468pt;height:.05pt;mso-width-percent:0;mso-height-percent:0;mso-width-percent:0;mso-height-percent:0" o:hralign="center" o:hrstd="t" o:hr="t" fillcolor="#a0a0a0" stroked="f"/>
+          <v:rect id="_x0000_i1036" alt="" style="width:468pt;height:.05pt;mso-width-percent:0;mso-height-percent:0;mso-width-percent:0;mso-height-percent:0" o:hralign="center" o:hrstd="t" o:hr="t" fillcolor="#a0a0a0" stroked="f"/>
         </w:pict>
       </w:r>
     </w:p>
@@ -9532,7 +10606,7 @@
         </w:rPr>
         <w:lastRenderedPageBreak/>
         <w:pict w14:anchorId="1F589C53">
-          <v:rect id="_x0000_i1029" alt="" style="width:468pt;height:.05pt;mso-width-percent:0;mso-height-percent:0;mso-width-percent:0;mso-height-percent:0" o:hralign="center" o:hrstd="t" o:hr="t" fillcolor="#a0a0a0" stroked="f"/>
+          <v:rect id="_x0000_i1037" alt="" style="width:468pt;height:.05pt;mso-width-percent:0;mso-height-percent:0;mso-width-percent:0;mso-height-percent:0" o:hralign="center" o:hrstd="t" o:hr="t" fillcolor="#a0a0a0" stroked="f"/>
         </w:pict>
       </w:r>
     </w:p>
@@ -9714,7 +10788,7 @@
           <w:noProof/>
         </w:rPr>
         <w:pict w14:anchorId="7466AA1D">
-          <v:rect id="_x0000_i1028" alt="" style="width:468pt;height:.05pt;mso-width-percent:0;mso-height-percent:0;mso-width-percent:0;mso-height-percent:0" o:hralign="center" o:hrstd="t" o:hr="t" fillcolor="#a0a0a0" stroked="f"/>
+          <v:rect id="_x0000_i1038" alt="" style="width:468pt;height:.05pt;mso-width-percent:0;mso-height-percent:0;mso-width-percent:0;mso-height-percent:0" o:hralign="center" o:hrstd="t" o:hr="t" fillcolor="#a0a0a0" stroked="f"/>
         </w:pict>
       </w:r>
     </w:p>
@@ -9962,7 +11036,7 @@
           <w:noProof/>
         </w:rPr>
         <w:pict w14:anchorId="45C0DA07">
-          <v:rect id="_x0000_i1027" alt="" style="width:468pt;height:.05pt;mso-width-percent:0;mso-height-percent:0;mso-width-percent:0;mso-height-percent:0" o:hralign="center" o:hrstd="t" o:hr="t" fillcolor="#a0a0a0" stroked="f"/>
+          <v:rect id="_x0000_i1039" alt="" style="width:468pt;height:.05pt;mso-width-percent:0;mso-height-percent:0;mso-width-percent:0;mso-height-percent:0" o:hralign="center" o:hrstd="t" o:hr="t" fillcolor="#a0a0a0" stroked="f"/>
         </w:pict>
       </w:r>
     </w:p>
@@ -10026,7 +11100,7 @@
           <w:noProof/>
         </w:rPr>
         <w:pict w14:anchorId="5CC06919">
-          <v:rect id="_x0000_i1026" alt="" style="width:468pt;height:.05pt;mso-width-percent:0;mso-height-percent:0;mso-width-percent:0;mso-height-percent:0" o:hralign="center" o:hrstd="t" o:hr="t" fillcolor="#a0a0a0" stroked="f"/>
+          <v:rect id="_x0000_i1040" alt="" style="width:468pt;height:.05pt;mso-width-percent:0;mso-height-percent:0;mso-width-percent:0;mso-height-percent:0" o:hralign="center" o:hrstd="t" o:hr="t" fillcolor="#a0a0a0" stroked="f"/>
         </w:pict>
       </w:r>
     </w:p>
@@ -10160,7 +11234,7 @@
           <w:noProof/>
         </w:rPr>
         <w:pict w14:anchorId="1972D3ED">
-          <v:rect id="_x0000_i1025" alt="" style="width:468pt;height:.05pt;mso-width-percent:0;mso-height-percent:0;mso-width-percent:0;mso-height-percent:0" o:hralign="center" o:hrstd="t" o:hr="t" fillcolor="#a0a0a0" stroked="f"/>
+          <v:rect id="_x0000_i1041" alt="" style="width:468pt;height:.05pt;mso-width-percent:0;mso-height-percent:0;mso-width-percent:0;mso-height-percent:0" o:hralign="center" o:hrstd="t" o:hr="t" fillcolor="#a0a0a0" stroked="f"/>
         </w:pict>
       </w:r>
     </w:p>
@@ -10256,7 +11330,7 @@
                     <pic:cNvPicPr/>
                   </pic:nvPicPr>
                   <pic:blipFill>
-                    <a:blip r:embed="rId13">
+                    <a:blip r:embed="rId17">
                       <a:extLst>
                         <a:ext uri="{28A0092B-C50C-407E-A947-70E740481C1C}">
                           <a14:useLocalDpi xmlns:a14="http://schemas.microsoft.com/office/drawing/2010/main" val="0"/>
@@ -10479,7 +11553,15 @@
         </w:numPr>
       </w:pPr>
       <w:r>
-        <w:t xml:space="preserve">As indicated earlier, reclassification do not require </w:t>
+        <w:t xml:space="preserve">As indicated earlier, reclassification </w:t>
+      </w:r>
+      <w:proofErr w:type="gramStart"/>
+      <w:r>
+        <w:t>do</w:t>
+      </w:r>
+      <w:proofErr w:type="gramEnd"/>
+      <w:r>
+        <w:t xml:space="preserve"> not require </w:t>
       </w:r>
       <w:r>
         <w:t xml:space="preserve">posts images and texts to pass through heavy embedding </w:t>
@@ -10901,9 +11983,9 @@
     <w:p/>
     <w:p/>
     <w:sectPr>
-      <w:headerReference w:type="even" r:id="rId14"/>
-      <w:headerReference w:type="default" r:id="rId15"/>
-      <w:headerReference w:type="first" r:id="rId16"/>
+      <w:headerReference w:type="even" r:id="rId18"/>
+      <w:headerReference w:type="default" r:id="rId19"/>
+      <w:headerReference w:type="first" r:id="rId20"/>
       <w:pgSz w:w="12240" w:h="15840"/>
       <w:pgMar w:top="1440" w:right="1440" w:bottom="1440" w:left="1440" w:header="720" w:footer="720" w:gutter="0"/>
       <w:cols w:space="720"/>
@@ -11056,7 +12138,7 @@
               <v:stroke joinstyle="miter"/>
               <v:path gradientshapeok="t" o:connecttype="rect"/>
             </v:shapetype>
-            <v:shape id="Text Box 2" o:spid="_x0000_s1026" type="#_x0000_t202" alt="Oshkosh Corporation Classification - Restricted" style="position:absolute;margin-left:0;margin-top:0;width:188.9pt;height:29.15pt;z-index:251659264;visibility:visible;mso-wrap-style:none;mso-wrap-distance-left:0;mso-wrap-distance-top:0;mso-wrap-distance-right:0;mso-wrap-distance-bottom:0;mso-position-horizontal:center;mso-position-horizontal-relative:page;mso-position-vertical:top;mso-position-vertical-relative:page;v-text-anchor:top" o:gfxdata="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" filled="f" stroked="f">
+            <v:shape id="Text Box 2" o:spid="_x0000_s1026" type="#_x0000_t202" alt="Oshkosh Corporation Classification - Restricted" style="position:absolute;margin-left:0;margin-top:0;width:188.9pt;height:29.15pt;z-index:251659264;visibility:visible;mso-wrap-style:none;mso-wrap-distance-left:0;mso-wrap-distance-top:0;mso-wrap-distance-right:0;mso-wrap-distance-bottom:0;mso-position-horizontal:center;mso-position-horizontal-relative:page;mso-position-vertical:top;mso-position-vertical-relative:page;v-text-anchor:top" o:gfxdata="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" filled="f" stroked="f">
               <v:textbox style="mso-fit-shape-to-text:t" inset="0,15pt,0,0">
                 <w:txbxContent>
                   <w:p>
@@ -11186,7 +12268,7 @@
               <v:stroke joinstyle="miter"/>
               <v:path gradientshapeok="t" o:connecttype="rect"/>
             </v:shapetype>
-            <v:shape id="Text Box 3" o:spid="_x0000_s1027" type="#_x0000_t202" alt="Oshkosh Corporation Classification - Restricted" style="position:absolute;margin-left:0;margin-top:0;width:188.9pt;height:29.15pt;z-index:251660288;visibility:visible;mso-wrap-style:none;mso-wrap-distance-left:0;mso-wrap-distance-top:0;mso-wrap-distance-right:0;mso-wrap-distance-bottom:0;mso-position-horizontal:center;mso-position-horizontal-relative:page;mso-position-vertical:top;mso-position-vertical-relative:page;v-text-anchor:top" o:gfxdata="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" filled="f" stroked="f">
+            <v:shape id="Text Box 3" o:spid="_x0000_s1027" type="#_x0000_t202" alt="Oshkosh Corporation Classification - Restricted" style="position:absolute;margin-left:0;margin-top:0;width:188.9pt;height:29.15pt;z-index:251660288;visibility:visible;mso-wrap-style:none;mso-wrap-distance-left:0;mso-wrap-distance-top:0;mso-wrap-distance-right:0;mso-wrap-distance-bottom:0;mso-position-horizontal:center;mso-position-horizontal-relative:page;mso-position-vertical:top;mso-position-vertical-relative:page;v-text-anchor:top" o:gfxdata="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" filled="f" stroked="f">
               <v:textbox style="mso-fit-shape-to-text:t" inset="0,15pt,0,0">
                 <w:txbxContent>
                   <w:p>
@@ -11316,7 +12398,7 @@
               <v:stroke joinstyle="miter"/>
               <v:path gradientshapeok="t" o:connecttype="rect"/>
             </v:shapetype>
-            <v:shape id="Text Box 1" o:spid="_x0000_s1028" type="#_x0000_t202" alt="Oshkosh Corporation Classification - Restricted" style="position:absolute;margin-left:0;margin-top:0;width:188.9pt;height:29.15pt;z-index:251658240;visibility:visible;mso-wrap-style:none;mso-wrap-distance-left:0;mso-wrap-distance-top:0;mso-wrap-distance-right:0;mso-wrap-distance-bottom:0;mso-position-horizontal:center;mso-position-horizontal-relative:page;mso-position-vertical:top;mso-position-vertical-relative:page;v-text-anchor:top" o:gfxdata="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" filled="f" stroked="f">
+            <v:shape id="Text Box 1" o:spid="_x0000_s1028" type="#_x0000_t202" alt="Oshkosh Corporation Classification - Restricted" style="position:absolute;margin-left:0;margin-top:0;width:188.9pt;height:29.15pt;z-index:251658240;visibility:visible;mso-wrap-style:none;mso-wrap-distance-left:0;mso-wrap-distance-top:0;mso-wrap-distance-right:0;mso-wrap-distance-bottom:0;mso-position-horizontal:center;mso-position-horizontal-relative:page;mso-position-vertical:top;mso-position-vertical-relative:page;v-text-anchor:top" o:gfxdata="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" filled="f" stroked="f">
               <v:textbox style="mso-fit-shape-to-text:t" inset="0,15pt,0,0">
                 <w:txbxContent>
                   <w:p>
@@ -17835,6 +18917,30 @@
       <w:szCs w:val="20"/>
     </w:rPr>
   </w:style>
+  <w:style w:type="character" w:styleId="UnresolvedMention">
+    <w:name w:val="Unresolved Mention"/>
+    <w:basedOn w:val="DefaultParagraphFont"/>
+    <w:uiPriority w:val="99"/>
+    <w:semiHidden/>
+    <w:unhideWhenUsed/>
+    <w:rsid w:val="00B53BD3"/>
+    <w:rPr>
+      <w:color w:val="605E5C"/>
+      <w:shd w:val="clear" w:color="auto" w:fill="E1DFDD"/>
+    </w:rPr>
+  </w:style>
+  <w:style w:type="character" w:styleId="FollowedHyperlink">
+    <w:name w:val="FollowedHyperlink"/>
+    <w:basedOn w:val="DefaultParagraphFont"/>
+    <w:uiPriority w:val="99"/>
+    <w:semiHidden/>
+    <w:unhideWhenUsed/>
+    <w:rsid w:val="00B53BD3"/>
+    <w:rPr>
+      <w:color w:val="96607D" w:themeColor="followedHyperlink"/>
+      <w:u w:val="single"/>
+    </w:rPr>
+  </w:style>
 </w:styles>
 </file>
 

--- a/ML Design.docx
+++ b/ML Design.docx
@@ -2247,21 +2247,7 @@
                 <w:rStyle w:val="Hyperlink"/>
                 <w:noProof/>
               </w:rPr>
-              <w:t>Self Atten</w:t>
-            </w:r>
-            <w:r>
-              <w:rPr>
-                <w:rStyle w:val="Hyperlink"/>
-                <w:noProof/>
-              </w:rPr>
-              <w:t>t</w:t>
-            </w:r>
-            <w:r>
-              <w:rPr>
-                <w:rStyle w:val="Hyperlink"/>
-                <w:noProof/>
-              </w:rPr>
-              <w:t>ion-</w:t>
+              <w:t>Self Attention-</w:t>
             </w:r>
             <w:r>
               <w:rPr>
@@ -3612,8 +3598,8 @@
         <w:rPr>
           <w:noProof/>
         </w:rPr>
-        <w:pict w14:anchorId="2461DE95">
-          <v:rect id="_x0000_i1025" alt="" style="width:468pt;height:.05pt;mso-width-percent:0;mso-height-percent:0;mso-width-percent:0;mso-height-percent:0" o:hralign="center" o:hrstd="t" o:hr="t" fillcolor="#a0a0a0" stroked="f"/>
+        <w:pict w14:anchorId="38CDDF49">
+          <v:rect id="_x0000_i1041" alt="" style="width:468pt;height:.05pt;mso-width-percent:0;mso-height-percent:0;mso-width-percent:0;mso-height-percent:0" o:hralign="center" o:hrstd="t" o:hr="t" fillcolor="#a0a0a0" stroked="f"/>
         </w:pict>
       </w:r>
     </w:p>
@@ -3704,8 +3690,8 @@
         <w:rPr>
           <w:noProof/>
         </w:rPr>
-        <w:pict w14:anchorId="03782444">
-          <v:rect id="_x0000_i1026" alt="" style="width:468pt;height:.05pt;mso-width-percent:0;mso-height-percent:0;mso-width-percent:0;mso-height-percent:0" o:hralign="center" o:hrstd="t" o:hr="t" fillcolor="#a0a0a0" stroked="f"/>
+        <w:pict w14:anchorId="031844FC">
+          <v:rect id="_x0000_i1040" alt="" style="width:468pt;height:.05pt;mso-width-percent:0;mso-height-percent:0;mso-width-percent:0;mso-height-percent:0" o:hralign="center" o:hrstd="t" o:hr="t" fillcolor="#a0a0a0" stroked="f"/>
         </w:pict>
       </w:r>
     </w:p>
@@ -3787,8 +3773,8 @@
           <w:noProof/>
         </w:rPr>
         <w:lastRenderedPageBreak/>
-        <w:pict w14:anchorId="35DB5E03">
-          <v:rect id="_x0000_i1027" alt="" style="width:468pt;height:.05pt;mso-width-percent:0;mso-height-percent:0;mso-width-percent:0;mso-height-percent:0" o:hralign="center" o:hrstd="t" o:hr="t" fillcolor="#a0a0a0" stroked="f"/>
+        <w:pict w14:anchorId="7254356A">
+          <v:rect id="_x0000_i1039" alt="" style="width:468pt;height:.05pt;mso-width-percent:0;mso-height-percent:0;mso-width-percent:0;mso-height-percent:0" o:hralign="center" o:hrstd="t" o:hr="t" fillcolor="#a0a0a0" stroked="f"/>
         </w:pict>
       </w:r>
     </w:p>
@@ -3846,8 +3832,8 @@
         <w:rPr>
           <w:noProof/>
         </w:rPr>
-        <w:pict w14:anchorId="3850BF27">
-          <v:rect id="_x0000_i1028" alt="" style="width:468pt;height:.05pt;mso-width-percent:0;mso-height-percent:0;mso-width-percent:0;mso-height-percent:0" o:hralign="center" o:hrstd="t" o:hr="t" fillcolor="#a0a0a0" stroked="f"/>
+        <w:pict w14:anchorId="6392BB6D">
+          <v:rect id="_x0000_i1038" alt="" style="width:468pt;height:.05pt;mso-width-percent:0;mso-height-percent:0;mso-width-percent:0;mso-height-percent:0" o:hralign="center" o:hrstd="t" o:hr="t" fillcolor="#a0a0a0" stroked="f"/>
         </w:pict>
       </w:r>
     </w:p>
@@ -3895,8 +3881,8 @@
         <w:rPr>
           <w:noProof/>
         </w:rPr>
-        <w:pict w14:anchorId="24D2E3AB">
-          <v:rect id="_x0000_i1029" alt="" style="width:468pt;height:.05pt;mso-width-percent:0;mso-height-percent:0;mso-width-percent:0;mso-height-percent:0" o:hralign="center" o:hrstd="t" o:hr="t" fillcolor="#a0a0a0" stroked="f"/>
+        <w:pict w14:anchorId="7AE1A22E">
+          <v:rect id="_x0000_i1037" alt="" style="width:468pt;height:.05pt;mso-width-percent:0;mso-height-percent:0;mso-width-percent:0;mso-height-percent:0" o:hralign="center" o:hrstd="t" o:hr="t" fillcolor="#a0a0a0" stroked="f"/>
         </w:pict>
       </w:r>
     </w:p>
@@ -3956,8 +3942,8 @@
         <w:rPr>
           <w:noProof/>
         </w:rPr>
-        <w:pict w14:anchorId="58110E92">
-          <v:rect id="_x0000_i1030" alt="" style="width:468pt;height:.05pt;mso-width-percent:0;mso-height-percent:0;mso-width-percent:0;mso-height-percent:0" o:hralign="center" o:hrstd="t" o:hr="t" fillcolor="#a0a0a0" stroked="f"/>
+        <w:pict w14:anchorId="02BB7433">
+          <v:rect id="_x0000_i1036" alt="" style="width:468pt;height:.05pt;mso-width-percent:0;mso-height-percent:0;mso-width-percent:0;mso-height-percent:0" o:hralign="center" o:hrstd="t" o:hr="t" fillcolor="#a0a0a0" stroked="f"/>
         </w:pict>
       </w:r>
     </w:p>
@@ -4012,8 +3998,8 @@
         <w:rPr>
           <w:noProof/>
         </w:rPr>
-        <w:pict w14:anchorId="0BB9DE97">
-          <v:rect id="_x0000_i1031" alt="" style="width:468pt;height:.05pt;mso-width-percent:0;mso-height-percent:0;mso-width-percent:0;mso-height-percent:0" o:hralign="center" o:hrstd="t" o:hr="t" fillcolor="#a0a0a0" stroked="f"/>
+        <w:pict w14:anchorId="18CE1C5C">
+          <v:rect id="_x0000_i1035" alt="" style="width:468pt;height:.05pt;mso-width-percent:0;mso-height-percent:0;mso-width-percent:0;mso-height-percent:0" o:hralign="center" o:hrstd="t" o:hr="t" fillcolor="#a0a0a0" stroked="f"/>
         </w:pict>
       </w:r>
     </w:p>
@@ -4094,8 +4080,8 @@
         <w:rPr>
           <w:noProof/>
         </w:rPr>
-        <w:pict w14:anchorId="3BB457F2">
-          <v:rect id="_x0000_i1032" alt="" style="width:468pt;height:.05pt;mso-width-percent:0;mso-height-percent:0;mso-width-percent:0;mso-height-percent:0" o:hralign="center" o:hrstd="t" o:hr="t" fillcolor="#a0a0a0" stroked="f"/>
+        <w:pict w14:anchorId="126F492C">
+          <v:rect id="_x0000_i1034" alt="" style="width:468pt;height:.05pt;mso-width-percent:0;mso-height-percent:0;mso-width-percent:0;mso-height-percent:0" o:hralign="center" o:hrstd="t" o:hr="t" fillcolor="#a0a0a0" stroked="f"/>
         </w:pict>
       </w:r>
     </w:p>
@@ -5958,15 +5944,7 @@
         <w:t xml:space="preserve">Use when classes are balanced, </w:t>
       </w:r>
       <w:r>
-        <w:t xml:space="preserve">care equally about performance </w:t>
-      </w:r>
-      <w:proofErr w:type="gramStart"/>
-      <w:r>
-        <w:t>on</w:t>
-      </w:r>
-      <w:proofErr w:type="gramEnd"/>
-      <w:r>
-        <w:t xml:space="preserve"> both classes, rare positives are not the </w:t>
+        <w:t xml:space="preserve">care equally about performance on both classes, rare positives are not the </w:t>
       </w:r>
       <w:proofErr w:type="gramStart"/>
       <w:r>
@@ -6061,6 +6039,9 @@
         </w:numPr>
       </w:pPr>
       <w:r>
+        <w:rPr>
+          <w:noProof/>
+        </w:rPr>
         <w:lastRenderedPageBreak/>
         <w:drawing>
           <wp:inline distT="0" distB="0" distL="0" distR="0" wp14:anchorId="1459F1C3" wp14:editId="6421514A">
@@ -6230,15 +6211,7 @@
         </w:numPr>
       </w:pPr>
       <w:r>
-        <w:t xml:space="preserve"> Instead of giving every user </w:t>
-      </w:r>
-      <w:proofErr w:type="gramStart"/>
-      <w:r>
-        <w:t>completely</w:t>
-      </w:r>
-      <w:proofErr w:type="gramEnd"/>
-      <w:r>
-        <w:t xml:space="preserve"> independent vector, the embedding is computed by looking at their graph </w:t>
+        <w:t xml:space="preserve"> Instead of giving every user completely independent vector, the embedding is computed by looking at their graph </w:t>
       </w:r>
       <w:proofErr w:type="gramStart"/>
       <w:r>
@@ -6306,12 +6279,10 @@
         <w:t xml:space="preserve">will user A interact </w:t>
       </w:r>
       <w:proofErr w:type="spellStart"/>
-      <w:proofErr w:type="gramStart"/>
       <w:r>
         <w:t>wit</w:t>
       </w:r>
       <w:proofErr w:type="spellEnd"/>
-      <w:proofErr w:type="gramEnd"/>
       <w:r>
         <w:t xml:space="preserve"> user B/content C?)</w:t>
       </w:r>
@@ -6699,19 +6670,7 @@
           <w:rPr>
             <w:rStyle w:val="Hyperlink"/>
           </w:rPr>
-          <w:t>https://learnop</w:t>
-        </w:r>
-        <w:r>
-          <w:rPr>
-            <w:rStyle w:val="Hyperlink"/>
-          </w:rPr>
-          <w:t>e</w:t>
-        </w:r>
-        <w:r>
-          <w:rPr>
-            <w:rStyle w:val="Hyperlink"/>
-          </w:rPr>
-          <w:t>ncv.com/attention-mechanism-in-transformer-neural-networks/#Step-1,-Query,-key-value</w:t>
+          <w:t>https://learnopencv.com/attention-mechanism-in-transformer-neural-networks/#Step-1,-Query,-key-value</w:t>
         </w:r>
       </w:hyperlink>
     </w:p>
@@ -6724,18 +6683,10 @@
         </w:numPr>
       </w:pPr>
       <w:r>
-        <w:t xml:space="preserve">When </w:t>
-      </w:r>
-      <w:proofErr w:type="gramStart"/>
-      <w:r>
-        <w:t xml:space="preserve">embeddings </w:t>
-      </w:r>
-      <w:r>
-        <w:t>input</w:t>
-      </w:r>
-      <w:proofErr w:type="gramEnd"/>
-      <w:r>
-        <w:t xml:space="preserve"> into the transformer, </w:t>
+        <w:t xml:space="preserve">When embeddings </w:t>
+      </w:r>
+      <w:r>
+        <w:t xml:space="preserve">input into the transformer, </w:t>
       </w:r>
       <w:r>
         <w:t xml:space="preserve">3 vectors are generated, </w:t>
@@ -6853,15 +6804,7 @@
         </w:numPr>
       </w:pPr>
       <w:r>
-        <w:t xml:space="preserve">Key </w:t>
-      </w:r>
-      <w:proofErr w:type="gramStart"/>
-      <w:r>
-        <w:t>capture</w:t>
-      </w:r>
-      <w:proofErr w:type="gramEnd"/>
-      <w:r>
-        <w:t xml:space="preserve"> what the </w:t>
+        <w:t xml:space="preserve">Key capture what the </w:t>
       </w:r>
       <w:r>
         <w:t>token has to offer</w:t>
@@ -6897,11 +6840,9 @@
       <w:r>
         <w:t xml:space="preserve"> let each input </w:t>
       </w:r>
-      <w:proofErr w:type="gramStart"/>
       <w:r>
         <w:t>token</w:t>
       </w:r>
-      <w:proofErr w:type="gramEnd"/>
       <w:r>
         <w:t xml:space="preserve"> ask questions and receive answers. </w:t>
       </w:r>
@@ -6972,23 +6913,7 @@
         <w:t xml:space="preserve">We use Attention Matrix to </w:t>
       </w:r>
       <w:r>
-        <w:t xml:space="preserve">take the dot </w:t>
-      </w:r>
-      <w:proofErr w:type="gramStart"/>
-      <w:r>
-        <w:t>produce</w:t>
-      </w:r>
-      <w:proofErr w:type="gramEnd"/>
-      <w:r>
-        <w:t xml:space="preserve"> </w:t>
-      </w:r>
-      <w:proofErr w:type="gramStart"/>
-      <w:r>
-        <w:t>of</w:t>
-      </w:r>
-      <w:proofErr w:type="gramEnd"/>
-      <w:r>
-        <w:t xml:space="preserve"> N query vectors with all N key vectors</w:t>
+        <w:t>take the dot produce of N query vectors with all N key vectors</w:t>
       </w:r>
       <w:r>
         <w:t xml:space="preserve">. Since the result of dot product is just a number. It will produce </w:t>
@@ -7014,6 +6939,9 @@
         </w:numPr>
       </w:pPr>
       <w:r>
+        <w:rPr>
+          <w:noProof/>
+        </w:rPr>
         <w:drawing>
           <wp:inline distT="0" distB="0" distL="0" distR="0" wp14:anchorId="4300E96F" wp14:editId="7CB77F20">
             <wp:extent cx="3086100" cy="2824123"/>
@@ -7147,10 +7075,50 @@
       <w:pPr>
         <w:pStyle w:val="ListParagraph"/>
         <w:numPr>
+          <w:ilvl w:val="1"/>
+          <w:numId w:val="36"/>
+        </w:numPr>
+      </w:pPr>
+      <w:r>
+        <w:t xml:space="preserve">Matrix multiplication of the attention matrix (after </w:t>
+      </w:r>
+      <w:proofErr w:type="spellStart"/>
+      <w:r>
+        <w:t>softmax</w:t>
+      </w:r>
+      <w:proofErr w:type="spellEnd"/>
+      <w:r>
+        <w:t xml:space="preserve">) and the value vector. </w:t>
+      </w:r>
+      <w:r>
+        <w:t>This produces a new representation for each token by combining its own embedding with contextually relevant information from other tokens.”</w:t>
+      </w:r>
+    </w:p>
+    <w:p>
+      <w:pPr>
+        <w:pStyle w:val="Heading2"/>
+      </w:pPr>
+      <w:proofErr w:type="spellStart"/>
+      <w:r>
+        <w:lastRenderedPageBreak/>
+        <w:t>Multihead</w:t>
+      </w:r>
+      <w:proofErr w:type="spellEnd"/>
+      <w:r>
+        <w:t xml:space="preserve"> attention</w:t>
+      </w:r>
+    </w:p>
+    <w:p>
+      <w:pPr>
+        <w:pStyle w:val="ListParagraph"/>
+        <w:numPr>
           <w:ilvl w:val="0"/>
           <w:numId w:val="36"/>
         </w:numPr>
       </w:pPr>
+      <w:r>
+        <w:t xml:space="preserve">Run self-attention multiple time in parallel, each with its own learned projections, then combine results. It allows the model to learn different types of relationships simultaneously, making contextual embedding much richer. (e.g. head1 might track long-range dependencies, head2 might focus on local context, and head3 might encode positional or punctuation clues. </w:t>
+      </w:r>
     </w:p>
     <w:p>
       <w:pPr>
@@ -7158,7 +7126,6 @@
       </w:pPr>
       <w:bookmarkStart w:id="31" w:name="_Toc210226941"/>
       <w:r>
-        <w:lastRenderedPageBreak/>
         <w:t>Pretrain Model Table</w:t>
       </w:r>
       <w:bookmarkEnd w:id="31"/>
@@ -7929,7 +7896,16 @@
                 <w:kern w:val="0"/>
                 <w14:ligatures w14:val="none"/>
               </w:rPr>
-              <w:t xml:space="preserve"> (audio classification) </w:t>
+              <w:t xml:space="preserve"> </w:t>
+            </w:r>
+            <w:r>
+              <w:rPr>
+                <w:rFonts w:eastAsia="Times New Roman" w:cs="Times New Roman"/>
+                <w:kern w:val="0"/>
+                <w14:ligatures w14:val="none"/>
+              </w:rPr>
+              <w:lastRenderedPageBreak/>
+              <w:t xml:space="preserve">(audio classification) </w:t>
             </w:r>
             <w:r>
               <w:rPr>
@@ -7971,7 +7947,17 @@
                 <w:kern w:val="0"/>
                 <w14:ligatures w14:val="none"/>
               </w:rPr>
-              <w:t>- Self-supervised: learn from raw audio - Transferable across speech/audio tasks - Whisper robust to noise, supports many languages</w:t>
+              <w:lastRenderedPageBreak/>
+              <w:t xml:space="preserve">- Self-supervised: learn from raw audio - </w:t>
+            </w:r>
+            <w:r>
+              <w:rPr>
+                <w:rFonts w:eastAsia="Times New Roman" w:cs="Times New Roman"/>
+                <w:kern w:val="0"/>
+                <w14:ligatures w14:val="none"/>
+              </w:rPr>
+              <w:lastRenderedPageBreak/>
+              <w:t>Transferable across speech/audio tasks - Whisper robust to noise, supports many languages</w:t>
             </w:r>
           </w:p>
         </w:tc>
@@ -7995,7 +7981,17 @@
                 <w:kern w:val="0"/>
                 <w14:ligatures w14:val="none"/>
               </w:rPr>
-              <w:t>- Less standardized than text/vision - Expensive for long audio clips - Weak transfer across domains (speech ↔ music ↔ ambient) - Training data often noisy/biased</w:t>
+              <w:lastRenderedPageBreak/>
+              <w:t xml:space="preserve">- Less standardized than text/vision - Expensive for long </w:t>
+            </w:r>
+            <w:r>
+              <w:rPr>
+                <w:rFonts w:eastAsia="Times New Roman" w:cs="Times New Roman"/>
+                <w:kern w:val="0"/>
+                <w14:ligatures w14:val="none"/>
+              </w:rPr>
+              <w:lastRenderedPageBreak/>
+              <w:t>audio clips - Weak transfer across domains (speech ↔ music ↔ ambient) - Training data often noisy/biased</w:t>
             </w:r>
           </w:p>
         </w:tc>
@@ -8019,7 +8015,17 @@
                 <w:kern w:val="0"/>
                 <w14:ligatures w14:val="none"/>
               </w:rPr>
-              <w:t>- Harmful speech detection (hate, harassment) - Multilingual ASR/transcription - Speaker ID, voice biometrics - Audio event detection (gunshots, alarms)</w:t>
+              <w:lastRenderedPageBreak/>
+              <w:t xml:space="preserve">- Harmful speech detection (hate, harassment) - Multilingual ASR/transcription - </w:t>
+            </w:r>
+            <w:r>
+              <w:rPr>
+                <w:rFonts w:eastAsia="Times New Roman" w:cs="Times New Roman"/>
+                <w:kern w:val="0"/>
+                <w14:ligatures w14:val="none"/>
+              </w:rPr>
+              <w:lastRenderedPageBreak/>
+              <w:t>Speaker ID, voice biometrics - Audio event detection (gunshots, alarms)</w:t>
             </w:r>
           </w:p>
         </w:tc>
@@ -8051,7 +8057,6 @@
                 <w:kern w:val="0"/>
                 <w14:ligatures w14:val="none"/>
               </w:rPr>
-              <w:lastRenderedPageBreak/>
               <w:t>Video</w:t>
             </w:r>
           </w:p>
@@ -8373,6 +8378,7 @@
         </w:numPr>
       </w:pPr>
       <w:r>
+        <w:lastRenderedPageBreak/>
         <w:t>We also have a small team of moderators who can review content, but with limited capacity</w:t>
       </w:r>
     </w:p>
@@ -8433,7 +8439,6 @@
         </w:numPr>
       </w:pPr>
       <w:r>
-        <w:lastRenderedPageBreak/>
         <w:t xml:space="preserve">How quickly do we need to detect harmful content? </w:t>
       </w:r>
     </w:p>
@@ -8626,15 +8631,7 @@
       </w:r>
       <w:proofErr w:type="gramEnd"/>
       <w:r>
-        <w:t xml:space="preserve"> </w:t>
-      </w:r>
-      <w:proofErr w:type="gramStart"/>
-      <w:r>
-        <w:t>views</w:t>
-      </w:r>
-      <w:proofErr w:type="gramEnd"/>
-      <w:r>
-        <w:t xml:space="preserve"> at all, so if no one looks at them, </w:t>
+        <w:t xml:space="preserve"> views at all, so if no one looks at them, </w:t>
       </w:r>
       <w:r>
         <w:t xml:space="preserve">maybe they can stay there for a little bit longer. The ones that get more view will get prioritized for harmful content detection. </w:t>
@@ -8681,6 +8678,7 @@
     </w:p>
     <w:p>
       <w:r>
+        <w:lastRenderedPageBreak/>
         <w:t>High Level System Design:</w:t>
       </w:r>
     </w:p>
@@ -8689,7 +8687,6 @@
         <w:rPr>
           <w:noProof/>
         </w:rPr>
-        <w:lastRenderedPageBreak/>
         <w:drawing>
           <wp:inline distT="0" distB="0" distL="0" distR="0" wp14:anchorId="39CD3F16" wp14:editId="1BE58329">
             <wp:extent cx="5943600" cy="3169920"/>
@@ -9389,13 +9386,8 @@
           <w:numId w:val="1"/>
         </w:numPr>
       </w:pPr>
-      <w:proofErr w:type="gramStart"/>
-      <w:r>
-        <w:t>Normalize</w:t>
-      </w:r>
-      <w:proofErr w:type="gramEnd"/>
-      <w:r>
-        <w:t xml:space="preserve"> by exposure, 20 reports out of 10M views </w:t>
+      <w:r>
+        <w:t xml:space="preserve">Normalize by exposure, 20 reports out of 10M views </w:t>
       </w:r>
       <w:proofErr w:type="gramStart"/>
       <w:r>
@@ -9584,15 +9576,7 @@
       </w:r>
       <w:proofErr w:type="gramEnd"/>
       <w:r>
-        <w:t xml:space="preserve"> historical behavior and </w:t>
-      </w:r>
-      <w:proofErr w:type="gramStart"/>
-      <w:r>
-        <w:t>characteristic</w:t>
-      </w:r>
-      <w:proofErr w:type="gramEnd"/>
-      <w:r>
-        <w:t>, which will capture how likely they will post harmful or benign content, based on their past activity</w:t>
+        <w:t xml:space="preserve"> historical behavior and characteristic, which will capture how likely they will post harmful or benign content, based on their past activity</w:t>
       </w:r>
     </w:p>
     <w:p>
@@ -10111,23 +10095,7 @@
         <w:t>s</w:t>
       </w:r>
       <w:r>
-        <w:t xml:space="preserve"> will change over time. </w:t>
-      </w:r>
-      <w:proofErr w:type="gramStart"/>
-      <w:r>
-        <w:t>if</w:t>
-      </w:r>
-      <w:proofErr w:type="gramEnd"/>
-      <w:r>
-        <w:t xml:space="preserve"> the post is </w:t>
-      </w:r>
-      <w:proofErr w:type="gramStart"/>
-      <w:r>
-        <w:t>revaluated</w:t>
-      </w:r>
-      <w:proofErr w:type="gramEnd"/>
-      <w:r>
-        <w:t xml:space="preserve"> after some time or </w:t>
+        <w:t xml:space="preserve"> will change over time. if the post is revaluated after some time or </w:t>
       </w:r>
       <w:r>
         <w:t xml:space="preserve">after </w:t>
@@ -10310,7 +10278,7 @@
         <w:rPr>
           <w:noProof/>
         </w:rPr>
-        <w:pict w14:anchorId="47FAB52B">
+        <w:pict w14:anchorId="08BD4AD2">
           <v:rect id="_x0000_i1033" alt="" style="width:468pt;height:.05pt;mso-width-percent:0;mso-height-percent:0;mso-width-percent:0;mso-height-percent:0" o:hralign="center" o:hrstd="t" o:hr="t" fillcolor="#a0a0a0" stroked="f"/>
         </w:pict>
       </w:r>
@@ -10359,8 +10327,8 @@
         <w:rPr>
           <w:noProof/>
         </w:rPr>
-        <w:pict w14:anchorId="63F1DBE1">
-          <v:rect id="_x0000_i1034" alt="" style="width:468pt;height:.05pt;mso-width-percent:0;mso-height-percent:0;mso-width-percent:0;mso-height-percent:0" o:hralign="center" o:hrstd="t" o:hr="t" fillcolor="#a0a0a0" stroked="f"/>
+        <w:pict w14:anchorId="717217CE">
+          <v:rect id="_x0000_i1032" alt="" style="width:468pt;height:.05pt;mso-width-percent:0;mso-height-percent:0;mso-width-percent:0;mso-height-percent:0" o:hralign="center" o:hrstd="t" o:hr="t" fillcolor="#a0a0a0" stroked="f"/>
         </w:pict>
       </w:r>
     </w:p>
@@ -10404,8 +10372,8 @@
         <w:rPr>
           <w:noProof/>
         </w:rPr>
-        <w:pict w14:anchorId="7185905A">
-          <v:rect id="_x0000_i1035" alt="" style="width:468pt;height:.05pt;mso-width-percent:0;mso-height-percent:0;mso-width-percent:0;mso-height-percent:0" o:hralign="center" o:hrstd="t" o:hr="t" fillcolor="#a0a0a0" stroked="f"/>
+        <w:pict w14:anchorId="51668B34">
+          <v:rect id="_x0000_i1031" alt="" style="width:468pt;height:.05pt;mso-width-percent:0;mso-height-percent:0;mso-width-percent:0;mso-height-percent:0" o:hralign="center" o:hrstd="t" o:hr="t" fillcolor="#a0a0a0" stroked="f"/>
         </w:pict>
       </w:r>
     </w:p>
@@ -10483,8 +10451,8 @@
         <w:rPr>
           <w:noProof/>
         </w:rPr>
-        <w:pict w14:anchorId="7D682431">
-          <v:rect id="_x0000_i1036" alt="" style="width:468pt;height:.05pt;mso-width-percent:0;mso-height-percent:0;mso-width-percent:0;mso-height-percent:0" o:hralign="center" o:hrstd="t" o:hr="t" fillcolor="#a0a0a0" stroked="f"/>
+        <w:pict w14:anchorId="49FA0C20">
+          <v:rect id="_x0000_i1030" alt="" style="width:468pt;height:.05pt;mso-width-percent:0;mso-height-percent:0;mso-width-percent:0;mso-height-percent:0" o:hralign="center" o:hrstd="t" o:hr="t" fillcolor="#a0a0a0" stroked="f"/>
         </w:pict>
       </w:r>
     </w:p>
@@ -10605,8 +10573,8 @@
           <w:noProof/>
         </w:rPr>
         <w:lastRenderedPageBreak/>
-        <w:pict w14:anchorId="1F589C53">
-          <v:rect id="_x0000_i1037" alt="" style="width:468pt;height:.05pt;mso-width-percent:0;mso-height-percent:0;mso-width-percent:0;mso-height-percent:0" o:hralign="center" o:hrstd="t" o:hr="t" fillcolor="#a0a0a0" stroked="f"/>
+        <w:pict w14:anchorId="5B7E9947">
+          <v:rect id="_x0000_i1029" alt="" style="width:468pt;height:.05pt;mso-width-percent:0;mso-height-percent:0;mso-width-percent:0;mso-height-percent:0" o:hralign="center" o:hrstd="t" o:hr="t" fillcolor="#a0a0a0" stroked="f"/>
         </w:pict>
       </w:r>
     </w:p>
@@ -10787,8 +10755,8 @@
         <w:rPr>
           <w:noProof/>
         </w:rPr>
-        <w:pict w14:anchorId="7466AA1D">
-          <v:rect id="_x0000_i1038" alt="" style="width:468pt;height:.05pt;mso-width-percent:0;mso-height-percent:0;mso-width-percent:0;mso-height-percent:0" o:hralign="center" o:hrstd="t" o:hr="t" fillcolor="#a0a0a0" stroked="f"/>
+        <w:pict w14:anchorId="63AD53BE">
+          <v:rect id="_x0000_i1028" alt="" style="width:468pt;height:.05pt;mso-width-percent:0;mso-height-percent:0;mso-width-percent:0;mso-height-percent:0" o:hralign="center" o:hrstd="t" o:hr="t" fillcolor="#a0a0a0" stroked="f"/>
         </w:pict>
       </w:r>
     </w:p>
@@ -11035,8 +11003,8 @@
         <w:rPr>
           <w:noProof/>
         </w:rPr>
-        <w:pict w14:anchorId="45C0DA07">
-          <v:rect id="_x0000_i1039" alt="" style="width:468pt;height:.05pt;mso-width-percent:0;mso-height-percent:0;mso-width-percent:0;mso-height-percent:0" o:hralign="center" o:hrstd="t" o:hr="t" fillcolor="#a0a0a0" stroked="f"/>
+        <w:pict w14:anchorId="7F64B099">
+          <v:rect id="_x0000_i1027" alt="" style="width:468pt;height:.05pt;mso-width-percent:0;mso-height-percent:0;mso-width-percent:0;mso-height-percent:0" o:hralign="center" o:hrstd="t" o:hr="t" fillcolor="#a0a0a0" stroked="f"/>
         </w:pict>
       </w:r>
     </w:p>
@@ -11099,8 +11067,8 @@
         <w:rPr>
           <w:noProof/>
         </w:rPr>
-        <w:pict w14:anchorId="5CC06919">
-          <v:rect id="_x0000_i1040" alt="" style="width:468pt;height:.05pt;mso-width-percent:0;mso-height-percent:0;mso-width-percent:0;mso-height-percent:0" o:hralign="center" o:hrstd="t" o:hr="t" fillcolor="#a0a0a0" stroked="f"/>
+        <w:pict w14:anchorId="0E0C6D3B">
+          <v:rect id="_x0000_i1026" alt="" style="width:468pt;height:.05pt;mso-width-percent:0;mso-height-percent:0;mso-width-percent:0;mso-height-percent:0" o:hralign="center" o:hrstd="t" o:hr="t" fillcolor="#a0a0a0" stroked="f"/>
         </w:pict>
       </w:r>
     </w:p>
@@ -11233,8 +11201,8 @@
         <w:rPr>
           <w:noProof/>
         </w:rPr>
-        <w:pict w14:anchorId="1972D3ED">
-          <v:rect id="_x0000_i1041" alt="" style="width:468pt;height:.05pt;mso-width-percent:0;mso-height-percent:0;mso-width-percent:0;mso-height-percent:0" o:hralign="center" o:hrstd="t" o:hr="t" fillcolor="#a0a0a0" stroked="f"/>
+        <w:pict w14:anchorId="6708674D">
+          <v:rect id="_x0000_i1025" alt="" style="width:468pt;height:.05pt;mso-width-percent:0;mso-height-percent:0;mso-width-percent:0;mso-height-percent:0" o:hralign="center" o:hrstd="t" o:hr="t" fillcolor="#a0a0a0" stroked="f"/>
         </w:pict>
       </w:r>
     </w:p>
@@ -11553,15 +11521,7 @@
         </w:numPr>
       </w:pPr>
       <w:r>
-        <w:t xml:space="preserve">As indicated earlier, reclassification </w:t>
-      </w:r>
-      <w:proofErr w:type="gramStart"/>
-      <w:r>
-        <w:t>do</w:t>
-      </w:r>
-      <w:proofErr w:type="gramEnd"/>
-      <w:r>
-        <w:t xml:space="preserve"> not require </w:t>
+        <w:t xml:space="preserve">As indicated earlier, reclassification do not require </w:t>
       </w:r>
       <w:r>
         <w:t xml:space="preserve">posts images and texts to pass through heavy embedding </w:t>
